--- a/SimuTrade/sampledata/Memoria_SimuTrade.docx
+++ b/SimuTrade/sampledata/Memoria_SimuTrade.docx
@@ -249,15 +249,7 @@
         <w:jc w:val="both"/>
       </w:pPr>
       <w:r>
-        <w:t xml:space="preserve">Los autores desean expresar su agradecimiento a la tutora Ruth </w:t>
-      </w:r>
-      <w:proofErr w:type="spellStart"/>
-      <w:r>
-        <w:t>Lospitao</w:t>
-      </w:r>
-      <w:proofErr w:type="spellEnd"/>
-      <w:r>
-        <w:t xml:space="preserve"> Ruiz por su orientación y apoyo durante el desarrollo de este proyecto. Asimismo, agradecen a todos los compañeros y profesores del ciclo los conocimientos, consejos y ayuda aportados, que han sido fundamentales para la realización de este trabajo y para llegar hasta este punto.</w:t>
+        <w:t>Los autores desean expresar su agradecimiento a la tutora Ruth Lospitao Ruiz por su orientación y apoyo durante el desarrollo de este proyecto. Asimismo, agradecen a todos los compañeros y profesores del ciclo los conocimientos, consejos y ayuda aportados, que han sido fundamentales para la realización de este trabajo y para llegar hasta este punto.</w:t>
       </w:r>
     </w:p>
     <w:p>
@@ -283,31 +275,7 @@
         <w:jc w:val="both"/>
       </w:pPr>
       <w:r>
-        <w:t xml:space="preserve">SimuTrade es una aplicación móvil Android desarrollada en </w:t>
-      </w:r>
-      <w:proofErr w:type="spellStart"/>
-      <w:r>
-        <w:t>Kotlin</w:t>
-      </w:r>
-      <w:proofErr w:type="spellEnd"/>
-      <w:r>
-        <w:t xml:space="preserve"> con </w:t>
-      </w:r>
-      <w:proofErr w:type="spellStart"/>
-      <w:r>
-        <w:t>Jetpack</w:t>
-      </w:r>
-      <w:proofErr w:type="spellEnd"/>
-      <w:r>
-        <w:t xml:space="preserve"> </w:t>
-      </w:r>
-      <w:proofErr w:type="spellStart"/>
-      <w:r>
-        <w:t>Compose</w:t>
-      </w:r>
-      <w:proofErr w:type="spellEnd"/>
-      <w:r>
-        <w:t xml:space="preserve"> cuyo objetivo principal es permitir que cualquier persona aprenda cómo funcionan los mercados financieros de forma segura, sin utilizar dinero real. Se ha diseñado especialmente para jóvenes sin experiencia previa en inversión, eliminando la principal barrera de aprendizaje: el miedo a perder dinero.</w:t>
+        <w:t>SimuTrade es una aplicación móvil Android desarrollada en Kotlin con Jetpack Compose cuyo objetivo principal es permitir que cualquier persona aprenda cómo funcionan los mercados financieros de forma segura, sin utilizar dinero real. Se ha diseñado especialmente para jóvenes sin experiencia previa en inversión, eliminando la principal barrera de aprendizaje: el miedo a perder dinero.</w:t>
       </w:r>
     </w:p>
     <w:p>
@@ -317,31 +285,7 @@
         <w:jc w:val="both"/>
       </w:pPr>
       <w:r>
-        <w:t xml:space="preserve">El usuario comienza con un saldo virtual de 100 euros y puede comprar y vender acciones de empresas como Apple, Microsoft o Tesla, así como criptomonedas como Bitcoin o Ethereum, con precios obtenidos en tiempo real de las </w:t>
-      </w:r>
-      <w:proofErr w:type="spellStart"/>
-      <w:r>
-        <w:t>APIs</w:t>
-      </w:r>
-      <w:proofErr w:type="spellEnd"/>
-      <w:r>
-        <w:t xml:space="preserve"> </w:t>
-      </w:r>
-      <w:proofErr w:type="spellStart"/>
-      <w:r>
-        <w:t>CoinGecko</w:t>
-      </w:r>
-      <w:proofErr w:type="spellEnd"/>
-      <w:r>
-        <w:t xml:space="preserve"> y </w:t>
-      </w:r>
-      <w:proofErr w:type="spellStart"/>
-      <w:r>
-        <w:t>Finnhub</w:t>
-      </w:r>
-      <w:proofErr w:type="spellEnd"/>
-      <w:r>
-        <w:t>. La aplicación incorpora un sistema de seis rangos (Principiante, Bronce, Plata, Oro, Platino y Diamante) basado exclusivamente en el beneficio obtenido por trading, una tabla de clasificación global, un sistema de retos diarios con racha y recompensas, y un sistema social completo con amigos y ligas privadas de competición.</w:t>
+        <w:t>El usuario comienza con un saldo virtual de 100 euros y puede comprar y vender acciones de empresas como Apple, Microsoft o Tesla, así como criptomonedas como Bitcoin o Ethereum, con precios obtenidos en tiempo real de las APIs CoinGecko y Finnhub. La aplicación incorpora un sistema de seis rangos (Principiante, Bronce, Plata, Oro, Platino y Diamante) basado exclusivamente en el beneficio obtenido por trading, una tabla de clasificación global, un sistema de retos diarios con racha y recompensas, y un sistema social completo con amigos y ligas privadas de competición.</w:t>
       </w:r>
     </w:p>
     <w:p>
@@ -351,47 +295,7 @@
         <w:jc w:val="both"/>
       </w:pPr>
       <w:r>
-        <w:t xml:space="preserve">El </w:t>
-      </w:r>
-      <w:proofErr w:type="spellStart"/>
-      <w:r>
-        <w:t>backend</w:t>
-      </w:r>
-      <w:proofErr w:type="spellEnd"/>
-      <w:r>
-        <w:t xml:space="preserve"> está implementado íntegramente sobre </w:t>
-      </w:r>
-      <w:proofErr w:type="spellStart"/>
-      <w:r>
-        <w:t>Firebase</w:t>
-      </w:r>
-      <w:proofErr w:type="spellEnd"/>
-      <w:r>
-        <w:t xml:space="preserve">, utilizando </w:t>
-      </w:r>
-      <w:proofErr w:type="spellStart"/>
-      <w:r>
-        <w:t>Firebase</w:t>
-      </w:r>
-      <w:proofErr w:type="spellEnd"/>
-      <w:r>
-        <w:t xml:space="preserve"> </w:t>
-      </w:r>
-      <w:proofErr w:type="spellStart"/>
-      <w:r>
-        <w:t>Authentication</w:t>
-      </w:r>
-      <w:proofErr w:type="spellEnd"/>
-      <w:r>
-        <w:t xml:space="preserve"> para la gestión de usuarios y Cloud </w:t>
-      </w:r>
-      <w:proofErr w:type="spellStart"/>
-      <w:r>
-        <w:t>Firestore</w:t>
-      </w:r>
-      <w:proofErr w:type="spellEnd"/>
-      <w:r>
-        <w:t xml:space="preserve"> como base de datos NoSQL en tiempo real. La arquitectura sigue el patrón MVVM con repositorios separados por dominio.</w:t>
+        <w:t>El backend está implementado íntegramente sobre Firebase, utilizando Firebase Authentication para la gestión de usuarios y Cloud Firestore como base de datos NoSQL en tiempo real. La arquitectura sigue el patrón MVVM con repositorios separados por dominio.</w:t>
       </w:r>
     </w:p>
     <w:p>
@@ -411,51 +315,7 @@
         <w:t xml:space="preserve">Palabras clave: </w:t>
       </w:r>
       <w:r>
-        <w:t xml:space="preserve">Android, </w:t>
-      </w:r>
-      <w:proofErr w:type="spellStart"/>
-      <w:r>
-        <w:t>Kotlin</w:t>
-      </w:r>
-      <w:proofErr w:type="spellEnd"/>
-      <w:r>
-        <w:t xml:space="preserve">, </w:t>
-      </w:r>
-      <w:proofErr w:type="spellStart"/>
-      <w:r>
-        <w:t>Jetpack</w:t>
-      </w:r>
-      <w:proofErr w:type="spellEnd"/>
-      <w:r>
-        <w:t xml:space="preserve"> </w:t>
-      </w:r>
-      <w:proofErr w:type="spellStart"/>
-      <w:r>
-        <w:t>Compose</w:t>
-      </w:r>
-      <w:proofErr w:type="spellEnd"/>
-      <w:r>
-        <w:t xml:space="preserve">, </w:t>
-      </w:r>
-      <w:proofErr w:type="spellStart"/>
-      <w:r>
-        <w:t>Firebase</w:t>
-      </w:r>
-      <w:proofErr w:type="spellEnd"/>
-      <w:r>
-        <w:t>, inversión</w:t>
-      </w:r>
-      <w:r>
-        <w:t xml:space="preserve"> educativa</w:t>
-      </w:r>
-      <w:r>
-        <w:t>,</w:t>
-      </w:r>
-      <w:r>
-        <w:t xml:space="preserve"> </w:t>
-      </w:r>
-      <w:r>
-        <w:t>MVVM.</w:t>
+        <w:t>Android, Kotlin, Jetpack Compose, Firebase, inversión educativa, MVVM.</w:t>
       </w:r>
     </w:p>
     <w:p>
@@ -509,35 +369,7 @@
         <w:rPr>
           <w:lang w:val="en-GB"/>
         </w:rPr>
-        <w:t xml:space="preserve">The user starts with a virtual balance of 100 euros and can buy and sell shares from companies such as Apple, Microsoft or Tesla, as well as cryptocurrencies such as Bitcoin or Ethereum, with prices obtained in real time from the </w:t>
-      </w:r>
-      <w:proofErr w:type="spellStart"/>
-      <w:r>
-        <w:rPr>
-          <w:lang w:val="en-GB"/>
-        </w:rPr>
-        <w:t>CoinGecko</w:t>
-      </w:r>
-      <w:proofErr w:type="spellEnd"/>
-      <w:r>
-        <w:rPr>
-          <w:lang w:val="en-GB"/>
-        </w:rPr>
-        <w:t xml:space="preserve"> and </w:t>
-      </w:r>
-      <w:proofErr w:type="spellStart"/>
-      <w:r>
-        <w:rPr>
-          <w:lang w:val="en-GB"/>
-        </w:rPr>
-        <w:t>Finnhub</w:t>
-      </w:r>
-      <w:proofErr w:type="spellEnd"/>
-      <w:r>
-        <w:rPr>
-          <w:lang w:val="en-GB"/>
-        </w:rPr>
-        <w:t xml:space="preserve"> APIs. The application incorporates a ranking system based exclusively on trading profit, a global leaderboard, a daily challenges system with streaks and rewards, and a complete social system with friends and private competition leagues.</w:t>
+        <w:t>The user starts with a virtual balance of 100 euros and can buy and sell shares from companies such as Apple, Microsoft or Tesla, as well as cryptocurrencies such as Bitcoin or Ethereum, with prices obtained in real time from the CoinGecko and Finnhub APIs. The application incorporates a ranking system based exclusively on trading profit, a global leaderboard, a daily challenges system with streaks and rewards, and a complete social system with friends and private competition leagues.</w:t>
       </w:r>
     </w:p>
     <w:p>
@@ -553,21 +385,7 @@
         <w:rPr>
           <w:lang w:val="en-GB"/>
         </w:rPr>
-        <w:t xml:space="preserve">The backend is fully implemented on Firebase, using Firebase Authentication for user management and Cloud </w:t>
-      </w:r>
-      <w:proofErr w:type="spellStart"/>
-      <w:r>
-        <w:rPr>
-          <w:lang w:val="en-GB"/>
-        </w:rPr>
-        <w:t>Firestore</w:t>
-      </w:r>
-      <w:proofErr w:type="spellEnd"/>
-      <w:r>
-        <w:rPr>
-          <w:lang w:val="en-GB"/>
-        </w:rPr>
-        <w:t xml:space="preserve"> as a real-time NoSQL database. The architecture follows the MVVM pattern with domain-separated repositories.</w:t>
+        <w:t>The backend is fully implemented on Firebase, using Firebase Authentication for user management and Cloud Firestore as a real-time NoSQL database. The architecture follows the MVVM pattern with domain-separated repositories.</w:t>
       </w:r>
     </w:p>
     <w:p>
@@ -645,11 +463,7 @@
           </w:pPr>
           <w:r>
             <w:fldChar w:fldCharType="begin"/>
-          </w:r>
-          <w:r>
             <w:instrText>TOC \h \o "1-3" \t "Heading1,1,Heading2,2,Heading3,3"</w:instrText>
-          </w:r>
-          <w:r>
             <w:fldChar w:fldCharType="separate"/>
           </w:r>
           <w:hyperlink w:anchor="_Toc229165954" w:history="1">
@@ -665,40 +479,10 @@
                 <w:noProof/>
               </w:rPr>
               <w:tab/>
-            </w:r>
-            <w:r>
-              <w:rPr>
-                <w:noProof/>
-              </w:rPr>
               <w:fldChar w:fldCharType="begin"/>
-            </w:r>
-            <w:r>
-              <w:rPr>
-                <w:noProof/>
-              </w:rPr>
               <w:instrText xml:space="preserve"> PAGEREF _Toc229165954 \h </w:instrText>
-            </w:r>
-            <w:r>
-              <w:rPr>
-                <w:noProof/>
-              </w:rPr>
-            </w:r>
-            <w:r>
-              <w:rPr>
-                <w:noProof/>
-              </w:rPr>
               <w:fldChar w:fldCharType="separate"/>
-            </w:r>
-            <w:r>
-              <w:rPr>
-                <w:noProof/>
-              </w:rPr>
               <w:t>2</w:t>
-            </w:r>
-            <w:r>
-              <w:rPr>
-                <w:noProof/>
-              </w:rPr>
               <w:fldChar w:fldCharType="end"/>
             </w:r>
           </w:hyperlink>
@@ -729,40 +513,10 @@
                 <w:noProof/>
               </w:rPr>
               <w:tab/>
-            </w:r>
-            <w:r>
-              <w:rPr>
-                <w:noProof/>
-              </w:rPr>
               <w:fldChar w:fldCharType="begin"/>
-            </w:r>
-            <w:r>
-              <w:rPr>
-                <w:noProof/>
-              </w:rPr>
               <w:instrText xml:space="preserve"> PAGEREF _Toc229165955 \h </w:instrText>
-            </w:r>
-            <w:r>
-              <w:rPr>
-                <w:noProof/>
-              </w:rPr>
-            </w:r>
-            <w:r>
-              <w:rPr>
-                <w:noProof/>
-              </w:rPr>
               <w:fldChar w:fldCharType="separate"/>
-            </w:r>
-            <w:r>
-              <w:rPr>
-                <w:noProof/>
-              </w:rPr>
               <w:t>3</w:t>
-            </w:r>
-            <w:r>
-              <w:rPr>
-                <w:noProof/>
-              </w:rPr>
               <w:fldChar w:fldCharType="end"/>
             </w:r>
           </w:hyperlink>
@@ -794,40 +548,10 @@
                 <w:noProof/>
               </w:rPr>
               <w:tab/>
-            </w:r>
-            <w:r>
-              <w:rPr>
-                <w:noProof/>
-              </w:rPr>
               <w:fldChar w:fldCharType="begin"/>
-            </w:r>
-            <w:r>
-              <w:rPr>
-                <w:noProof/>
-              </w:rPr>
               <w:instrText xml:space="preserve"> PAGEREF _Toc229165956 \h </w:instrText>
-            </w:r>
-            <w:r>
-              <w:rPr>
-                <w:noProof/>
-              </w:rPr>
-            </w:r>
-            <w:r>
-              <w:rPr>
-                <w:noProof/>
-              </w:rPr>
               <w:fldChar w:fldCharType="separate"/>
-            </w:r>
-            <w:r>
-              <w:rPr>
-                <w:noProof/>
-              </w:rPr>
               <w:t>4</w:t>
-            </w:r>
-            <w:r>
-              <w:rPr>
-                <w:noProof/>
-              </w:rPr>
               <w:fldChar w:fldCharType="end"/>
             </w:r>
           </w:hyperlink>
@@ -858,40 +582,10 @@
                 <w:noProof/>
               </w:rPr>
               <w:tab/>
-            </w:r>
-            <w:r>
-              <w:rPr>
-                <w:noProof/>
-              </w:rPr>
               <w:fldChar w:fldCharType="begin"/>
-            </w:r>
-            <w:r>
-              <w:rPr>
-                <w:noProof/>
-              </w:rPr>
               <w:instrText xml:space="preserve"> PAGEREF _Toc229165957 \h </w:instrText>
-            </w:r>
-            <w:r>
-              <w:rPr>
-                <w:noProof/>
-              </w:rPr>
-            </w:r>
-            <w:r>
-              <w:rPr>
-                <w:noProof/>
-              </w:rPr>
               <w:fldChar w:fldCharType="separate"/>
-            </w:r>
-            <w:r>
-              <w:rPr>
-                <w:noProof/>
-              </w:rPr>
               <w:t>5</w:t>
-            </w:r>
-            <w:r>
-              <w:rPr>
-                <w:noProof/>
-              </w:rPr>
               <w:fldChar w:fldCharType="end"/>
             </w:r>
           </w:hyperlink>
@@ -922,40 +616,10 @@
                 <w:noProof/>
               </w:rPr>
               <w:tab/>
-            </w:r>
-            <w:r>
-              <w:rPr>
-                <w:noProof/>
-              </w:rPr>
               <w:fldChar w:fldCharType="begin"/>
-            </w:r>
-            <w:r>
-              <w:rPr>
-                <w:noProof/>
-              </w:rPr>
               <w:instrText xml:space="preserve"> PAGEREF _Toc229165958 \h </w:instrText>
-            </w:r>
-            <w:r>
-              <w:rPr>
-                <w:noProof/>
-              </w:rPr>
-            </w:r>
-            <w:r>
-              <w:rPr>
-                <w:noProof/>
-              </w:rPr>
               <w:fldChar w:fldCharType="separate"/>
-            </w:r>
-            <w:r>
-              <w:rPr>
-                <w:noProof/>
-              </w:rPr>
               <w:t>7</w:t>
-            </w:r>
-            <w:r>
-              <w:rPr>
-                <w:noProof/>
-              </w:rPr>
               <w:fldChar w:fldCharType="end"/>
             </w:r>
           </w:hyperlink>
@@ -986,40 +650,10 @@
                 <w:noProof/>
               </w:rPr>
               <w:tab/>
-            </w:r>
-            <w:r>
-              <w:rPr>
-                <w:noProof/>
-              </w:rPr>
               <w:fldChar w:fldCharType="begin"/>
-            </w:r>
-            <w:r>
-              <w:rPr>
-                <w:noProof/>
-              </w:rPr>
               <w:instrText xml:space="preserve"> PAGEREF _Toc229165959 \h </w:instrText>
-            </w:r>
-            <w:r>
-              <w:rPr>
-                <w:noProof/>
-              </w:rPr>
-            </w:r>
-            <w:r>
-              <w:rPr>
-                <w:noProof/>
-              </w:rPr>
               <w:fldChar w:fldCharType="separate"/>
-            </w:r>
-            <w:r>
-              <w:rPr>
-                <w:noProof/>
-              </w:rPr>
               <w:t>7</w:t>
-            </w:r>
-            <w:r>
-              <w:rPr>
-                <w:noProof/>
-              </w:rPr>
               <w:fldChar w:fldCharType="end"/>
             </w:r>
           </w:hyperlink>
@@ -1050,40 +684,10 @@
                 <w:noProof/>
               </w:rPr>
               <w:tab/>
-            </w:r>
-            <w:r>
-              <w:rPr>
-                <w:noProof/>
-              </w:rPr>
               <w:fldChar w:fldCharType="begin"/>
-            </w:r>
-            <w:r>
-              <w:rPr>
-                <w:noProof/>
-              </w:rPr>
               <w:instrText xml:space="preserve"> PAGEREF _Toc229165960 \h </w:instrText>
-            </w:r>
-            <w:r>
-              <w:rPr>
-                <w:noProof/>
-              </w:rPr>
-            </w:r>
-            <w:r>
-              <w:rPr>
-                <w:noProof/>
-              </w:rPr>
               <w:fldChar w:fldCharType="separate"/>
-            </w:r>
-            <w:r>
-              <w:rPr>
-                <w:noProof/>
-              </w:rPr>
               <w:t>7</w:t>
-            </w:r>
-            <w:r>
-              <w:rPr>
-                <w:noProof/>
-              </w:rPr>
               <w:fldChar w:fldCharType="end"/>
             </w:r>
           </w:hyperlink>
@@ -1114,40 +718,10 @@
                 <w:noProof/>
               </w:rPr>
               <w:tab/>
-            </w:r>
-            <w:r>
-              <w:rPr>
-                <w:noProof/>
-              </w:rPr>
               <w:fldChar w:fldCharType="begin"/>
-            </w:r>
-            <w:r>
-              <w:rPr>
-                <w:noProof/>
-              </w:rPr>
               <w:instrText xml:space="preserve"> PAGEREF _Toc229165961 \h </w:instrText>
-            </w:r>
-            <w:r>
-              <w:rPr>
-                <w:noProof/>
-              </w:rPr>
-            </w:r>
-            <w:r>
-              <w:rPr>
-                <w:noProof/>
-              </w:rPr>
               <w:fldChar w:fldCharType="separate"/>
-            </w:r>
-            <w:r>
-              <w:rPr>
-                <w:noProof/>
-              </w:rPr>
               <w:t>8</w:t>
-            </w:r>
-            <w:r>
-              <w:rPr>
-                <w:noProof/>
-              </w:rPr>
               <w:fldChar w:fldCharType="end"/>
             </w:r>
           </w:hyperlink>
@@ -1178,40 +752,10 @@
                 <w:noProof/>
               </w:rPr>
               <w:tab/>
-            </w:r>
-            <w:r>
-              <w:rPr>
-                <w:noProof/>
-              </w:rPr>
               <w:fldChar w:fldCharType="begin"/>
-            </w:r>
-            <w:r>
-              <w:rPr>
-                <w:noProof/>
-              </w:rPr>
               <w:instrText xml:space="preserve"> PAGEREF _Toc229165962 \h </w:instrText>
-            </w:r>
-            <w:r>
-              <w:rPr>
-                <w:noProof/>
-              </w:rPr>
-            </w:r>
-            <w:r>
-              <w:rPr>
-                <w:noProof/>
-              </w:rPr>
               <w:fldChar w:fldCharType="separate"/>
-            </w:r>
-            <w:r>
-              <w:rPr>
-                <w:noProof/>
-              </w:rPr>
               <w:t>8</w:t>
-            </w:r>
-            <w:r>
-              <w:rPr>
-                <w:noProof/>
-              </w:rPr>
               <w:fldChar w:fldCharType="end"/>
             </w:r>
           </w:hyperlink>
@@ -1242,40 +786,10 @@
                 <w:noProof/>
               </w:rPr>
               <w:tab/>
-            </w:r>
-            <w:r>
-              <w:rPr>
-                <w:noProof/>
-              </w:rPr>
               <w:fldChar w:fldCharType="begin"/>
-            </w:r>
-            <w:r>
-              <w:rPr>
-                <w:noProof/>
-              </w:rPr>
               <w:instrText xml:space="preserve"> PAGEREF _Toc229165963 \h </w:instrText>
-            </w:r>
-            <w:r>
-              <w:rPr>
-                <w:noProof/>
-              </w:rPr>
-            </w:r>
-            <w:r>
-              <w:rPr>
-                <w:noProof/>
-              </w:rPr>
               <w:fldChar w:fldCharType="separate"/>
-            </w:r>
-            <w:r>
-              <w:rPr>
-                <w:noProof/>
-              </w:rPr>
               <w:t>8</w:t>
-            </w:r>
-            <w:r>
-              <w:rPr>
-                <w:noProof/>
-              </w:rPr>
               <w:fldChar w:fldCharType="end"/>
             </w:r>
           </w:hyperlink>
@@ -1306,40 +820,10 @@
                 <w:noProof/>
               </w:rPr>
               <w:tab/>
-            </w:r>
-            <w:r>
-              <w:rPr>
-                <w:noProof/>
-              </w:rPr>
               <w:fldChar w:fldCharType="begin"/>
-            </w:r>
-            <w:r>
-              <w:rPr>
-                <w:noProof/>
-              </w:rPr>
               <w:instrText xml:space="preserve"> PAGEREF _Toc229165964 \h </w:instrText>
-            </w:r>
-            <w:r>
-              <w:rPr>
-                <w:noProof/>
-              </w:rPr>
-            </w:r>
-            <w:r>
-              <w:rPr>
-                <w:noProof/>
-              </w:rPr>
               <w:fldChar w:fldCharType="separate"/>
-            </w:r>
-            <w:r>
-              <w:rPr>
-                <w:noProof/>
-              </w:rPr>
               <w:t>10</w:t>
-            </w:r>
-            <w:r>
-              <w:rPr>
-                <w:noProof/>
-              </w:rPr>
               <w:fldChar w:fldCharType="end"/>
             </w:r>
           </w:hyperlink>
@@ -1370,40 +854,10 @@
                 <w:noProof/>
               </w:rPr>
               <w:tab/>
-            </w:r>
-            <w:r>
-              <w:rPr>
-                <w:noProof/>
-              </w:rPr>
               <w:fldChar w:fldCharType="begin"/>
-            </w:r>
-            <w:r>
-              <w:rPr>
-                <w:noProof/>
-              </w:rPr>
               <w:instrText xml:space="preserve"> PAGEREF _Toc229165965 \h </w:instrText>
-            </w:r>
-            <w:r>
-              <w:rPr>
-                <w:noProof/>
-              </w:rPr>
-            </w:r>
-            <w:r>
-              <w:rPr>
-                <w:noProof/>
-              </w:rPr>
               <w:fldChar w:fldCharType="separate"/>
-            </w:r>
-            <w:r>
-              <w:rPr>
-                <w:noProof/>
-              </w:rPr>
               <w:t>10</w:t>
-            </w:r>
-            <w:r>
-              <w:rPr>
-                <w:noProof/>
-              </w:rPr>
               <w:fldChar w:fldCharType="end"/>
             </w:r>
           </w:hyperlink>
@@ -1434,40 +888,10 @@
                 <w:noProof/>
               </w:rPr>
               <w:tab/>
-            </w:r>
-            <w:r>
-              <w:rPr>
-                <w:noProof/>
-              </w:rPr>
               <w:fldChar w:fldCharType="begin"/>
-            </w:r>
-            <w:r>
-              <w:rPr>
-                <w:noProof/>
-              </w:rPr>
               <w:instrText xml:space="preserve"> PAGEREF _Toc229165966 \h </w:instrText>
-            </w:r>
-            <w:r>
-              <w:rPr>
-                <w:noProof/>
-              </w:rPr>
-            </w:r>
-            <w:r>
-              <w:rPr>
-                <w:noProof/>
-              </w:rPr>
               <w:fldChar w:fldCharType="separate"/>
-            </w:r>
-            <w:r>
-              <w:rPr>
-                <w:noProof/>
-              </w:rPr>
               <w:t>10</w:t>
-            </w:r>
-            <w:r>
-              <w:rPr>
-                <w:noProof/>
-              </w:rPr>
               <w:fldChar w:fldCharType="end"/>
             </w:r>
           </w:hyperlink>
@@ -1498,40 +922,10 @@
                 <w:noProof/>
               </w:rPr>
               <w:tab/>
-            </w:r>
-            <w:r>
-              <w:rPr>
-                <w:noProof/>
-              </w:rPr>
               <w:fldChar w:fldCharType="begin"/>
-            </w:r>
-            <w:r>
-              <w:rPr>
-                <w:noProof/>
-              </w:rPr>
               <w:instrText xml:space="preserve"> PAGEREF _Toc229165967 \h </w:instrText>
-            </w:r>
-            <w:r>
-              <w:rPr>
-                <w:noProof/>
-              </w:rPr>
-            </w:r>
-            <w:r>
-              <w:rPr>
-                <w:noProof/>
-              </w:rPr>
               <w:fldChar w:fldCharType="separate"/>
-            </w:r>
-            <w:r>
-              <w:rPr>
-                <w:noProof/>
-              </w:rPr>
               <w:t>11</w:t>
-            </w:r>
-            <w:r>
-              <w:rPr>
-                <w:noProof/>
-              </w:rPr>
               <w:fldChar w:fldCharType="end"/>
             </w:r>
           </w:hyperlink>
@@ -1562,40 +956,10 @@
                 <w:noProof/>
               </w:rPr>
               <w:tab/>
-            </w:r>
-            <w:r>
-              <w:rPr>
-                <w:noProof/>
-              </w:rPr>
               <w:fldChar w:fldCharType="begin"/>
-            </w:r>
-            <w:r>
-              <w:rPr>
-                <w:noProof/>
-              </w:rPr>
               <w:instrText xml:space="preserve"> PAGEREF _Toc229165968 \h </w:instrText>
-            </w:r>
-            <w:r>
-              <w:rPr>
-                <w:noProof/>
-              </w:rPr>
-            </w:r>
-            <w:r>
-              <w:rPr>
-                <w:noProof/>
-              </w:rPr>
               <w:fldChar w:fldCharType="separate"/>
-            </w:r>
-            <w:r>
-              <w:rPr>
-                <w:noProof/>
-              </w:rPr>
               <w:t>12</w:t>
-            </w:r>
-            <w:r>
-              <w:rPr>
-                <w:noProof/>
-              </w:rPr>
               <w:fldChar w:fldCharType="end"/>
             </w:r>
           </w:hyperlink>
@@ -1626,40 +990,10 @@
                 <w:noProof/>
               </w:rPr>
               <w:tab/>
-            </w:r>
-            <w:r>
-              <w:rPr>
-                <w:noProof/>
-              </w:rPr>
               <w:fldChar w:fldCharType="begin"/>
-            </w:r>
-            <w:r>
-              <w:rPr>
-                <w:noProof/>
-              </w:rPr>
               <w:instrText xml:space="preserve"> PAGEREF _Toc229165969 \h </w:instrText>
-            </w:r>
-            <w:r>
-              <w:rPr>
-                <w:noProof/>
-              </w:rPr>
-            </w:r>
-            <w:r>
-              <w:rPr>
-                <w:noProof/>
-              </w:rPr>
               <w:fldChar w:fldCharType="separate"/>
-            </w:r>
-            <w:r>
-              <w:rPr>
-                <w:noProof/>
-              </w:rPr>
               <w:t>13</w:t>
-            </w:r>
-            <w:r>
-              <w:rPr>
-                <w:noProof/>
-              </w:rPr>
               <w:fldChar w:fldCharType="end"/>
             </w:r>
           </w:hyperlink>
@@ -1690,40 +1024,10 @@
                 <w:noProof/>
               </w:rPr>
               <w:tab/>
-            </w:r>
-            <w:r>
-              <w:rPr>
-                <w:noProof/>
-              </w:rPr>
               <w:fldChar w:fldCharType="begin"/>
-            </w:r>
-            <w:r>
-              <w:rPr>
-                <w:noProof/>
-              </w:rPr>
               <w:instrText xml:space="preserve"> PAGEREF _Toc229165970 \h </w:instrText>
-            </w:r>
-            <w:r>
-              <w:rPr>
-                <w:noProof/>
-              </w:rPr>
-            </w:r>
-            <w:r>
-              <w:rPr>
-                <w:noProof/>
-              </w:rPr>
               <w:fldChar w:fldCharType="separate"/>
-            </w:r>
-            <w:r>
-              <w:rPr>
-                <w:noProof/>
-              </w:rPr>
               <w:t>13</w:t>
-            </w:r>
-            <w:r>
-              <w:rPr>
-                <w:noProof/>
-              </w:rPr>
               <w:fldChar w:fldCharType="end"/>
             </w:r>
           </w:hyperlink>
@@ -1754,40 +1058,10 @@
                 <w:noProof/>
               </w:rPr>
               <w:tab/>
-            </w:r>
-            <w:r>
-              <w:rPr>
-                <w:noProof/>
-              </w:rPr>
               <w:fldChar w:fldCharType="begin"/>
-            </w:r>
-            <w:r>
-              <w:rPr>
-                <w:noProof/>
-              </w:rPr>
               <w:instrText xml:space="preserve"> PAGEREF _Toc229165971 \h </w:instrText>
-            </w:r>
-            <w:r>
-              <w:rPr>
-                <w:noProof/>
-              </w:rPr>
-            </w:r>
-            <w:r>
-              <w:rPr>
-                <w:noProof/>
-              </w:rPr>
               <w:fldChar w:fldCharType="separate"/>
-            </w:r>
-            <w:r>
-              <w:rPr>
-                <w:noProof/>
-              </w:rPr>
               <w:t>15</w:t>
-            </w:r>
-            <w:r>
-              <w:rPr>
-                <w:noProof/>
-              </w:rPr>
               <w:fldChar w:fldCharType="end"/>
             </w:r>
           </w:hyperlink>
@@ -1818,40 +1092,10 @@
                 <w:noProof/>
               </w:rPr>
               <w:tab/>
-            </w:r>
-            <w:r>
-              <w:rPr>
-                <w:noProof/>
-              </w:rPr>
               <w:fldChar w:fldCharType="begin"/>
-            </w:r>
-            <w:r>
-              <w:rPr>
-                <w:noProof/>
-              </w:rPr>
               <w:instrText xml:space="preserve"> PAGEREF _Toc229165972 \h </w:instrText>
-            </w:r>
-            <w:r>
-              <w:rPr>
-                <w:noProof/>
-              </w:rPr>
-            </w:r>
-            <w:r>
-              <w:rPr>
-                <w:noProof/>
-              </w:rPr>
               <w:fldChar w:fldCharType="separate"/>
-            </w:r>
-            <w:r>
-              <w:rPr>
-                <w:noProof/>
-              </w:rPr>
               <w:t>16</w:t>
-            </w:r>
-            <w:r>
-              <w:rPr>
-                <w:noProof/>
-              </w:rPr>
               <w:fldChar w:fldCharType="end"/>
             </w:r>
           </w:hyperlink>
@@ -1882,40 +1126,10 @@
                 <w:noProof/>
               </w:rPr>
               <w:tab/>
-            </w:r>
-            <w:r>
-              <w:rPr>
-                <w:noProof/>
-              </w:rPr>
               <w:fldChar w:fldCharType="begin"/>
-            </w:r>
-            <w:r>
-              <w:rPr>
-                <w:noProof/>
-              </w:rPr>
               <w:instrText xml:space="preserve"> PAGEREF _Toc229165973 \h </w:instrText>
-            </w:r>
-            <w:r>
-              <w:rPr>
-                <w:noProof/>
-              </w:rPr>
-            </w:r>
-            <w:r>
-              <w:rPr>
-                <w:noProof/>
-              </w:rPr>
               <w:fldChar w:fldCharType="separate"/>
-            </w:r>
-            <w:r>
-              <w:rPr>
-                <w:noProof/>
-              </w:rPr>
               <w:t>17</w:t>
-            </w:r>
-            <w:r>
-              <w:rPr>
-                <w:noProof/>
-              </w:rPr>
               <w:fldChar w:fldCharType="end"/>
             </w:r>
           </w:hyperlink>
@@ -1946,40 +1160,10 @@
                 <w:noProof/>
               </w:rPr>
               <w:tab/>
-            </w:r>
-            <w:r>
-              <w:rPr>
-                <w:noProof/>
-              </w:rPr>
               <w:fldChar w:fldCharType="begin"/>
-            </w:r>
-            <w:r>
-              <w:rPr>
-                <w:noProof/>
-              </w:rPr>
               <w:instrText xml:space="preserve"> PAGEREF _Toc229165974 \h </w:instrText>
-            </w:r>
-            <w:r>
-              <w:rPr>
-                <w:noProof/>
-              </w:rPr>
-            </w:r>
-            <w:r>
-              <w:rPr>
-                <w:noProof/>
-              </w:rPr>
               <w:fldChar w:fldCharType="separate"/>
-            </w:r>
-            <w:r>
-              <w:rPr>
-                <w:noProof/>
-              </w:rPr>
               <w:t>19</w:t>
-            </w:r>
-            <w:r>
-              <w:rPr>
-                <w:noProof/>
-              </w:rPr>
               <w:fldChar w:fldCharType="end"/>
             </w:r>
           </w:hyperlink>
@@ -2010,40 +1194,10 @@
                 <w:noProof/>
               </w:rPr>
               <w:tab/>
-            </w:r>
-            <w:r>
-              <w:rPr>
-                <w:noProof/>
-              </w:rPr>
               <w:fldChar w:fldCharType="begin"/>
-            </w:r>
-            <w:r>
-              <w:rPr>
-                <w:noProof/>
-              </w:rPr>
               <w:instrText xml:space="preserve"> PAGEREF _Toc229165975 \h </w:instrText>
-            </w:r>
-            <w:r>
-              <w:rPr>
-                <w:noProof/>
-              </w:rPr>
-            </w:r>
-            <w:r>
-              <w:rPr>
-                <w:noProof/>
-              </w:rPr>
               <w:fldChar w:fldCharType="separate"/>
-            </w:r>
-            <w:r>
-              <w:rPr>
-                <w:noProof/>
-              </w:rPr>
               <w:t>19</w:t>
-            </w:r>
-            <w:r>
-              <w:rPr>
-                <w:noProof/>
-              </w:rPr>
               <w:fldChar w:fldCharType="end"/>
             </w:r>
           </w:hyperlink>
@@ -2074,40 +1228,10 @@
                 <w:noProof/>
               </w:rPr>
               <w:tab/>
-            </w:r>
-            <w:r>
-              <w:rPr>
-                <w:noProof/>
-              </w:rPr>
               <w:fldChar w:fldCharType="begin"/>
-            </w:r>
-            <w:r>
-              <w:rPr>
-                <w:noProof/>
-              </w:rPr>
               <w:instrText xml:space="preserve"> PAGEREF _Toc229165976 \h </w:instrText>
-            </w:r>
-            <w:r>
-              <w:rPr>
-                <w:noProof/>
-              </w:rPr>
-            </w:r>
-            <w:r>
-              <w:rPr>
-                <w:noProof/>
-              </w:rPr>
               <w:fldChar w:fldCharType="separate"/>
-            </w:r>
-            <w:r>
-              <w:rPr>
-                <w:noProof/>
-              </w:rPr>
               <w:t>19</w:t>
-            </w:r>
-            <w:r>
-              <w:rPr>
-                <w:noProof/>
-              </w:rPr>
               <w:fldChar w:fldCharType="end"/>
             </w:r>
           </w:hyperlink>
@@ -2138,40 +1262,10 @@
                 <w:noProof/>
               </w:rPr>
               <w:tab/>
-            </w:r>
-            <w:r>
-              <w:rPr>
-                <w:noProof/>
-              </w:rPr>
               <w:fldChar w:fldCharType="begin"/>
-            </w:r>
-            <w:r>
-              <w:rPr>
-                <w:noProof/>
-              </w:rPr>
               <w:instrText xml:space="preserve"> PAGEREF _Toc229165977 \h </w:instrText>
-            </w:r>
-            <w:r>
-              <w:rPr>
-                <w:noProof/>
-              </w:rPr>
-            </w:r>
-            <w:r>
-              <w:rPr>
-                <w:noProof/>
-              </w:rPr>
               <w:fldChar w:fldCharType="separate"/>
-            </w:r>
-            <w:r>
-              <w:rPr>
-                <w:noProof/>
-              </w:rPr>
               <w:t>21</w:t>
-            </w:r>
-            <w:r>
-              <w:rPr>
-                <w:noProof/>
-              </w:rPr>
               <w:fldChar w:fldCharType="end"/>
             </w:r>
           </w:hyperlink>
@@ -2202,40 +1296,10 @@
                 <w:noProof/>
               </w:rPr>
               <w:tab/>
-            </w:r>
-            <w:r>
-              <w:rPr>
-                <w:noProof/>
-              </w:rPr>
               <w:fldChar w:fldCharType="begin"/>
-            </w:r>
-            <w:r>
-              <w:rPr>
-                <w:noProof/>
-              </w:rPr>
               <w:instrText xml:space="preserve"> PAGEREF _Toc229165978 \h </w:instrText>
-            </w:r>
-            <w:r>
-              <w:rPr>
-                <w:noProof/>
-              </w:rPr>
-            </w:r>
-            <w:r>
-              <w:rPr>
-                <w:noProof/>
-              </w:rPr>
               <w:fldChar w:fldCharType="separate"/>
-            </w:r>
-            <w:r>
-              <w:rPr>
-                <w:noProof/>
-              </w:rPr>
               <w:t>21</w:t>
-            </w:r>
-            <w:r>
-              <w:rPr>
-                <w:noProof/>
-              </w:rPr>
               <w:fldChar w:fldCharType="end"/>
             </w:r>
           </w:hyperlink>
@@ -2266,40 +1330,10 @@
                 <w:noProof/>
               </w:rPr>
               <w:tab/>
-            </w:r>
-            <w:r>
-              <w:rPr>
-                <w:noProof/>
-              </w:rPr>
               <w:fldChar w:fldCharType="begin"/>
-            </w:r>
-            <w:r>
-              <w:rPr>
-                <w:noProof/>
-              </w:rPr>
               <w:instrText xml:space="preserve"> PAGEREF _Toc229165979 \h </w:instrText>
-            </w:r>
-            <w:r>
-              <w:rPr>
-                <w:noProof/>
-              </w:rPr>
-            </w:r>
-            <w:r>
-              <w:rPr>
-                <w:noProof/>
-              </w:rPr>
               <w:fldChar w:fldCharType="separate"/>
-            </w:r>
-            <w:r>
-              <w:rPr>
-                <w:noProof/>
-              </w:rPr>
               <w:t>23</w:t>
-            </w:r>
-            <w:r>
-              <w:rPr>
-                <w:noProof/>
-              </w:rPr>
               <w:fldChar w:fldCharType="end"/>
             </w:r>
           </w:hyperlink>
@@ -2330,40 +1364,10 @@
                 <w:noProof/>
               </w:rPr>
               <w:tab/>
-            </w:r>
-            <w:r>
-              <w:rPr>
-                <w:noProof/>
-              </w:rPr>
               <w:fldChar w:fldCharType="begin"/>
-            </w:r>
-            <w:r>
-              <w:rPr>
-                <w:noProof/>
-              </w:rPr>
               <w:instrText xml:space="preserve"> PAGEREF _Toc229165980 \h </w:instrText>
-            </w:r>
-            <w:r>
-              <w:rPr>
-                <w:noProof/>
-              </w:rPr>
-            </w:r>
-            <w:r>
-              <w:rPr>
-                <w:noProof/>
-              </w:rPr>
               <w:fldChar w:fldCharType="separate"/>
-            </w:r>
-            <w:r>
-              <w:rPr>
-                <w:noProof/>
-              </w:rPr>
               <w:t>24</w:t>
-            </w:r>
-            <w:r>
-              <w:rPr>
-                <w:noProof/>
-              </w:rPr>
               <w:fldChar w:fldCharType="end"/>
             </w:r>
           </w:hyperlink>
@@ -2394,40 +1398,10 @@
                 <w:noProof/>
               </w:rPr>
               <w:tab/>
-            </w:r>
-            <w:r>
-              <w:rPr>
-                <w:noProof/>
-              </w:rPr>
               <w:fldChar w:fldCharType="begin"/>
-            </w:r>
-            <w:r>
-              <w:rPr>
-                <w:noProof/>
-              </w:rPr>
               <w:instrText xml:space="preserve"> PAGEREF _Toc229165981 \h </w:instrText>
-            </w:r>
-            <w:r>
-              <w:rPr>
-                <w:noProof/>
-              </w:rPr>
-            </w:r>
-            <w:r>
-              <w:rPr>
-                <w:noProof/>
-              </w:rPr>
               <w:fldChar w:fldCharType="separate"/>
-            </w:r>
-            <w:r>
-              <w:rPr>
-                <w:noProof/>
-              </w:rPr>
               <w:t>25</w:t>
-            </w:r>
-            <w:r>
-              <w:rPr>
-                <w:noProof/>
-              </w:rPr>
               <w:fldChar w:fldCharType="end"/>
             </w:r>
           </w:hyperlink>
@@ -2458,40 +1432,10 @@
                 <w:noProof/>
               </w:rPr>
               <w:tab/>
-            </w:r>
-            <w:r>
-              <w:rPr>
-                <w:noProof/>
-              </w:rPr>
               <w:fldChar w:fldCharType="begin"/>
-            </w:r>
-            <w:r>
-              <w:rPr>
-                <w:noProof/>
-              </w:rPr>
               <w:instrText xml:space="preserve"> PAGEREF _Toc229165982 \h </w:instrText>
-            </w:r>
-            <w:r>
-              <w:rPr>
-                <w:noProof/>
-              </w:rPr>
-            </w:r>
-            <w:r>
-              <w:rPr>
-                <w:noProof/>
-              </w:rPr>
               <w:fldChar w:fldCharType="separate"/>
-            </w:r>
-            <w:r>
-              <w:rPr>
-                <w:noProof/>
-              </w:rPr>
               <w:t>26</w:t>
-            </w:r>
-            <w:r>
-              <w:rPr>
-                <w:noProof/>
-              </w:rPr>
               <w:fldChar w:fldCharType="end"/>
             </w:r>
           </w:hyperlink>
@@ -2522,40 +1466,10 @@
                 <w:noProof/>
               </w:rPr>
               <w:tab/>
-            </w:r>
-            <w:r>
-              <w:rPr>
-                <w:noProof/>
-              </w:rPr>
               <w:fldChar w:fldCharType="begin"/>
-            </w:r>
-            <w:r>
-              <w:rPr>
-                <w:noProof/>
-              </w:rPr>
               <w:instrText xml:space="preserve"> PAGEREF _Toc229165983 \h </w:instrText>
-            </w:r>
-            <w:r>
-              <w:rPr>
-                <w:noProof/>
-              </w:rPr>
-            </w:r>
-            <w:r>
-              <w:rPr>
-                <w:noProof/>
-              </w:rPr>
               <w:fldChar w:fldCharType="separate"/>
-            </w:r>
-            <w:r>
-              <w:rPr>
-                <w:noProof/>
-              </w:rPr>
               <w:t>27</w:t>
-            </w:r>
-            <w:r>
-              <w:rPr>
-                <w:noProof/>
-              </w:rPr>
               <w:fldChar w:fldCharType="end"/>
             </w:r>
           </w:hyperlink>
@@ -2586,40 +1500,10 @@
                 <w:noProof/>
               </w:rPr>
               <w:tab/>
-            </w:r>
-            <w:r>
-              <w:rPr>
-                <w:noProof/>
-              </w:rPr>
               <w:fldChar w:fldCharType="begin"/>
-            </w:r>
-            <w:r>
-              <w:rPr>
-                <w:noProof/>
-              </w:rPr>
               <w:instrText xml:space="preserve"> PAGEREF _Toc229165984 \h </w:instrText>
-            </w:r>
-            <w:r>
-              <w:rPr>
-                <w:noProof/>
-              </w:rPr>
-            </w:r>
-            <w:r>
-              <w:rPr>
-                <w:noProof/>
-              </w:rPr>
               <w:fldChar w:fldCharType="separate"/>
-            </w:r>
-            <w:r>
-              <w:rPr>
-                <w:noProof/>
-              </w:rPr>
               <w:t>28</w:t>
-            </w:r>
-            <w:r>
-              <w:rPr>
-                <w:noProof/>
-              </w:rPr>
               <w:fldChar w:fldCharType="end"/>
             </w:r>
           </w:hyperlink>
@@ -2650,40 +1534,10 @@
                 <w:noProof/>
               </w:rPr>
               <w:tab/>
-            </w:r>
-            <w:r>
-              <w:rPr>
-                <w:noProof/>
-              </w:rPr>
               <w:fldChar w:fldCharType="begin"/>
-            </w:r>
-            <w:r>
-              <w:rPr>
-                <w:noProof/>
-              </w:rPr>
               <w:instrText xml:space="preserve"> PAGEREF _Toc229165985 \h </w:instrText>
-            </w:r>
-            <w:r>
-              <w:rPr>
-                <w:noProof/>
-              </w:rPr>
-            </w:r>
-            <w:r>
-              <w:rPr>
-                <w:noProof/>
-              </w:rPr>
               <w:fldChar w:fldCharType="separate"/>
-            </w:r>
-            <w:r>
-              <w:rPr>
-                <w:noProof/>
-              </w:rPr>
               <w:t>30</w:t>
-            </w:r>
-            <w:r>
-              <w:rPr>
-                <w:noProof/>
-              </w:rPr>
               <w:fldChar w:fldCharType="end"/>
             </w:r>
           </w:hyperlink>
@@ -2714,40 +1568,10 @@
                 <w:noProof/>
               </w:rPr>
               <w:tab/>
-            </w:r>
-            <w:r>
-              <w:rPr>
-                <w:noProof/>
-              </w:rPr>
               <w:fldChar w:fldCharType="begin"/>
-            </w:r>
-            <w:r>
-              <w:rPr>
-                <w:noProof/>
-              </w:rPr>
               <w:instrText xml:space="preserve"> PAGEREF _Toc229165986 \h </w:instrText>
-            </w:r>
-            <w:r>
-              <w:rPr>
-                <w:noProof/>
-              </w:rPr>
-            </w:r>
-            <w:r>
-              <w:rPr>
-                <w:noProof/>
-              </w:rPr>
               <w:fldChar w:fldCharType="separate"/>
-            </w:r>
-            <w:r>
-              <w:rPr>
-                <w:noProof/>
-              </w:rPr>
               <w:t>32</w:t>
-            </w:r>
-            <w:r>
-              <w:rPr>
-                <w:noProof/>
-              </w:rPr>
               <w:fldChar w:fldCharType="end"/>
             </w:r>
           </w:hyperlink>
@@ -2778,40 +1602,10 @@
                 <w:noProof/>
               </w:rPr>
               <w:tab/>
-            </w:r>
-            <w:r>
-              <w:rPr>
-                <w:noProof/>
-              </w:rPr>
               <w:fldChar w:fldCharType="begin"/>
-            </w:r>
-            <w:r>
-              <w:rPr>
-                <w:noProof/>
-              </w:rPr>
               <w:instrText xml:space="preserve"> PAGEREF _Toc229165987 \h </w:instrText>
-            </w:r>
-            <w:r>
-              <w:rPr>
-                <w:noProof/>
-              </w:rPr>
-            </w:r>
-            <w:r>
-              <w:rPr>
-                <w:noProof/>
-              </w:rPr>
               <w:fldChar w:fldCharType="separate"/>
-            </w:r>
-            <w:r>
-              <w:rPr>
-                <w:noProof/>
-              </w:rPr>
               <w:t>33</w:t>
-            </w:r>
-            <w:r>
-              <w:rPr>
-                <w:noProof/>
-              </w:rPr>
               <w:fldChar w:fldCharType="end"/>
             </w:r>
           </w:hyperlink>
@@ -2842,40 +1636,10 @@
                 <w:noProof/>
               </w:rPr>
               <w:tab/>
-            </w:r>
-            <w:r>
-              <w:rPr>
-                <w:noProof/>
-              </w:rPr>
               <w:fldChar w:fldCharType="begin"/>
-            </w:r>
-            <w:r>
-              <w:rPr>
-                <w:noProof/>
-              </w:rPr>
               <w:instrText xml:space="preserve"> PAGEREF _Toc229165988 \h </w:instrText>
-            </w:r>
-            <w:r>
-              <w:rPr>
-                <w:noProof/>
-              </w:rPr>
-            </w:r>
-            <w:r>
-              <w:rPr>
-                <w:noProof/>
-              </w:rPr>
               <w:fldChar w:fldCharType="separate"/>
-            </w:r>
-            <w:r>
-              <w:rPr>
-                <w:noProof/>
-              </w:rPr>
               <w:t>33</w:t>
-            </w:r>
-            <w:r>
-              <w:rPr>
-                <w:noProof/>
-              </w:rPr>
               <w:fldChar w:fldCharType="end"/>
             </w:r>
           </w:hyperlink>
@@ -2906,40 +1670,10 @@
                 <w:noProof/>
               </w:rPr>
               <w:tab/>
-            </w:r>
-            <w:r>
-              <w:rPr>
-                <w:noProof/>
-              </w:rPr>
               <w:fldChar w:fldCharType="begin"/>
-            </w:r>
-            <w:r>
-              <w:rPr>
-                <w:noProof/>
-              </w:rPr>
               <w:instrText xml:space="preserve"> PAGEREF _Toc229165989 \h </w:instrText>
-            </w:r>
-            <w:r>
-              <w:rPr>
-                <w:noProof/>
-              </w:rPr>
-            </w:r>
-            <w:r>
-              <w:rPr>
-                <w:noProof/>
-              </w:rPr>
               <w:fldChar w:fldCharType="separate"/>
-            </w:r>
-            <w:r>
-              <w:rPr>
-                <w:noProof/>
-              </w:rPr>
               <w:t>34</w:t>
-            </w:r>
-            <w:r>
-              <w:rPr>
-                <w:noProof/>
-              </w:rPr>
               <w:fldChar w:fldCharType="end"/>
             </w:r>
           </w:hyperlink>
@@ -2970,40 +1704,10 @@
                 <w:noProof/>
               </w:rPr>
               <w:tab/>
-            </w:r>
-            <w:r>
-              <w:rPr>
-                <w:noProof/>
-              </w:rPr>
               <w:fldChar w:fldCharType="begin"/>
-            </w:r>
-            <w:r>
-              <w:rPr>
-                <w:noProof/>
-              </w:rPr>
               <w:instrText xml:space="preserve"> PAGEREF _Toc229165990 \h </w:instrText>
-            </w:r>
-            <w:r>
-              <w:rPr>
-                <w:noProof/>
-              </w:rPr>
-            </w:r>
-            <w:r>
-              <w:rPr>
-                <w:noProof/>
-              </w:rPr>
               <w:fldChar w:fldCharType="separate"/>
-            </w:r>
-            <w:r>
-              <w:rPr>
-                <w:noProof/>
-              </w:rPr>
               <w:t>34</w:t>
-            </w:r>
-            <w:r>
-              <w:rPr>
-                <w:noProof/>
-              </w:rPr>
               <w:fldChar w:fldCharType="end"/>
             </w:r>
           </w:hyperlink>
@@ -3034,40 +1738,10 @@
                 <w:noProof/>
               </w:rPr>
               <w:tab/>
-            </w:r>
-            <w:r>
-              <w:rPr>
-                <w:noProof/>
-              </w:rPr>
               <w:fldChar w:fldCharType="begin"/>
-            </w:r>
-            <w:r>
-              <w:rPr>
-                <w:noProof/>
-              </w:rPr>
               <w:instrText xml:space="preserve"> PAGEREF _Toc229165991 \h </w:instrText>
-            </w:r>
-            <w:r>
-              <w:rPr>
-                <w:noProof/>
-              </w:rPr>
-            </w:r>
-            <w:r>
-              <w:rPr>
-                <w:noProof/>
-              </w:rPr>
               <w:fldChar w:fldCharType="separate"/>
-            </w:r>
-            <w:r>
-              <w:rPr>
-                <w:noProof/>
-              </w:rPr>
               <w:t>35</w:t>
-            </w:r>
-            <w:r>
-              <w:rPr>
-                <w:noProof/>
-              </w:rPr>
               <w:fldChar w:fldCharType="end"/>
             </w:r>
           </w:hyperlink>
@@ -3098,40 +1772,10 @@
                 <w:noProof/>
               </w:rPr>
               <w:tab/>
-            </w:r>
-            <w:r>
-              <w:rPr>
-                <w:noProof/>
-              </w:rPr>
               <w:fldChar w:fldCharType="begin"/>
-            </w:r>
-            <w:r>
-              <w:rPr>
-                <w:noProof/>
-              </w:rPr>
               <w:instrText xml:space="preserve"> PAGEREF _Toc229165992 \h </w:instrText>
-            </w:r>
-            <w:r>
-              <w:rPr>
-                <w:noProof/>
-              </w:rPr>
-            </w:r>
-            <w:r>
-              <w:rPr>
-                <w:noProof/>
-              </w:rPr>
               <w:fldChar w:fldCharType="separate"/>
-            </w:r>
-            <w:r>
-              <w:rPr>
-                <w:noProof/>
-              </w:rPr>
               <w:t>36</w:t>
-            </w:r>
-            <w:r>
-              <w:rPr>
-                <w:noProof/>
-              </w:rPr>
               <w:fldChar w:fldCharType="end"/>
             </w:r>
           </w:hyperlink>
@@ -3162,40 +1806,10 @@
                 <w:noProof/>
               </w:rPr>
               <w:tab/>
-            </w:r>
-            <w:r>
-              <w:rPr>
-                <w:noProof/>
-              </w:rPr>
               <w:fldChar w:fldCharType="begin"/>
-            </w:r>
-            <w:r>
-              <w:rPr>
-                <w:noProof/>
-              </w:rPr>
               <w:instrText xml:space="preserve"> PAGEREF _Toc229165993 \h </w:instrText>
-            </w:r>
-            <w:r>
-              <w:rPr>
-                <w:noProof/>
-              </w:rPr>
-            </w:r>
-            <w:r>
-              <w:rPr>
-                <w:noProof/>
-              </w:rPr>
               <w:fldChar w:fldCharType="separate"/>
-            </w:r>
-            <w:r>
-              <w:rPr>
-                <w:noProof/>
-              </w:rPr>
               <w:t>37</w:t>
-            </w:r>
-            <w:r>
-              <w:rPr>
-                <w:noProof/>
-              </w:rPr>
               <w:fldChar w:fldCharType="end"/>
             </w:r>
           </w:hyperlink>
@@ -3226,40 +1840,10 @@
                 <w:noProof/>
               </w:rPr>
               <w:tab/>
-            </w:r>
-            <w:r>
-              <w:rPr>
-                <w:noProof/>
-              </w:rPr>
               <w:fldChar w:fldCharType="begin"/>
-            </w:r>
-            <w:r>
-              <w:rPr>
-                <w:noProof/>
-              </w:rPr>
               <w:instrText xml:space="preserve"> PAGEREF _Toc229165994 \h </w:instrText>
-            </w:r>
-            <w:r>
-              <w:rPr>
-                <w:noProof/>
-              </w:rPr>
-            </w:r>
-            <w:r>
-              <w:rPr>
-                <w:noProof/>
-              </w:rPr>
               <w:fldChar w:fldCharType="separate"/>
-            </w:r>
-            <w:r>
-              <w:rPr>
-                <w:noProof/>
-              </w:rPr>
               <w:t>37</w:t>
-            </w:r>
-            <w:r>
-              <w:rPr>
-                <w:noProof/>
-              </w:rPr>
               <w:fldChar w:fldCharType="end"/>
             </w:r>
           </w:hyperlink>
@@ -3290,40 +1874,10 @@
                 <w:noProof/>
               </w:rPr>
               <w:tab/>
-            </w:r>
-            <w:r>
-              <w:rPr>
-                <w:noProof/>
-              </w:rPr>
               <w:fldChar w:fldCharType="begin"/>
-            </w:r>
-            <w:r>
-              <w:rPr>
-                <w:noProof/>
-              </w:rPr>
               <w:instrText xml:space="preserve"> PAGEREF _Toc229165995 \h </w:instrText>
-            </w:r>
-            <w:r>
-              <w:rPr>
-                <w:noProof/>
-              </w:rPr>
-            </w:r>
-            <w:r>
-              <w:rPr>
-                <w:noProof/>
-              </w:rPr>
               <w:fldChar w:fldCharType="separate"/>
-            </w:r>
-            <w:r>
-              <w:rPr>
-                <w:noProof/>
-              </w:rPr>
               <w:t>37</w:t>
-            </w:r>
-            <w:r>
-              <w:rPr>
-                <w:noProof/>
-              </w:rPr>
               <w:fldChar w:fldCharType="end"/>
             </w:r>
           </w:hyperlink>
@@ -3354,40 +1908,10 @@
                 <w:noProof/>
               </w:rPr>
               <w:tab/>
-            </w:r>
-            <w:r>
-              <w:rPr>
-                <w:noProof/>
-              </w:rPr>
               <w:fldChar w:fldCharType="begin"/>
-            </w:r>
-            <w:r>
-              <w:rPr>
-                <w:noProof/>
-              </w:rPr>
               <w:instrText xml:space="preserve"> PAGEREF _Toc229165996 \h </w:instrText>
-            </w:r>
-            <w:r>
-              <w:rPr>
-                <w:noProof/>
-              </w:rPr>
-            </w:r>
-            <w:r>
-              <w:rPr>
-                <w:noProof/>
-              </w:rPr>
               <w:fldChar w:fldCharType="separate"/>
-            </w:r>
-            <w:r>
-              <w:rPr>
-                <w:noProof/>
-              </w:rPr>
               <w:t>38</w:t>
-            </w:r>
-            <w:r>
-              <w:rPr>
-                <w:noProof/>
-              </w:rPr>
               <w:fldChar w:fldCharType="end"/>
             </w:r>
           </w:hyperlink>
@@ -3419,40 +1943,10 @@
                 <w:noProof/>
               </w:rPr>
               <w:tab/>
-            </w:r>
-            <w:r>
-              <w:rPr>
-                <w:noProof/>
-              </w:rPr>
               <w:fldChar w:fldCharType="begin"/>
-            </w:r>
-            <w:r>
-              <w:rPr>
-                <w:noProof/>
-              </w:rPr>
               <w:instrText xml:space="preserve"> PAGEREF _Toc229165997 \h </w:instrText>
-            </w:r>
-            <w:r>
-              <w:rPr>
-                <w:noProof/>
-              </w:rPr>
-            </w:r>
-            <w:r>
-              <w:rPr>
-                <w:noProof/>
-              </w:rPr>
               <w:fldChar w:fldCharType="separate"/>
-            </w:r>
-            <w:r>
-              <w:rPr>
-                <w:noProof/>
-              </w:rPr>
               <w:t>39</w:t>
-            </w:r>
-            <w:r>
-              <w:rPr>
-                <w:noProof/>
-              </w:rPr>
               <w:fldChar w:fldCharType="end"/>
             </w:r>
           </w:hyperlink>
@@ -3483,40 +1977,10 @@
                 <w:noProof/>
               </w:rPr>
               <w:tab/>
-            </w:r>
-            <w:r>
-              <w:rPr>
-                <w:noProof/>
-              </w:rPr>
               <w:fldChar w:fldCharType="begin"/>
-            </w:r>
-            <w:r>
-              <w:rPr>
-                <w:noProof/>
-              </w:rPr>
               <w:instrText xml:space="preserve"> PAGEREF _Toc229165998 \h </w:instrText>
-            </w:r>
-            <w:r>
-              <w:rPr>
-                <w:noProof/>
-              </w:rPr>
-            </w:r>
-            <w:r>
-              <w:rPr>
-                <w:noProof/>
-              </w:rPr>
               <w:fldChar w:fldCharType="separate"/>
-            </w:r>
-            <w:r>
-              <w:rPr>
-                <w:noProof/>
-              </w:rPr>
               <w:t>40</w:t>
-            </w:r>
-            <w:r>
-              <w:rPr>
-                <w:noProof/>
-              </w:rPr>
               <w:fldChar w:fldCharType="end"/>
             </w:r>
           </w:hyperlink>
@@ -3547,40 +2011,10 @@
                 <w:noProof/>
               </w:rPr>
               <w:tab/>
-            </w:r>
-            <w:r>
-              <w:rPr>
-                <w:noProof/>
-              </w:rPr>
               <w:fldChar w:fldCharType="begin"/>
-            </w:r>
-            <w:r>
-              <w:rPr>
-                <w:noProof/>
-              </w:rPr>
               <w:instrText xml:space="preserve"> PAGEREF _Toc229165999 \h </w:instrText>
-            </w:r>
-            <w:r>
-              <w:rPr>
-                <w:noProof/>
-              </w:rPr>
-            </w:r>
-            <w:r>
-              <w:rPr>
-                <w:noProof/>
-              </w:rPr>
               <w:fldChar w:fldCharType="separate"/>
-            </w:r>
-            <w:r>
-              <w:rPr>
-                <w:noProof/>
-              </w:rPr>
               <w:t>40</w:t>
-            </w:r>
-            <w:r>
-              <w:rPr>
-                <w:noProof/>
-              </w:rPr>
               <w:fldChar w:fldCharType="end"/>
             </w:r>
           </w:hyperlink>
@@ -3611,40 +2045,10 @@
                 <w:noProof/>
               </w:rPr>
               <w:tab/>
-            </w:r>
-            <w:r>
-              <w:rPr>
-                <w:noProof/>
-              </w:rPr>
               <w:fldChar w:fldCharType="begin"/>
-            </w:r>
-            <w:r>
-              <w:rPr>
-                <w:noProof/>
-              </w:rPr>
               <w:instrText xml:space="preserve"> PAGEREF _Toc229166000 \h </w:instrText>
-            </w:r>
-            <w:r>
-              <w:rPr>
-                <w:noProof/>
-              </w:rPr>
-            </w:r>
-            <w:r>
-              <w:rPr>
-                <w:noProof/>
-              </w:rPr>
               <w:fldChar w:fldCharType="separate"/>
-            </w:r>
-            <w:r>
-              <w:rPr>
-                <w:noProof/>
-              </w:rPr>
               <w:t>40</w:t>
-            </w:r>
-            <w:r>
-              <w:rPr>
-                <w:noProof/>
-              </w:rPr>
               <w:fldChar w:fldCharType="end"/>
             </w:r>
           </w:hyperlink>
@@ -3675,40 +2079,10 @@
                 <w:noProof/>
               </w:rPr>
               <w:tab/>
-            </w:r>
-            <w:r>
-              <w:rPr>
-                <w:noProof/>
-              </w:rPr>
               <w:fldChar w:fldCharType="begin"/>
-            </w:r>
-            <w:r>
-              <w:rPr>
-                <w:noProof/>
-              </w:rPr>
               <w:instrText xml:space="preserve"> PAGEREF _Toc229166001 \h </w:instrText>
-            </w:r>
-            <w:r>
-              <w:rPr>
-                <w:noProof/>
-              </w:rPr>
-            </w:r>
-            <w:r>
-              <w:rPr>
-                <w:noProof/>
-              </w:rPr>
               <w:fldChar w:fldCharType="separate"/>
-            </w:r>
-            <w:r>
-              <w:rPr>
-                <w:noProof/>
-              </w:rPr>
               <w:t>40</w:t>
-            </w:r>
-            <w:r>
-              <w:rPr>
-                <w:noProof/>
-              </w:rPr>
               <w:fldChar w:fldCharType="end"/>
             </w:r>
           </w:hyperlink>
@@ -3739,40 +2113,10 @@
                 <w:noProof/>
               </w:rPr>
               <w:tab/>
-            </w:r>
-            <w:r>
-              <w:rPr>
-                <w:noProof/>
-              </w:rPr>
               <w:fldChar w:fldCharType="begin"/>
-            </w:r>
-            <w:r>
-              <w:rPr>
-                <w:noProof/>
-              </w:rPr>
               <w:instrText xml:space="preserve"> PAGEREF _Toc229166002 \h </w:instrText>
-            </w:r>
-            <w:r>
-              <w:rPr>
-                <w:noProof/>
-              </w:rPr>
-            </w:r>
-            <w:r>
-              <w:rPr>
-                <w:noProof/>
-              </w:rPr>
               <w:fldChar w:fldCharType="separate"/>
-            </w:r>
-            <w:r>
-              <w:rPr>
-                <w:noProof/>
-              </w:rPr>
               <w:t>40</w:t>
-            </w:r>
-            <w:r>
-              <w:rPr>
-                <w:noProof/>
-              </w:rPr>
               <w:fldChar w:fldCharType="end"/>
             </w:r>
           </w:hyperlink>
@@ -3803,40 +2147,10 @@
                 <w:noProof/>
               </w:rPr>
               <w:tab/>
-            </w:r>
-            <w:r>
-              <w:rPr>
-                <w:noProof/>
-              </w:rPr>
               <w:fldChar w:fldCharType="begin"/>
-            </w:r>
-            <w:r>
-              <w:rPr>
-                <w:noProof/>
-              </w:rPr>
               <w:instrText xml:space="preserve"> PAGEREF _Toc229166003 \h </w:instrText>
-            </w:r>
-            <w:r>
-              <w:rPr>
-                <w:noProof/>
-              </w:rPr>
-            </w:r>
-            <w:r>
-              <w:rPr>
-                <w:noProof/>
-              </w:rPr>
               <w:fldChar w:fldCharType="separate"/>
-            </w:r>
-            <w:r>
-              <w:rPr>
-                <w:noProof/>
-              </w:rPr>
               <w:t>40</w:t>
-            </w:r>
-            <w:r>
-              <w:rPr>
-                <w:noProof/>
-              </w:rPr>
               <w:fldChar w:fldCharType="end"/>
             </w:r>
           </w:hyperlink>
@@ -3867,40 +2181,10 @@
                 <w:noProof/>
               </w:rPr>
               <w:tab/>
-            </w:r>
-            <w:r>
-              <w:rPr>
-                <w:noProof/>
-              </w:rPr>
               <w:fldChar w:fldCharType="begin"/>
-            </w:r>
-            <w:r>
-              <w:rPr>
-                <w:noProof/>
-              </w:rPr>
               <w:instrText xml:space="preserve"> PAGEREF _Toc229166004 \h </w:instrText>
-            </w:r>
-            <w:r>
-              <w:rPr>
-                <w:noProof/>
-              </w:rPr>
-            </w:r>
-            <w:r>
-              <w:rPr>
-                <w:noProof/>
-              </w:rPr>
               <w:fldChar w:fldCharType="separate"/>
-            </w:r>
-            <w:r>
-              <w:rPr>
-                <w:noProof/>
-              </w:rPr>
               <w:t>41</w:t>
-            </w:r>
-            <w:r>
-              <w:rPr>
-                <w:noProof/>
-              </w:rPr>
               <w:fldChar w:fldCharType="end"/>
             </w:r>
           </w:hyperlink>
@@ -3941,120 +2225,56 @@
     <w:p>
       <w:hyperlink w:anchor="BM_Figura1">
         <w:r>
-          <w:t>Figura 1. Pantalla de inicio de sesión (</w:t>
-        </w:r>
-        <w:proofErr w:type="spellStart"/>
-        <w:r>
-          <w:t>LoginScreen</w:t>
-        </w:r>
-        <w:proofErr w:type="spellEnd"/>
-        <w:r>
-          <w:t>).</w:t>
+          <w:t>Figura 1. Pantalla de inicio de sesión (LoginScreen).</w:t>
         </w:r>
       </w:hyperlink>
     </w:p>
     <w:p>
       <w:hyperlink w:anchor="BM_Figura2">
         <w:r>
-          <w:t>Figura 2. Pantalla de registro (</w:t>
-        </w:r>
-        <w:proofErr w:type="spellStart"/>
-        <w:r>
-          <w:t>RegistroScreen</w:t>
-        </w:r>
-        <w:proofErr w:type="spellEnd"/>
-        <w:r>
-          <w:t>).</w:t>
+          <w:t>Figura 2. Pantalla de registro (RegistroScreen).</w:t>
         </w:r>
       </w:hyperlink>
     </w:p>
     <w:p>
       <w:hyperlink w:anchor="BM_Figura3">
         <w:r>
-          <w:t>Figura 3. Panel de control del usuario (</w:t>
-        </w:r>
-        <w:proofErr w:type="spellStart"/>
-        <w:r>
-          <w:t>DashboardScreen</w:t>
-        </w:r>
-        <w:proofErr w:type="spellEnd"/>
-        <w:r>
-          <w:t>).</w:t>
+          <w:t>Figura 3. Panel de control del usuario (DashboardScreen).</w:t>
         </w:r>
       </w:hyperlink>
     </w:p>
     <w:p>
       <w:hyperlink w:anchor="BM_Figura4">
         <w:r>
-          <w:t>Figura 4. Pantalla de mercado con lista de activos (</w:t>
-        </w:r>
-        <w:proofErr w:type="spellStart"/>
-        <w:r>
-          <w:t>MercadoScreen</w:t>
-        </w:r>
-        <w:proofErr w:type="spellEnd"/>
-        <w:r>
-          <w:t>).</w:t>
+          <w:t>Figura 4. Pantalla de mercado con lista de activos (MercadoScreen).</w:t>
         </w:r>
       </w:hyperlink>
     </w:p>
     <w:p>
       <w:hyperlink w:anchor="BM_Figura5">
         <w:r>
-          <w:t>Figura 5. Pantalla de operaciones de compra/venta (</w:t>
-        </w:r>
-        <w:proofErr w:type="spellStart"/>
-        <w:r>
-          <w:t>OperacionesScreen</w:t>
-        </w:r>
-        <w:proofErr w:type="spellEnd"/>
-        <w:r>
-          <w:t>).</w:t>
+          <w:t>Figura 5. Pantalla de operaciones de compra/venta (OperacionesScreen).</w:t>
         </w:r>
       </w:hyperlink>
     </w:p>
     <w:p>
       <w:hyperlink w:anchor="BM_Figura6">
         <w:r>
-          <w:t>Figura 6. Pantalla de ranking global (</w:t>
-        </w:r>
-        <w:proofErr w:type="spellStart"/>
-        <w:r>
-          <w:t>RankingScreen</w:t>
-        </w:r>
-        <w:proofErr w:type="spellEnd"/>
-        <w:r>
-          <w:t>).</w:t>
+          <w:t>Figura 6. Pantalla de ranking global (RankingScreen).</w:t>
         </w:r>
       </w:hyperlink>
     </w:p>
     <w:p>
       <w:hyperlink w:anchor="BM_Figura7">
         <w:r>
-          <w:t>Figura 7. Pantalla de retos diarios (</w:t>
-        </w:r>
-        <w:proofErr w:type="spellStart"/>
-        <w:r>
-          <w:t>RetosScreen</w:t>
-        </w:r>
-        <w:proofErr w:type="spellEnd"/>
-        <w:r>
-          <w:t>).</w:t>
+          <w:t>Figura 7. Pantalla de retos diarios (RetosScreen).</w:t>
         </w:r>
       </w:hyperlink>
     </w:p>
     <w:p>
       <w:hyperlink w:anchor="BM_Figura8">
         <w:r>
-          <w:t>Figura 8. Pantalla de amigos — lista y solicitudes (</w:t>
-        </w:r>
-        <w:proofErr w:type="spellStart"/>
-        <w:r>
-          <w:t>AmigosScreen</w:t>
-        </w:r>
-        <w:proofErr w:type="spellEnd"/>
-        <w:r>
-          <w:t>).</w:t>
+          <w:t>Figura 8. Pantalla de amigos — lista y solicitudes (AmigosScreen).</w:t>
         </w:r>
       </w:hyperlink>
     </w:p>
@@ -4082,15 +2302,7 @@
     <w:p>
       <w:hyperlink w:anchor="BM_Figura12">
         <w:r>
-          <w:t>Figura 12. Diálogo de perfil de usuario (</w:t>
-        </w:r>
-        <w:proofErr w:type="spellStart"/>
-        <w:r>
-          <w:t>PerfilScreen</w:t>
-        </w:r>
-        <w:proofErr w:type="spellEnd"/>
-        <w:r>
-          <w:t>).</w:t>
+          <w:t>Figura 12. Diálogo de perfil de usuario (PerfilScreen).</w:t>
         </w:r>
       </w:hyperlink>
     </w:p>
@@ -4104,38 +2316,14 @@
     <w:p>
       <w:hyperlink w:anchor="BM_Figura14">
         <w:r>
-          <w:t xml:space="preserve">Figura 14. Esquema del modelo de datos en </w:t>
-        </w:r>
-        <w:proofErr w:type="spellStart"/>
-        <w:r>
-          <w:t>Firestore</w:t>
-        </w:r>
-        <w:proofErr w:type="spellEnd"/>
-        <w:r>
-          <w:t>.</w:t>
+          <w:t>Figura 14. Esquema del modelo de datos en Firestore.</w:t>
         </w:r>
       </w:hyperlink>
     </w:p>
     <w:p>
       <w:hyperlink w:anchor="BM_Figura15">
         <w:r>
-          <w:t xml:space="preserve">Figura 15. Documento del usuario en </w:t>
-        </w:r>
-        <w:proofErr w:type="spellStart"/>
-        <w:r>
-          <w:t>Firebase</w:t>
-        </w:r>
-        <w:proofErr w:type="spellEnd"/>
-        <w:r>
-          <w:t xml:space="preserve"> </w:t>
-        </w:r>
-        <w:proofErr w:type="spellStart"/>
-        <w:r>
-          <w:t>Console</w:t>
-        </w:r>
-        <w:proofErr w:type="spellEnd"/>
-        <w:r>
-          <w:t>.</w:t>
+          <w:t>Figura 15. Documento del usuario en Firebase Console.</w:t>
         </w:r>
       </w:hyperlink>
     </w:p>
@@ -4295,63 +2483,7 @@
         <w:jc w:val="both"/>
       </w:pPr>
       <w:r>
-        <w:t xml:space="preserve">La navegación entre pantallas se gestiona mediante </w:t>
-      </w:r>
-      <w:proofErr w:type="spellStart"/>
-      <w:r>
-        <w:t>Jetpack</w:t>
-      </w:r>
-      <w:proofErr w:type="spellEnd"/>
-      <w:r>
-        <w:t xml:space="preserve"> </w:t>
-      </w:r>
-      <w:proofErr w:type="spellStart"/>
-      <w:r>
-        <w:t>Navigation</w:t>
-      </w:r>
-      <w:proofErr w:type="spellEnd"/>
-      <w:r>
-        <w:t xml:space="preserve"> </w:t>
-      </w:r>
-      <w:proofErr w:type="spellStart"/>
-      <w:r>
-        <w:t>Compose</w:t>
-      </w:r>
-      <w:proofErr w:type="spellEnd"/>
-      <w:r>
-        <w:t xml:space="preserve">, con un grafo de navegación definido en </w:t>
-      </w:r>
-      <w:proofErr w:type="spellStart"/>
-      <w:r>
-        <w:t>NavGraph.kt</w:t>
-      </w:r>
-      <w:proofErr w:type="spellEnd"/>
-      <w:r>
-        <w:t xml:space="preserve"> que detecta reactivamente el estado de sesión de </w:t>
-      </w:r>
-      <w:proofErr w:type="spellStart"/>
-      <w:r>
-        <w:t>Firebase</w:t>
-      </w:r>
-      <w:proofErr w:type="spellEnd"/>
-      <w:r>
-        <w:t xml:space="preserve"> mediante un </w:t>
-      </w:r>
-      <w:proofErr w:type="spellStart"/>
-      <w:r>
-        <w:t>AuthStateListener</w:t>
-      </w:r>
-      <w:proofErr w:type="spellEnd"/>
-      <w:r>
-        <w:t xml:space="preserve">. Esto garantiza que el usuario sea redirigido automáticamente a la pantalla de </w:t>
-      </w:r>
-      <w:proofErr w:type="spellStart"/>
-      <w:r>
-        <w:t>login</w:t>
-      </w:r>
-      <w:proofErr w:type="spellEnd"/>
-      <w:r>
-        <w:t xml:space="preserve"> cuando cierra sesión, y a la pantalla principal cuando la sesión está activa.  Se ha observado que la mayoría de las aplicaciones de simulación de bolsa existentes presentan interfaces complejas poco adecuadas para usuarios sin experiencia, carecen de elementos de gamificación que mantengan la motivación del usuario o no disponen de funcionalidades sociales que fomenten la competición sana entre usuarios.</w:t>
+        <w:t>Se ha observado que la mayoría de las aplicaciones de simulación de bolsa existentes presentan interfaces complejas poco adecuadas para usuarios sin experiencia, carecen de elementos de gamificación que mantengan la motivación del usuario o no disponen de funcionalidades sociales que fomenten la competición sana entre usuarios.</w:t>
       </w:r>
     </w:p>
     <w:p>
@@ -4361,15 +2493,7 @@
         <w:jc w:val="both"/>
       </w:pPr>
       <w:r>
-        <w:t xml:space="preserve">SimuTrade pretende resolver estos problemas ofreciendo una experiencia de aprendizaje financiero </w:t>
-      </w:r>
-      <w:proofErr w:type="spellStart"/>
-      <w:r>
-        <w:t>gamificada</w:t>
-      </w:r>
-      <w:proofErr w:type="spellEnd"/>
-      <w:r>
-        <w:t>, intuitiva y social, donde el usuario aprende mientras se divierte y compite con sus amigos.</w:t>
+        <w:t>SimuTrade pretende resolver estos problemas ofreciendo una experiencia de aprendizaje financiero gamificada, intuitiva y social, donde el usuario aprende mientras se divierte y compite con sus amigos.</w:t>
       </w:r>
     </w:p>
     <w:p>
@@ -4403,31 +2527,7 @@
         <w:jc w:val="both"/>
       </w:pPr>
       <w:r>
-        <w:t xml:space="preserve">Desarrollar una aplicación Android completa con arquitectura MVVM y </w:t>
-      </w:r>
-      <w:proofErr w:type="spellStart"/>
-      <w:r>
-        <w:t>Jetpack</w:t>
-      </w:r>
-      <w:proofErr w:type="spellEnd"/>
-      <w:r>
-        <w:t xml:space="preserve"> </w:t>
-      </w:r>
-      <w:proofErr w:type="spellStart"/>
-      <w:r>
-        <w:t>Compose</w:t>
-      </w:r>
-      <w:proofErr w:type="spellEnd"/>
-      <w:r>
-        <w:t xml:space="preserve"> que siga las guías de diseño de Material </w:t>
-      </w:r>
-      <w:proofErr w:type="spellStart"/>
-      <w:r>
-        <w:t>Design</w:t>
-      </w:r>
-      <w:proofErr w:type="spellEnd"/>
-      <w:r>
-        <w:t xml:space="preserve"> 3.</w:t>
+        <w:t>Desarrollar una aplicación Android completa con arquitectura MVVM y Jetpack Compose que siga las guías de diseño de Material Design 3.</w:t>
       </w:r>
     </w:p>
     <w:p>
@@ -4441,39 +2541,7 @@
         <w:jc w:val="both"/>
       </w:pPr>
       <w:r>
-        <w:t xml:space="preserve">Implementar un </w:t>
-      </w:r>
-      <w:proofErr w:type="spellStart"/>
-      <w:r>
-        <w:t>backend</w:t>
-      </w:r>
-      <w:proofErr w:type="spellEnd"/>
-      <w:r>
-        <w:t xml:space="preserve"> escalable con </w:t>
-      </w:r>
-      <w:proofErr w:type="spellStart"/>
-      <w:r>
-        <w:t>Firebase</w:t>
-      </w:r>
-      <w:proofErr w:type="spellEnd"/>
-      <w:r>
-        <w:t xml:space="preserve"> </w:t>
-      </w:r>
-      <w:proofErr w:type="spellStart"/>
-      <w:r>
-        <w:t>Authentication</w:t>
-      </w:r>
-      <w:proofErr w:type="spellEnd"/>
-      <w:r>
-        <w:t xml:space="preserve"> y Cloud </w:t>
-      </w:r>
-      <w:proofErr w:type="spellStart"/>
-      <w:r>
-        <w:t>Firestore</w:t>
-      </w:r>
-      <w:proofErr w:type="spellEnd"/>
-      <w:r>
-        <w:t xml:space="preserve"> que gestione usuarios, carteras y transacciones en tiempo real.</w:t>
+        <w:t>Implementar un backend escalable con Firebase Authentication y Cloud Firestore que gestione usuarios, carteras y transacciones en tiempo real.</w:t>
       </w:r>
     </w:p>
     <w:p>
@@ -4488,47 +2556,7 @@
       </w:pPr>
       <w:r>
         <w:lastRenderedPageBreak/>
-        <w:t xml:space="preserve">Integrar </w:t>
-      </w:r>
-      <w:proofErr w:type="spellStart"/>
-      <w:r>
-        <w:t>APIs</w:t>
-      </w:r>
-      <w:proofErr w:type="spellEnd"/>
-      <w:r>
-        <w:t xml:space="preserve"> externas reales (</w:t>
-      </w:r>
-      <w:proofErr w:type="spellStart"/>
-      <w:r>
-        <w:t>CoinGecko</w:t>
-      </w:r>
-      <w:proofErr w:type="spellEnd"/>
-      <w:r>
-        <w:t xml:space="preserve"> y </w:t>
-      </w:r>
-      <w:proofErr w:type="spellStart"/>
-      <w:r>
-        <w:t>Finnhub</w:t>
-      </w:r>
-      <w:proofErr w:type="spellEnd"/>
-      <w:r>
-        <w:t xml:space="preserve">) para obtener precios actualizados de acciones y criptomonedas con gestión adecuada de </w:t>
-      </w:r>
-      <w:proofErr w:type="spellStart"/>
-      <w:r>
-        <w:t>rate</w:t>
-      </w:r>
-      <w:proofErr w:type="spellEnd"/>
-      <w:r>
-        <w:t xml:space="preserve"> </w:t>
-      </w:r>
-      <w:proofErr w:type="spellStart"/>
-      <w:r>
-        <w:t>limiting</w:t>
-      </w:r>
-      <w:proofErr w:type="spellEnd"/>
-      <w:r>
-        <w:t>.</w:t>
+        <w:t>Integrar APIs externas reales (CoinGecko y Finnhub) para obtener precios actualizados de acciones y criptomonedas con gestión adecuada de rate limiting.</w:t>
       </w:r>
     </w:p>
     <w:p>
@@ -4556,15 +2584,7 @@
         <w:jc w:val="both"/>
       </w:pPr>
       <w:r>
-        <w:t xml:space="preserve">Implementar un sistema de retos diarios con validación real contra datos de </w:t>
-      </w:r>
-      <w:proofErr w:type="spellStart"/>
-      <w:r>
-        <w:t>Firestore</w:t>
-      </w:r>
-      <w:proofErr w:type="spellEnd"/>
-      <w:r>
-        <w:t>, racha y recompensas en saldo bonus separado.</w:t>
+        <w:t>Implementar un sistema de retos diarios con validación real contra datos de Firestore, racha y recompensas en saldo bonus separado.</w:t>
       </w:r>
     </w:p>
     <w:p>
@@ -4592,15 +2612,7 @@
         <w:jc w:val="both"/>
       </w:pPr>
       <w:r>
-        <w:t xml:space="preserve">Garantizar la equidad del sistema de rangos y del </w:t>
-      </w:r>
-      <w:proofErr w:type="spellStart"/>
-      <w:r>
-        <w:t>leaderboard</w:t>
-      </w:r>
-      <w:proofErr w:type="spellEnd"/>
-      <w:r>
-        <w:t xml:space="preserve"> descartando el saldo bonus de retos en los cálculos de beneficio.</w:t>
+        <w:t>Garantizar la equidad del sistema de rangos y del leaderboard descartando el saldo bonus de retos en los cálculos de beneficio.</w:t>
       </w:r>
     </w:p>
     <w:p>
@@ -4702,15 +2714,7 @@
         <w:jc w:val="both"/>
       </w:pPr>
       <w:r>
-        <w:t xml:space="preserve">Adicionalmente, se ha identificado que el uso de </w:t>
-      </w:r>
-      <w:proofErr w:type="spellStart"/>
-      <w:r>
-        <w:t>SharedPreferences</w:t>
-      </w:r>
-      <w:proofErr w:type="spellEnd"/>
-      <w:r>
-        <w:t xml:space="preserve"> para persistencia local, solución habitual en proyectos académicos previos, presenta limitaciones importantes: los datos se pierden al reinstalar la aplicación, no permite la sincronización entre dispositivos y no es adecuada para un sistema multiusuario.</w:t>
+        <w:t>Adicionalmente, se ha identificado que el uso de SharedPreferences para persistencia local, solución habitual en proyectos académicos previos, presenta limitaciones importantes: los datos se pierden al reinstalar la aplicación, no permite la sincronización entre dispositivos y no es adecuada para un sistema multiusuario.</w:t>
       </w:r>
     </w:p>
     <w:p>
@@ -4743,37 +2747,8 @@
         <w:spacing w:before="40" w:after="40" w:line="360" w:lineRule="auto"/>
         <w:jc w:val="both"/>
       </w:pPr>
-      <w:proofErr w:type="spellStart"/>
-      <w:r>
-        <w:t>Firebase</w:t>
-      </w:r>
-      <w:proofErr w:type="spellEnd"/>
-      <w:r>
-        <w:t xml:space="preserve"> </w:t>
-      </w:r>
-      <w:proofErr w:type="spellStart"/>
-      <w:r>
-        <w:t>Authentication</w:t>
-      </w:r>
-      <w:proofErr w:type="spellEnd"/>
-      <w:r>
-        <w:t xml:space="preserve"> y Cloud </w:t>
-      </w:r>
-      <w:proofErr w:type="spellStart"/>
-      <w:r>
-        <w:t>Firestore</w:t>
-      </w:r>
-      <w:proofErr w:type="spellEnd"/>
-      <w:r>
-        <w:t xml:space="preserve"> como </w:t>
-      </w:r>
-      <w:proofErr w:type="spellStart"/>
-      <w:r>
-        <w:t>backend</w:t>
-      </w:r>
-      <w:proofErr w:type="spellEnd"/>
-      <w:r>
-        <w:t>, eliminando la necesidad de un servidor propio y garantizando persistencia, sincronización en tiempo real y escalabilidad.</w:t>
+      <w:r>
+        <w:t>Firebase Authentication y Cloud Firestore como backend, eliminando la necesidad de un servidor propio y garantizando persistencia, sincronización en tiempo real y escalabilidad.</w:t>
       </w:r>
     </w:p>
     <w:p>
@@ -4787,31 +2762,7 @@
         <w:jc w:val="both"/>
       </w:pPr>
       <w:r>
-        <w:t xml:space="preserve">Material </w:t>
-      </w:r>
-      <w:proofErr w:type="spellStart"/>
-      <w:r>
-        <w:t>Design</w:t>
-      </w:r>
-      <w:proofErr w:type="spellEnd"/>
-      <w:r>
-        <w:t xml:space="preserve"> 3 con </w:t>
-      </w:r>
-      <w:proofErr w:type="spellStart"/>
-      <w:r>
-        <w:t>Jetpack</w:t>
-      </w:r>
-      <w:proofErr w:type="spellEnd"/>
-      <w:r>
-        <w:t xml:space="preserve"> </w:t>
-      </w:r>
-      <w:proofErr w:type="spellStart"/>
-      <w:r>
-        <w:t>Compose</w:t>
-      </w:r>
-      <w:proofErr w:type="spellEnd"/>
-      <w:r>
-        <w:t xml:space="preserve"> para una interfaz moderna, intuitiva y accesible para usuarios sin experiencia previa.</w:t>
+        <w:t>Material Design 3 con Jetpack Compose para una interfaz moderna, intuitiva y accesible para usuarios sin experiencia previa.</w:t>
       </w:r>
     </w:p>
     <w:p>
@@ -4824,45 +2775,8 @@
         <w:spacing w:before="40" w:after="40" w:line="360" w:lineRule="auto"/>
         <w:jc w:val="both"/>
       </w:pPr>
-      <w:proofErr w:type="spellStart"/>
-      <w:r>
-        <w:t>APIs</w:t>
-      </w:r>
-      <w:proofErr w:type="spellEnd"/>
-      <w:r>
-        <w:t xml:space="preserve"> reales de </w:t>
-      </w:r>
-      <w:proofErr w:type="spellStart"/>
-      <w:r>
-        <w:t>CoinGecko</w:t>
-      </w:r>
-      <w:proofErr w:type="spellEnd"/>
-      <w:r>
-        <w:t xml:space="preserve"> y </w:t>
-      </w:r>
-      <w:proofErr w:type="spellStart"/>
-      <w:r>
-        <w:t>Finnhub</w:t>
-      </w:r>
-      <w:proofErr w:type="spellEnd"/>
-      <w:r>
-        <w:t xml:space="preserve"> para precios actualizados, con gestión de </w:t>
-      </w:r>
-      <w:proofErr w:type="spellStart"/>
-      <w:r>
-        <w:t>rate</w:t>
-      </w:r>
-      <w:proofErr w:type="spellEnd"/>
-      <w:r>
-        <w:t xml:space="preserve"> </w:t>
-      </w:r>
-      <w:proofErr w:type="spellStart"/>
-      <w:r>
-        <w:t>limiting</w:t>
-      </w:r>
-      <w:proofErr w:type="spellEnd"/>
-      <w:r>
-        <w:t xml:space="preserve"> para evitar errores 429.</w:t>
+      <w:r>
+        <w:t>APIs reales de CoinGecko y Finnhub para precios actualizados, con gestión de rate limiting para evitar errores 429.</w:t>
       </w:r>
     </w:p>
     <w:p>
@@ -5075,23 +2989,7 @@
                 <w:sz w:val="20"/>
                 <w:szCs w:val="20"/>
               </w:rPr>
-              <w:t xml:space="preserve">El sistema permite al usuario registrarse con email/contraseña o con Google </w:t>
-            </w:r>
-            <w:proofErr w:type="spellStart"/>
-            <w:r>
-              <w:rPr>
-                <w:sz w:val="20"/>
-                <w:szCs w:val="20"/>
-              </w:rPr>
-              <w:t>Sign</w:t>
-            </w:r>
-            <w:proofErr w:type="spellEnd"/>
-            <w:r>
-              <w:rPr>
-                <w:sz w:val="20"/>
-                <w:szCs w:val="20"/>
-              </w:rPr>
-              <w:t>-In.</w:t>
+              <w:t>El sistema permite al usuario registrarse con email/contraseña o con Google Sign-In.</w:t>
             </w:r>
           </w:p>
         </w:tc>
@@ -5587,23 +3485,7 @@
                 <w:sz w:val="20"/>
                 <w:szCs w:val="20"/>
               </w:rPr>
-              <w:t xml:space="preserve">El sistema muestra un </w:t>
-            </w:r>
-            <w:proofErr w:type="spellStart"/>
-            <w:r>
-              <w:rPr>
-                <w:sz w:val="20"/>
-                <w:szCs w:val="20"/>
-              </w:rPr>
-              <w:t>leaderboard</w:t>
-            </w:r>
-            <w:proofErr w:type="spellEnd"/>
-            <w:r>
-              <w:rPr>
-                <w:sz w:val="20"/>
-                <w:szCs w:val="20"/>
-              </w:rPr>
-              <w:t xml:space="preserve"> global ordenado por beneficio de trading.</w:t>
+              <w:t>El sistema muestra un leaderboard global ordenado por beneficio de trading.</w:t>
             </w:r>
           </w:p>
         </w:tc>
@@ -5727,23 +3609,7 @@
                 <w:sz w:val="20"/>
                 <w:szCs w:val="20"/>
               </w:rPr>
-              <w:t xml:space="preserve">Al completar un reto, el sistema valida las condiciones consultando </w:t>
-            </w:r>
-            <w:proofErr w:type="spellStart"/>
-            <w:r>
-              <w:rPr>
-                <w:sz w:val="20"/>
-                <w:szCs w:val="20"/>
-              </w:rPr>
-              <w:t>Firestore</w:t>
-            </w:r>
-            <w:proofErr w:type="spellEnd"/>
-            <w:r>
-              <w:rPr>
-                <w:sz w:val="20"/>
-                <w:szCs w:val="20"/>
-              </w:rPr>
-              <w:t xml:space="preserve"> en tiempo real.</w:t>
+              <w:t>Al completar un reto, el sistema valida las condiciones consultando Firestore en tiempo real.</w:t>
             </w:r>
           </w:p>
         </w:tc>
@@ -6319,23 +4185,7 @@
                 <w:sz w:val="20"/>
                 <w:szCs w:val="20"/>
               </w:rPr>
-              <w:t xml:space="preserve">La interfaz sigue las guías de Material </w:t>
-            </w:r>
-            <w:proofErr w:type="spellStart"/>
-            <w:r>
-              <w:rPr>
-                <w:sz w:val="20"/>
-                <w:szCs w:val="20"/>
-              </w:rPr>
-              <w:t>Design</w:t>
-            </w:r>
-            <w:proofErr w:type="spellEnd"/>
-            <w:r>
-              <w:rPr>
-                <w:sz w:val="20"/>
-                <w:szCs w:val="20"/>
-              </w:rPr>
-              <w:t xml:space="preserve"> 3 y es compatible con modo oscuro.</w:t>
+              <w:t>La interfaz sigue las guías de Material Design 3 y es compatible con modo oscuro.</w:t>
             </w:r>
           </w:p>
         </w:tc>
@@ -6459,23 +4309,7 @@
                 <w:sz w:val="20"/>
                 <w:szCs w:val="20"/>
               </w:rPr>
-              <w:t xml:space="preserve">Los datos se persisten en Cloud </w:t>
-            </w:r>
-            <w:proofErr w:type="spellStart"/>
-            <w:r>
-              <w:rPr>
-                <w:sz w:val="20"/>
-                <w:szCs w:val="20"/>
-              </w:rPr>
-              <w:t>Firestore</w:t>
-            </w:r>
-            <w:proofErr w:type="spellEnd"/>
-            <w:r>
-              <w:rPr>
-                <w:sz w:val="20"/>
-                <w:szCs w:val="20"/>
-              </w:rPr>
-              <w:t xml:space="preserve"> y se mantienen entre sesiones y dispositivos.</w:t>
+              <w:t>Los datos se persisten en Cloud Firestore y se mantienen entre sesiones y dispositivos.</w:t>
             </w:r>
           </w:p>
         </w:tc>
@@ -6661,71 +4495,7 @@
                 <w:sz w:val="20"/>
                 <w:szCs w:val="20"/>
               </w:rPr>
-              <w:t xml:space="preserve">Las peticiones a </w:t>
-            </w:r>
-            <w:proofErr w:type="spellStart"/>
-            <w:r>
-              <w:rPr>
-                <w:sz w:val="20"/>
-                <w:szCs w:val="20"/>
-              </w:rPr>
-              <w:t>CoinGecko</w:t>
-            </w:r>
-            <w:proofErr w:type="spellEnd"/>
-            <w:r>
-              <w:rPr>
-                <w:sz w:val="20"/>
-                <w:szCs w:val="20"/>
-              </w:rPr>
-              <w:t xml:space="preserve"> respetan el </w:t>
-            </w:r>
-            <w:proofErr w:type="spellStart"/>
-            <w:r>
-              <w:rPr>
-                <w:sz w:val="20"/>
-                <w:szCs w:val="20"/>
-              </w:rPr>
-              <w:t>rate</w:t>
-            </w:r>
-            <w:proofErr w:type="spellEnd"/>
-            <w:r>
-              <w:rPr>
-                <w:sz w:val="20"/>
-                <w:szCs w:val="20"/>
-              </w:rPr>
-              <w:t xml:space="preserve"> </w:t>
-            </w:r>
-            <w:proofErr w:type="spellStart"/>
-            <w:r>
-              <w:rPr>
-                <w:sz w:val="20"/>
-                <w:szCs w:val="20"/>
-              </w:rPr>
-              <w:t>limit</w:t>
-            </w:r>
-            <w:proofErr w:type="spellEnd"/>
-            <w:r>
-              <w:rPr>
-                <w:sz w:val="20"/>
-                <w:szCs w:val="20"/>
-              </w:rPr>
-              <w:t xml:space="preserve"> mediante un </w:t>
-            </w:r>
-            <w:proofErr w:type="spellStart"/>
-            <w:r>
-              <w:rPr>
-                <w:sz w:val="20"/>
-                <w:szCs w:val="20"/>
-              </w:rPr>
-              <w:t>cooldown</w:t>
-            </w:r>
-            <w:proofErr w:type="spellEnd"/>
-            <w:r>
-              <w:rPr>
-                <w:sz w:val="20"/>
-                <w:szCs w:val="20"/>
-              </w:rPr>
-              <w:t xml:space="preserve"> de 60 segundos.</w:t>
+              <w:t>Las peticiones a CoinGecko respetan el rate limit mediante un cooldown de 60 segundos.</w:t>
             </w:r>
           </w:p>
         </w:tc>
@@ -6787,23 +4557,7 @@
                 <w:sz w:val="20"/>
                 <w:szCs w:val="20"/>
               </w:rPr>
-              <w:t xml:space="preserve">El saldo bonus de retos no influye en el cálculo del rango ni en el </w:t>
-            </w:r>
-            <w:proofErr w:type="spellStart"/>
-            <w:r>
-              <w:rPr>
-                <w:sz w:val="20"/>
-                <w:szCs w:val="20"/>
-              </w:rPr>
-              <w:t>leaderboard</w:t>
-            </w:r>
-            <w:proofErr w:type="spellEnd"/>
-            <w:r>
-              <w:rPr>
-                <w:sz w:val="20"/>
-                <w:szCs w:val="20"/>
-              </w:rPr>
-              <w:t xml:space="preserve"> global.</w:t>
+              <w:t>El saldo bonus de retos no influye en el cálculo del rango ni en el leaderboard global.</w:t>
             </w:r>
           </w:p>
         </w:tc>
@@ -6865,39 +4619,7 @@
                 <w:sz w:val="20"/>
                 <w:szCs w:val="20"/>
               </w:rPr>
-              <w:t xml:space="preserve">El sistema garantiza la consistencia de datos mediante </w:t>
-            </w:r>
-            <w:proofErr w:type="spellStart"/>
-            <w:r>
-              <w:rPr>
-                <w:sz w:val="20"/>
-                <w:szCs w:val="20"/>
-              </w:rPr>
-              <w:t>batch</w:t>
-            </w:r>
-            <w:proofErr w:type="spellEnd"/>
-            <w:r>
-              <w:rPr>
-                <w:sz w:val="20"/>
-                <w:szCs w:val="20"/>
-              </w:rPr>
-              <w:t xml:space="preserve"> </w:t>
-            </w:r>
-            <w:proofErr w:type="spellStart"/>
-            <w:r>
-              <w:rPr>
-                <w:sz w:val="20"/>
-                <w:szCs w:val="20"/>
-              </w:rPr>
-              <w:t>writes</w:t>
-            </w:r>
-            <w:proofErr w:type="spellEnd"/>
-            <w:r>
-              <w:rPr>
-                <w:sz w:val="20"/>
-                <w:szCs w:val="20"/>
-              </w:rPr>
-              <w:t xml:space="preserve"> en operaciones atómicas.</w:t>
+              <w:t>El sistema garantiza la consistencia de datos mediante batch writes en operaciones atómicas.</w:t>
             </w:r>
           </w:p>
         </w:tc>
@@ -6936,39 +4658,7 @@
         <w:jc w:val="both"/>
       </w:pPr>
       <w:r>
-        <w:t xml:space="preserve">SimuTrade sigue el patrón de arquitectura MVVM (Model - View - </w:t>
-      </w:r>
-      <w:proofErr w:type="spellStart"/>
-      <w:r>
-        <w:t>ViewModel</w:t>
-      </w:r>
-      <w:proofErr w:type="spellEnd"/>
-      <w:r>
-        <w:t xml:space="preserve">), que es el patrón recomendado por Google para aplicaciones Android con </w:t>
-      </w:r>
-      <w:proofErr w:type="spellStart"/>
-      <w:r>
-        <w:t>Jetpack</w:t>
-      </w:r>
-      <w:proofErr w:type="spellEnd"/>
-      <w:r>
-        <w:t xml:space="preserve"> </w:t>
-      </w:r>
-      <w:proofErr w:type="spellStart"/>
-      <w:r>
-        <w:t>Compose</w:t>
-      </w:r>
-      <w:proofErr w:type="spellEnd"/>
-      <w:r>
-        <w:t xml:space="preserve">. Este patrón separa claramente las responsabilidades de cada capa, facilitando el </w:t>
-      </w:r>
-      <w:proofErr w:type="spellStart"/>
-      <w:r>
-        <w:t>testing</w:t>
-      </w:r>
-      <w:proofErr w:type="spellEnd"/>
-      <w:r>
-        <w:t>, el mantenimiento y la escalabilidad del código.</w:t>
+        <w:t>SimuTrade sigue el patrón de arquitectura MVVM (Model - View - ViewModel), que es el patrón recomendado por Google para aplicaciones Android con Jetpack Compose. Este patrón separa claramente las responsabilidades de cada capa, facilitando el testing, el mantenimiento y la escalabilidad del código.</w:t>
       </w:r>
     </w:p>
     <w:p>
@@ -7206,23 +4896,7 @@
                 <w:sz w:val="20"/>
                 <w:szCs w:val="20"/>
               </w:rPr>
-              <w:t xml:space="preserve">Define las estructuras de datos del dominio: </w:t>
-            </w:r>
-            <w:proofErr w:type="spellStart"/>
-            <w:r>
-              <w:rPr>
-                <w:sz w:val="20"/>
-                <w:szCs w:val="20"/>
-              </w:rPr>
-              <w:t>DatosUsuario</w:t>
-            </w:r>
-            <w:proofErr w:type="spellEnd"/>
-            <w:r>
-              <w:rPr>
-                <w:sz w:val="20"/>
-                <w:szCs w:val="20"/>
-              </w:rPr>
-              <w:t>, Activo, Liga, Reto, etc.</w:t>
+              <w:t>Define las estructuras de datos del dominio: DatosUsuario, Activo, Liga, Reto, etc.</w:t>
             </w:r>
           </w:p>
         </w:tc>
@@ -7249,7 +4923,6 @@
             <w:pPr>
               <w:jc w:val="both"/>
             </w:pPr>
-            <w:proofErr w:type="spellStart"/>
             <w:r>
               <w:rPr>
                 <w:sz w:val="20"/>
@@ -7257,7 +4930,6 @@
               </w:rPr>
               <w:t>Repository</w:t>
             </w:r>
-            <w:proofErr w:type="spellEnd"/>
           </w:p>
         </w:tc>
         <w:tc>
@@ -7316,39 +4988,7 @@
                 <w:sz w:val="20"/>
                 <w:szCs w:val="20"/>
               </w:rPr>
-              <w:t xml:space="preserve">Contiene la lógica de negocio y el acceso a </w:t>
-            </w:r>
-            <w:proofErr w:type="spellStart"/>
-            <w:r>
-              <w:rPr>
-                <w:sz w:val="20"/>
-                <w:szCs w:val="20"/>
-              </w:rPr>
-              <w:t>Firebase</w:t>
-            </w:r>
-            <w:proofErr w:type="spellEnd"/>
-            <w:r>
-              <w:rPr>
-                <w:sz w:val="20"/>
-                <w:szCs w:val="20"/>
-              </w:rPr>
-              <w:t xml:space="preserve"> y </w:t>
-            </w:r>
-            <w:proofErr w:type="spellStart"/>
-            <w:r>
-              <w:rPr>
-                <w:sz w:val="20"/>
-                <w:szCs w:val="20"/>
-              </w:rPr>
-              <w:t>APIs</w:t>
-            </w:r>
-            <w:proofErr w:type="spellEnd"/>
-            <w:r>
-              <w:rPr>
-                <w:sz w:val="20"/>
-                <w:szCs w:val="20"/>
-              </w:rPr>
-              <w:t xml:space="preserve"> externas. Separado por dominio.</w:t>
+              <w:t>Contiene la lógica de negocio y el acceso a Firebase y APIs externas. Separado por dominio.</w:t>
             </w:r>
           </w:p>
         </w:tc>
@@ -7375,7 +5015,6 @@
             <w:pPr>
               <w:jc w:val="both"/>
             </w:pPr>
-            <w:proofErr w:type="spellStart"/>
             <w:r>
               <w:rPr>
                 <w:sz w:val="20"/>
@@ -7383,7 +5022,6 @@
               </w:rPr>
               <w:t>ViewModel</w:t>
             </w:r>
-            <w:proofErr w:type="spellEnd"/>
           </w:p>
         </w:tc>
         <w:tc>
@@ -7407,31 +5045,13 @@
             <w:pPr>
               <w:jc w:val="both"/>
             </w:pPr>
-            <w:proofErr w:type="spellStart"/>
-            <w:r>
-              <w:rPr>
-                <w:sz w:val="20"/>
-                <w:szCs w:val="20"/>
-              </w:rPr>
-              <w:t>ui</w:t>
-            </w:r>
-            <w:proofErr w:type="spellEnd"/>
-            <w:r>
-              <w:rPr>
-                <w:sz w:val="20"/>
-                <w:szCs w:val="20"/>
-              </w:rPr>
-              <w:t>/*/</w:t>
-            </w:r>
-            <w:proofErr w:type="spellStart"/>
-            <w:r>
-              <w:rPr>
-                <w:sz w:val="20"/>
-                <w:szCs w:val="20"/>
-              </w:rPr>
-              <w:t>ViewModel</w:t>
-            </w:r>
-            <w:proofErr w:type="spellEnd"/>
+            <w:r>
+              <w:rPr>
+                <w:sz w:val="20"/>
+                <w:szCs w:val="20"/>
+              </w:rPr>
+              <w:t>ui/*/ViewModel</w:t>
+            </w:r>
           </w:p>
         </w:tc>
         <w:tc>
@@ -7460,23 +5080,7 @@
                 <w:sz w:val="20"/>
                 <w:szCs w:val="20"/>
               </w:rPr>
-              <w:t xml:space="preserve">Gestiona el estado de la UI mediante </w:t>
-            </w:r>
-            <w:proofErr w:type="spellStart"/>
-            <w:r>
-              <w:rPr>
-                <w:sz w:val="20"/>
-                <w:szCs w:val="20"/>
-              </w:rPr>
-              <w:t>StateFlow</w:t>
-            </w:r>
-            <w:proofErr w:type="spellEnd"/>
-            <w:r>
-              <w:rPr>
-                <w:sz w:val="20"/>
-                <w:szCs w:val="20"/>
-              </w:rPr>
-              <w:t>. Conecta los repositorios con las vistas.</w:t>
+              <w:t>Gestiona el estado de la UI mediante StateFlow. Conecta los repositorios con las vistas.</w:t>
             </w:r>
           </w:p>
         </w:tc>
@@ -7533,31 +5137,13 @@
             <w:pPr>
               <w:jc w:val="both"/>
             </w:pPr>
-            <w:proofErr w:type="spellStart"/>
-            <w:r>
-              <w:rPr>
-                <w:sz w:val="20"/>
-                <w:szCs w:val="20"/>
-              </w:rPr>
-              <w:t>ui</w:t>
-            </w:r>
-            <w:proofErr w:type="spellEnd"/>
-            <w:r>
-              <w:rPr>
-                <w:sz w:val="20"/>
-                <w:szCs w:val="20"/>
-              </w:rPr>
-              <w:t>/*/</w:t>
-            </w:r>
-            <w:proofErr w:type="spellStart"/>
-            <w:r>
-              <w:rPr>
-                <w:sz w:val="20"/>
-                <w:szCs w:val="20"/>
-              </w:rPr>
-              <w:t>Screen</w:t>
-            </w:r>
-            <w:proofErr w:type="spellEnd"/>
+            <w:r>
+              <w:rPr>
+                <w:sz w:val="20"/>
+                <w:szCs w:val="20"/>
+              </w:rPr>
+              <w:t>ui/*/Screen</w:t>
+            </w:r>
           </w:p>
         </w:tc>
         <w:tc>
@@ -7586,39 +5172,7 @@
                 <w:sz w:val="20"/>
                 <w:szCs w:val="20"/>
               </w:rPr>
-              <w:t xml:space="preserve">Pantallas declarativas construidas con </w:t>
-            </w:r>
-            <w:proofErr w:type="spellStart"/>
-            <w:r>
-              <w:rPr>
-                <w:sz w:val="20"/>
-                <w:szCs w:val="20"/>
-              </w:rPr>
-              <w:t>Jetpack</w:t>
-            </w:r>
-            <w:proofErr w:type="spellEnd"/>
-            <w:r>
-              <w:rPr>
-                <w:sz w:val="20"/>
-                <w:szCs w:val="20"/>
-              </w:rPr>
-              <w:t xml:space="preserve"> </w:t>
-            </w:r>
-            <w:proofErr w:type="spellStart"/>
-            <w:r>
-              <w:rPr>
-                <w:sz w:val="20"/>
-                <w:szCs w:val="20"/>
-              </w:rPr>
-              <w:t>Compose</w:t>
-            </w:r>
-            <w:proofErr w:type="spellEnd"/>
-            <w:r>
-              <w:rPr>
-                <w:sz w:val="20"/>
-                <w:szCs w:val="20"/>
-              </w:rPr>
-              <w:t>. No contienen lógica de negocio.</w:t>
+              <w:t>Pantallas declarativas construidas con Jetpack Compose. No contienen lógica de negocio.</w:t>
             </w:r>
           </w:p>
         </w:tc>
@@ -7725,14 +5279,9 @@
       <w:bookmarkStart w:id="21" w:name="_Toc229165971"/>
       <w:r>
         <w:lastRenderedPageBreak/>
-        <w:t xml:space="preserve">3.2 Modelo de Datos — Cloud </w:t>
-      </w:r>
-      <w:proofErr w:type="spellStart"/>
-      <w:r>
-        <w:t>Firestore</w:t>
+        <w:t>3.2 Modelo de Datos — Cloud Firestore</w:t>
       </w:r>
       <w:bookmarkEnd w:id="21"/>
-      <w:proofErr w:type="spellEnd"/>
     </w:p>
     <w:p>
       <w:pPr>
@@ -7741,23 +5290,7 @@
         <w:jc w:val="both"/>
       </w:pPr>
       <w:r>
-        <w:t xml:space="preserve">La base de datos está implementada en Cloud </w:t>
-      </w:r>
-      <w:proofErr w:type="spellStart"/>
-      <w:r>
-        <w:t>Firestore</w:t>
-      </w:r>
-      <w:proofErr w:type="spellEnd"/>
-      <w:r>
-        <w:t xml:space="preserve">, una base de datos NoSQL orientada a documentos. Se ha optado por este modelo en lugar de una base de datos relacional por su mayor flexibilidad para almacenar estructuras de datos anidadas, su sincronización en tiempo real y su integración nativa con el ecosistema </w:t>
-      </w:r>
-      <w:proofErr w:type="spellStart"/>
-      <w:r>
-        <w:t>Firebase</w:t>
-      </w:r>
-      <w:proofErr w:type="spellEnd"/>
-      <w:r>
-        <w:t>.</w:t>
+        <w:t>La base de datos está implementada en Cloud Firestore, una base de datos NoSQL orientada a documentos. Se ha optado por este modelo en lugar de una base de datos relacional por su mayor flexibilidad para almacenar estructuras de datos anidadas, su sincronización en tiempo real y su integración nativa con el ecosistema Firebase.</w:t>
       </w:r>
     </w:p>
     <w:p>
@@ -7767,15 +5300,7 @@
         <w:jc w:val="both"/>
       </w:pPr>
       <w:r>
-        <w:t xml:space="preserve">La estructura se organiza en dos colecciones raíz: Usuarios y Ligas. Dentro de cada documento de usuario se encuentran las </w:t>
-      </w:r>
-      <w:proofErr w:type="spellStart"/>
-      <w:r>
-        <w:t>subcolecciones</w:t>
-      </w:r>
-      <w:proofErr w:type="spellEnd"/>
-      <w:r>
-        <w:t xml:space="preserve"> que almacenan la cartera, las transacciones, los datos de retos, los amigos, las solicitudes pendientes y las invitaciones a ligas recibidas.</w:t>
+        <w:t>La estructura se organiza en dos colecciones raíz: Usuarios y Ligas. Dentro de cada documento de usuario se encuentran las subcolecciones que almacenan la cartera, las transacciones, los datos de retos, los amigos, las solicitudes pendientes y las invitaciones a ligas recibidas.</w:t>
       </w:r>
     </w:p>
     <w:p>
@@ -7785,15 +5310,7 @@
         <w:jc w:val="both"/>
       </w:pPr>
       <w:r>
-        <w:t xml:space="preserve">Como se ilustra en la Figura 14, el campo </w:t>
-      </w:r>
-      <w:proofErr w:type="spellStart"/>
-      <w:r>
-        <w:t>saldo_bonus</w:t>
-      </w:r>
-      <w:proofErr w:type="spellEnd"/>
-      <w:r>
-        <w:t xml:space="preserve"> almacena de forma independiente el dinero obtenido mediante retos, lo que permite calcular el beneficio de trading puro restando dicho bonus antes de determinar el rango del usuario.</w:t>
+        <w:t>Como se ilustra en la Figura 14, el campo saldo_bonus almacena de forma independiente el dinero obtenido mediante retos, lo que permite calcular el beneficio de trading puro restando dicho bonus antes de determinar el rango del usuario.</w:t>
       </w:r>
     </w:p>
     <w:p>
@@ -7855,29 +5372,7 @@
           <w:sz w:val="20"/>
           <w:szCs w:val="20"/>
         </w:rPr>
-        <w:t xml:space="preserve">Figura 14. Esquema del modelo de datos en </w:t>
-      </w:r>
-      <w:proofErr w:type="spellStart"/>
-      <w:r>
-        <w:rPr>
-          <w:i/>
-          <w:iCs/>
-          <w:color w:val="475569"/>
-          <w:sz w:val="20"/>
-          <w:szCs w:val="20"/>
-        </w:rPr>
-        <w:t>Firestore</w:t>
-      </w:r>
-      <w:proofErr w:type="spellEnd"/>
-      <w:r>
-        <w:rPr>
-          <w:i/>
-          <w:iCs/>
-          <w:color w:val="475569"/>
-          <w:sz w:val="20"/>
-          <w:szCs w:val="20"/>
-        </w:rPr>
-        <w:t>.</w:t>
+        <w:t>Figura 14. Esquema del modelo de datos en Firestore.</w:t>
       </w:r>
       <w:bookmarkEnd w:id="22"/>
     </w:p>
@@ -7913,13 +5408,7 @@
         <w:jc w:val="both"/>
       </w:pPr>
       <w:r>
-        <w:t xml:space="preserve">A </w:t>
-      </w:r>
-      <w:r>
-        <w:t>continuación,</w:t>
-      </w:r>
-      <w:r>
-        <w:t xml:space="preserve"> se describen los principales casos de uso del sistema. El actor principal es el Usuario autenticado.</w:t>
+        <w:t>A continuación, se describen los principales casos de uso del sistema. El actor principal es el Usuario autenticado.</w:t>
       </w:r>
     </w:p>
     <w:p>
@@ -8279,23 +5768,7 @@
                 <w:sz w:val="20"/>
                 <w:szCs w:val="20"/>
               </w:rPr>
-              <w:t xml:space="preserve">1. El usuario accede a la pantalla de Mercado. 2. Selecciona un activo. 3. Introduce la cantidad. 4. Pulsa Comprar. 5. El sistema descuenta el importe del saldo, actualiza la cartera y registra la transacción en </w:t>
-            </w:r>
-            <w:proofErr w:type="spellStart"/>
-            <w:r>
-              <w:rPr>
-                <w:sz w:val="20"/>
-                <w:szCs w:val="20"/>
-              </w:rPr>
-              <w:t>Firestore</w:t>
-            </w:r>
-            <w:proofErr w:type="spellEnd"/>
-            <w:r>
-              <w:rPr>
-                <w:sz w:val="20"/>
-                <w:szCs w:val="20"/>
-              </w:rPr>
-              <w:t>.</w:t>
+              <w:t>1. El usuario accede a la pantalla de Mercado. 2. Selecciona un activo. 3. Introduce la cantidad. 4. Pulsa Comprar. 5. El sistema descuenta el importe del saldo, actualiza la cartera y registra la transacción en Firestore.</w:t>
             </w:r>
           </w:p>
         </w:tc>
@@ -8782,23 +6255,7 @@
                 <w:sz w:val="20"/>
                 <w:szCs w:val="20"/>
               </w:rPr>
-              <w:t xml:space="preserve">1. El usuario accede a la pantalla de Retos. 2. Pulsa el botón Completar en un reto. 3. El sistema valida las condiciones consultando </w:t>
-            </w:r>
-            <w:proofErr w:type="spellStart"/>
-            <w:r>
-              <w:rPr>
-                <w:sz w:val="20"/>
-                <w:szCs w:val="20"/>
-              </w:rPr>
-              <w:t>Firestore</w:t>
-            </w:r>
-            <w:proofErr w:type="spellEnd"/>
-            <w:r>
-              <w:rPr>
-                <w:sz w:val="20"/>
-                <w:szCs w:val="20"/>
-              </w:rPr>
-              <w:t xml:space="preserve"> en tiempo real. 4. Si se cumplen, añade la recompensa al saldo bonus y marca el reto como completado. 5. Si se completan todos los retos del día, incrementa la racha.</w:t>
+              <w:t>1. El usuario accede a la pantalla de Retos. 2. Pulsa el botón Completar en un reto. 3. El sistema valida las condiciones consultando Firestore en tiempo real. 4. Si se cumplen, añade la recompensa al saldo bonus y marca el reto como completado. 5. Si se completan todos los retos del día, incrementa la racha.</w:t>
             </w:r>
           </w:p>
         </w:tc>
@@ -8922,23 +6379,7 @@
                 <w:sz w:val="20"/>
                 <w:szCs w:val="20"/>
               </w:rPr>
-              <w:t xml:space="preserve">El saldo bonus aumenta y el reto queda marcado como completado hasta el siguiente </w:t>
-            </w:r>
-            <w:proofErr w:type="spellStart"/>
-            <w:r>
-              <w:rPr>
-                <w:sz w:val="20"/>
-                <w:szCs w:val="20"/>
-              </w:rPr>
-              <w:t>reset</w:t>
-            </w:r>
-            <w:proofErr w:type="spellEnd"/>
-            <w:r>
-              <w:rPr>
-                <w:sz w:val="20"/>
-                <w:szCs w:val="20"/>
-              </w:rPr>
-              <w:t xml:space="preserve"> diario.</w:t>
+              <w:t>El saldo bonus aumenta y el reto queda marcado como completado hasta el siguiente reset diario.</w:t>
             </w:r>
           </w:p>
         </w:tc>
@@ -9317,23 +6758,7 @@
                 <w:sz w:val="20"/>
                 <w:szCs w:val="20"/>
               </w:rPr>
-              <w:t xml:space="preserve">1. El usuario accede a la pantalla de Ligas. 2. Pulsa el botón +. 3. Introduce el nombre de la liga. 4. El sistema crea el documento de la liga en </w:t>
-            </w:r>
-            <w:proofErr w:type="spellStart"/>
-            <w:r>
-              <w:rPr>
-                <w:sz w:val="20"/>
-                <w:szCs w:val="20"/>
-              </w:rPr>
-              <w:t>Firestore</w:t>
-            </w:r>
-            <w:proofErr w:type="spellEnd"/>
-            <w:r>
-              <w:rPr>
-                <w:sz w:val="20"/>
-                <w:szCs w:val="20"/>
-              </w:rPr>
-              <w:t xml:space="preserve"> y añade al creador como miembro con estado aceptado. 5. El usuario puede invitar a sus amigos.</w:t>
+              <w:t>1. El usuario accede a la pantalla de Ligas. 2. Pulsa el botón +. 3. Introduce el nombre de la liga. 4. El sistema crea el documento de la liga en Firestore y añade al creador como miembro con estado aceptado. 5. El usuario puede invitar a sus amigos.</w:t>
             </w:r>
           </w:p>
         </w:tc>
@@ -9480,31 +6905,7 @@
         <w:jc w:val="both"/>
       </w:pPr>
       <w:r>
-        <w:t xml:space="preserve">La Tabla 9 muestra las principales clases del sistema y sus atributos más relevantes. Se han utilizado data </w:t>
-      </w:r>
-      <w:proofErr w:type="spellStart"/>
-      <w:r>
-        <w:t>classes</w:t>
-      </w:r>
-      <w:proofErr w:type="spellEnd"/>
-      <w:r>
-        <w:t xml:space="preserve"> de </w:t>
-      </w:r>
-      <w:proofErr w:type="spellStart"/>
-      <w:r>
-        <w:t>Kotlin</w:t>
-      </w:r>
-      <w:proofErr w:type="spellEnd"/>
-      <w:r>
-        <w:t xml:space="preserve"> para todos los modelos de datos, garantizando inmutabilidad y facilitando la comparación de estados en los </w:t>
-      </w:r>
-      <w:proofErr w:type="spellStart"/>
-      <w:r>
-        <w:t>StateFlow</w:t>
-      </w:r>
-      <w:proofErr w:type="spellEnd"/>
-      <w:r>
-        <w:t xml:space="preserve"> del patrón MVVM.</w:t>
+        <w:t>La Tabla 9 muestra las principales clases del sistema y sus atributos más relevantes. Se han utilizado data classes de Kotlin para todos los modelos de datos, garantizando inmutabilidad y facilitando la comparación de estados en los StateFlow del patrón MVVM.</w:t>
       </w:r>
     </w:p>
     <w:p>
@@ -9678,7 +7079,6 @@
             <w:pPr>
               <w:jc w:val="both"/>
             </w:pPr>
-            <w:proofErr w:type="spellStart"/>
             <w:r>
               <w:rPr>
                 <w:sz w:val="20"/>
@@ -9686,7 +7086,6 @@
               </w:rPr>
               <w:t>DatosUsuario</w:t>
             </w:r>
-            <w:proofErr w:type="spellEnd"/>
           </w:p>
         </w:tc>
         <w:tc>
@@ -9715,17 +7114,8 @@
                 <w:sz w:val="20"/>
                 <w:szCs w:val="20"/>
               </w:rPr>
-              <w:t xml:space="preserve">data </w:t>
-            </w:r>
-            <w:proofErr w:type="spellStart"/>
-            <w:r>
-              <w:rPr>
-                <w:sz w:val="20"/>
-                <w:szCs w:val="20"/>
-              </w:rPr>
-              <w:t>class</w:t>
-            </w:r>
-            <w:proofErr w:type="spellEnd"/>
+              <w:t>data class</w:t>
+            </w:r>
           </w:p>
         </w:tc>
         <w:tc>
@@ -9749,79 +7139,13 @@
             <w:pPr>
               <w:jc w:val="both"/>
             </w:pPr>
-            <w:proofErr w:type="spellStart"/>
-            <w:r>
-              <w:rPr>
-                <w:sz w:val="20"/>
-                <w:szCs w:val="20"/>
-              </w:rPr>
-              <w:t>idUsuario</w:t>
-            </w:r>
-            <w:proofErr w:type="spellEnd"/>
-            <w:r>
-              <w:rPr>
-                <w:sz w:val="20"/>
-                <w:szCs w:val="20"/>
-              </w:rPr>
-              <w:t xml:space="preserve">, </w:t>
-            </w:r>
-            <w:proofErr w:type="spellStart"/>
-            <w:r>
-              <w:rPr>
-                <w:sz w:val="20"/>
-                <w:szCs w:val="20"/>
-              </w:rPr>
-              <w:t>nombreUsuario</w:t>
-            </w:r>
-            <w:proofErr w:type="spellEnd"/>
-            <w:r>
-              <w:rPr>
-                <w:sz w:val="20"/>
-                <w:szCs w:val="20"/>
-              </w:rPr>
-              <w:t xml:space="preserve">, email, saldo, </w:t>
-            </w:r>
-            <w:proofErr w:type="spellStart"/>
-            <w:r>
-              <w:rPr>
-                <w:sz w:val="20"/>
-                <w:szCs w:val="20"/>
-              </w:rPr>
-              <w:t>saldoInicial</w:t>
-            </w:r>
-            <w:proofErr w:type="spellEnd"/>
-            <w:r>
-              <w:rPr>
-                <w:sz w:val="20"/>
-                <w:szCs w:val="20"/>
-              </w:rPr>
-              <w:t xml:space="preserve">, </w:t>
-            </w:r>
-            <w:proofErr w:type="spellStart"/>
-            <w:r>
-              <w:rPr>
-                <w:sz w:val="20"/>
-                <w:szCs w:val="20"/>
-              </w:rPr>
-              <w:t>saldoBonus</w:t>
-            </w:r>
-            <w:proofErr w:type="spellEnd"/>
-            <w:r>
-              <w:rPr>
-                <w:sz w:val="20"/>
-                <w:szCs w:val="20"/>
-              </w:rPr>
-              <w:t xml:space="preserve">, </w:t>
-            </w:r>
-            <w:proofErr w:type="spellStart"/>
-            <w:r>
-              <w:rPr>
-                <w:sz w:val="20"/>
-                <w:szCs w:val="20"/>
-              </w:rPr>
-              <w:t>codigoUsuario</w:t>
-            </w:r>
-            <w:proofErr w:type="spellEnd"/>
+            <w:r>
+              <w:rPr>
+                <w:sz w:val="20"/>
+                <w:szCs w:val="20"/>
+              </w:rPr>
+              <w:t>idUsuario, nombreUsuario, email, saldo, saldoInicial, saldoBonus, codigoUsuario</w:t>
+            </w:r>
           </w:p>
         </w:tc>
       </w:tr>
@@ -9882,17 +7206,8 @@
                 <w:sz w:val="20"/>
                 <w:szCs w:val="20"/>
               </w:rPr>
-              <w:t xml:space="preserve">data </w:t>
-            </w:r>
-            <w:proofErr w:type="spellStart"/>
-            <w:r>
-              <w:rPr>
-                <w:sz w:val="20"/>
-                <w:szCs w:val="20"/>
-              </w:rPr>
-              <w:t>class</w:t>
-            </w:r>
-            <w:proofErr w:type="spellEnd"/>
+              <w:t>data class</w:t>
+            </w:r>
           </w:p>
         </w:tc>
         <w:tc>
@@ -9921,39 +7236,7 @@
                 <w:sz w:val="20"/>
                 <w:szCs w:val="20"/>
               </w:rPr>
-              <w:t xml:space="preserve">id, </w:t>
-            </w:r>
-            <w:proofErr w:type="spellStart"/>
-            <w:r>
-              <w:rPr>
-                <w:sz w:val="20"/>
-                <w:szCs w:val="20"/>
-              </w:rPr>
-              <w:t>simbolo</w:t>
-            </w:r>
-            <w:proofErr w:type="spellEnd"/>
-            <w:r>
-              <w:rPr>
-                <w:sz w:val="20"/>
-                <w:szCs w:val="20"/>
-              </w:rPr>
-              <w:t xml:space="preserve">, nombre, tipo, </w:t>
-            </w:r>
-            <w:proofErr w:type="spellStart"/>
-            <w:r>
-              <w:rPr>
-                <w:sz w:val="20"/>
-                <w:szCs w:val="20"/>
-              </w:rPr>
-              <w:t>precioActual</w:t>
-            </w:r>
-            <w:proofErr w:type="spellEnd"/>
-            <w:r>
-              <w:rPr>
-                <w:sz w:val="20"/>
-                <w:szCs w:val="20"/>
-              </w:rPr>
-              <w:t>, cambioPrecio24h, cambioPorcentaje24h</w:t>
+              <w:t>id, simbolo, nombre, tipo, precioActual, cambioPrecio24h, cambioPorcentaje24h</w:t>
             </w:r>
           </w:p>
         </w:tc>
@@ -9980,7 +7263,6 @@
             <w:pPr>
               <w:jc w:val="both"/>
             </w:pPr>
-            <w:proofErr w:type="spellStart"/>
             <w:r>
               <w:rPr>
                 <w:sz w:val="20"/>
@@ -9988,7 +7270,6 @@
               </w:rPr>
               <w:t>ActivoEnCartera</w:t>
             </w:r>
-            <w:proofErr w:type="spellEnd"/>
           </w:p>
         </w:tc>
         <w:tc>
@@ -10017,17 +7298,8 @@
                 <w:sz w:val="20"/>
                 <w:szCs w:val="20"/>
               </w:rPr>
-              <w:t xml:space="preserve">data </w:t>
-            </w:r>
-            <w:proofErr w:type="spellStart"/>
-            <w:r>
-              <w:rPr>
-                <w:sz w:val="20"/>
-                <w:szCs w:val="20"/>
-              </w:rPr>
-              <w:t>class</w:t>
-            </w:r>
-            <w:proofErr w:type="spellEnd"/>
+              <w:t>data class</w:t>
+            </w:r>
           </w:p>
         </w:tc>
         <w:tc>
@@ -10051,85 +7323,12 @@
             <w:pPr>
               <w:jc w:val="both"/>
             </w:pPr>
-            <w:proofErr w:type="spellStart"/>
-            <w:r>
-              <w:rPr>
-                <w:sz w:val="20"/>
-                <w:szCs w:val="20"/>
-              </w:rPr>
-              <w:t>idActivo</w:t>
-            </w:r>
-            <w:proofErr w:type="spellEnd"/>
-            <w:r>
-              <w:rPr>
-                <w:sz w:val="20"/>
-                <w:szCs w:val="20"/>
-              </w:rPr>
-              <w:t xml:space="preserve">, </w:t>
-            </w:r>
-            <w:proofErr w:type="spellStart"/>
-            <w:r>
-              <w:rPr>
-                <w:sz w:val="20"/>
-                <w:szCs w:val="20"/>
-              </w:rPr>
-              <w:t>simbolo</w:t>
-            </w:r>
-            <w:proofErr w:type="spellEnd"/>
-            <w:r>
-              <w:rPr>
-                <w:sz w:val="20"/>
-                <w:szCs w:val="20"/>
-              </w:rPr>
-              <w:t xml:space="preserve">, cantidad, </w:t>
-            </w:r>
-            <w:proofErr w:type="spellStart"/>
-            <w:r>
-              <w:rPr>
-                <w:sz w:val="20"/>
-                <w:szCs w:val="20"/>
-              </w:rPr>
-              <w:t>precioPromedio</w:t>
-            </w:r>
-            <w:proofErr w:type="spellEnd"/>
-            <w:r>
-              <w:rPr>
-                <w:sz w:val="20"/>
-                <w:szCs w:val="20"/>
-              </w:rPr>
-              <w:t xml:space="preserve">, </w:t>
-            </w:r>
-            <w:proofErr w:type="spellStart"/>
-            <w:r>
-              <w:rPr>
-                <w:sz w:val="20"/>
-                <w:szCs w:val="20"/>
-              </w:rPr>
-              <w:t>precioActual</w:t>
-            </w:r>
-            <w:proofErr w:type="spellEnd"/>
-            <w:r>
-              <w:rPr>
-                <w:sz w:val="20"/>
-                <w:szCs w:val="20"/>
-              </w:rPr>
-              <w:t xml:space="preserve">, </w:t>
-            </w:r>
-            <w:proofErr w:type="spellStart"/>
-            <w:r>
-              <w:rPr>
-                <w:sz w:val="20"/>
-                <w:szCs w:val="20"/>
-              </w:rPr>
-              <w:t>valorActual</w:t>
-            </w:r>
-            <w:proofErr w:type="spellEnd"/>
-            <w:r>
-              <w:rPr>
-                <w:sz w:val="20"/>
-                <w:szCs w:val="20"/>
-              </w:rPr>
-              <w:t>, beneficio</w:t>
+            <w:r>
+              <w:rPr>
+                <w:sz w:val="20"/>
+                <w:szCs w:val="20"/>
+              </w:rPr>
+              <w:t>idActivo, simbolo, cantidad, precioPromedio, precioActual, valorActual, beneficio</w:t>
             </w:r>
           </w:p>
         </w:tc>
@@ -10156,7 +7355,6 @@
             <w:pPr>
               <w:jc w:val="both"/>
             </w:pPr>
-            <w:proofErr w:type="spellStart"/>
             <w:r>
               <w:rPr>
                 <w:sz w:val="20"/>
@@ -10164,7 +7362,6 @@
               </w:rPr>
               <w:t>Transaccion</w:t>
             </w:r>
-            <w:proofErr w:type="spellEnd"/>
           </w:p>
         </w:tc>
         <w:tc>
@@ -10193,17 +7390,8 @@
                 <w:sz w:val="20"/>
                 <w:szCs w:val="20"/>
               </w:rPr>
-              <w:t xml:space="preserve">data </w:t>
-            </w:r>
-            <w:proofErr w:type="spellStart"/>
-            <w:r>
-              <w:rPr>
-                <w:sz w:val="20"/>
-                <w:szCs w:val="20"/>
-              </w:rPr>
-              <w:t>class</w:t>
-            </w:r>
-            <w:proofErr w:type="spellEnd"/>
+              <w:t>data class</w:t>
+            </w:r>
           </w:p>
         </w:tc>
         <w:tc>
@@ -10232,39 +7420,7 @@
                 <w:sz w:val="20"/>
                 <w:szCs w:val="20"/>
               </w:rPr>
-              <w:t xml:space="preserve">id, fecha, tipo, </w:t>
-            </w:r>
-            <w:proofErr w:type="spellStart"/>
-            <w:r>
-              <w:rPr>
-                <w:sz w:val="20"/>
-                <w:szCs w:val="20"/>
-              </w:rPr>
-              <w:t>idActivo</w:t>
-            </w:r>
-            <w:proofErr w:type="spellEnd"/>
-            <w:r>
-              <w:rPr>
-                <w:sz w:val="20"/>
-                <w:szCs w:val="20"/>
-              </w:rPr>
-              <w:t xml:space="preserve">, </w:t>
-            </w:r>
-            <w:proofErr w:type="spellStart"/>
-            <w:r>
-              <w:rPr>
-                <w:sz w:val="20"/>
-                <w:szCs w:val="20"/>
-              </w:rPr>
-              <w:t>simbolo</w:t>
-            </w:r>
-            <w:proofErr w:type="spellEnd"/>
-            <w:r>
-              <w:rPr>
-                <w:sz w:val="20"/>
-                <w:szCs w:val="20"/>
-              </w:rPr>
-              <w:t>, cantidad, precio, total</w:t>
+              <w:t>id, fecha, tipo, idActivo, simbolo, cantidad, precio, total</w:t>
             </w:r>
           </w:p>
         </w:tc>
@@ -10326,17 +7482,8 @@
                 <w:sz w:val="20"/>
                 <w:szCs w:val="20"/>
               </w:rPr>
-              <w:t xml:space="preserve">data </w:t>
-            </w:r>
-            <w:proofErr w:type="spellStart"/>
-            <w:r>
-              <w:rPr>
-                <w:sz w:val="20"/>
-                <w:szCs w:val="20"/>
-              </w:rPr>
-              <w:t>class</w:t>
-            </w:r>
-            <w:proofErr w:type="spellEnd"/>
+              <w:t>data class</w:t>
+            </w:r>
           </w:p>
         </w:tc>
         <w:tc>
@@ -10365,23 +7512,7 @@
                 <w:sz w:val="20"/>
                 <w:szCs w:val="20"/>
               </w:rPr>
-              <w:t xml:space="preserve">nombre, </w:t>
-            </w:r>
-            <w:proofErr w:type="spellStart"/>
-            <w:r>
-              <w:rPr>
-                <w:sz w:val="20"/>
-                <w:szCs w:val="20"/>
-              </w:rPr>
-              <w:t>beneficioMinimo</w:t>
-            </w:r>
-            <w:proofErr w:type="spellEnd"/>
-            <w:r>
-              <w:rPr>
-                <w:sz w:val="20"/>
-                <w:szCs w:val="20"/>
-              </w:rPr>
-              <w:t xml:space="preserve"> — 6 rangos: Principiante (0€), Bronce (0€+), Plata (50€+), Oro (150€+), Platino (300€+), Diamante (500€+)</w:t>
+              <w:t>nombre, beneficioMinimo — 6 rangos: Principiante (0€), Bronce (0€+), Plata (50€+), Oro (150€+), Platino (300€+), Diamante (500€+)</w:t>
             </w:r>
           </w:p>
         </w:tc>
@@ -10408,7 +7539,6 @@
             <w:pPr>
               <w:jc w:val="both"/>
             </w:pPr>
-            <w:proofErr w:type="spellStart"/>
             <w:r>
               <w:rPr>
                 <w:sz w:val="20"/>
@@ -10416,7 +7546,6 @@
               </w:rPr>
               <w:t>EntradaRanking</w:t>
             </w:r>
-            <w:proofErr w:type="spellEnd"/>
           </w:p>
         </w:tc>
         <w:tc>
@@ -10445,17 +7574,8 @@
                 <w:sz w:val="20"/>
                 <w:szCs w:val="20"/>
               </w:rPr>
-              <w:t xml:space="preserve">data </w:t>
-            </w:r>
-            <w:proofErr w:type="spellStart"/>
-            <w:r>
-              <w:rPr>
-                <w:sz w:val="20"/>
-                <w:szCs w:val="20"/>
-              </w:rPr>
-              <w:t>class</w:t>
-            </w:r>
-            <w:proofErr w:type="spellEnd"/>
+              <w:t>data class</w:t>
+            </w:r>
           </w:p>
         </w:tc>
         <w:tc>
@@ -10484,55 +7604,7 @@
                 <w:sz w:val="20"/>
                 <w:szCs w:val="20"/>
               </w:rPr>
-              <w:t xml:space="preserve">id, </w:t>
-            </w:r>
-            <w:proofErr w:type="spellStart"/>
-            <w:r>
-              <w:rPr>
-                <w:sz w:val="20"/>
-                <w:szCs w:val="20"/>
-              </w:rPr>
-              <w:t>nombreUsuario</w:t>
-            </w:r>
-            <w:proofErr w:type="spellEnd"/>
-            <w:r>
-              <w:rPr>
-                <w:sz w:val="20"/>
-                <w:szCs w:val="20"/>
-              </w:rPr>
-              <w:t xml:space="preserve">, beneficio, </w:t>
-            </w:r>
-            <w:proofErr w:type="spellStart"/>
-            <w:r>
-              <w:rPr>
-                <w:sz w:val="20"/>
-                <w:szCs w:val="20"/>
-              </w:rPr>
-              <w:t>valorTotal</w:t>
-            </w:r>
-            <w:proofErr w:type="spellEnd"/>
-            <w:r>
-              <w:rPr>
-                <w:sz w:val="20"/>
-                <w:szCs w:val="20"/>
-              </w:rPr>
-              <w:t xml:space="preserve">, </w:t>
-            </w:r>
-            <w:proofErr w:type="spellStart"/>
-            <w:r>
-              <w:rPr>
-                <w:sz w:val="20"/>
-                <w:szCs w:val="20"/>
-              </w:rPr>
-              <w:t>valorCartera</w:t>
-            </w:r>
-            <w:proofErr w:type="spellEnd"/>
-            <w:r>
-              <w:rPr>
-                <w:sz w:val="20"/>
-                <w:szCs w:val="20"/>
-              </w:rPr>
-              <w:t>, saldo</w:t>
+              <w:t>id, nombreUsuario, beneficio, valorTotal, valorCartera, saldo</w:t>
             </w:r>
           </w:p>
         </w:tc>
@@ -10559,7 +7631,6 @@
             <w:pPr>
               <w:jc w:val="both"/>
             </w:pPr>
-            <w:proofErr w:type="spellStart"/>
             <w:r>
               <w:rPr>
                 <w:sz w:val="20"/>
@@ -10567,7 +7638,6 @@
               </w:rPr>
               <w:t>DatosRetos</w:t>
             </w:r>
-            <w:proofErr w:type="spellEnd"/>
           </w:p>
         </w:tc>
         <w:tc>
@@ -10596,17 +7666,8 @@
                 <w:sz w:val="20"/>
                 <w:szCs w:val="20"/>
               </w:rPr>
-              <w:t xml:space="preserve">data </w:t>
-            </w:r>
-            <w:proofErr w:type="spellStart"/>
-            <w:r>
-              <w:rPr>
-                <w:sz w:val="20"/>
-                <w:szCs w:val="20"/>
-              </w:rPr>
-              <w:t>class</w:t>
-            </w:r>
-            <w:proofErr w:type="spellEnd"/>
+              <w:t>data class</w:t>
+            </w:r>
           </w:p>
         </w:tc>
         <w:tc>
@@ -10630,79 +7691,13 @@
             <w:pPr>
               <w:jc w:val="both"/>
             </w:pPr>
-            <w:proofErr w:type="spellStart"/>
-            <w:r>
-              <w:rPr>
-                <w:sz w:val="20"/>
-                <w:szCs w:val="20"/>
-              </w:rPr>
-              <w:t>rachaActual</w:t>
-            </w:r>
-            <w:proofErr w:type="spellEnd"/>
-            <w:r>
-              <w:rPr>
-                <w:sz w:val="20"/>
-                <w:szCs w:val="20"/>
-              </w:rPr>
-              <w:t xml:space="preserve">, </w:t>
-            </w:r>
-            <w:proofErr w:type="spellStart"/>
-            <w:r>
-              <w:rPr>
-                <w:sz w:val="20"/>
-                <w:szCs w:val="20"/>
-              </w:rPr>
-              <w:t>rachaMaxima</w:t>
-            </w:r>
-            <w:proofErr w:type="spellEnd"/>
-            <w:r>
-              <w:rPr>
-                <w:sz w:val="20"/>
-                <w:szCs w:val="20"/>
-              </w:rPr>
-              <w:t xml:space="preserve">, </w:t>
-            </w:r>
-            <w:proofErr w:type="spellStart"/>
-            <w:r>
-              <w:rPr>
-                <w:sz w:val="20"/>
-                <w:szCs w:val="20"/>
-              </w:rPr>
-              <w:t>retosCompletados</w:t>
-            </w:r>
-            <w:proofErr w:type="spellEnd"/>
-            <w:r>
-              <w:rPr>
-                <w:sz w:val="20"/>
-                <w:szCs w:val="20"/>
-              </w:rPr>
-              <w:t xml:space="preserve">, </w:t>
-            </w:r>
-            <w:proofErr w:type="spellStart"/>
-            <w:r>
-              <w:rPr>
-                <w:sz w:val="20"/>
-                <w:szCs w:val="20"/>
-              </w:rPr>
-              <w:t>retosDelDia</w:t>
-            </w:r>
-            <w:proofErr w:type="spellEnd"/>
-            <w:r>
-              <w:rPr>
-                <w:sz w:val="20"/>
-                <w:szCs w:val="20"/>
-              </w:rPr>
-              <w:t xml:space="preserve">, </w:t>
-            </w:r>
-            <w:proofErr w:type="spellStart"/>
-            <w:r>
-              <w:rPr>
-                <w:sz w:val="20"/>
-                <w:szCs w:val="20"/>
-              </w:rPr>
-              <w:t>diaActual</w:t>
-            </w:r>
-            <w:proofErr w:type="spellEnd"/>
+            <w:r>
+              <w:rPr>
+                <w:sz w:val="20"/>
+                <w:szCs w:val="20"/>
+              </w:rPr>
+              <w:t>rachaActual, rachaMaxima, retosCompletados, retosDelDia, diaActual</w:t>
+            </w:r>
           </w:p>
         </w:tc>
       </w:tr>
@@ -10763,17 +7758,8 @@
                 <w:sz w:val="20"/>
                 <w:szCs w:val="20"/>
               </w:rPr>
-              <w:t xml:space="preserve">data </w:t>
-            </w:r>
-            <w:proofErr w:type="spellStart"/>
-            <w:r>
-              <w:rPr>
-                <w:sz w:val="20"/>
-                <w:szCs w:val="20"/>
-              </w:rPr>
-              <w:t>class</w:t>
-            </w:r>
-            <w:proofErr w:type="spellEnd"/>
+              <w:t>data class</w:t>
+            </w:r>
           </w:p>
         </w:tc>
         <w:tc>
@@ -10802,23 +7788,7 @@
                 <w:sz w:val="20"/>
                 <w:szCs w:val="20"/>
               </w:rPr>
-              <w:t xml:space="preserve">id, titulo, </w:t>
-            </w:r>
-            <w:proofErr w:type="spellStart"/>
-            <w:r>
-              <w:rPr>
-                <w:sz w:val="20"/>
-                <w:szCs w:val="20"/>
-              </w:rPr>
-              <w:t>descripcion</w:t>
-            </w:r>
-            <w:proofErr w:type="spellEnd"/>
-            <w:r>
-              <w:rPr>
-                <w:sz w:val="20"/>
-                <w:szCs w:val="20"/>
-              </w:rPr>
-              <w:t>, recompensa</w:t>
+              <w:t>id, titulo, descripcion, recompensa</w:t>
             </w:r>
           </w:p>
         </w:tc>
@@ -10880,17 +7850,8 @@
                 <w:sz w:val="20"/>
                 <w:szCs w:val="20"/>
               </w:rPr>
-              <w:t xml:space="preserve">data </w:t>
-            </w:r>
-            <w:proofErr w:type="spellStart"/>
-            <w:r>
-              <w:rPr>
-                <w:sz w:val="20"/>
-                <w:szCs w:val="20"/>
-              </w:rPr>
-              <w:t>class</w:t>
-            </w:r>
-            <w:proofErr w:type="spellEnd"/>
+              <w:t>data class</w:t>
+            </w:r>
           </w:p>
         </w:tc>
         <w:tc>
@@ -10914,47 +7875,13 @@
             <w:pPr>
               <w:jc w:val="both"/>
             </w:pPr>
-            <w:proofErr w:type="spellStart"/>
-            <w:r>
-              <w:rPr>
-                <w:sz w:val="20"/>
-                <w:szCs w:val="20"/>
-              </w:rPr>
-              <w:t>uid</w:t>
-            </w:r>
-            <w:proofErr w:type="spellEnd"/>
-            <w:r>
-              <w:rPr>
-                <w:sz w:val="20"/>
-                <w:szCs w:val="20"/>
-              </w:rPr>
-              <w:t xml:space="preserve">, </w:t>
-            </w:r>
-            <w:proofErr w:type="spellStart"/>
-            <w:r>
-              <w:rPr>
-                <w:sz w:val="20"/>
-                <w:szCs w:val="20"/>
-              </w:rPr>
-              <w:t>nombreUsuario</w:t>
-            </w:r>
-            <w:proofErr w:type="spellEnd"/>
-            <w:r>
-              <w:rPr>
-                <w:sz w:val="20"/>
-                <w:szCs w:val="20"/>
-              </w:rPr>
-              <w:t xml:space="preserve">, </w:t>
-            </w:r>
-            <w:proofErr w:type="spellStart"/>
-            <w:r>
-              <w:rPr>
-                <w:sz w:val="20"/>
-                <w:szCs w:val="20"/>
-              </w:rPr>
-              <w:t>codigoUsuario</w:t>
-            </w:r>
-            <w:proofErr w:type="spellEnd"/>
+            <w:r>
+              <w:rPr>
+                <w:sz w:val="20"/>
+                <w:szCs w:val="20"/>
+              </w:rPr>
+              <w:t>uid, nombreUsuario, codigoUsuario</w:t>
+            </w:r>
           </w:p>
         </w:tc>
       </w:tr>
@@ -10980,7 +7907,6 @@
             <w:pPr>
               <w:jc w:val="both"/>
             </w:pPr>
-            <w:proofErr w:type="spellStart"/>
             <w:r>
               <w:rPr>
                 <w:sz w:val="20"/>
@@ -10988,7 +7914,6 @@
               </w:rPr>
               <w:t>SolicitudAmistad</w:t>
             </w:r>
-            <w:proofErr w:type="spellEnd"/>
           </w:p>
         </w:tc>
         <w:tc>
@@ -11017,17 +7942,8 @@
                 <w:sz w:val="20"/>
                 <w:szCs w:val="20"/>
               </w:rPr>
-              <w:t xml:space="preserve">data </w:t>
-            </w:r>
-            <w:proofErr w:type="spellStart"/>
-            <w:r>
-              <w:rPr>
-                <w:sz w:val="20"/>
-                <w:szCs w:val="20"/>
-              </w:rPr>
-              <w:t>class</w:t>
-            </w:r>
-            <w:proofErr w:type="spellEnd"/>
+              <w:t>data class</w:t>
+            </w:r>
           </w:p>
         </w:tc>
         <w:tc>
@@ -11051,63 +7967,13 @@
             <w:pPr>
               <w:jc w:val="both"/>
             </w:pPr>
-            <w:proofErr w:type="spellStart"/>
-            <w:r>
-              <w:rPr>
-                <w:sz w:val="20"/>
-                <w:szCs w:val="20"/>
-              </w:rPr>
-              <w:t>uid</w:t>
-            </w:r>
-            <w:proofErr w:type="spellEnd"/>
-            <w:r>
-              <w:rPr>
-                <w:sz w:val="20"/>
-                <w:szCs w:val="20"/>
-              </w:rPr>
-              <w:t xml:space="preserve">, </w:t>
-            </w:r>
-            <w:proofErr w:type="spellStart"/>
-            <w:r>
-              <w:rPr>
-                <w:sz w:val="20"/>
-                <w:szCs w:val="20"/>
-              </w:rPr>
-              <w:t>nombreUsuario</w:t>
-            </w:r>
-            <w:proofErr w:type="spellEnd"/>
-            <w:r>
-              <w:rPr>
-                <w:sz w:val="20"/>
-                <w:szCs w:val="20"/>
-              </w:rPr>
-              <w:t xml:space="preserve">, </w:t>
-            </w:r>
-            <w:proofErr w:type="spellStart"/>
-            <w:r>
-              <w:rPr>
-                <w:sz w:val="20"/>
-                <w:szCs w:val="20"/>
-              </w:rPr>
-              <w:t>codigoUsuario</w:t>
-            </w:r>
-            <w:proofErr w:type="spellEnd"/>
-            <w:r>
-              <w:rPr>
-                <w:sz w:val="20"/>
-                <w:szCs w:val="20"/>
-              </w:rPr>
-              <w:t xml:space="preserve">, </w:t>
-            </w:r>
-            <w:proofErr w:type="spellStart"/>
-            <w:r>
-              <w:rPr>
-                <w:sz w:val="20"/>
-                <w:szCs w:val="20"/>
-              </w:rPr>
-              <w:t>enviadoEn</w:t>
-            </w:r>
-            <w:proofErr w:type="spellEnd"/>
+            <w:r>
+              <w:rPr>
+                <w:sz w:val="20"/>
+                <w:szCs w:val="20"/>
+              </w:rPr>
+              <w:t>uid, nombreUsuario, codigoUsuario, enviadoEn</w:t>
+            </w:r>
           </w:p>
         </w:tc>
       </w:tr>
@@ -11168,17 +8034,8 @@
                 <w:sz w:val="20"/>
                 <w:szCs w:val="20"/>
               </w:rPr>
-              <w:t xml:space="preserve">data </w:t>
-            </w:r>
-            <w:proofErr w:type="spellStart"/>
-            <w:r>
-              <w:rPr>
-                <w:sz w:val="20"/>
-                <w:szCs w:val="20"/>
-              </w:rPr>
-              <w:t>class</w:t>
-            </w:r>
-            <w:proofErr w:type="spellEnd"/>
+              <w:t>data class</w:t>
+            </w:r>
           </w:p>
         </w:tc>
         <w:tc>
@@ -11207,39 +8064,7 @@
                 <w:sz w:val="20"/>
                 <w:szCs w:val="20"/>
               </w:rPr>
-              <w:t xml:space="preserve">id, nombre, </w:t>
-            </w:r>
-            <w:proofErr w:type="spellStart"/>
-            <w:r>
-              <w:rPr>
-                <w:sz w:val="20"/>
-                <w:szCs w:val="20"/>
-              </w:rPr>
-              <w:t>creadoPor</w:t>
-            </w:r>
-            <w:proofErr w:type="spellEnd"/>
-            <w:r>
-              <w:rPr>
-                <w:sz w:val="20"/>
-                <w:szCs w:val="20"/>
-              </w:rPr>
-              <w:t xml:space="preserve">, </w:t>
-            </w:r>
-            <w:proofErr w:type="spellStart"/>
-            <w:r>
-              <w:rPr>
-                <w:sz w:val="20"/>
-                <w:szCs w:val="20"/>
-              </w:rPr>
-              <w:t>creadoEn</w:t>
-            </w:r>
-            <w:proofErr w:type="spellEnd"/>
-            <w:r>
-              <w:rPr>
-                <w:sz w:val="20"/>
-                <w:szCs w:val="20"/>
-              </w:rPr>
-              <w:t>, miembros</w:t>
+              <w:t>id, nombre, creadoPor, creadoEn, miembros</w:t>
             </w:r>
           </w:p>
         </w:tc>
@@ -11266,7 +8091,6 @@
             <w:pPr>
               <w:jc w:val="both"/>
             </w:pPr>
-            <w:proofErr w:type="spellStart"/>
             <w:r>
               <w:rPr>
                 <w:sz w:val="20"/>
@@ -11274,7 +8098,6 @@
               </w:rPr>
               <w:t>MiembroLiga</w:t>
             </w:r>
-            <w:proofErr w:type="spellEnd"/>
           </w:p>
         </w:tc>
         <w:tc>
@@ -11303,17 +8126,8 @@
                 <w:sz w:val="20"/>
                 <w:szCs w:val="20"/>
               </w:rPr>
-              <w:t xml:space="preserve">data </w:t>
-            </w:r>
-            <w:proofErr w:type="spellStart"/>
-            <w:r>
-              <w:rPr>
-                <w:sz w:val="20"/>
-                <w:szCs w:val="20"/>
-              </w:rPr>
-              <w:t>class</w:t>
-            </w:r>
-            <w:proofErr w:type="spellEnd"/>
+              <w:t>data class</w:t>
+            </w:r>
           </w:p>
         </w:tc>
         <w:tc>
@@ -11337,63 +8151,13 @@
             <w:pPr>
               <w:jc w:val="both"/>
             </w:pPr>
-            <w:proofErr w:type="spellStart"/>
-            <w:r>
-              <w:rPr>
-                <w:sz w:val="20"/>
-                <w:szCs w:val="20"/>
-              </w:rPr>
-              <w:t>uid</w:t>
-            </w:r>
-            <w:proofErr w:type="spellEnd"/>
-            <w:r>
-              <w:rPr>
-                <w:sz w:val="20"/>
-                <w:szCs w:val="20"/>
-              </w:rPr>
-              <w:t xml:space="preserve">, </w:t>
-            </w:r>
-            <w:proofErr w:type="spellStart"/>
-            <w:r>
-              <w:rPr>
-                <w:sz w:val="20"/>
-                <w:szCs w:val="20"/>
-              </w:rPr>
-              <w:t>nombreUsuario</w:t>
-            </w:r>
-            <w:proofErr w:type="spellEnd"/>
-            <w:r>
-              <w:rPr>
-                <w:sz w:val="20"/>
-                <w:szCs w:val="20"/>
-              </w:rPr>
-              <w:t xml:space="preserve">, </w:t>
-            </w:r>
-            <w:proofErr w:type="spellStart"/>
-            <w:r>
-              <w:rPr>
-                <w:sz w:val="20"/>
-                <w:szCs w:val="20"/>
-              </w:rPr>
-              <w:t>codigoUsuario</w:t>
-            </w:r>
-            <w:proofErr w:type="spellEnd"/>
-            <w:r>
-              <w:rPr>
-                <w:sz w:val="20"/>
-                <w:szCs w:val="20"/>
-              </w:rPr>
-              <w:t xml:space="preserve">, estado, </w:t>
-            </w:r>
-            <w:proofErr w:type="spellStart"/>
-            <w:r>
-              <w:rPr>
-                <w:sz w:val="20"/>
-                <w:szCs w:val="20"/>
-              </w:rPr>
-              <w:t>invitadoPor</w:t>
-            </w:r>
-            <w:proofErr w:type="spellEnd"/>
+            <w:r>
+              <w:rPr>
+                <w:sz w:val="20"/>
+                <w:szCs w:val="20"/>
+              </w:rPr>
+              <w:t>uid, nombreUsuario, codigoUsuario, estado, invitadoPor</w:t>
+            </w:r>
           </w:p>
         </w:tc>
       </w:tr>
@@ -11419,7 +8183,6 @@
             <w:pPr>
               <w:jc w:val="both"/>
             </w:pPr>
-            <w:proofErr w:type="spellStart"/>
             <w:r>
               <w:rPr>
                 <w:sz w:val="20"/>
@@ -11427,7 +8190,6 @@
               </w:rPr>
               <w:t>InvitacionLiga</w:t>
             </w:r>
-            <w:proofErr w:type="spellEnd"/>
           </w:p>
         </w:tc>
         <w:tc>
@@ -11456,17 +8218,8 @@
                 <w:sz w:val="20"/>
                 <w:szCs w:val="20"/>
               </w:rPr>
-              <w:t xml:space="preserve">data </w:t>
-            </w:r>
-            <w:proofErr w:type="spellStart"/>
-            <w:r>
-              <w:rPr>
-                <w:sz w:val="20"/>
-                <w:szCs w:val="20"/>
-              </w:rPr>
-              <w:t>class</w:t>
-            </w:r>
-            <w:proofErr w:type="spellEnd"/>
+              <w:t>data class</w:t>
+            </w:r>
           </w:p>
         </w:tc>
         <w:tc>
@@ -11490,63 +8243,13 @@
             <w:pPr>
               <w:jc w:val="both"/>
             </w:pPr>
-            <w:proofErr w:type="spellStart"/>
-            <w:r>
-              <w:rPr>
-                <w:sz w:val="20"/>
-                <w:szCs w:val="20"/>
-              </w:rPr>
-              <w:t>ligaId</w:t>
-            </w:r>
-            <w:proofErr w:type="spellEnd"/>
-            <w:r>
-              <w:rPr>
-                <w:sz w:val="20"/>
-                <w:szCs w:val="20"/>
-              </w:rPr>
-              <w:t xml:space="preserve">, </w:t>
-            </w:r>
-            <w:proofErr w:type="spellStart"/>
-            <w:r>
-              <w:rPr>
-                <w:sz w:val="20"/>
-                <w:szCs w:val="20"/>
-              </w:rPr>
-              <w:t>nombreLiga</w:t>
-            </w:r>
-            <w:proofErr w:type="spellEnd"/>
-            <w:r>
-              <w:rPr>
-                <w:sz w:val="20"/>
-                <w:szCs w:val="20"/>
-              </w:rPr>
-              <w:t xml:space="preserve">, </w:t>
-            </w:r>
-            <w:proofErr w:type="spellStart"/>
-            <w:r>
-              <w:rPr>
-                <w:sz w:val="20"/>
-                <w:szCs w:val="20"/>
-              </w:rPr>
-              <w:t>invitadoPor</w:t>
-            </w:r>
-            <w:proofErr w:type="spellEnd"/>
-            <w:r>
-              <w:rPr>
-                <w:sz w:val="20"/>
-                <w:szCs w:val="20"/>
-              </w:rPr>
-              <w:t xml:space="preserve">, </w:t>
-            </w:r>
-            <w:proofErr w:type="spellStart"/>
-            <w:r>
-              <w:rPr>
-                <w:sz w:val="20"/>
-                <w:szCs w:val="20"/>
-              </w:rPr>
-              <w:t>creadoEn</w:t>
-            </w:r>
-            <w:proofErr w:type="spellEnd"/>
+            <w:r>
+              <w:rPr>
+                <w:sz w:val="20"/>
+                <w:szCs w:val="20"/>
+              </w:rPr>
+              <w:t>ligaId, nombreLiga, invitadoPor, creadoEn</w:t>
+            </w:r>
           </w:p>
         </w:tc>
       </w:tr>
@@ -11572,7 +8275,6 @@
             <w:pPr>
               <w:jc w:val="both"/>
             </w:pPr>
-            <w:proofErr w:type="spellStart"/>
             <w:r>
               <w:rPr>
                 <w:sz w:val="20"/>
@@ -11580,7 +8282,6 @@
               </w:rPr>
               <w:t>TipoActivo</w:t>
             </w:r>
-            <w:proofErr w:type="spellEnd"/>
           </w:p>
         </w:tc>
         <w:tc>
@@ -11604,7 +8305,6 @@
             <w:pPr>
               <w:jc w:val="both"/>
             </w:pPr>
-            <w:proofErr w:type="spellStart"/>
             <w:r>
               <w:rPr>
                 <w:sz w:val="20"/>
@@ -11612,7 +8312,6 @@
               </w:rPr>
               <w:t>enum</w:t>
             </w:r>
-            <w:proofErr w:type="spellEnd"/>
           </w:p>
         </w:tc>
         <w:tc>
@@ -11668,7 +8367,6 @@
             <w:pPr>
               <w:jc w:val="both"/>
             </w:pPr>
-            <w:proofErr w:type="spellStart"/>
             <w:r>
               <w:rPr>
                 <w:sz w:val="20"/>
@@ -11676,7 +8374,6 @@
               </w:rPr>
               <w:t>TipoTransaccion</w:t>
             </w:r>
-            <w:proofErr w:type="spellEnd"/>
           </w:p>
         </w:tc>
         <w:tc>
@@ -11700,7 +8397,6 @@
             <w:pPr>
               <w:jc w:val="both"/>
             </w:pPr>
-            <w:proofErr w:type="spellStart"/>
             <w:r>
               <w:rPr>
                 <w:sz w:val="20"/>
@@ -11708,7 +8404,6 @@
               </w:rPr>
               <w:t>enum</w:t>
             </w:r>
-            <w:proofErr w:type="spellEnd"/>
           </w:p>
         </w:tc>
         <w:tc>
@@ -11764,7 +8459,6 @@
             <w:pPr>
               <w:jc w:val="both"/>
             </w:pPr>
-            <w:proofErr w:type="spellStart"/>
             <w:r>
               <w:rPr>
                 <w:sz w:val="20"/>
@@ -11772,7 +8466,6 @@
               </w:rPr>
               <w:t>ResultadoOperacion</w:t>
             </w:r>
-            <w:proofErr w:type="spellEnd"/>
           </w:p>
         </w:tc>
         <w:tc>
@@ -11796,31 +8489,13 @@
             <w:pPr>
               <w:jc w:val="both"/>
             </w:pPr>
-            <w:proofErr w:type="spellStart"/>
-            <w:r>
-              <w:rPr>
-                <w:sz w:val="20"/>
-                <w:szCs w:val="20"/>
-              </w:rPr>
-              <w:t>sealed</w:t>
-            </w:r>
-            <w:proofErr w:type="spellEnd"/>
-            <w:r>
-              <w:rPr>
-                <w:sz w:val="20"/>
-                <w:szCs w:val="20"/>
-              </w:rPr>
-              <w:t xml:space="preserve"> </w:t>
-            </w:r>
-            <w:proofErr w:type="spellStart"/>
-            <w:r>
-              <w:rPr>
-                <w:sz w:val="20"/>
-                <w:szCs w:val="20"/>
-              </w:rPr>
-              <w:t>class</w:t>
-            </w:r>
-            <w:proofErr w:type="spellEnd"/>
+            <w:r>
+              <w:rPr>
+                <w:sz w:val="20"/>
+                <w:szCs w:val="20"/>
+              </w:rPr>
+              <w:t>sealed class</w:t>
+            </w:r>
           </w:p>
         </w:tc>
         <w:tc>
@@ -11844,30 +8519,12 @@
             <w:pPr>
               <w:jc w:val="both"/>
             </w:pPr>
-            <w:proofErr w:type="spellStart"/>
-            <w:proofErr w:type="gramStart"/>
-            <w:r>
-              <w:rPr>
-                <w:sz w:val="20"/>
-                <w:szCs w:val="20"/>
-              </w:rPr>
-              <w:t>Exito</w:t>
-            </w:r>
-            <w:proofErr w:type="spellEnd"/>
-            <w:r>
-              <w:rPr>
-                <w:sz w:val="20"/>
-                <w:szCs w:val="20"/>
-              </w:rPr>
-              <w:t>(</w:t>
-            </w:r>
-            <w:proofErr w:type="gramEnd"/>
-            <w:r>
-              <w:rPr>
-                <w:sz w:val="20"/>
-                <w:szCs w:val="20"/>
-              </w:rPr>
-              <w:t>mensaje, usuario), Error(mensaje)</w:t>
+            <w:r>
+              <w:rPr>
+                <w:sz w:val="20"/>
+                <w:szCs w:val="20"/>
+              </w:rPr>
+              <w:t>Exito(mensaje, usuario), Error(mensaje)</w:t>
             </w:r>
           </w:p>
         </w:tc>
@@ -11894,7 +8551,6 @@
             <w:pPr>
               <w:jc w:val="both"/>
             </w:pPr>
-            <w:proofErr w:type="spellStart"/>
             <w:r>
               <w:rPr>
                 <w:sz w:val="20"/>
@@ -11902,7 +8558,6 @@
               </w:rPr>
               <w:t>ResultadoAutenticacion</w:t>
             </w:r>
-            <w:proofErr w:type="spellEnd"/>
           </w:p>
         </w:tc>
         <w:tc>
@@ -11926,31 +8581,13 @@
             <w:pPr>
               <w:jc w:val="both"/>
             </w:pPr>
-            <w:proofErr w:type="spellStart"/>
-            <w:r>
-              <w:rPr>
-                <w:sz w:val="20"/>
-                <w:szCs w:val="20"/>
-              </w:rPr>
-              <w:t>sealed</w:t>
-            </w:r>
-            <w:proofErr w:type="spellEnd"/>
-            <w:r>
-              <w:rPr>
-                <w:sz w:val="20"/>
-                <w:szCs w:val="20"/>
-              </w:rPr>
-              <w:t xml:space="preserve"> </w:t>
-            </w:r>
-            <w:proofErr w:type="spellStart"/>
-            <w:r>
-              <w:rPr>
-                <w:sz w:val="20"/>
-                <w:szCs w:val="20"/>
-              </w:rPr>
-              <w:t>class</w:t>
-            </w:r>
-            <w:proofErr w:type="spellEnd"/>
+            <w:r>
+              <w:rPr>
+                <w:sz w:val="20"/>
+                <w:szCs w:val="20"/>
+              </w:rPr>
+              <w:t>sealed class</w:t>
+            </w:r>
           </w:p>
         </w:tc>
         <w:tc>
@@ -11974,21 +8611,12 @@
             <w:pPr>
               <w:jc w:val="both"/>
             </w:pPr>
-            <w:proofErr w:type="spellStart"/>
-            <w:r>
-              <w:rPr>
-                <w:sz w:val="20"/>
-                <w:szCs w:val="20"/>
-              </w:rPr>
-              <w:t>Exito</w:t>
-            </w:r>
-            <w:proofErr w:type="spellEnd"/>
-            <w:r>
-              <w:rPr>
-                <w:sz w:val="20"/>
-                <w:szCs w:val="20"/>
-              </w:rPr>
-              <w:t>(usuario), Error(mensaje)</w:t>
+            <w:r>
+              <w:rPr>
+                <w:sz w:val="20"/>
+                <w:szCs w:val="20"/>
+              </w:rPr>
+              <w:t>Exito(usuario), Error(mensaje)</w:t>
             </w:r>
           </w:p>
         </w:tc>
@@ -12027,13 +8655,7 @@
         <w:jc w:val="both"/>
       </w:pPr>
       <w:r>
-        <w:t xml:space="preserve">A </w:t>
-      </w:r>
-      <w:r>
-        <w:t>continuación,</w:t>
-      </w:r>
-      <w:r>
-        <w:t xml:space="preserve"> se describen las tecnologías y herramientas empleadas en el desarrollo del proyecto, justificando la elección de cada una de ellas.</w:t>
+        <w:t>A continuación, se describen las tecnologías y herramientas empleadas en el desarrollo del proyecto, justificando la elección de cada una de ellas.</w:t>
       </w:r>
     </w:p>
     <w:p>
@@ -12298,31 +8920,13 @@
             <w:pPr>
               <w:jc w:val="both"/>
             </w:pPr>
-            <w:proofErr w:type="spellStart"/>
-            <w:r>
-              <w:rPr>
-                <w:sz w:val="20"/>
-                <w:szCs w:val="20"/>
-              </w:rPr>
-              <w:t>Jetpack</w:t>
-            </w:r>
-            <w:proofErr w:type="spellEnd"/>
-            <w:r>
-              <w:rPr>
-                <w:sz w:val="20"/>
-                <w:szCs w:val="20"/>
-              </w:rPr>
-              <w:t xml:space="preserve"> </w:t>
-            </w:r>
-            <w:proofErr w:type="spellStart"/>
-            <w:r>
-              <w:rPr>
-                <w:sz w:val="20"/>
-                <w:szCs w:val="20"/>
-              </w:rPr>
-              <w:t>Compose</w:t>
-            </w:r>
-            <w:proofErr w:type="spellEnd"/>
+            <w:r>
+              <w:rPr>
+                <w:sz w:val="20"/>
+                <w:szCs w:val="20"/>
+              </w:rPr>
+              <w:t>Jetpack Compose</w:t>
+            </w:r>
           </w:p>
         </w:tc>
         <w:tc>
@@ -12408,31 +9012,13 @@
             <w:pPr>
               <w:jc w:val="both"/>
             </w:pPr>
-            <w:proofErr w:type="spellStart"/>
-            <w:r>
-              <w:rPr>
-                <w:sz w:val="20"/>
-                <w:szCs w:val="20"/>
-              </w:rPr>
-              <w:t>Firebase</w:t>
-            </w:r>
-            <w:proofErr w:type="spellEnd"/>
-            <w:r>
-              <w:rPr>
-                <w:sz w:val="20"/>
-                <w:szCs w:val="20"/>
-              </w:rPr>
-              <w:t xml:space="preserve"> </w:t>
-            </w:r>
-            <w:proofErr w:type="spellStart"/>
-            <w:r>
-              <w:rPr>
-                <w:sz w:val="20"/>
-                <w:szCs w:val="20"/>
-              </w:rPr>
-              <w:t>Authentication</w:t>
-            </w:r>
-            <w:proofErr w:type="spellEnd"/>
+            <w:r>
+              <w:rPr>
+                <w:sz w:val="20"/>
+                <w:szCs w:val="20"/>
+              </w:rPr>
+              <w:t>Firebase Authentication</w:t>
+            </w:r>
           </w:p>
         </w:tc>
         <w:tc>
@@ -12491,23 +9077,7 @@
                 <w:sz w:val="20"/>
                 <w:szCs w:val="20"/>
               </w:rPr>
-              <w:t xml:space="preserve">Gestión de usuarios con email/contraseña y Google </w:t>
-            </w:r>
-            <w:proofErr w:type="spellStart"/>
-            <w:r>
-              <w:rPr>
-                <w:sz w:val="20"/>
-                <w:szCs w:val="20"/>
-              </w:rPr>
-              <w:t>Sign</w:t>
-            </w:r>
-            <w:proofErr w:type="spellEnd"/>
-            <w:r>
-              <w:rPr>
-                <w:sz w:val="20"/>
-                <w:szCs w:val="20"/>
-              </w:rPr>
-              <w:t>-In.</w:t>
+              <w:t>Gestión de usuarios con email/contraseña y Google Sign-In.</w:t>
             </w:r>
           </w:p>
         </w:tc>
@@ -12539,17 +9109,8 @@
                 <w:sz w:val="20"/>
                 <w:szCs w:val="20"/>
               </w:rPr>
-              <w:t xml:space="preserve">Cloud </w:t>
-            </w:r>
-            <w:proofErr w:type="spellStart"/>
-            <w:r>
-              <w:rPr>
-                <w:sz w:val="20"/>
-                <w:szCs w:val="20"/>
-              </w:rPr>
-              <w:t>Firestore</w:t>
-            </w:r>
-            <w:proofErr w:type="spellEnd"/>
+              <w:t>Cloud Firestore</w:t>
+            </w:r>
           </w:p>
         </w:tc>
         <w:tc>
@@ -12635,21 +9196,12 @@
             <w:pPr>
               <w:jc w:val="both"/>
             </w:pPr>
-            <w:proofErr w:type="spellStart"/>
-            <w:r>
-              <w:rPr>
-                <w:sz w:val="20"/>
-                <w:szCs w:val="20"/>
-              </w:rPr>
-              <w:t>CoinGecko</w:t>
-            </w:r>
-            <w:proofErr w:type="spellEnd"/>
-            <w:r>
-              <w:rPr>
-                <w:sz w:val="20"/>
-                <w:szCs w:val="20"/>
-              </w:rPr>
-              <w:t xml:space="preserve"> API</w:t>
+            <w:r>
+              <w:rPr>
+                <w:sz w:val="20"/>
+                <w:szCs w:val="20"/>
+              </w:rPr>
+              <w:t>CoinGecko API</w:t>
             </w:r>
           </w:p>
         </w:tc>
@@ -12736,21 +9288,12 @@
             <w:pPr>
               <w:jc w:val="both"/>
             </w:pPr>
-            <w:proofErr w:type="spellStart"/>
-            <w:r>
-              <w:rPr>
-                <w:sz w:val="20"/>
-                <w:szCs w:val="20"/>
-              </w:rPr>
-              <w:t>Finnhub</w:t>
-            </w:r>
-            <w:proofErr w:type="spellEnd"/>
-            <w:r>
-              <w:rPr>
-                <w:sz w:val="20"/>
-                <w:szCs w:val="20"/>
-              </w:rPr>
-              <w:t xml:space="preserve"> API</w:t>
+            <w:r>
+              <w:rPr>
+                <w:sz w:val="20"/>
+                <w:szCs w:val="20"/>
+              </w:rPr>
+              <w:t>Finnhub API</w:t>
             </w:r>
           </w:p>
         </w:tc>
@@ -12837,7 +9380,6 @@
             <w:pPr>
               <w:jc w:val="both"/>
             </w:pPr>
-            <w:proofErr w:type="spellStart"/>
             <w:r>
               <w:rPr>
                 <w:sz w:val="20"/>
@@ -12845,7 +9387,6 @@
               </w:rPr>
               <w:t>Retrofit</w:t>
             </w:r>
-            <w:proofErr w:type="spellEnd"/>
           </w:p>
         </w:tc>
         <w:tc>
@@ -12904,23 +9445,7 @@
                 <w:sz w:val="20"/>
                 <w:szCs w:val="20"/>
               </w:rPr>
-              <w:t xml:space="preserve">Librería para peticiones HTTP REST a las </w:t>
-            </w:r>
-            <w:proofErr w:type="spellStart"/>
-            <w:r>
-              <w:rPr>
-                <w:sz w:val="20"/>
-                <w:szCs w:val="20"/>
-              </w:rPr>
-              <w:t>APIs</w:t>
-            </w:r>
-            <w:proofErr w:type="spellEnd"/>
-            <w:r>
-              <w:rPr>
-                <w:sz w:val="20"/>
-                <w:szCs w:val="20"/>
-              </w:rPr>
-              <w:t xml:space="preserve"> externas.</w:t>
+              <w:t>Librería para peticiones HTTP REST a las APIs externas.</w:t>
             </w:r>
           </w:p>
         </w:tc>
@@ -12952,23 +9477,7 @@
                 <w:sz w:val="20"/>
                 <w:szCs w:val="20"/>
               </w:rPr>
-              <w:t xml:space="preserve">Material </w:t>
-            </w:r>
-            <w:proofErr w:type="spellStart"/>
-            <w:r>
-              <w:rPr>
-                <w:sz w:val="20"/>
-                <w:szCs w:val="20"/>
-              </w:rPr>
-              <w:t>Design</w:t>
-            </w:r>
-            <w:proofErr w:type="spellEnd"/>
-            <w:r>
-              <w:rPr>
-                <w:sz w:val="20"/>
-                <w:szCs w:val="20"/>
-              </w:rPr>
-              <w:t xml:space="preserve"> 3</w:t>
+              <w:t>Material Design 3</w:t>
             </w:r>
           </w:p>
         </w:tc>
@@ -13085,21 +9594,12 @@
             <w:pPr>
               <w:jc w:val="both"/>
             </w:pPr>
-            <w:proofErr w:type="spellStart"/>
-            <w:r>
-              <w:rPr>
-                <w:sz w:val="20"/>
-                <w:szCs w:val="20"/>
-              </w:rPr>
-              <w:t>Hedgehog</w:t>
-            </w:r>
-            <w:proofErr w:type="spellEnd"/>
-            <w:r>
-              <w:rPr>
-                <w:sz w:val="20"/>
-                <w:szCs w:val="20"/>
-              </w:rPr>
-              <w:t>+</w:t>
+            <w:r>
+              <w:rPr>
+                <w:sz w:val="20"/>
+                <w:szCs w:val="20"/>
+              </w:rPr>
+              <w:t>Hedgehog+</w:t>
             </w:r>
           </w:p>
         </w:tc>
@@ -13244,31 +9744,7 @@
         <w:jc w:val="both"/>
       </w:pPr>
       <w:r>
-        <w:t xml:space="preserve">La aplicación se organiza en dos grandes módulos: el módulo de datos y el módulo de interfaz de usuario. El módulo de datos contiene los modelos, las interfaces de las </w:t>
-      </w:r>
-      <w:proofErr w:type="spellStart"/>
-      <w:r>
-        <w:t>APIs</w:t>
-      </w:r>
-      <w:proofErr w:type="spellEnd"/>
-      <w:r>
-        <w:t xml:space="preserve"> remotas y los repositorios. El módulo de interfaz contiene los </w:t>
-      </w:r>
-      <w:proofErr w:type="spellStart"/>
-      <w:r>
-        <w:t>ViewModels</w:t>
-      </w:r>
-      <w:proofErr w:type="spellEnd"/>
-      <w:r>
-        <w:t xml:space="preserve">, las pantallas </w:t>
-      </w:r>
-      <w:proofErr w:type="spellStart"/>
-      <w:r>
-        <w:t>Composable</w:t>
-      </w:r>
-      <w:proofErr w:type="spellEnd"/>
-      <w:r>
-        <w:t xml:space="preserve"> y el tema visual.</w:t>
+        <w:t>La aplicación se organiza en dos grandes módulos: el módulo de datos y el módulo de interfaz de usuario. El módulo de datos contiene los modelos, las interfaces de las APIs remotas y los repositorios. El módulo de interfaz contiene los ViewModels, las pantallas Composable y el tema visual.</w:t>
       </w:r>
     </w:p>
     <w:p>
@@ -13448,21 +9924,12 @@
             <w:pPr>
               <w:jc w:val="both"/>
             </w:pPr>
-            <w:proofErr w:type="spellStart"/>
-            <w:r>
-              <w:rPr>
-                <w:sz w:val="20"/>
-                <w:szCs w:val="20"/>
-              </w:rPr>
-              <w:t>Modelos.kt</w:t>
-            </w:r>
-            <w:proofErr w:type="spellEnd"/>
-            <w:r>
-              <w:rPr>
-                <w:sz w:val="20"/>
-                <w:szCs w:val="20"/>
-              </w:rPr>
-              <w:t xml:space="preserve"> — todas las clases de datos del dominio de la aplicación.</w:t>
+            <w:r>
+              <w:rPr>
+                <w:sz w:val="20"/>
+                <w:szCs w:val="20"/>
+              </w:rPr>
+              <w:t>Modelos.kt — todas las clases de datos del dominio de la aplicación.</w:t>
             </w:r>
           </w:p>
         </w:tc>
@@ -13519,69 +9986,12 @@
             <w:pPr>
               <w:jc w:val="both"/>
             </w:pPr>
-            <w:proofErr w:type="spellStart"/>
-            <w:r>
-              <w:rPr>
-                <w:sz w:val="20"/>
-                <w:szCs w:val="20"/>
-              </w:rPr>
-              <w:t>CoinGeckoApi.kt</w:t>
-            </w:r>
-            <w:proofErr w:type="spellEnd"/>
-            <w:r>
-              <w:rPr>
-                <w:sz w:val="20"/>
-                <w:szCs w:val="20"/>
-              </w:rPr>
-              <w:t xml:space="preserve">, </w:t>
-            </w:r>
-            <w:proofErr w:type="spellStart"/>
-            <w:r>
-              <w:rPr>
-                <w:sz w:val="20"/>
-                <w:szCs w:val="20"/>
-              </w:rPr>
-              <w:t>FinnhubApi.kt</w:t>
-            </w:r>
-            <w:proofErr w:type="spellEnd"/>
-            <w:r>
-              <w:rPr>
-                <w:sz w:val="20"/>
-                <w:szCs w:val="20"/>
-              </w:rPr>
-              <w:t xml:space="preserve"> — interfaces </w:t>
-            </w:r>
-            <w:proofErr w:type="spellStart"/>
-            <w:r>
-              <w:rPr>
-                <w:sz w:val="20"/>
-                <w:szCs w:val="20"/>
-              </w:rPr>
-              <w:t>Retrofit</w:t>
-            </w:r>
-            <w:proofErr w:type="spellEnd"/>
-            <w:r>
-              <w:rPr>
-                <w:sz w:val="20"/>
-                <w:szCs w:val="20"/>
-              </w:rPr>
-              <w:t xml:space="preserve"> para las </w:t>
-            </w:r>
-            <w:proofErr w:type="spellStart"/>
-            <w:r>
-              <w:rPr>
-                <w:sz w:val="20"/>
-                <w:szCs w:val="20"/>
-              </w:rPr>
-              <w:t>APIs</w:t>
-            </w:r>
-            <w:proofErr w:type="spellEnd"/>
-            <w:r>
-              <w:rPr>
-                <w:sz w:val="20"/>
-                <w:szCs w:val="20"/>
-              </w:rPr>
-              <w:t xml:space="preserve"> externas.</w:t>
+            <w:r>
+              <w:rPr>
+                <w:sz w:val="20"/>
+                <w:szCs w:val="20"/>
+              </w:rPr>
+              <w:t>CoinGeckoApi.kt, FinnhubApi.kt — interfaces Retrofit para las APIs externas.</w:t>
             </w:r>
           </w:p>
         </w:tc>
@@ -13638,85 +10048,12 @@
             <w:pPr>
               <w:jc w:val="both"/>
             </w:pPr>
-            <w:proofErr w:type="spellStart"/>
-            <w:r>
-              <w:rPr>
-                <w:sz w:val="20"/>
-                <w:szCs w:val="20"/>
-              </w:rPr>
-              <w:t>RepositorioUsuario</w:t>
-            </w:r>
-            <w:proofErr w:type="spellEnd"/>
-            <w:r>
-              <w:rPr>
-                <w:sz w:val="20"/>
-                <w:szCs w:val="20"/>
-              </w:rPr>
-              <w:t xml:space="preserve">, </w:t>
-            </w:r>
-            <w:proofErr w:type="spellStart"/>
-            <w:r>
-              <w:rPr>
-                <w:sz w:val="20"/>
-                <w:szCs w:val="20"/>
-              </w:rPr>
-              <w:t>RepositorioAutenticacion</w:t>
-            </w:r>
-            <w:proofErr w:type="spellEnd"/>
-            <w:r>
-              <w:rPr>
-                <w:sz w:val="20"/>
-                <w:szCs w:val="20"/>
-              </w:rPr>
-              <w:t xml:space="preserve">, </w:t>
-            </w:r>
-            <w:proofErr w:type="spellStart"/>
-            <w:r>
-              <w:rPr>
-                <w:sz w:val="20"/>
-                <w:szCs w:val="20"/>
-              </w:rPr>
-              <w:t>RepositorioMercado</w:t>
-            </w:r>
-            <w:proofErr w:type="spellEnd"/>
-            <w:r>
-              <w:rPr>
-                <w:sz w:val="20"/>
-                <w:szCs w:val="20"/>
-              </w:rPr>
-              <w:t xml:space="preserve">, </w:t>
-            </w:r>
-            <w:proofErr w:type="spellStart"/>
-            <w:r>
-              <w:rPr>
-                <w:sz w:val="20"/>
-                <w:szCs w:val="20"/>
-              </w:rPr>
-              <w:t>RepositorioAmigos</w:t>
-            </w:r>
-            <w:proofErr w:type="spellEnd"/>
-            <w:r>
-              <w:rPr>
-                <w:sz w:val="20"/>
-                <w:szCs w:val="20"/>
-              </w:rPr>
-              <w:t xml:space="preserve">, </w:t>
-            </w:r>
-            <w:proofErr w:type="spellStart"/>
-            <w:r>
-              <w:rPr>
-                <w:sz w:val="20"/>
-                <w:szCs w:val="20"/>
-              </w:rPr>
-              <w:t>RepositorioLigas</w:t>
-            </w:r>
-            <w:proofErr w:type="spellEnd"/>
-            <w:r>
-              <w:rPr>
-                <w:sz w:val="20"/>
-                <w:szCs w:val="20"/>
-              </w:rPr>
-              <w:t>.</w:t>
+            <w:r>
+              <w:rPr>
+                <w:sz w:val="20"/>
+                <w:szCs w:val="20"/>
+              </w:rPr>
+              <w:t>RepositorioUsuario, RepositorioAutenticacion, RepositorioMercado, RepositorioAmigos, RepositorioLigas.</w:t>
             </w:r>
           </w:p>
         </w:tc>
@@ -13743,37 +10080,12 @@
             <w:pPr>
               <w:jc w:val="both"/>
             </w:pPr>
-            <w:proofErr w:type="spellStart"/>
-            <w:r>
-              <w:rPr>
-                <w:sz w:val="20"/>
-                <w:szCs w:val="20"/>
-              </w:rPr>
-              <w:t>ui</w:t>
-            </w:r>
-            <w:proofErr w:type="spellEnd"/>
-            <w:r>
-              <w:rPr>
-                <w:sz w:val="20"/>
-                <w:szCs w:val="20"/>
-              </w:rPr>
-              <w:t>/</w:t>
-            </w:r>
-            <w:proofErr w:type="spellStart"/>
-            <w:r>
-              <w:rPr>
-                <w:sz w:val="20"/>
-                <w:szCs w:val="20"/>
-              </w:rPr>
-              <w:t>autenticacion</w:t>
-            </w:r>
-            <w:proofErr w:type="spellEnd"/>
-            <w:r>
-              <w:rPr>
-                <w:sz w:val="20"/>
-                <w:szCs w:val="20"/>
-              </w:rPr>
-              <w:t>/</w:t>
+            <w:r>
+              <w:rPr>
+                <w:sz w:val="20"/>
+                <w:szCs w:val="20"/>
+              </w:rPr>
+              <w:t>ui/autenticacion/</w:t>
             </w:r>
           </w:p>
         </w:tc>
@@ -13798,53 +10110,12 @@
             <w:pPr>
               <w:jc w:val="both"/>
             </w:pPr>
-            <w:proofErr w:type="spellStart"/>
-            <w:r>
-              <w:rPr>
-                <w:sz w:val="20"/>
-                <w:szCs w:val="20"/>
-              </w:rPr>
-              <w:t>LoginScreen</w:t>
-            </w:r>
-            <w:proofErr w:type="spellEnd"/>
-            <w:r>
-              <w:rPr>
-                <w:sz w:val="20"/>
-                <w:szCs w:val="20"/>
-              </w:rPr>
-              <w:t xml:space="preserve">, </w:t>
-            </w:r>
-            <w:proofErr w:type="spellStart"/>
-            <w:r>
-              <w:rPr>
-                <w:sz w:val="20"/>
-                <w:szCs w:val="20"/>
-              </w:rPr>
-              <w:t>RegistroScreen</w:t>
-            </w:r>
-            <w:proofErr w:type="spellEnd"/>
-            <w:r>
-              <w:rPr>
-                <w:sz w:val="20"/>
-                <w:szCs w:val="20"/>
-              </w:rPr>
-              <w:t xml:space="preserve">, </w:t>
-            </w:r>
-            <w:proofErr w:type="spellStart"/>
-            <w:r>
-              <w:rPr>
-                <w:sz w:val="20"/>
-                <w:szCs w:val="20"/>
-              </w:rPr>
-              <w:t>AutenticacionViewModel</w:t>
-            </w:r>
-            <w:proofErr w:type="spellEnd"/>
-            <w:r>
-              <w:rPr>
-                <w:sz w:val="20"/>
-                <w:szCs w:val="20"/>
-              </w:rPr>
-              <w:t>.</w:t>
+            <w:r>
+              <w:rPr>
+                <w:sz w:val="20"/>
+                <w:szCs w:val="20"/>
+              </w:rPr>
+              <w:t>LoginScreen, RegistroScreen, AutenticacionViewModel.</w:t>
             </w:r>
           </w:p>
         </w:tc>
@@ -13871,37 +10142,12 @@
             <w:pPr>
               <w:jc w:val="both"/>
             </w:pPr>
-            <w:proofErr w:type="spellStart"/>
-            <w:r>
-              <w:rPr>
-                <w:sz w:val="20"/>
-                <w:szCs w:val="20"/>
-              </w:rPr>
-              <w:t>ui</w:t>
-            </w:r>
-            <w:proofErr w:type="spellEnd"/>
-            <w:r>
-              <w:rPr>
-                <w:sz w:val="20"/>
-                <w:szCs w:val="20"/>
-              </w:rPr>
-              <w:t>/</w:t>
-            </w:r>
-            <w:proofErr w:type="spellStart"/>
-            <w:r>
-              <w:rPr>
-                <w:sz w:val="20"/>
-                <w:szCs w:val="20"/>
-              </w:rPr>
-              <w:t>main</w:t>
-            </w:r>
-            <w:proofErr w:type="spellEnd"/>
-            <w:r>
-              <w:rPr>
-                <w:sz w:val="20"/>
-                <w:szCs w:val="20"/>
-              </w:rPr>
-              <w:t>/</w:t>
+            <w:r>
+              <w:rPr>
+                <w:sz w:val="20"/>
+                <w:szCs w:val="20"/>
+              </w:rPr>
+              <w:t>ui/main/</w:t>
             </w:r>
           </w:p>
         </w:tc>
@@ -13926,53 +10172,12 @@
             <w:pPr>
               <w:jc w:val="both"/>
             </w:pPr>
-            <w:proofErr w:type="spellStart"/>
-            <w:r>
-              <w:rPr>
-                <w:sz w:val="20"/>
-                <w:szCs w:val="20"/>
-              </w:rPr>
-              <w:t>MainScreen</w:t>
-            </w:r>
-            <w:proofErr w:type="spellEnd"/>
-            <w:r>
-              <w:rPr>
-                <w:sz w:val="20"/>
-                <w:szCs w:val="20"/>
-              </w:rPr>
-              <w:t xml:space="preserve">, </w:t>
-            </w:r>
-            <w:proofErr w:type="spellStart"/>
-            <w:r>
-              <w:rPr>
-                <w:sz w:val="20"/>
-                <w:szCs w:val="20"/>
-              </w:rPr>
-              <w:t>MainViewModel</w:t>
-            </w:r>
-            <w:proofErr w:type="spellEnd"/>
-            <w:r>
-              <w:rPr>
-                <w:sz w:val="20"/>
-                <w:szCs w:val="20"/>
-              </w:rPr>
-              <w:t xml:space="preserve">, </w:t>
-            </w:r>
-            <w:proofErr w:type="spellStart"/>
-            <w:r>
-              <w:rPr>
-                <w:sz w:val="20"/>
-                <w:szCs w:val="20"/>
-              </w:rPr>
-              <w:t>PerfilScreen</w:t>
-            </w:r>
-            <w:proofErr w:type="spellEnd"/>
-            <w:r>
-              <w:rPr>
-                <w:sz w:val="20"/>
-                <w:szCs w:val="20"/>
-              </w:rPr>
-              <w:t xml:space="preserve"> — navegación principal y perfil.</w:t>
+            <w:r>
+              <w:rPr>
+                <w:sz w:val="20"/>
+                <w:szCs w:val="20"/>
+              </w:rPr>
+              <w:t>MainScreen, MainViewModel, PerfilScreen — navegación principal y perfil.</w:t>
             </w:r>
           </w:p>
         </w:tc>
@@ -13999,37 +10204,12 @@
             <w:pPr>
               <w:jc w:val="both"/>
             </w:pPr>
-            <w:proofErr w:type="spellStart"/>
-            <w:r>
-              <w:rPr>
-                <w:sz w:val="20"/>
-                <w:szCs w:val="20"/>
-              </w:rPr>
-              <w:t>ui</w:t>
-            </w:r>
-            <w:proofErr w:type="spellEnd"/>
-            <w:r>
-              <w:rPr>
-                <w:sz w:val="20"/>
-                <w:szCs w:val="20"/>
-              </w:rPr>
-              <w:t>/</w:t>
-            </w:r>
-            <w:proofErr w:type="spellStart"/>
-            <w:r>
-              <w:rPr>
-                <w:sz w:val="20"/>
-                <w:szCs w:val="20"/>
-              </w:rPr>
-              <w:t>dashboard</w:t>
-            </w:r>
-            <w:proofErr w:type="spellEnd"/>
-            <w:r>
-              <w:rPr>
-                <w:sz w:val="20"/>
-                <w:szCs w:val="20"/>
-              </w:rPr>
-              <w:t>/</w:t>
+            <w:r>
+              <w:rPr>
+                <w:sz w:val="20"/>
+                <w:szCs w:val="20"/>
+              </w:rPr>
+              <w:t>ui/dashboard/</w:t>
             </w:r>
           </w:p>
         </w:tc>
@@ -14054,21 +10234,12 @@
             <w:pPr>
               <w:jc w:val="both"/>
             </w:pPr>
-            <w:proofErr w:type="spellStart"/>
-            <w:r>
-              <w:rPr>
-                <w:sz w:val="20"/>
-                <w:szCs w:val="20"/>
-              </w:rPr>
-              <w:t>DashboardScreen</w:t>
-            </w:r>
-            <w:proofErr w:type="spellEnd"/>
-            <w:r>
-              <w:rPr>
-                <w:sz w:val="20"/>
-                <w:szCs w:val="20"/>
-              </w:rPr>
-              <w:t xml:space="preserve"> — resumen de cartera, rango y transacciones.</w:t>
+            <w:r>
+              <w:rPr>
+                <w:sz w:val="20"/>
+                <w:szCs w:val="20"/>
+              </w:rPr>
+              <w:t>DashboardScreen — resumen de cartera, rango y transacciones.</w:t>
             </w:r>
           </w:p>
         </w:tc>
@@ -14095,21 +10266,12 @@
             <w:pPr>
               <w:jc w:val="both"/>
             </w:pPr>
-            <w:proofErr w:type="spellStart"/>
-            <w:r>
-              <w:rPr>
-                <w:sz w:val="20"/>
-                <w:szCs w:val="20"/>
-              </w:rPr>
-              <w:t>ui</w:t>
-            </w:r>
-            <w:proofErr w:type="spellEnd"/>
-            <w:r>
-              <w:rPr>
-                <w:sz w:val="20"/>
-                <w:szCs w:val="20"/>
-              </w:rPr>
-              <w:t>/mercado/</w:t>
+            <w:r>
+              <w:rPr>
+                <w:sz w:val="20"/>
+                <w:szCs w:val="20"/>
+              </w:rPr>
+              <w:t>ui/mercado/</w:t>
             </w:r>
           </w:p>
         </w:tc>
@@ -14134,37 +10296,12 @@
             <w:pPr>
               <w:jc w:val="both"/>
             </w:pPr>
-            <w:proofErr w:type="spellStart"/>
-            <w:r>
-              <w:rPr>
-                <w:sz w:val="20"/>
-                <w:szCs w:val="20"/>
-              </w:rPr>
-              <w:t>MercadoScreen</w:t>
-            </w:r>
-            <w:proofErr w:type="spellEnd"/>
-            <w:r>
-              <w:rPr>
-                <w:sz w:val="20"/>
-                <w:szCs w:val="20"/>
-              </w:rPr>
-              <w:t xml:space="preserve">, </w:t>
-            </w:r>
-            <w:proofErr w:type="spellStart"/>
-            <w:r>
-              <w:rPr>
-                <w:sz w:val="20"/>
-                <w:szCs w:val="20"/>
-              </w:rPr>
-              <w:t>MercadoViewModel</w:t>
-            </w:r>
-            <w:proofErr w:type="spellEnd"/>
-            <w:r>
-              <w:rPr>
-                <w:sz w:val="20"/>
-                <w:szCs w:val="20"/>
-              </w:rPr>
-              <w:t xml:space="preserve"> — listado de activos con precios reales.</w:t>
+            <w:r>
+              <w:rPr>
+                <w:sz w:val="20"/>
+                <w:szCs w:val="20"/>
+              </w:rPr>
+              <w:t>MercadoScreen, MercadoViewModel — listado de activos con precios reales.</w:t>
             </w:r>
           </w:p>
         </w:tc>
@@ -14191,21 +10328,12 @@
             <w:pPr>
               <w:jc w:val="both"/>
             </w:pPr>
-            <w:proofErr w:type="spellStart"/>
-            <w:r>
-              <w:rPr>
-                <w:sz w:val="20"/>
-                <w:szCs w:val="20"/>
-              </w:rPr>
-              <w:t>ui</w:t>
-            </w:r>
-            <w:proofErr w:type="spellEnd"/>
-            <w:r>
-              <w:rPr>
-                <w:sz w:val="20"/>
-                <w:szCs w:val="20"/>
-              </w:rPr>
-              <w:t>/operaciones/</w:t>
+            <w:r>
+              <w:rPr>
+                <w:sz w:val="20"/>
+                <w:szCs w:val="20"/>
+              </w:rPr>
+              <w:t>ui/operaciones/</w:t>
             </w:r>
           </w:p>
         </w:tc>
@@ -14230,21 +10358,12 @@
             <w:pPr>
               <w:jc w:val="both"/>
             </w:pPr>
-            <w:proofErr w:type="spellStart"/>
-            <w:r>
-              <w:rPr>
-                <w:sz w:val="20"/>
-                <w:szCs w:val="20"/>
-              </w:rPr>
-              <w:t>OperacionesScreen</w:t>
-            </w:r>
-            <w:proofErr w:type="spellEnd"/>
-            <w:r>
-              <w:rPr>
-                <w:sz w:val="20"/>
-                <w:szCs w:val="20"/>
-              </w:rPr>
-              <w:t xml:space="preserve"> — compra y venta de activos.</w:t>
+            <w:r>
+              <w:rPr>
+                <w:sz w:val="20"/>
+                <w:szCs w:val="20"/>
+              </w:rPr>
+              <w:t>OperacionesScreen — compra y venta de activos.</w:t>
             </w:r>
           </w:p>
         </w:tc>
@@ -14271,21 +10390,12 @@
             <w:pPr>
               <w:jc w:val="both"/>
             </w:pPr>
-            <w:proofErr w:type="spellStart"/>
-            <w:r>
-              <w:rPr>
-                <w:sz w:val="20"/>
-                <w:szCs w:val="20"/>
-              </w:rPr>
-              <w:t>ui</w:t>
-            </w:r>
-            <w:proofErr w:type="spellEnd"/>
-            <w:r>
-              <w:rPr>
-                <w:sz w:val="20"/>
-                <w:szCs w:val="20"/>
-              </w:rPr>
-              <w:t>/ranking/</w:t>
+            <w:r>
+              <w:rPr>
+                <w:sz w:val="20"/>
+                <w:szCs w:val="20"/>
+              </w:rPr>
+              <w:t>ui/ranking/</w:t>
             </w:r>
           </w:p>
         </w:tc>
@@ -14313,59 +10423,13 @@
                 <w:lang w:val="en-GB"/>
               </w:rPr>
             </w:pPr>
-            <w:proofErr w:type="spellStart"/>
             <w:r>
               <w:rPr>
                 <w:sz w:val="20"/>
                 <w:szCs w:val="20"/>
                 <w:lang w:val="en-GB"/>
               </w:rPr>
-              <w:t>RankingScreen</w:t>
-            </w:r>
-            <w:proofErr w:type="spellEnd"/>
-            <w:r>
-              <w:rPr>
-                <w:sz w:val="20"/>
-                <w:szCs w:val="20"/>
-                <w:lang w:val="en-GB"/>
-              </w:rPr>
-              <w:t xml:space="preserve">, </w:t>
-            </w:r>
-            <w:proofErr w:type="spellStart"/>
-            <w:r>
-              <w:rPr>
-                <w:sz w:val="20"/>
-                <w:szCs w:val="20"/>
-                <w:lang w:val="en-GB"/>
-              </w:rPr>
-              <w:t>RankingViewModel</w:t>
-            </w:r>
-            <w:proofErr w:type="spellEnd"/>
-            <w:r>
-              <w:rPr>
-                <w:sz w:val="20"/>
-                <w:szCs w:val="20"/>
-                <w:lang w:val="en-GB"/>
-              </w:rPr>
-              <w:t xml:space="preserve">, </w:t>
-            </w:r>
-            <w:proofErr w:type="spellStart"/>
-            <w:r>
-              <w:rPr>
-                <w:sz w:val="20"/>
-                <w:szCs w:val="20"/>
-                <w:lang w:val="en-GB"/>
-              </w:rPr>
-              <w:t>RankingUtilidades</w:t>
-            </w:r>
-            <w:proofErr w:type="spellEnd"/>
-            <w:r>
-              <w:rPr>
-                <w:sz w:val="20"/>
-                <w:szCs w:val="20"/>
-                <w:lang w:val="en-GB"/>
-              </w:rPr>
-              <w:t xml:space="preserve"> — leaderboard global.</w:t>
+              <w:t>RankingScreen, RankingViewModel, RankingUtilidades — leaderboard global.</w:t>
             </w:r>
           </w:p>
         </w:tc>
@@ -14392,21 +10456,12 @@
             <w:pPr>
               <w:jc w:val="both"/>
             </w:pPr>
-            <w:proofErr w:type="spellStart"/>
-            <w:r>
-              <w:rPr>
-                <w:sz w:val="20"/>
-                <w:szCs w:val="20"/>
-              </w:rPr>
-              <w:t>ui</w:t>
-            </w:r>
-            <w:proofErr w:type="spellEnd"/>
-            <w:r>
-              <w:rPr>
-                <w:sz w:val="20"/>
-                <w:szCs w:val="20"/>
-              </w:rPr>
-              <w:t>/retos/</w:t>
+            <w:r>
+              <w:rPr>
+                <w:sz w:val="20"/>
+                <w:szCs w:val="20"/>
+              </w:rPr>
+              <w:t>ui/retos/</w:t>
             </w:r>
           </w:p>
         </w:tc>
@@ -14431,37 +10486,12 @@
             <w:pPr>
               <w:jc w:val="both"/>
             </w:pPr>
-            <w:proofErr w:type="spellStart"/>
-            <w:r>
-              <w:rPr>
-                <w:sz w:val="20"/>
-                <w:szCs w:val="20"/>
-              </w:rPr>
-              <w:t>RetosScreen</w:t>
-            </w:r>
-            <w:proofErr w:type="spellEnd"/>
-            <w:r>
-              <w:rPr>
-                <w:sz w:val="20"/>
-                <w:szCs w:val="20"/>
-              </w:rPr>
-              <w:t xml:space="preserve">, </w:t>
-            </w:r>
-            <w:proofErr w:type="spellStart"/>
-            <w:r>
-              <w:rPr>
-                <w:sz w:val="20"/>
-                <w:szCs w:val="20"/>
-              </w:rPr>
-              <w:t>RetosViewModel</w:t>
-            </w:r>
-            <w:proofErr w:type="spellEnd"/>
-            <w:r>
-              <w:rPr>
-                <w:sz w:val="20"/>
-                <w:szCs w:val="20"/>
-              </w:rPr>
-              <w:t xml:space="preserve"> — retos diarios con racha y recompensas.</w:t>
+            <w:r>
+              <w:rPr>
+                <w:sz w:val="20"/>
+                <w:szCs w:val="20"/>
+              </w:rPr>
+              <w:t>RetosScreen, RetosViewModel — retos diarios con racha y recompensas.</w:t>
             </w:r>
           </w:p>
         </w:tc>
@@ -14488,21 +10518,12 @@
             <w:pPr>
               <w:jc w:val="both"/>
             </w:pPr>
-            <w:proofErr w:type="spellStart"/>
-            <w:r>
-              <w:rPr>
-                <w:sz w:val="20"/>
-                <w:szCs w:val="20"/>
-              </w:rPr>
-              <w:t>ui</w:t>
-            </w:r>
-            <w:proofErr w:type="spellEnd"/>
-            <w:r>
-              <w:rPr>
-                <w:sz w:val="20"/>
-                <w:szCs w:val="20"/>
-              </w:rPr>
-              <w:t>/amigos/</w:t>
+            <w:r>
+              <w:rPr>
+                <w:sz w:val="20"/>
+                <w:szCs w:val="20"/>
+              </w:rPr>
+              <w:t>ui/amigos/</w:t>
             </w:r>
           </w:p>
         </w:tc>
@@ -14527,37 +10548,12 @@
             <w:pPr>
               <w:jc w:val="both"/>
             </w:pPr>
-            <w:proofErr w:type="spellStart"/>
-            <w:r>
-              <w:rPr>
-                <w:sz w:val="20"/>
-                <w:szCs w:val="20"/>
-              </w:rPr>
-              <w:t>AmigosScreen</w:t>
-            </w:r>
-            <w:proofErr w:type="spellEnd"/>
-            <w:r>
-              <w:rPr>
-                <w:sz w:val="20"/>
-                <w:szCs w:val="20"/>
-              </w:rPr>
-              <w:t xml:space="preserve">, </w:t>
-            </w:r>
-            <w:proofErr w:type="spellStart"/>
-            <w:r>
-              <w:rPr>
-                <w:sz w:val="20"/>
-                <w:szCs w:val="20"/>
-              </w:rPr>
-              <w:t>AmigosViewModel</w:t>
-            </w:r>
-            <w:proofErr w:type="spellEnd"/>
-            <w:r>
-              <w:rPr>
-                <w:sz w:val="20"/>
-                <w:szCs w:val="20"/>
-              </w:rPr>
-              <w:t xml:space="preserve"> — sistema social de amigos.</w:t>
+            <w:r>
+              <w:rPr>
+                <w:sz w:val="20"/>
+                <w:szCs w:val="20"/>
+              </w:rPr>
+              <w:t>AmigosScreen, AmigosViewModel — sistema social de amigos.</w:t>
             </w:r>
           </w:p>
         </w:tc>
@@ -14584,21 +10580,12 @@
             <w:pPr>
               <w:jc w:val="both"/>
             </w:pPr>
-            <w:proofErr w:type="spellStart"/>
-            <w:r>
-              <w:rPr>
-                <w:sz w:val="20"/>
-                <w:szCs w:val="20"/>
-              </w:rPr>
-              <w:t>ui</w:t>
-            </w:r>
-            <w:proofErr w:type="spellEnd"/>
-            <w:r>
-              <w:rPr>
-                <w:sz w:val="20"/>
-                <w:szCs w:val="20"/>
-              </w:rPr>
-              <w:t>/ligas/</w:t>
+            <w:r>
+              <w:rPr>
+                <w:sz w:val="20"/>
+                <w:szCs w:val="20"/>
+              </w:rPr>
+              <w:t>ui/ligas/</w:t>
             </w:r>
           </w:p>
         </w:tc>
@@ -14623,37 +10610,12 @@
             <w:pPr>
               <w:jc w:val="both"/>
             </w:pPr>
-            <w:proofErr w:type="spellStart"/>
-            <w:r>
-              <w:rPr>
-                <w:sz w:val="20"/>
-                <w:szCs w:val="20"/>
-              </w:rPr>
-              <w:t>LigasScreen</w:t>
-            </w:r>
-            <w:proofErr w:type="spellEnd"/>
-            <w:r>
-              <w:rPr>
-                <w:sz w:val="20"/>
-                <w:szCs w:val="20"/>
-              </w:rPr>
-              <w:t xml:space="preserve">, </w:t>
-            </w:r>
-            <w:proofErr w:type="spellStart"/>
-            <w:r>
-              <w:rPr>
-                <w:sz w:val="20"/>
-                <w:szCs w:val="20"/>
-              </w:rPr>
-              <w:t>LigasViewModel</w:t>
-            </w:r>
-            <w:proofErr w:type="spellEnd"/>
-            <w:r>
-              <w:rPr>
-                <w:sz w:val="20"/>
-                <w:szCs w:val="20"/>
-              </w:rPr>
-              <w:t xml:space="preserve"> — ligas privadas con ranking propio.</w:t>
+            <w:r>
+              <w:rPr>
+                <w:sz w:val="20"/>
+                <w:szCs w:val="20"/>
+              </w:rPr>
+              <w:t>LigasScreen, LigasViewModel — ligas privadas con ranking propio.</w:t>
             </w:r>
           </w:p>
         </w:tc>
@@ -14680,21 +10642,12 @@
             <w:pPr>
               <w:jc w:val="both"/>
             </w:pPr>
-            <w:proofErr w:type="spellStart"/>
-            <w:r>
-              <w:rPr>
-                <w:sz w:val="20"/>
-                <w:szCs w:val="20"/>
-              </w:rPr>
-              <w:t>ui</w:t>
-            </w:r>
-            <w:proofErr w:type="spellEnd"/>
-            <w:r>
-              <w:rPr>
-                <w:sz w:val="20"/>
-                <w:szCs w:val="20"/>
-              </w:rPr>
-              <w:t>/usuario/</w:t>
+            <w:r>
+              <w:rPr>
+                <w:sz w:val="20"/>
+                <w:szCs w:val="20"/>
+              </w:rPr>
+              <w:t>ui/usuario/</w:t>
             </w:r>
           </w:p>
         </w:tc>
@@ -14719,21 +10672,12 @@
             <w:pPr>
               <w:jc w:val="both"/>
             </w:pPr>
-            <w:proofErr w:type="spellStart"/>
-            <w:r>
-              <w:rPr>
-                <w:sz w:val="20"/>
-                <w:szCs w:val="20"/>
-              </w:rPr>
-              <w:t>UsuarioViewModel</w:t>
-            </w:r>
-            <w:proofErr w:type="spellEnd"/>
-            <w:r>
-              <w:rPr>
-                <w:sz w:val="20"/>
-                <w:szCs w:val="20"/>
-              </w:rPr>
-              <w:t xml:space="preserve"> — lógica de trading, cálculo de beneficios y rangos.</w:t>
+            <w:r>
+              <w:rPr>
+                <w:sz w:val="20"/>
+                <w:szCs w:val="20"/>
+              </w:rPr>
+              <w:t>UsuarioViewModel — lógica de trading, cálculo de beneficios y rangos.</w:t>
             </w:r>
           </w:p>
         </w:tc>
@@ -14790,85 +10734,12 @@
             <w:pPr>
               <w:jc w:val="both"/>
             </w:pPr>
-            <w:proofErr w:type="spellStart"/>
-            <w:r>
-              <w:rPr>
-                <w:sz w:val="20"/>
-                <w:szCs w:val="20"/>
-              </w:rPr>
-              <w:t>CoinGeckoApi.kt</w:t>
-            </w:r>
-            <w:proofErr w:type="spellEnd"/>
-            <w:r>
-              <w:rPr>
-                <w:sz w:val="20"/>
-                <w:szCs w:val="20"/>
-              </w:rPr>
-              <w:t xml:space="preserve">, </w:t>
-            </w:r>
-            <w:proofErr w:type="spellStart"/>
-            <w:r>
-              <w:rPr>
-                <w:sz w:val="20"/>
-                <w:szCs w:val="20"/>
-              </w:rPr>
-              <w:t>FinnhubApi.kt</w:t>
-            </w:r>
-            <w:proofErr w:type="spellEnd"/>
-            <w:r>
-              <w:rPr>
-                <w:sz w:val="20"/>
-                <w:szCs w:val="20"/>
-              </w:rPr>
-              <w:t xml:space="preserve"> — interfaces </w:t>
-            </w:r>
-            <w:proofErr w:type="spellStart"/>
-            <w:r>
-              <w:rPr>
-                <w:sz w:val="20"/>
-                <w:szCs w:val="20"/>
-              </w:rPr>
-              <w:t>Retrofit</w:t>
-            </w:r>
-            <w:proofErr w:type="spellEnd"/>
-            <w:r>
-              <w:rPr>
-                <w:sz w:val="20"/>
-                <w:szCs w:val="20"/>
-              </w:rPr>
-              <w:t xml:space="preserve"> con los </w:t>
-            </w:r>
-            <w:proofErr w:type="spellStart"/>
-            <w:r>
-              <w:rPr>
-                <w:sz w:val="20"/>
-                <w:szCs w:val="20"/>
-              </w:rPr>
-              <w:t>endpoints</w:t>
-            </w:r>
-            <w:proofErr w:type="spellEnd"/>
-            <w:r>
-              <w:rPr>
-                <w:sz w:val="20"/>
-                <w:szCs w:val="20"/>
-              </w:rPr>
-              <w:t xml:space="preserve"> de las </w:t>
-            </w:r>
-            <w:proofErr w:type="spellStart"/>
-            <w:r>
-              <w:rPr>
-                <w:sz w:val="20"/>
-                <w:szCs w:val="20"/>
-              </w:rPr>
-              <w:t>APIs</w:t>
-            </w:r>
-            <w:proofErr w:type="spellEnd"/>
-            <w:r>
-              <w:rPr>
-                <w:sz w:val="20"/>
-                <w:szCs w:val="20"/>
-              </w:rPr>
-              <w:t xml:space="preserve"> externas de precios de mercado.</w:t>
+            <w:r>
+              <w:rPr>
+                <w:sz w:val="20"/>
+                <w:szCs w:val="20"/>
+              </w:rPr>
+              <w:t>CoinGeckoApi.kt, FinnhubApi.kt — interfaces Retrofit con los endpoints de las APIs externas de precios de mercado.</w:t>
             </w:r>
           </w:p>
         </w:tc>
@@ -14895,21 +10766,12 @@
             <w:pPr>
               <w:jc w:val="both"/>
             </w:pPr>
-            <w:proofErr w:type="spellStart"/>
-            <w:r>
-              <w:rPr>
-                <w:sz w:val="20"/>
-                <w:szCs w:val="20"/>
-              </w:rPr>
-              <w:t>navegacion</w:t>
-            </w:r>
-            <w:proofErr w:type="spellEnd"/>
-            <w:r>
-              <w:rPr>
-                <w:sz w:val="20"/>
-                <w:szCs w:val="20"/>
-              </w:rPr>
-              <w:t>/</w:t>
+            <w:r>
+              <w:rPr>
+                <w:sz w:val="20"/>
+                <w:szCs w:val="20"/>
+              </w:rPr>
+              <w:t>navegacion/</w:t>
             </w:r>
           </w:p>
         </w:tc>
@@ -14934,85 +10796,12 @@
             <w:pPr>
               <w:jc w:val="both"/>
             </w:pPr>
-            <w:proofErr w:type="spellStart"/>
-            <w:r>
-              <w:rPr>
-                <w:sz w:val="20"/>
-                <w:szCs w:val="20"/>
-              </w:rPr>
-              <w:t>NavGraph.kt</w:t>
-            </w:r>
-            <w:proofErr w:type="spellEnd"/>
-            <w:r>
-              <w:rPr>
-                <w:sz w:val="20"/>
-                <w:szCs w:val="20"/>
-              </w:rPr>
-              <w:t xml:space="preserve"> — grafo de navegación con </w:t>
-            </w:r>
-            <w:proofErr w:type="spellStart"/>
-            <w:r>
-              <w:rPr>
-                <w:sz w:val="20"/>
-                <w:szCs w:val="20"/>
-              </w:rPr>
-              <w:t>Jetpack</w:t>
-            </w:r>
-            <w:proofErr w:type="spellEnd"/>
-            <w:r>
-              <w:rPr>
-                <w:sz w:val="20"/>
-                <w:szCs w:val="20"/>
-              </w:rPr>
-              <w:t xml:space="preserve"> </w:t>
-            </w:r>
-            <w:proofErr w:type="spellStart"/>
-            <w:r>
-              <w:rPr>
-                <w:sz w:val="20"/>
-                <w:szCs w:val="20"/>
-              </w:rPr>
-              <w:t>Navigation</w:t>
-            </w:r>
-            <w:proofErr w:type="spellEnd"/>
-            <w:r>
-              <w:rPr>
-                <w:sz w:val="20"/>
-                <w:szCs w:val="20"/>
-              </w:rPr>
-              <w:t xml:space="preserve"> </w:t>
-            </w:r>
-            <w:proofErr w:type="spellStart"/>
-            <w:r>
-              <w:rPr>
-                <w:sz w:val="20"/>
-                <w:szCs w:val="20"/>
-              </w:rPr>
-              <w:t>Compose</w:t>
-            </w:r>
-            <w:proofErr w:type="spellEnd"/>
-            <w:r>
-              <w:rPr>
-                <w:sz w:val="20"/>
-                <w:szCs w:val="20"/>
-              </w:rPr>
-              <w:t xml:space="preserve">. Gestiona las rutas entre Login, Registro y la pantalla principal, con detección reactiva del estado de sesión de </w:t>
-            </w:r>
-            <w:proofErr w:type="spellStart"/>
-            <w:r>
-              <w:rPr>
-                <w:sz w:val="20"/>
-                <w:szCs w:val="20"/>
-              </w:rPr>
-              <w:t>Firebase</w:t>
-            </w:r>
-            <w:proofErr w:type="spellEnd"/>
-            <w:r>
-              <w:rPr>
-                <w:sz w:val="20"/>
-                <w:szCs w:val="20"/>
-              </w:rPr>
-              <w:t>.</w:t>
+            <w:r>
+              <w:rPr>
+                <w:sz w:val="20"/>
+                <w:szCs w:val="20"/>
+              </w:rPr>
+              <w:t>NavGraph.kt — grafo de navegación con Jetpack Navigation Compose. Gestiona las rutas entre Login, Registro y la pantalla principal, con detección reactiva del estado de sesión de Firebase.</w:t>
             </w:r>
           </w:p>
         </w:tc>
@@ -15039,7 +10828,6 @@
             <w:pPr>
               <w:jc w:val="both"/>
             </w:pPr>
-            <w:proofErr w:type="spellStart"/>
             <w:r>
               <w:rPr>
                 <w:sz w:val="20"/>
@@ -15047,7 +10835,6 @@
               </w:rPr>
               <w:t>MainActivity.kt</w:t>
             </w:r>
-            <w:proofErr w:type="spellEnd"/>
           </w:p>
         </w:tc>
         <w:tc>
@@ -15076,23 +10863,7 @@
                 <w:sz w:val="20"/>
                 <w:szCs w:val="20"/>
               </w:rPr>
-              <w:t xml:space="preserve">Punto de entrada de la aplicación. Configura el tema visual y lanza el </w:t>
-            </w:r>
-            <w:proofErr w:type="spellStart"/>
-            <w:r>
-              <w:rPr>
-                <w:sz w:val="20"/>
-                <w:szCs w:val="20"/>
-              </w:rPr>
-              <w:t>NavGraph</w:t>
-            </w:r>
-            <w:proofErr w:type="spellEnd"/>
-            <w:r>
-              <w:rPr>
-                <w:sz w:val="20"/>
-                <w:szCs w:val="20"/>
-              </w:rPr>
-              <w:t xml:space="preserve"> con el controlador de navegación.</w:t>
+              <w:t>Punto de entrada de la aplicación. Configura el tema visual y lanza el NavGraph con el controlador de navegación.</w:t>
             </w:r>
           </w:p>
         </w:tc>
@@ -15119,21 +10890,12 @@
             <w:pPr>
               <w:jc w:val="both"/>
             </w:pPr>
-            <w:proofErr w:type="spellStart"/>
-            <w:r>
-              <w:rPr>
-                <w:sz w:val="20"/>
-                <w:szCs w:val="20"/>
-              </w:rPr>
-              <w:t>ui</w:t>
-            </w:r>
-            <w:proofErr w:type="spellEnd"/>
-            <w:r>
-              <w:rPr>
-                <w:sz w:val="20"/>
-                <w:szCs w:val="20"/>
-              </w:rPr>
-              <w:t>/tema/</w:t>
+            <w:r>
+              <w:rPr>
+                <w:sz w:val="20"/>
+                <w:szCs w:val="20"/>
+              </w:rPr>
+              <w:t>ui/tema/</w:t>
             </w:r>
           </w:p>
         </w:tc>
@@ -15158,53 +10920,12 @@
             <w:pPr>
               <w:jc w:val="both"/>
             </w:pPr>
-            <w:proofErr w:type="spellStart"/>
-            <w:r>
-              <w:rPr>
-                <w:sz w:val="20"/>
-                <w:szCs w:val="20"/>
-              </w:rPr>
-              <w:t>Tema.kt</w:t>
-            </w:r>
-            <w:proofErr w:type="spellEnd"/>
-            <w:r>
-              <w:rPr>
-                <w:sz w:val="20"/>
-                <w:szCs w:val="20"/>
-              </w:rPr>
-              <w:t xml:space="preserve">, </w:t>
-            </w:r>
-            <w:proofErr w:type="spellStart"/>
-            <w:r>
-              <w:rPr>
-                <w:sz w:val="20"/>
-                <w:szCs w:val="20"/>
-              </w:rPr>
-              <w:t>Tipografia.kt</w:t>
-            </w:r>
-            <w:proofErr w:type="spellEnd"/>
-            <w:r>
-              <w:rPr>
-                <w:sz w:val="20"/>
-                <w:szCs w:val="20"/>
-              </w:rPr>
-              <w:t xml:space="preserve"> — colores, tipografías y extensiones de </w:t>
-            </w:r>
-            <w:proofErr w:type="spellStart"/>
-            <w:r>
-              <w:rPr>
-                <w:sz w:val="20"/>
-                <w:szCs w:val="20"/>
-              </w:rPr>
-              <w:t>ColorScheme</w:t>
-            </w:r>
-            <w:proofErr w:type="spellEnd"/>
-            <w:r>
-              <w:rPr>
-                <w:sz w:val="20"/>
-                <w:szCs w:val="20"/>
-              </w:rPr>
-              <w:t>.</w:t>
+            <w:r>
+              <w:rPr>
+                <w:sz w:val="20"/>
+                <w:szCs w:val="20"/>
+              </w:rPr>
+              <w:t>Tema.kt, Tipografia.kt — colores, tipografías y extensiones de ColorScheme.</w:t>
             </w:r>
           </w:p>
         </w:tc>
@@ -15252,39 +10973,7 @@
         <w:jc w:val="both"/>
       </w:pPr>
       <w:r>
-        <w:t xml:space="preserve">La aplicación cuenta con dos métodos de autenticación: email y contraseña, gestionado por </w:t>
-      </w:r>
-      <w:proofErr w:type="spellStart"/>
-      <w:r>
-        <w:t>Firebase</w:t>
-      </w:r>
-      <w:proofErr w:type="spellEnd"/>
-      <w:r>
-        <w:t xml:space="preserve"> </w:t>
-      </w:r>
-      <w:proofErr w:type="spellStart"/>
-      <w:r>
-        <w:t>Authentication</w:t>
-      </w:r>
-      <w:proofErr w:type="spellEnd"/>
-      <w:r>
-        <w:t xml:space="preserve">, y Google </w:t>
-      </w:r>
-      <w:proofErr w:type="spellStart"/>
-      <w:r>
-        <w:t>Sign</w:t>
-      </w:r>
-      <w:proofErr w:type="spellEnd"/>
-      <w:r>
-        <w:t xml:space="preserve">-In mediante </w:t>
-      </w:r>
-      <w:proofErr w:type="spellStart"/>
-      <w:r>
-        <w:t>GoogleAuthProvider</w:t>
-      </w:r>
-      <w:proofErr w:type="spellEnd"/>
-      <w:r>
-        <w:t>. Al registrarse, el sistema genera automáticamente un código de usuario único de 8 caracteres (letras A-Z y números 0-9) que queda asociado al perfil del usuario y permite identificarlo en el sistema social.</w:t>
+        <w:t>La aplicación cuenta con dos métodos de autenticación: email y contraseña, gestionado por Firebase Authentication, y Google Sign-In mediante GoogleAuthProvider. Al registrarse, el sistema genera automáticamente un código de usuario único de 8 caracteres (letras A-Z y números 0-9) que queda asociado al perfil del usuario y permite identificarlo en el sistema social.</w:t>
       </w:r>
     </w:p>
     <w:p>
@@ -15370,29 +11059,7 @@
           <w:sz w:val="20"/>
           <w:szCs w:val="20"/>
         </w:rPr>
-        <w:t xml:space="preserve">Figura 1. Pantalla de inicio de sesión con email/contraseña y Google </w:t>
-      </w:r>
-      <w:proofErr w:type="spellStart"/>
-      <w:r>
-        <w:rPr>
-          <w:i/>
-          <w:iCs/>
-          <w:color w:val="475569"/>
-          <w:sz w:val="20"/>
-          <w:szCs w:val="20"/>
-        </w:rPr>
-        <w:t>Sign</w:t>
-      </w:r>
-      <w:proofErr w:type="spellEnd"/>
-      <w:r>
-        <w:rPr>
-          <w:i/>
-          <w:iCs/>
-          <w:color w:val="475569"/>
-          <w:sz w:val="20"/>
-          <w:szCs w:val="20"/>
-        </w:rPr>
-        <w:t>-In.</w:t>
+        <w:t>Figura 1. Pantalla de inicio de sesión con email/contraseña y Google Sign-In.</w:t>
       </w:r>
       <w:bookmarkStart w:id="37" w:name="BM_Figura2"/>
       <w:bookmarkEnd w:id="36"/>
@@ -15486,15 +11153,7 @@
       <w:bookmarkStart w:id="38" w:name="_Toc229165979"/>
       <w:r>
         <w:lastRenderedPageBreak/>
-        <w:t>4.3.2 Panel de Control (</w:t>
-      </w:r>
-      <w:proofErr w:type="spellStart"/>
-      <w:r>
-        <w:t>Dashboard</w:t>
-      </w:r>
-      <w:proofErr w:type="spellEnd"/>
-      <w:r>
-        <w:t>)</w:t>
+        <w:t>4.3.2 Panel de Control (Dashboard)</w:t>
       </w:r>
       <w:bookmarkEnd w:id="38"/>
     </w:p>
@@ -15671,16 +11330,6 @@
             </wp14:sizeRelV>
           </wp:anchor>
         </w:drawing>
-      </w:r>
-      <w:r>
-        <w:rPr>
-          <w:i/>
-          <w:iCs/>
-          <w:noProof/>
-          <w:color w:val="475569"/>
-          <w:sz w:val="20"/>
-          <w:szCs w:val="20"/>
-        </w:rPr>
         <w:drawing>
           <wp:anchor distT="0" distB="0" distL="114300" distR="114300" simplePos="0" relativeHeight="251658240" behindDoc="0" locked="0" layoutInCell="1" allowOverlap="1" wp14:anchorId="0B7B7495" wp14:editId="3D304783">
             <wp:simplePos x="0" y="0"/>
@@ -15738,63 +11387,7 @@
         </w:drawing>
       </w:r>
       <w:r>
-        <w:t xml:space="preserve">La pantalla de mercado obtiene los precios de acciones y criptomonedas en tiempo real mediante las </w:t>
-      </w:r>
-      <w:proofErr w:type="spellStart"/>
-      <w:r>
-        <w:t>APIs</w:t>
-      </w:r>
-      <w:proofErr w:type="spellEnd"/>
-      <w:r>
-        <w:t xml:space="preserve"> de </w:t>
-      </w:r>
-      <w:proofErr w:type="spellStart"/>
-      <w:r>
-        <w:t>Finnhub</w:t>
-      </w:r>
-      <w:proofErr w:type="spellEnd"/>
-      <w:r>
-        <w:t xml:space="preserve"> y </w:t>
-      </w:r>
-      <w:proofErr w:type="spellStart"/>
-      <w:r>
-        <w:t>CoinGecko</w:t>
-      </w:r>
-      <w:proofErr w:type="spellEnd"/>
-      <w:r>
-        <w:t xml:space="preserve"> respectivamente, usando </w:t>
-      </w:r>
-      <w:proofErr w:type="spellStart"/>
-      <w:r>
-        <w:t>Retrofit</w:t>
-      </w:r>
-      <w:proofErr w:type="spellEnd"/>
-      <w:r>
-        <w:t xml:space="preserve"> para las peticiones HTTP. Para respetar el límite de peticiones de </w:t>
-      </w:r>
-      <w:proofErr w:type="spellStart"/>
-      <w:r>
-        <w:t>CoinGecko</w:t>
-      </w:r>
-      <w:proofErr w:type="spellEnd"/>
-      <w:r>
-        <w:t xml:space="preserve"> en el plan gratuito, se ha implementado un sistema de </w:t>
-      </w:r>
-      <w:proofErr w:type="spellStart"/>
-      <w:r>
-        <w:t>cooldown</w:t>
-      </w:r>
-      <w:proofErr w:type="spellEnd"/>
-      <w:r>
-        <w:t xml:space="preserve"> de 60 segundos entre actualizaciones manuales y un </w:t>
-      </w:r>
-      <w:proofErr w:type="spellStart"/>
-      <w:r>
-        <w:t>autorefresh</w:t>
-      </w:r>
-      <w:proofErr w:type="spellEnd"/>
-      <w:r>
-        <w:t xml:space="preserve"> automático cada 2 minutos. En caso de recibir un error 429 (demasiadas peticiones), los datos anteriores se mantienen en pantalla en lugar de mostrar un estado de error.</w:t>
+        <w:t>La pantalla de mercado obtiene los precios de acciones y criptomonedas en tiempo real mediante las APIs de Finnhub y CoinGecko respectivamente, usando Retrofit para las peticiones HTTP. Para respetar el límite de peticiones de CoinGecko en el plan gratuito, se ha implementado un sistema de cooldown de 60 segundos entre actualizaciones manuales y un autorefresh automático cada 2 minutos. En caso de recibir un error 429 (demasiadas peticiones), los datos anteriores se mantienen en pantalla en lugar de mostrar un estado de error.</w:t>
       </w:r>
     </w:p>
     <w:p>
@@ -15858,23 +11451,7 @@
         <w:jc w:val="both"/>
       </w:pPr>
       <w:r>
-        <w:t xml:space="preserve">La pantalla de operaciones permite al usuario comprar o vender el activo previamente seleccionado en la pantalla de mercado. Se muestran el precio actual, el saldo disponible y, si el usuario ya posee el activo, la posición actual con el precio promedio de compra. El </w:t>
-      </w:r>
-      <w:proofErr w:type="spellStart"/>
-      <w:r>
-        <w:t>UsuarioViewModel</w:t>
-      </w:r>
-      <w:proofErr w:type="spellEnd"/>
-      <w:r>
-        <w:t xml:space="preserve"> utiliza un </w:t>
-      </w:r>
-      <w:proofErr w:type="spellStart"/>
-      <w:r>
-        <w:t>Mutex</w:t>
-      </w:r>
-      <w:proofErr w:type="spellEnd"/>
-      <w:r>
-        <w:t xml:space="preserve"> de Kotlin para prevenir operaciones simultáneas que pudieran causar inconsistencias en el saldo.</w:t>
+        <w:t>La pantalla de operaciones permite al usuario comprar o vender el activo previamente seleccionado en la pantalla de mercado. Se muestran el precio actual, el saldo disponible y, si el usuario ya posee el activo, la posición actual con el precio promedio de compra. El UsuarioViewModel utiliza un Mutex de Kotlin para prevenir operaciones simultáneas que pudieran causar inconsistencias en el saldo.</w:t>
       </w:r>
     </w:p>
     <w:p>
@@ -15977,23 +11554,7 @@
         <w:jc w:val="both"/>
       </w:pPr>
       <w:r>
-        <w:t xml:space="preserve">El </w:t>
-      </w:r>
-      <w:proofErr w:type="spellStart"/>
-      <w:r>
-        <w:t>leaderboard</w:t>
-      </w:r>
-      <w:proofErr w:type="spellEnd"/>
-      <w:r>
-        <w:t xml:space="preserve"> global muestra a todos los usuarios ordenados por su beneficio de trading, que se calcula y almacena en el campo beneficio de </w:t>
-      </w:r>
-      <w:proofErr w:type="spellStart"/>
-      <w:r>
-        <w:t>Firestore</w:t>
-      </w:r>
-      <w:proofErr w:type="spellEnd"/>
-      <w:r>
-        <w:t xml:space="preserve"> cada vez que el usuario realiza una operación. La tarjeta superior destaca la posición propia del usuario mostrando su beneficio, valor total, efectivo y rango actual. Los beneficios positivos se muestran en verde, los negativos en rojo y el valor cero en negro neutro, como se aprecia en la Figura 6.</w:t>
+        <w:t>El leaderboard global muestra a todos los usuarios ordenados por su beneficio de trading, que se calcula y almacena en el campo beneficio de Firestore cada vez que el usuario realiza una operación. La tarjeta superior destaca la posición propia del usuario mostrando su beneficio, valor total, efectivo y rango actual. Los beneficios positivos se muestran en verde, los negativos en rojo y el valor cero en negro neutro, como se aprecia en la Figura 6.</w:t>
       </w:r>
     </w:p>
     <w:p>
@@ -16096,31 +11657,7 @@
         <w:jc w:val="both"/>
       </w:pPr>
       <w:r>
-        <w:t xml:space="preserve">El sistema de retos genera 3 retos aleatorios al inicio de cada día a partir de un pool de 5 tipos: realizar una operación, diversificar la cartera, realizar 3 operaciones, tener activos de ambos tipos (acciones y </w:t>
-      </w:r>
-      <w:proofErr w:type="spellStart"/>
-      <w:r>
-        <w:t>criptos</w:t>
-      </w:r>
-      <w:proofErr w:type="spellEnd"/>
-      <w:r>
-        <w:t xml:space="preserve">) y estar en beneficio. Al pulsar el botón Completar, el </w:t>
-      </w:r>
-      <w:proofErr w:type="spellStart"/>
-      <w:r>
-        <w:t>RetosViewModel</w:t>
-      </w:r>
-      <w:proofErr w:type="spellEnd"/>
-      <w:r>
-        <w:t xml:space="preserve"> valida en tiempo real contra </w:t>
-      </w:r>
-      <w:proofErr w:type="spellStart"/>
-      <w:r>
-        <w:t>Firestore</w:t>
-      </w:r>
-      <w:proofErr w:type="spellEnd"/>
-      <w:r>
-        <w:t xml:space="preserve"> si se cumplen las condiciones. Si se completan todos los retos del día, la racha se incrementa inmediatamente en la base de datos y se muestra un contador regresivo hasta la medianoche.</w:t>
+        <w:t>El sistema de retos genera 3 retos aleatorios al inicio de cada día a partir de un pool de 5 tipos: realizar una operación, diversificar la cartera, realizar 3 operaciones, tener activos de ambos tipos (acciones y criptos) y estar en beneficio. Al pulsar el botón Completar, el RetosViewModel valida en tiempo real contra Firestore si se cumplen las condiciones. Si se completan todos los retos del día, la racha se incrementa inmediatamente en la base de datos y se muestra un contador regresivo hasta la medianoche.</w:t>
       </w:r>
     </w:p>
     <w:p>
@@ -16221,31 +11758,7 @@
         <w:jc w:val="both"/>
       </w:pPr>
       <w:r>
-        <w:t xml:space="preserve">El sistema social permite buscar usuarios mediante su código único #XXXXXXXX. Al encontrar un usuario, se puede enviar una solicitud de amistad que aparece en la pantalla de amigos del destinatario. Cuando el destinatario acepta la solicitud, se ejecuta un </w:t>
-      </w:r>
-      <w:proofErr w:type="spellStart"/>
-      <w:r>
-        <w:t>batch</w:t>
-      </w:r>
-      <w:proofErr w:type="spellEnd"/>
-      <w:r>
-        <w:t xml:space="preserve"> </w:t>
-      </w:r>
-      <w:proofErr w:type="spellStart"/>
-      <w:r>
-        <w:t>write</w:t>
-      </w:r>
-      <w:proofErr w:type="spellEnd"/>
-      <w:r>
-        <w:t xml:space="preserve"> en </w:t>
-      </w:r>
-      <w:proofErr w:type="spellStart"/>
-      <w:r>
-        <w:t>Firestore</w:t>
-      </w:r>
-      <w:proofErr w:type="spellEnd"/>
-      <w:r>
-        <w:t xml:space="preserve"> que añade la relación de amistad en ambos usuarios y elimina la solicitud de forma atómica, garantizando la consistencia de los datos.</w:t>
+        <w:t>El sistema social permite buscar usuarios mediante su código único #XXXXXXXX. Al encontrar un usuario, se puede enviar una solicitud de amistad que aparece en la pantalla de amigos del destinatario. Cuando el destinatario acepta la solicitud, se ejecuta un batch write en Firestore que añade la relación de amistad en ambos usuarios y elimina la solicitud de forma atómica, garantizando la consistencia de los datos.</w:t>
       </w:r>
     </w:p>
     <w:p>
@@ -16462,15 +11975,7 @@
         <w:jc w:val="both"/>
       </w:pPr>
       <w:r>
-        <w:t xml:space="preserve">Las ligas permiten crear grupos privados de competición con nombre personalizado. Cualquier miembro de una liga puede invitar a sus amigos, y los usuarios invitados reciben la invitación en su pantalla de Ligas. Cada liga tiene su propio ranking calculado con los datos reales de </w:t>
-      </w:r>
-      <w:proofErr w:type="spellStart"/>
-      <w:r>
-        <w:t>Firestore</w:t>
-      </w:r>
-      <w:proofErr w:type="spellEnd"/>
-      <w:r>
-        <w:t xml:space="preserve"> de cada miembro. Los usuarios pueden salir de cualquier liga en cualquier momento sin necesidad de autorización del creador.</w:t>
+        <w:t>Las ligas permiten crear grupos privados de competición con nombre personalizado. Cualquier miembro de una liga puede invitar a sus amigos, y los usuarios invitados reciben la invitación en su pantalla de Ligas. Cada liga tiene su propio ranking calculado con los datos reales de Firestore de cada miembro. Los usuarios pueden salir de cualquier liga en cualquier momento sin necesidad de autorización del creador.</w:t>
       </w:r>
     </w:p>
     <w:p>
@@ -16986,23 +12491,7 @@
                 <w:sz w:val="20"/>
                 <w:szCs w:val="20"/>
               </w:rPr>
-              <w:t xml:space="preserve">Usuario creado, código generado, navega al </w:t>
-            </w:r>
-            <w:proofErr w:type="spellStart"/>
-            <w:r>
-              <w:rPr>
-                <w:sz w:val="20"/>
-                <w:szCs w:val="20"/>
-              </w:rPr>
-              <w:t>Dashboard</w:t>
-            </w:r>
-            <w:proofErr w:type="spellEnd"/>
-            <w:r>
-              <w:rPr>
-                <w:sz w:val="20"/>
-                <w:szCs w:val="20"/>
-              </w:rPr>
-              <w:t>.</w:t>
+              <w:t>Usuario creado, código generado, navega al Dashboard.</w:t>
             </w:r>
           </w:p>
         </w:tc>
@@ -17340,23 +12829,7 @@
                 <w:sz w:val="20"/>
                 <w:szCs w:val="20"/>
               </w:rPr>
-              <w:t xml:space="preserve">Campo </w:t>
-            </w:r>
-            <w:proofErr w:type="spellStart"/>
-            <w:r>
-              <w:rPr>
-                <w:sz w:val="20"/>
-                <w:szCs w:val="20"/>
-              </w:rPr>
-              <w:t>saldo_bonus</w:t>
-            </w:r>
-            <w:proofErr w:type="spellEnd"/>
-            <w:r>
-              <w:rPr>
-                <w:sz w:val="20"/>
-                <w:szCs w:val="20"/>
-              </w:rPr>
-              <w:t xml:space="preserve"> inicializado</w:t>
+              <w:t>Campo saldo_bonus inicializado</w:t>
             </w:r>
           </w:p>
         </w:tc>
@@ -17386,23 +12859,7 @@
                 <w:sz w:val="20"/>
                 <w:szCs w:val="20"/>
               </w:rPr>
-              <w:t xml:space="preserve">Valor 0.0 en el documento de </w:t>
-            </w:r>
-            <w:proofErr w:type="spellStart"/>
-            <w:r>
-              <w:rPr>
-                <w:sz w:val="20"/>
-                <w:szCs w:val="20"/>
-              </w:rPr>
-              <w:t>Firestore</w:t>
-            </w:r>
-            <w:proofErr w:type="spellEnd"/>
-            <w:r>
-              <w:rPr>
-                <w:sz w:val="20"/>
-                <w:szCs w:val="20"/>
-              </w:rPr>
-              <w:t>.</w:t>
+              <w:t>Valor 0.0 en el documento de Firestore.</w:t>
             </w:r>
           </w:p>
         </w:tc>
@@ -17649,51 +13106,7 @@
           <w:sz w:val="20"/>
           <w:szCs w:val="20"/>
         </w:rPr>
-        <w:t xml:space="preserve">Figura 15. Documento del usuario en </w:t>
-      </w:r>
-      <w:proofErr w:type="spellStart"/>
-      <w:r>
-        <w:rPr>
-          <w:i/>
-          <w:iCs/>
-          <w:color w:val="475569"/>
-          <w:sz w:val="20"/>
-          <w:szCs w:val="20"/>
-        </w:rPr>
-        <w:t>Firebase</w:t>
-      </w:r>
-      <w:proofErr w:type="spellEnd"/>
-      <w:r>
-        <w:rPr>
-          <w:i/>
-          <w:iCs/>
-          <w:color w:val="475569"/>
-          <w:sz w:val="20"/>
-          <w:szCs w:val="20"/>
-        </w:rPr>
-        <w:t xml:space="preserve"> </w:t>
-      </w:r>
-      <w:proofErr w:type="spellStart"/>
-      <w:r>
-        <w:rPr>
-          <w:i/>
-          <w:iCs/>
-          <w:color w:val="475569"/>
-          <w:sz w:val="20"/>
-          <w:szCs w:val="20"/>
-        </w:rPr>
-        <w:t>Console</w:t>
-      </w:r>
-      <w:proofErr w:type="spellEnd"/>
-      <w:r>
-        <w:rPr>
-          <w:i/>
-          <w:iCs/>
-          <w:color w:val="475569"/>
-          <w:sz w:val="20"/>
-          <w:szCs w:val="20"/>
-        </w:rPr>
-        <w:t xml:space="preserve"> tras el registro mostrando todos los campos.</w:t>
+        <w:t>Figura 15. Documento del usuario en Firebase Console tras el registro mostrando todos los campos.</w:t>
       </w:r>
       <w:bookmarkEnd w:id="59"/>
     </w:p>
@@ -18722,23 +14135,7 @@
                 <w:sz w:val="20"/>
                 <w:szCs w:val="20"/>
               </w:rPr>
-              <w:t xml:space="preserve">Racha sube en </w:t>
-            </w:r>
-            <w:proofErr w:type="spellStart"/>
-            <w:r>
-              <w:rPr>
-                <w:sz w:val="20"/>
-                <w:szCs w:val="20"/>
-              </w:rPr>
-              <w:t>Firestore</w:t>
-            </w:r>
-            <w:proofErr w:type="spellEnd"/>
-            <w:r>
-              <w:rPr>
-                <w:sz w:val="20"/>
-                <w:szCs w:val="20"/>
-              </w:rPr>
-              <w:t>, contador regresivo visible.</w:t>
+              <w:t>Racha sube en Firestore, contador regresivo visible.</w:t>
             </w:r>
           </w:p>
         </w:tc>
@@ -18795,21 +14192,12 @@
             <w:pPr>
               <w:jc w:val="both"/>
             </w:pPr>
-            <w:proofErr w:type="spellStart"/>
-            <w:r>
-              <w:rPr>
-                <w:sz w:val="20"/>
-                <w:szCs w:val="20"/>
-              </w:rPr>
-              <w:t>Reset</w:t>
-            </w:r>
-            <w:proofErr w:type="spellEnd"/>
-            <w:r>
-              <w:rPr>
-                <w:sz w:val="20"/>
-                <w:szCs w:val="20"/>
-              </w:rPr>
-              <w:t xml:space="preserve"> al día siguiente</w:t>
+            <w:r>
+              <w:rPr>
+                <w:sz w:val="20"/>
+                <w:szCs w:val="20"/>
+              </w:rPr>
+              <w:t>Reset al día siguiente</w:t>
             </w:r>
           </w:p>
         </w:tc>
@@ -19562,23 +14950,7 @@
                 <w:sz w:val="20"/>
                 <w:szCs w:val="20"/>
               </w:rPr>
-              <w:t xml:space="preserve">Liga creada en </w:t>
-            </w:r>
-            <w:proofErr w:type="spellStart"/>
-            <w:r>
-              <w:rPr>
-                <w:sz w:val="20"/>
-                <w:szCs w:val="20"/>
-              </w:rPr>
-              <w:t>Firestore</w:t>
-            </w:r>
-            <w:proofErr w:type="spellEnd"/>
-            <w:r>
-              <w:rPr>
-                <w:sz w:val="20"/>
-                <w:szCs w:val="20"/>
-              </w:rPr>
-              <w:t>, creador como miembro aceptado.</w:t>
+              <w:t>Liga creada en Firestore, creador como miembro aceptado.</w:t>
             </w:r>
           </w:p>
         </w:tc>
@@ -19854,23 +15226,7 @@
                 <w:sz w:val="20"/>
                 <w:szCs w:val="20"/>
               </w:rPr>
-              <w:t xml:space="preserve">La liga se elimina completamente de </w:t>
-            </w:r>
-            <w:proofErr w:type="spellStart"/>
-            <w:r>
-              <w:rPr>
-                <w:sz w:val="20"/>
-                <w:szCs w:val="20"/>
-              </w:rPr>
-              <w:t>Firestore</w:t>
-            </w:r>
-            <w:proofErr w:type="spellEnd"/>
-            <w:r>
-              <w:rPr>
-                <w:sz w:val="20"/>
-                <w:szCs w:val="20"/>
-              </w:rPr>
-              <w:t>.</w:t>
+              <w:t>La liga se elimina completamente de Firestore.</w:t>
             </w:r>
           </w:p>
         </w:tc>
@@ -20293,23 +15649,7 @@
                 <w:sz w:val="20"/>
                 <w:szCs w:val="20"/>
               </w:rPr>
-              <w:t xml:space="preserve">Autenticación con </w:t>
-            </w:r>
-            <w:proofErr w:type="spellStart"/>
-            <w:r>
-              <w:rPr>
-                <w:sz w:val="20"/>
-                <w:szCs w:val="20"/>
-              </w:rPr>
-              <w:t>Firebase</w:t>
-            </w:r>
-            <w:proofErr w:type="spellEnd"/>
-            <w:r>
-              <w:rPr>
-                <w:sz w:val="20"/>
-                <w:szCs w:val="20"/>
-              </w:rPr>
-              <w:t xml:space="preserve"> y navegación base</w:t>
+              <w:t>Autenticación con Firebase y navegación base</w:t>
             </w:r>
           </w:p>
         </w:tc>
@@ -20431,23 +15771,7 @@
                 <w:sz w:val="20"/>
                 <w:szCs w:val="20"/>
               </w:rPr>
-              <w:t xml:space="preserve">Integración de </w:t>
-            </w:r>
-            <w:proofErr w:type="spellStart"/>
-            <w:r>
-              <w:rPr>
-                <w:sz w:val="20"/>
-                <w:szCs w:val="20"/>
-              </w:rPr>
-              <w:t>APIs</w:t>
-            </w:r>
-            <w:proofErr w:type="spellEnd"/>
-            <w:r>
-              <w:rPr>
-                <w:sz w:val="20"/>
-                <w:szCs w:val="20"/>
-              </w:rPr>
-              <w:t xml:space="preserve"> de mercado y trading</w:t>
+              <w:t>Integración de APIs de mercado y trading</w:t>
             </w:r>
           </w:p>
         </w:tc>
@@ -20843,14 +16167,7 @@
                 <w:sz w:val="20"/>
                 <w:szCs w:val="20"/>
               </w:rPr>
-              <w:t>May</w:t>
-            </w:r>
-            <w:r>
-              <w:rPr>
-                <w:sz w:val="20"/>
-                <w:szCs w:val="20"/>
-              </w:rPr>
-              <w:t xml:space="preserve"> 2026</w:t>
+              <w:t>May 2026</w:t>
             </w:r>
           </w:p>
         </w:tc>
@@ -20919,15 +16236,7 @@
         <w:jc w:val="both"/>
       </w:pPr>
       <w:r>
-        <w:t xml:space="preserve">Todos los objetivos propuestos al inicio del proyecto han sido alcanzados satisfactoriamente. Se ha desarrollado una aplicación Android funcional y completa que supera en funcionalidades el alcance inicial planificado en la Entrega Parcial 1, que preveía únicamente las pantallas básicas de </w:t>
-      </w:r>
-      <w:proofErr w:type="spellStart"/>
-      <w:r>
-        <w:t>Dashboard</w:t>
-      </w:r>
-      <w:proofErr w:type="spellEnd"/>
-      <w:r>
-        <w:t>, Mercado y Rankings con datos simulados y persistencia local.</w:t>
+        <w:t>Todos los objetivos propuestos al inicio del proyecto han sido alcanzados satisfactoriamente. Se ha desarrollado una aplicación Android funcional y completa que supera en funcionalidades el alcance inicial planificado en la Entrega Parcial 1, que preveía únicamente las pantallas básicas de Dashboard, Mercado y Rankings con datos simulados y persistencia local.</w:t>
       </w:r>
     </w:p>
     <w:p>
@@ -20965,23 +16274,7 @@
         <w:jc w:val="both"/>
       </w:pPr>
       <w:r>
-        <w:t xml:space="preserve">Se ha integrado un </w:t>
-      </w:r>
-      <w:proofErr w:type="spellStart"/>
-      <w:r>
-        <w:t>backend</w:t>
-      </w:r>
-      <w:proofErr w:type="spellEnd"/>
-      <w:r>
-        <w:t xml:space="preserve"> completo con </w:t>
-      </w:r>
-      <w:proofErr w:type="spellStart"/>
-      <w:r>
-        <w:t>Firebase</w:t>
-      </w:r>
-      <w:proofErr w:type="spellEnd"/>
-      <w:r>
-        <w:t xml:space="preserve"> sin necesidad de servidor propio, garantizando persistencia, sincronización en tiempo real y autenticación segura.</w:t>
+        <w:t>Se ha integrado un backend completo con Firebase sin necesidad de servidor propio, garantizando persistencia, sincronización en tiempo real y autenticación segura.</w:t>
       </w:r>
     </w:p>
     <w:p>
@@ -20995,15 +16288,7 @@
         <w:jc w:val="both"/>
       </w:pPr>
       <w:r>
-        <w:t xml:space="preserve">Se ha resuelto el problema de equidad del ranking garantizando que las recompensas de los retos diarios no influyan en el beneficio de trading ni en el </w:t>
-      </w:r>
-      <w:proofErr w:type="spellStart"/>
-      <w:r>
-        <w:t>leaderboard</w:t>
-      </w:r>
-      <w:proofErr w:type="spellEnd"/>
-      <w:r>
-        <w:t>.</w:t>
+        <w:t>Se ha resuelto el problema de equidad del ranking garantizando que las recompensas de los retos diarios no influyan en el beneficio de trading ni en el leaderboard.</w:t>
       </w:r>
     </w:p>
     <w:p>
@@ -21037,63 +16322,7 @@
         <w:jc w:val="both"/>
       </w:pPr>
       <w:r>
-        <w:t xml:space="preserve">La principal dificultad técnica encontrada durante el desarrollo ha sido garantizar la consistencia de los datos en </w:t>
-      </w:r>
-      <w:proofErr w:type="spellStart"/>
-      <w:r>
-        <w:t>Firestore</w:t>
-      </w:r>
-      <w:proofErr w:type="spellEnd"/>
-      <w:r>
-        <w:t xml:space="preserve"> cuando múltiples operaciones deben ejecutarse de forma atómica. Esta problemática se ha resuelto mediante el uso de </w:t>
-      </w:r>
-      <w:proofErr w:type="spellStart"/>
-      <w:r>
-        <w:t>batch</w:t>
-      </w:r>
-      <w:proofErr w:type="spellEnd"/>
-      <w:r>
-        <w:t xml:space="preserve"> </w:t>
-      </w:r>
-      <w:proofErr w:type="spellStart"/>
-      <w:r>
-        <w:t>writes</w:t>
-      </w:r>
-      <w:proofErr w:type="spellEnd"/>
-      <w:r>
-        <w:t xml:space="preserve"> de </w:t>
-      </w:r>
-      <w:proofErr w:type="spellStart"/>
-      <w:r>
-        <w:t>Firestore</w:t>
-      </w:r>
-      <w:proofErr w:type="spellEnd"/>
-      <w:r>
-        <w:t xml:space="preserve"> para operaciones que afectan a múltiples documentos simultáneamente, como la aceptación de solicitudes de amistad, y mediante el uso de un </w:t>
-      </w:r>
-      <w:proofErr w:type="spellStart"/>
-      <w:r>
-        <w:t>Mutex</w:t>
-      </w:r>
-      <w:proofErr w:type="spellEnd"/>
-      <w:r>
-        <w:t xml:space="preserve"> de </w:t>
-      </w:r>
-      <w:proofErr w:type="spellStart"/>
-      <w:r>
-        <w:t>Kotlin</w:t>
-      </w:r>
-      <w:proofErr w:type="spellEnd"/>
-      <w:r>
-        <w:t xml:space="preserve"> en el </w:t>
-      </w:r>
-      <w:proofErr w:type="spellStart"/>
-      <w:r>
-        <w:t>UsuarioViewModel</w:t>
-      </w:r>
-      <w:proofErr w:type="spellEnd"/>
-      <w:r>
-        <w:t xml:space="preserve"> para prevenir operaciones de trading simultáneas.</w:t>
+        <w:t>La principal dificultad técnica encontrada durante el desarrollo ha sido garantizar la consistencia de los datos en Firestore cuando múltiples operaciones deben ejecutarse de forma atómica. Esta problemática se ha resuelto mediante el uso de batch writes de Firestore para operaciones que afectan a múltiples documentos simultáneamente, como la aceptación de solicitudes de amistad, y mediante el uso de un Mutex de Kotlin en el UsuarioViewModel para prevenir operaciones de trading simultáneas.</w:t>
       </w:r>
     </w:p>
     <w:p>
@@ -21104,39 +16333,7 @@
       </w:pPr>
       <w:r>
         <w:lastRenderedPageBreak/>
-        <w:t xml:space="preserve">Otra dificultad significativa ha sido la gestión del </w:t>
-      </w:r>
-      <w:proofErr w:type="spellStart"/>
-      <w:r>
-        <w:t>rate</w:t>
-      </w:r>
-      <w:proofErr w:type="spellEnd"/>
-      <w:r>
-        <w:t xml:space="preserve"> </w:t>
-      </w:r>
-      <w:proofErr w:type="spellStart"/>
-      <w:r>
-        <w:t>limiting</w:t>
-      </w:r>
-      <w:proofErr w:type="spellEnd"/>
-      <w:r>
-        <w:t xml:space="preserve"> de la API gratuita de </w:t>
-      </w:r>
-      <w:proofErr w:type="spellStart"/>
-      <w:r>
-        <w:t>CoinGecko</w:t>
-      </w:r>
-      <w:proofErr w:type="spellEnd"/>
-      <w:r>
-        <w:t xml:space="preserve">, que limita el número de peticiones por minuto. Se ha implementado un sistema de </w:t>
-      </w:r>
-      <w:proofErr w:type="spellStart"/>
-      <w:r>
-        <w:t>cooldown</w:t>
-      </w:r>
-      <w:proofErr w:type="spellEnd"/>
-      <w:r>
-        <w:t xml:space="preserve"> y caché local que mantiene los datos anteriores en pantalla cuando se produce un error 429, evitando mostrar estados de error al usuario.</w:t>
+        <w:t>Otra dificultad significativa ha sido la gestión del rate limiting de la API gratuita de CoinGecko, que limita el número de peticiones por minuto. Se ha implementado un sistema de cooldown y caché local que mantiene los datos anteriores en pantalla cuando se produce un error 429, evitando mostrar estados de error al usuario.</w:t>
       </w:r>
     </w:p>
     <w:p>
@@ -21170,15 +16367,7 @@
         <w:jc w:val="both"/>
       </w:pPr>
       <w:r>
-        <w:t xml:space="preserve">Implementación de foto de perfil de usuario almacenada en </w:t>
-      </w:r>
-      <w:proofErr w:type="spellStart"/>
-      <w:r>
-        <w:t>Firebase</w:t>
-      </w:r>
-      <w:proofErr w:type="spellEnd"/>
-      <w:r>
-        <w:t xml:space="preserve"> Storage, con selector de imagen desde la galería del dispositivo.</w:t>
+        <w:t>Implementación de foto de perfil de usuario almacenada en Firebase Storage, con selector de imagen desde la galería del dispositivo. Esta funcionalidad fue considerada durante el desarrollo pero no pudo completarse debido a restricciones en la configuración del bucket de Firebase Storage en el plan gratuito.</w:t>
       </w:r>
     </w:p>
     <w:p>
@@ -21192,15 +16381,7 @@
         <w:jc w:val="both"/>
       </w:pPr>
       <w:r>
-        <w:t xml:space="preserve">Gráficos de evolución de precios de cada activo con selector de periodo (1 hora, 1 día, 7 días, 30 días, 1 año) mediante la librería Vico o </w:t>
-      </w:r>
-      <w:proofErr w:type="spellStart"/>
-      <w:r>
-        <w:t>MPAndroidChart</w:t>
-      </w:r>
-      <w:proofErr w:type="spellEnd"/>
-      <w:r>
-        <w:t>.</w:t>
+        <w:t>Gráficos de evolución de precios de cada activo con selector de periodo (1 hora, 1 día, 7 días, 30 días, 1 año) mediante la librería Vico o MPAndroidChart.</w:t>
       </w:r>
     </w:p>
     <w:p>
@@ -21214,31 +16395,7 @@
         <w:jc w:val="both"/>
       </w:pPr>
       <w:r>
-        <w:t xml:space="preserve">Notificaciones </w:t>
-      </w:r>
-      <w:proofErr w:type="spellStart"/>
-      <w:r>
-        <w:t>push</w:t>
-      </w:r>
-      <w:proofErr w:type="spellEnd"/>
-      <w:r>
-        <w:t xml:space="preserve"> mediante </w:t>
-      </w:r>
-      <w:proofErr w:type="spellStart"/>
-      <w:r>
-        <w:t>Firebase</w:t>
-      </w:r>
-      <w:proofErr w:type="spellEnd"/>
-      <w:r>
-        <w:t xml:space="preserve"> Cloud </w:t>
-      </w:r>
-      <w:proofErr w:type="spellStart"/>
-      <w:r>
-        <w:t>Messaging</w:t>
-      </w:r>
-      <w:proofErr w:type="spellEnd"/>
-      <w:r>
-        <w:t xml:space="preserve"> para alertar al usuario cuando reciba una solicitud de amistad o una invitación a una liga.</w:t>
+        <w:t>Notificaciones push mediante Firebase Cloud Messaging para alertar al usuario cuando reciba una solicitud de amistad o una invitación a una liga.</w:t>
       </w:r>
     </w:p>
     <w:p>
@@ -21266,15 +16423,7 @@
         <w:jc w:val="both"/>
       </w:pPr>
       <w:r>
-        <w:t xml:space="preserve">Ampliación del catálogo de activos con </w:t>
-      </w:r>
-      <w:proofErr w:type="spellStart"/>
-      <w:r>
-        <w:t>ETFs</w:t>
-      </w:r>
-      <w:proofErr w:type="spellEnd"/>
-      <w:r>
-        <w:t>, fondos indexados y materias primas como el oro o el petróleo.</w:t>
+        <w:t>Ampliación del catálogo de activos con ETFs, fondos indexados y materias primas como el oro o el petróleo.</w:t>
       </w:r>
     </w:p>
     <w:p>
@@ -21304,7 +16453,6 @@
         </w:rPr>
       </w:pPr>
       <w:bookmarkStart w:id="72" w:name="_Toc229165997"/>
-      <w:proofErr w:type="spellStart"/>
       <w:r>
         <w:rPr>
           <w:lang w:val="en-GB"/>
@@ -21313,7 +16461,6 @@
         <w:t>Bibliografía</w:t>
       </w:r>
       <w:bookmarkEnd w:id="72"/>
-      <w:proofErr w:type="spellEnd"/>
     </w:p>
     <w:p>
       <w:pPr>
@@ -21327,19 +16474,7 @@
         <w:rPr>
           <w:lang w:val="en-GB"/>
         </w:rPr>
-        <w:t>Android</w:t>
-      </w:r>
-      <w:r>
-        <w:rPr>
-          <w:lang w:val="en-GB"/>
-        </w:rPr>
-        <w:t xml:space="preserve"> </w:t>
-      </w:r>
-      <w:r>
-        <w:rPr>
-          <w:lang w:val="en-GB"/>
-        </w:rPr>
-        <w:t xml:space="preserve">Developers. (2024). Jetpack Compose. Google. </w:t>
+        <w:t xml:space="preserve">Android Developers. (2024). Jetpack Compose. Google. </w:t>
       </w:r>
       <w:hyperlink r:id="rId23" w:history="1">
         <w:r>
@@ -21347,21 +16482,7 @@
             <w:rStyle w:val="Hipervnculo"/>
             <w:lang w:val="en-GB"/>
           </w:rPr>
-          <w:t>https://developer.androi</w:t>
-        </w:r>
-        <w:r>
-          <w:rPr>
-            <w:rStyle w:val="Hipervnculo"/>
-            <w:lang w:val="en-GB"/>
-          </w:rPr>
-          <w:t>d</w:t>
-        </w:r>
-        <w:r>
-          <w:rPr>
-            <w:rStyle w:val="Hipervnculo"/>
-            <w:lang w:val="en-GB"/>
-          </w:rPr>
-          <w:t>.com/jetpack/compose</w:t>
+          <w:t>https://developer.android.com/jetpack/compose</w:t>
         </w:r>
       </w:hyperlink>
     </w:p>
@@ -21394,21 +16515,7 @@
             <w:rStyle w:val="Hipervnculo"/>
             <w:lang w:val="en-GB"/>
           </w:rPr>
-          <w:t>https://developer.android.com/to</w:t>
-        </w:r>
-        <w:r>
-          <w:rPr>
-            <w:rStyle w:val="Hipervnculo"/>
-            <w:lang w:val="en-GB"/>
-          </w:rPr>
-          <w:t>p</w:t>
-        </w:r>
-        <w:r>
-          <w:rPr>
-            <w:rStyle w:val="Hipervnculo"/>
-            <w:lang w:val="en-GB"/>
-          </w:rPr>
-          <w:t>ic/architecture</w:t>
+          <w:t>https://developer.android.com/topic/architecture</w:t>
         </w:r>
       </w:hyperlink>
     </w:p>
@@ -21441,21 +16548,7 @@
             <w:rStyle w:val="Hipervnculo"/>
             <w:lang w:val="en-GB"/>
           </w:rPr>
-          <w:t>https://developer.android.com/kotlin/</w:t>
-        </w:r>
-        <w:r>
-          <w:rPr>
-            <w:rStyle w:val="Hipervnculo"/>
-            <w:lang w:val="en-GB"/>
-          </w:rPr>
-          <w:t>c</w:t>
-        </w:r>
-        <w:r>
-          <w:rPr>
-            <w:rStyle w:val="Hipervnculo"/>
-            <w:lang w:val="en-GB"/>
-          </w:rPr>
-          <w:t>oroutines</w:t>
+          <w:t>https://developer.android.com/kotlin/coroutines</w:t>
         </w:r>
       </w:hyperlink>
     </w:p>
@@ -21476,33 +16569,11 @@
           <w:lang w:val="en-GB"/>
         </w:rPr>
       </w:pPr>
-      <w:proofErr w:type="spellStart"/>
       <w:r>
         <w:rPr>
           <w:lang w:val="en-GB"/>
         </w:rPr>
-        <w:t>CoinGecko</w:t>
-      </w:r>
-      <w:proofErr w:type="spellEnd"/>
-      <w:r>
-        <w:rPr>
-          <w:lang w:val="en-GB"/>
-        </w:rPr>
-        <w:t xml:space="preserve">. (2024). </w:t>
-      </w:r>
-      <w:proofErr w:type="spellStart"/>
-      <w:r>
-        <w:rPr>
-          <w:lang w:val="en-GB"/>
-        </w:rPr>
-        <w:t>CoinGecko</w:t>
-      </w:r>
-      <w:proofErr w:type="spellEnd"/>
-      <w:r>
-        <w:rPr>
-          <w:lang w:val="en-GB"/>
-        </w:rPr>
-        <w:t xml:space="preserve"> API v3 documentation. </w:t>
+        <w:t xml:space="preserve">CoinGecko. (2024). CoinGecko API v3 documentation. </w:t>
       </w:r>
       <w:hyperlink r:id="rId26" w:history="1">
         <w:r>
@@ -21510,21 +16581,7 @@
             <w:rStyle w:val="Hipervnculo"/>
             <w:lang w:val="en-GB"/>
           </w:rPr>
-          <w:t>https://docs.coingecko.</w:t>
-        </w:r>
-        <w:r>
-          <w:rPr>
-            <w:rStyle w:val="Hipervnculo"/>
-            <w:lang w:val="en-GB"/>
-          </w:rPr>
-          <w:t>c</w:t>
-        </w:r>
-        <w:r>
-          <w:rPr>
-            <w:rStyle w:val="Hipervnculo"/>
-            <w:lang w:val="en-GB"/>
-          </w:rPr>
-          <w:t>om</w:t>
+          <w:t>https://docs.coingecko.com</w:t>
         </w:r>
       </w:hyperlink>
     </w:p>
@@ -21545,33 +16602,11 @@
           <w:lang w:val="en-GB"/>
         </w:rPr>
       </w:pPr>
-      <w:proofErr w:type="spellStart"/>
       <w:r>
         <w:rPr>
           <w:lang w:val="en-GB"/>
         </w:rPr>
-        <w:t>Finnhub</w:t>
-      </w:r>
-      <w:proofErr w:type="spellEnd"/>
-      <w:r>
-        <w:rPr>
-          <w:lang w:val="en-GB"/>
-        </w:rPr>
-        <w:t xml:space="preserve">. (2024). </w:t>
-      </w:r>
-      <w:proofErr w:type="spellStart"/>
-      <w:r>
-        <w:rPr>
-          <w:lang w:val="en-GB"/>
-        </w:rPr>
-        <w:t>Finnhub</w:t>
-      </w:r>
-      <w:proofErr w:type="spellEnd"/>
-      <w:r>
-        <w:rPr>
-          <w:lang w:val="en-GB"/>
-        </w:rPr>
-        <w:t xml:space="preserve"> Stock API documentation. </w:t>
+        <w:t xml:space="preserve">Finnhub. (2024). Finnhub Stock API documentation. </w:t>
       </w:r>
       <w:hyperlink r:id="rId27" w:history="1">
         <w:r>
@@ -21579,21 +16614,7 @@
             <w:rStyle w:val="Hipervnculo"/>
             <w:lang w:val="en-GB"/>
           </w:rPr>
-          <w:t>https://finnhu</w:t>
-        </w:r>
-        <w:r>
-          <w:rPr>
-            <w:rStyle w:val="Hipervnculo"/>
-            <w:lang w:val="en-GB"/>
-          </w:rPr>
-          <w:t>b</w:t>
-        </w:r>
-        <w:r>
-          <w:rPr>
-            <w:rStyle w:val="Hipervnculo"/>
-            <w:lang w:val="en-GB"/>
-          </w:rPr>
-          <w:t>.io/docs/api</w:t>
+          <w:t>https://finnhub.io/docs/api</w:t>
         </w:r>
       </w:hyperlink>
     </w:p>
@@ -21618,21 +16639,7 @@
         <w:rPr>
           <w:lang w:val="en-GB"/>
         </w:rPr>
-        <w:t xml:space="preserve">Firebase. (2024). Cloud </w:t>
-      </w:r>
-      <w:proofErr w:type="spellStart"/>
-      <w:r>
-        <w:rPr>
-          <w:lang w:val="en-GB"/>
-        </w:rPr>
-        <w:t>Firestore</w:t>
-      </w:r>
-      <w:proofErr w:type="spellEnd"/>
-      <w:r>
-        <w:rPr>
-          <w:lang w:val="en-GB"/>
-        </w:rPr>
-        <w:t xml:space="preserve"> documentation. Google. </w:t>
+        <w:t xml:space="preserve">Firebase. (2024). Cloud Firestore documentation. Google. </w:t>
       </w:r>
       <w:hyperlink r:id="rId28" w:history="1">
         <w:r>
@@ -21706,21 +16713,7 @@
             <w:rStyle w:val="Hipervnculo"/>
             <w:lang w:val="en-GB"/>
           </w:rPr>
-          <w:t>https://m3.materi</w:t>
-        </w:r>
-        <w:r>
-          <w:rPr>
-            <w:rStyle w:val="Hipervnculo"/>
-            <w:lang w:val="en-GB"/>
-          </w:rPr>
-          <w:t>a</w:t>
-        </w:r>
-        <w:r>
-          <w:rPr>
-            <w:rStyle w:val="Hipervnculo"/>
-            <w:lang w:val="en-GB"/>
-          </w:rPr>
-          <w:t>l.io</w:t>
+          <w:t>https://m3.material.io</w:t>
         </w:r>
       </w:hyperlink>
     </w:p>
@@ -21753,21 +16746,7 @@
             <w:rStyle w:val="Hipervnculo"/>
             <w:lang w:val="en-GB"/>
           </w:rPr>
-          <w:t>https://kotlinlang.org/docs</w:t>
-        </w:r>
-        <w:r>
-          <w:rPr>
-            <w:rStyle w:val="Hipervnculo"/>
-            <w:lang w:val="en-GB"/>
-          </w:rPr>
-          <w:t>/</w:t>
-        </w:r>
-        <w:r>
-          <w:rPr>
-            <w:rStyle w:val="Hipervnculo"/>
-            <w:lang w:val="en-GB"/>
-          </w:rPr>
-          <w:t>home.html</w:t>
+          <w:t>https://kotlinlang.org/docs/home.html</w:t>
         </w:r>
       </w:hyperlink>
     </w:p>
@@ -21800,21 +16779,7 @@
             <w:rStyle w:val="Hipervnculo"/>
             <w:lang w:val="en-GB"/>
           </w:rPr>
-          <w:t>https://square.githu</w:t>
-        </w:r>
-        <w:r>
-          <w:rPr>
-            <w:rStyle w:val="Hipervnculo"/>
-            <w:lang w:val="en-GB"/>
-          </w:rPr>
-          <w:t>b</w:t>
-        </w:r>
-        <w:r>
-          <w:rPr>
-            <w:rStyle w:val="Hipervnculo"/>
-            <w:lang w:val="en-GB"/>
-          </w:rPr>
-          <w:t>.io/retrofit</w:t>
+          <w:t>https://square.github.io/retrofit</w:t>
         </w:r>
       </w:hyperlink>
     </w:p>
@@ -21916,7 +16881,7 @@
         <w:jc w:val="both"/>
       </w:pPr>
       <w:r>
-        <w:t>Para añadir un amigo, se debe acceder a la pestaña Amigos, seleccionar la pestaña Buscar e introducir el código #XXXXXXXX del usuario que se desea agregar. Una vez aceptada la solicitud, ambos usuarios pueden verse mutuamente en su lista de amigos y pueden invitarse a ligas. Para crear una liga, se accede a la pestaña Ligas y se pulsa el botón +.</w:t>
+        <w:t>Para añadir un amigo, se debe acceder a la pestaña Amigos, seleccionar la pestaña Buscar e introducir el código #XXXXXXXX del usuario que se desea agregar. Una vez aceptada la solicitud, ambos usuarios pueden verse mutuamente en su lista de amigos y pueden invitarse a ligas. Para crear una liga, se accede a la pestaña Ligas y se pulsa el botón +. Una vez dentro de una liga, se puede acceder al chat pulsando la pestaña Chat en la parte superior de la pantalla de detalle de la liga.</w:t>
       </w:r>
     </w:p>
     <w:p>

--- a/SimuTrade/sampledata/Memoria_SimuTrade.docx
+++ b/SimuTrade/sampledata/Memoria_SimuTrade.docx
@@ -4,7 +4,17 @@
   <w:body>
     <w:p>
       <w:pPr>
-        <w:spacing w:after="480"/>
+        <w:spacing w:after="120"/>
+      </w:pPr>
+    </w:p>
+    <w:p>
+      <w:pPr>
+        <w:spacing w:after="120"/>
+      </w:pPr>
+    </w:p>
+    <w:p>
+      <w:pPr>
+        <w:spacing w:after="120"/>
       </w:pPr>
     </w:p>
     <w:p>
@@ -51,7 +61,17 @@
     </w:p>
     <w:p>
       <w:pPr>
-        <w:spacing w:after="720"/>
+        <w:spacing w:after="120"/>
+      </w:pPr>
+    </w:p>
+    <w:p>
+      <w:pPr>
+        <w:spacing w:after="120"/>
+      </w:pPr>
+    </w:p>
+    <w:p>
+      <w:pPr>
+        <w:spacing w:after="120"/>
       </w:pPr>
     </w:p>
     <w:p>
@@ -72,7 +92,7 @@
     </w:p>
     <w:p>
       <w:pPr>
-        <w:spacing w:after="240"/>
+        <w:spacing w:after="120"/>
       </w:pPr>
     </w:p>
     <w:p>
@@ -91,7 +111,17 @@
     </w:p>
     <w:p>
       <w:pPr>
-        <w:spacing w:after="960"/>
+        <w:spacing w:after="120"/>
+      </w:pPr>
+    </w:p>
+    <w:p>
+      <w:pPr>
+        <w:spacing w:after="120"/>
+      </w:pPr>
+    </w:p>
+    <w:p>
+      <w:pPr>
+        <w:spacing w:after="120"/>
       </w:pPr>
     </w:p>
     <w:p>
@@ -112,7 +142,12 @@
     </w:p>
     <w:p>
       <w:pPr>
-        <w:spacing w:after="480"/>
+        <w:spacing w:after="120"/>
+      </w:pPr>
+    </w:p>
+    <w:p>
+      <w:pPr>
+        <w:spacing w:after="120"/>
       </w:pPr>
     </w:p>
     <w:p>
@@ -166,7 +201,7 @@
     </w:p>
     <w:p>
       <w:pPr>
-        <w:spacing w:after="480"/>
+        <w:spacing w:after="120"/>
       </w:pPr>
     </w:p>
     <w:p>
@@ -187,11 +222,6 @@
       <w:pPr>
         <w:spacing w:before="120" w:after="120"/>
         <w:jc w:val="center"/>
-        <w:rPr>
-          <w:color w:val="475569"/>
-          <w:sz w:val="22"/>
-          <w:szCs w:val="22"/>
-        </w:rPr>
       </w:pPr>
       <w:r>
         <w:rPr>
@@ -213,7 +243,7 @@
           <w:sz w:val="22"/>
           <w:szCs w:val="22"/>
         </w:rPr>
-        <w:t>Fecha presentación: 27/05/2026</w:t>
+        <w:t>Fecha de presentación: 27/05/2026</w:t>
       </w:r>
     </w:p>
     <w:p>
@@ -235,7 +265,7 @@
       <w:pPr>
         <w:pStyle w:val="Ttulo1"/>
       </w:pPr>
-      <w:bookmarkStart w:id="0" w:name="_Toc229165954"/>
+      <w:bookmarkStart w:id="0" w:name="_Toc229681517"/>
       <w:r>
         <w:lastRenderedPageBreak/>
         <w:t>Agradecimientos</w:t>
@@ -261,7 +291,7 @@
       <w:pPr>
         <w:pStyle w:val="Ttulo1"/>
       </w:pPr>
-      <w:bookmarkStart w:id="1" w:name="_Toc229165955"/>
+      <w:bookmarkStart w:id="1" w:name="_Toc229681518"/>
       <w:r>
         <w:lastRenderedPageBreak/>
         <w:t>Resumen</w:t>
@@ -285,7 +315,7 @@
         <w:jc w:val="both"/>
       </w:pPr>
       <w:r>
-        <w:t>El usuario comienza con un saldo virtual de 100 euros y puede comprar y vender acciones de empresas como Apple, Microsoft o Tesla, así como criptomonedas como Bitcoin o Ethereum, con precios obtenidos en tiempo real de las APIs CoinGecko y Finnhub. La aplicación incorpora un sistema de seis rangos (Principiante, Bronce, Plata, Oro, Platino y Diamante) basado exclusivamente en el beneficio obtenido por trading, una tabla de clasificación global, un sistema de retos diarios con racha y recompensas, y un sistema social completo con amigos y ligas privadas de competición.</w:t>
+        <w:t>El usuario comienza con un saldo virtual de 100 euros y puede comprar y vender acciones de empresas como Apple, Microsoft o Tesla, así como criptomonedas como Bitcoin o Ethereum, con precios obtenidos en tiempo real de las APIs CoinGecko y Finnhub. La aplicación incorpora un sistema de seis rangos (Principiante, Bronce, Plata, Oro, Platino y Diamante) basado exclusivamente en el beneficio obtenido por trading, una tabla de clasificación global, un sistema de retos diarios con racha y recompensas, y un sistema social completo con amigos y ligas privadas de competición, incluyendo un chat en tiempo real entre los miembros de cada liga.</w:t>
       </w:r>
     </w:p>
     <w:p>
@@ -295,12 +325,12 @@
         <w:jc w:val="both"/>
       </w:pPr>
       <w:r>
-        <w:t>El backend está implementado íntegramente sobre Firebase, utilizando Firebase Authentication para la gestión de usuarios y Cloud Firestore como base de datos NoSQL en tiempo real. La arquitectura sigue el patrón MVVM con repositorios separados por dominio.</w:t>
-      </w:r>
-    </w:p>
-    <w:p>
-      <w:pPr>
-        <w:spacing w:after="240"/>
+        <w:t>El backend está implementado íntegramente sobre Firebase (Firebase, 2024), utilizando Firebase Authentication para la gestión de usuarios y Cloud Firestore como base de datos NoSQL en tiempo real. La arquitectura sigue el patrón MVVM con repositorios separados por dominio.</w:t>
+      </w:r>
+    </w:p>
+    <w:p>
+      <w:pPr>
+        <w:spacing w:after="120"/>
       </w:pPr>
     </w:p>
     <w:p>
@@ -319,23 +349,22 @@
       </w:r>
     </w:p>
     <w:p>
-      <w:r>
-        <w:br w:type="page"/>
-      </w:r>
+      <w:pPr>
+        <w:spacing w:after="120"/>
+      </w:pPr>
     </w:p>
     <w:p>
       <w:pPr>
         <w:pStyle w:val="Ttulo1"/>
         <w:rPr>
-          <w:lang w:val="en-GB"/>
+          <w:lang w:val="en-US"/>
         </w:rPr>
       </w:pPr>
-      <w:bookmarkStart w:id="2" w:name="_Toc229165956"/>
+      <w:bookmarkStart w:id="2" w:name="_Toc229681519"/>
       <w:r>
         <w:rPr>
-          <w:lang w:val="en-GB"/>
+          <w:lang w:val="en-US"/>
         </w:rPr>
-        <w:lastRenderedPageBreak/>
         <w:t>Abstract</w:t>
       </w:r>
       <w:bookmarkEnd w:id="2"/>
@@ -346,12 +375,12 @@
         <w:ind w:firstLine="709"/>
         <w:jc w:val="both"/>
         <w:rPr>
-          <w:lang w:val="en-GB"/>
+          <w:lang w:val="en-US"/>
         </w:rPr>
       </w:pPr>
       <w:r>
         <w:rPr>
-          <w:lang w:val="en-GB"/>
+          <w:lang w:val="en-US"/>
         </w:rPr>
         <w:t>SimuTrade is an Android mobile application developed in Kotlin with Jetpack Compose whose main objective is to allow anyone to learn how financial markets work safely, without using real money. It has been especially designed for young people with no prior investment experience, removing the main learning barrier: the fear of losing money.</w:t>
       </w:r>
@@ -362,14 +391,15 @@
         <w:ind w:firstLine="709"/>
         <w:jc w:val="both"/>
         <w:rPr>
-          <w:lang w:val="en-GB"/>
+          <w:lang w:val="en-US"/>
         </w:rPr>
       </w:pPr>
       <w:r>
         <w:rPr>
-          <w:lang w:val="en-GB"/>
+          <w:lang w:val="en-US"/>
         </w:rPr>
-        <w:t>The user starts with a virtual balance of 100 euros and can buy and sell shares from companies such as Apple, Microsoft or Tesla, as well as cryptocurrencies such as Bitcoin or Ethereum, with prices obtained in real time from the CoinGecko and Finnhub APIs. The application incorporates a ranking system based exclusively on trading profit, a global leaderboard, a daily challenges system with streaks and rewards, and a complete social system with friends and private competition leagues.</w:t>
+        <w:lastRenderedPageBreak/>
+        <w:t>The user starts with a virtual balance of 100 euros and can buy and sell shares from companies such as Apple, Microsoft or Tesla, as well as cryptocurrencies such as Bitcoin or Ethereum, with prices obtained in real time from the CoinGecko and Finnhub APIs. The application incorporates a ranking system based exclusively on trading profit, a global leaderboard, a daily challenges system with streaks and rewards, and a complete social system with friends and private competition leagues, including a real-time chat between the members of each league.</w:t>
       </w:r>
     </w:p>
     <w:p>
@@ -378,55 +408,55 @@
         <w:ind w:firstLine="709"/>
         <w:jc w:val="both"/>
         <w:rPr>
-          <w:lang w:val="en-GB"/>
+          <w:lang w:val="en-US"/>
         </w:rPr>
       </w:pPr>
       <w:r>
         <w:rPr>
-          <w:lang w:val="en-GB"/>
+          <w:lang w:val="en-US"/>
         </w:rPr>
         <w:t>The backend is fully implemented on Firebase, using Firebase Authentication for user management and Cloud Firestore as a real-time NoSQL database. The architecture follows the MVVM pattern with domain-separated repositories.</w:t>
       </w:r>
     </w:p>
     <w:p>
       <w:pPr>
-        <w:spacing w:after="240"/>
-        <w:rPr>
-          <w:lang w:val="en-GB"/>
-        </w:rPr>
-      </w:pPr>
-    </w:p>
-    <w:p>
-      <w:pPr>
         <w:spacing w:after="120"/>
         <w:rPr>
-          <w:lang w:val="en-GB"/>
+          <w:lang w:val="en-US"/>
+        </w:rPr>
+      </w:pPr>
+    </w:p>
+    <w:p>
+      <w:pPr>
+        <w:spacing w:after="120"/>
+        <w:rPr>
+          <w:lang w:val="en-US"/>
         </w:rPr>
       </w:pPr>
       <w:r>
         <w:rPr>
           <w:b/>
           <w:bCs/>
-          <w:lang w:val="en-GB"/>
+          <w:lang w:val="en-US"/>
         </w:rPr>
         <w:t xml:space="preserve">Keywords: </w:t>
       </w:r>
       <w:r>
         <w:rPr>
-          <w:lang w:val="en-GB"/>
+          <w:lang w:val="en-US"/>
         </w:rPr>
-        <w:t>Android, Kotlin, Jetpack Compose, Firebase, investment, MVVM.</w:t>
+        <w:t>Android, Kotlin, Jetpack Compose, Firebase, investment education, MVVM.</w:t>
       </w:r>
     </w:p>
     <w:p>
       <w:pPr>
         <w:rPr>
-          <w:lang w:val="en-GB"/>
+          <w:lang w:val="en-US"/>
         </w:rPr>
       </w:pPr>
       <w:r>
         <w:rPr>
-          <w:lang w:val="en-GB"/>
+          <w:lang w:val="en-US"/>
         </w:rPr>
         <w:br w:type="page"/>
       </w:r>
@@ -435,7 +465,7 @@
       <w:pPr>
         <w:pStyle w:val="Ttulo1"/>
       </w:pPr>
-      <w:bookmarkStart w:id="3" w:name="_Toc229165957"/>
+      <w:bookmarkStart w:id="3" w:name="_Toc229681520"/>
       <w:r>
         <w:lastRenderedPageBreak/>
         <w:t>Índice General</w:t>
@@ -445,7 +475,7 @@
     <w:sdt>
       <w:sdtPr>
         <w:alias w:val="Índice General"/>
-        <w:id w:val="600770767"/>
+        <w:id w:val="1635531126"/>
       </w:sdtPr>
       <w:sdtContent>
         <w:p>
@@ -463,10 +493,14 @@
           </w:pPr>
           <w:r>
             <w:fldChar w:fldCharType="begin"/>
-            <w:instrText>TOC \h \o "1-3" \t "Heading1,1,Heading2,2,Heading3,3"</w:instrText>
+          </w:r>
+          <w:r>
+            <w:instrText>TOC \h \o "1-3"</w:instrText>
+          </w:r>
+          <w:r>
             <w:fldChar w:fldCharType="separate"/>
           </w:r>
-          <w:hyperlink w:anchor="_Toc229165954" w:history="1">
+          <w:hyperlink w:anchor="_Toc229681517" w:history="1">
             <w:r>
               <w:rPr>
                 <w:rStyle w:val="Hipervnculo"/>
@@ -479,10 +513,40 @@
                 <w:noProof/>
               </w:rPr>
               <w:tab/>
+            </w:r>
+            <w:r>
+              <w:rPr>
+                <w:noProof/>
+              </w:rPr>
               <w:fldChar w:fldCharType="begin"/>
-              <w:instrText xml:space="preserve"> PAGEREF _Toc229165954 \h </w:instrText>
+            </w:r>
+            <w:r>
+              <w:rPr>
+                <w:noProof/>
+              </w:rPr>
+              <w:instrText xml:space="preserve"> PAGEREF _Toc229681517 \h </w:instrText>
+            </w:r>
+            <w:r>
+              <w:rPr>
+                <w:noProof/>
+              </w:rPr>
+            </w:r>
+            <w:r>
+              <w:rPr>
+                <w:noProof/>
+              </w:rPr>
               <w:fldChar w:fldCharType="separate"/>
+            </w:r>
+            <w:r>
+              <w:rPr>
+                <w:noProof/>
+              </w:rPr>
               <w:t>2</w:t>
+            </w:r>
+            <w:r>
+              <w:rPr>
+                <w:noProof/>
+              </w:rPr>
               <w:fldChar w:fldCharType="end"/>
             </w:r>
           </w:hyperlink>
@@ -500,7 +564,7 @@
               <w14:ligatures w14:val="standardContextual"/>
             </w:rPr>
           </w:pPr>
-          <w:hyperlink w:anchor="_Toc229165955" w:history="1">
+          <w:hyperlink w:anchor="_Toc229681518" w:history="1">
             <w:r>
               <w:rPr>
                 <w:rStyle w:val="Hipervnculo"/>
@@ -513,10 +577,40 @@
                 <w:noProof/>
               </w:rPr>
               <w:tab/>
+            </w:r>
+            <w:r>
+              <w:rPr>
+                <w:noProof/>
+              </w:rPr>
               <w:fldChar w:fldCharType="begin"/>
-              <w:instrText xml:space="preserve"> PAGEREF _Toc229165955 \h </w:instrText>
+            </w:r>
+            <w:r>
+              <w:rPr>
+                <w:noProof/>
+              </w:rPr>
+              <w:instrText xml:space="preserve"> PAGEREF _Toc229681518 \h </w:instrText>
+            </w:r>
+            <w:r>
+              <w:rPr>
+                <w:noProof/>
+              </w:rPr>
+            </w:r>
+            <w:r>
+              <w:rPr>
+                <w:noProof/>
+              </w:rPr>
               <w:fldChar w:fldCharType="separate"/>
+            </w:r>
+            <w:r>
+              <w:rPr>
+                <w:noProof/>
+              </w:rPr>
               <w:t>3</w:t>
+            </w:r>
+            <w:r>
+              <w:rPr>
+                <w:noProof/>
+              </w:rPr>
               <w:fldChar w:fldCharType="end"/>
             </w:r>
           </w:hyperlink>
@@ -534,12 +628,12 @@
               <w14:ligatures w14:val="standardContextual"/>
             </w:rPr>
           </w:pPr>
-          <w:hyperlink w:anchor="_Toc229165956" w:history="1">
+          <w:hyperlink w:anchor="_Toc229681519" w:history="1">
             <w:r>
               <w:rPr>
                 <w:rStyle w:val="Hipervnculo"/>
                 <w:noProof/>
-                <w:lang w:val="en-GB"/>
+                <w:lang w:val="en-US"/>
               </w:rPr>
               <w:t>Abstract</w:t>
             </w:r>
@@ -548,10 +642,40 @@
                 <w:noProof/>
               </w:rPr>
               <w:tab/>
+            </w:r>
+            <w:r>
+              <w:rPr>
+                <w:noProof/>
+              </w:rPr>
               <w:fldChar w:fldCharType="begin"/>
-              <w:instrText xml:space="preserve"> PAGEREF _Toc229165956 \h </w:instrText>
+            </w:r>
+            <w:r>
+              <w:rPr>
+                <w:noProof/>
+              </w:rPr>
+              <w:instrText xml:space="preserve"> PAGEREF _Toc229681519 \h </w:instrText>
+            </w:r>
+            <w:r>
+              <w:rPr>
+                <w:noProof/>
+              </w:rPr>
+            </w:r>
+            <w:r>
+              <w:rPr>
+                <w:noProof/>
+              </w:rPr>
               <w:fldChar w:fldCharType="separate"/>
-              <w:t>4</w:t>
+            </w:r>
+            <w:r>
+              <w:rPr>
+                <w:noProof/>
+              </w:rPr>
+              <w:t>3</w:t>
+            </w:r>
+            <w:r>
+              <w:rPr>
+                <w:noProof/>
+              </w:rPr>
               <w:fldChar w:fldCharType="end"/>
             </w:r>
           </w:hyperlink>
@@ -569,7 +693,7 @@
               <w14:ligatures w14:val="standardContextual"/>
             </w:rPr>
           </w:pPr>
-          <w:hyperlink w:anchor="_Toc229165957" w:history="1">
+          <w:hyperlink w:anchor="_Toc229681520" w:history="1">
             <w:r>
               <w:rPr>
                 <w:rStyle w:val="Hipervnculo"/>
@@ -582,10 +706,40 @@
                 <w:noProof/>
               </w:rPr>
               <w:tab/>
+            </w:r>
+            <w:r>
+              <w:rPr>
+                <w:noProof/>
+              </w:rPr>
               <w:fldChar w:fldCharType="begin"/>
-              <w:instrText xml:space="preserve"> PAGEREF _Toc229165957 \h </w:instrText>
+            </w:r>
+            <w:r>
+              <w:rPr>
+                <w:noProof/>
+              </w:rPr>
+              <w:instrText xml:space="preserve"> PAGEREF _Toc229681520 \h </w:instrText>
+            </w:r>
+            <w:r>
+              <w:rPr>
+                <w:noProof/>
+              </w:rPr>
+            </w:r>
+            <w:r>
+              <w:rPr>
+                <w:noProof/>
+              </w:rPr>
               <w:fldChar w:fldCharType="separate"/>
+            </w:r>
+            <w:r>
+              <w:rPr>
+                <w:noProof/>
+              </w:rPr>
               <w:t>5</w:t>
+            </w:r>
+            <w:r>
+              <w:rPr>
+                <w:noProof/>
+              </w:rPr>
               <w:fldChar w:fldCharType="end"/>
             </w:r>
           </w:hyperlink>
@@ -603,7 +757,7 @@
               <w14:ligatures w14:val="standardContextual"/>
             </w:rPr>
           </w:pPr>
-          <w:hyperlink w:anchor="_Toc229165958" w:history="1">
+          <w:hyperlink w:anchor="_Toc229681521" w:history="1">
             <w:r>
               <w:rPr>
                 <w:rStyle w:val="Hipervnculo"/>
@@ -616,10 +770,40 @@
                 <w:noProof/>
               </w:rPr>
               <w:tab/>
+            </w:r>
+            <w:r>
+              <w:rPr>
+                <w:noProof/>
+              </w:rPr>
               <w:fldChar w:fldCharType="begin"/>
-              <w:instrText xml:space="preserve"> PAGEREF _Toc229165958 \h </w:instrText>
+            </w:r>
+            <w:r>
+              <w:rPr>
+                <w:noProof/>
+              </w:rPr>
+              <w:instrText xml:space="preserve"> PAGEREF _Toc229681521 \h </w:instrText>
+            </w:r>
+            <w:r>
+              <w:rPr>
+                <w:noProof/>
+              </w:rPr>
+            </w:r>
+            <w:r>
+              <w:rPr>
+                <w:noProof/>
+              </w:rPr>
               <w:fldChar w:fldCharType="separate"/>
+            </w:r>
+            <w:r>
+              <w:rPr>
+                <w:noProof/>
+              </w:rPr>
               <w:t>7</w:t>
+            </w:r>
+            <w:r>
+              <w:rPr>
+                <w:noProof/>
+              </w:rPr>
               <w:fldChar w:fldCharType="end"/>
             </w:r>
           </w:hyperlink>
@@ -637,7 +821,7 @@
               <w14:ligatures w14:val="standardContextual"/>
             </w:rPr>
           </w:pPr>
-          <w:hyperlink w:anchor="_Toc229165959" w:history="1">
+          <w:hyperlink w:anchor="_Toc229681522" w:history="1">
             <w:r>
               <w:rPr>
                 <w:rStyle w:val="Hipervnculo"/>
@@ -650,10 +834,40 @@
                 <w:noProof/>
               </w:rPr>
               <w:tab/>
+            </w:r>
+            <w:r>
+              <w:rPr>
+                <w:noProof/>
+              </w:rPr>
               <w:fldChar w:fldCharType="begin"/>
-              <w:instrText xml:space="preserve"> PAGEREF _Toc229165959 \h </w:instrText>
+            </w:r>
+            <w:r>
+              <w:rPr>
+                <w:noProof/>
+              </w:rPr>
+              <w:instrText xml:space="preserve"> PAGEREF _Toc229681522 \h </w:instrText>
+            </w:r>
+            <w:r>
+              <w:rPr>
+                <w:noProof/>
+              </w:rPr>
+            </w:r>
+            <w:r>
+              <w:rPr>
+                <w:noProof/>
+              </w:rPr>
               <w:fldChar w:fldCharType="separate"/>
+            </w:r>
+            <w:r>
+              <w:rPr>
+                <w:noProof/>
+              </w:rPr>
               <w:t>7</w:t>
+            </w:r>
+            <w:r>
+              <w:rPr>
+                <w:noProof/>
+              </w:rPr>
               <w:fldChar w:fldCharType="end"/>
             </w:r>
           </w:hyperlink>
@@ -671,7 +885,7 @@
               <w14:ligatures w14:val="standardContextual"/>
             </w:rPr>
           </w:pPr>
-          <w:hyperlink w:anchor="_Toc229165960" w:history="1">
+          <w:hyperlink w:anchor="_Toc229681523" w:history="1">
             <w:r>
               <w:rPr>
                 <w:rStyle w:val="Hipervnculo"/>
@@ -684,10 +898,40 @@
                 <w:noProof/>
               </w:rPr>
               <w:tab/>
+            </w:r>
+            <w:r>
+              <w:rPr>
+                <w:noProof/>
+              </w:rPr>
               <w:fldChar w:fldCharType="begin"/>
-              <w:instrText xml:space="preserve"> PAGEREF _Toc229165960 \h </w:instrText>
+            </w:r>
+            <w:r>
+              <w:rPr>
+                <w:noProof/>
+              </w:rPr>
+              <w:instrText xml:space="preserve"> PAGEREF _Toc229681523 \h </w:instrText>
+            </w:r>
+            <w:r>
+              <w:rPr>
+                <w:noProof/>
+              </w:rPr>
+            </w:r>
+            <w:r>
+              <w:rPr>
+                <w:noProof/>
+              </w:rPr>
               <w:fldChar w:fldCharType="separate"/>
+            </w:r>
+            <w:r>
+              <w:rPr>
+                <w:noProof/>
+              </w:rPr>
               <w:t>7</w:t>
+            </w:r>
+            <w:r>
+              <w:rPr>
+                <w:noProof/>
+              </w:rPr>
               <w:fldChar w:fldCharType="end"/>
             </w:r>
           </w:hyperlink>
@@ -705,7 +949,7 @@
               <w14:ligatures w14:val="standardContextual"/>
             </w:rPr>
           </w:pPr>
-          <w:hyperlink w:anchor="_Toc229165961" w:history="1">
+          <w:hyperlink w:anchor="_Toc229681524" w:history="1">
             <w:r>
               <w:rPr>
                 <w:rStyle w:val="Hipervnculo"/>
@@ -718,10 +962,40 @@
                 <w:noProof/>
               </w:rPr>
               <w:tab/>
+            </w:r>
+            <w:r>
+              <w:rPr>
+                <w:noProof/>
+              </w:rPr>
               <w:fldChar w:fldCharType="begin"/>
-              <w:instrText xml:space="preserve"> PAGEREF _Toc229165961 \h </w:instrText>
+            </w:r>
+            <w:r>
+              <w:rPr>
+                <w:noProof/>
+              </w:rPr>
+              <w:instrText xml:space="preserve"> PAGEREF _Toc229681524 \h </w:instrText>
+            </w:r>
+            <w:r>
+              <w:rPr>
+                <w:noProof/>
+              </w:rPr>
+            </w:r>
+            <w:r>
+              <w:rPr>
+                <w:noProof/>
+              </w:rPr>
               <w:fldChar w:fldCharType="separate"/>
+            </w:r>
+            <w:r>
+              <w:rPr>
+                <w:noProof/>
+              </w:rPr>
               <w:t>8</w:t>
+            </w:r>
+            <w:r>
+              <w:rPr>
+                <w:noProof/>
+              </w:rPr>
               <w:fldChar w:fldCharType="end"/>
             </w:r>
           </w:hyperlink>
@@ -739,7 +1013,7 @@
               <w14:ligatures w14:val="standardContextual"/>
             </w:rPr>
           </w:pPr>
-          <w:hyperlink w:anchor="_Toc229165962" w:history="1">
+          <w:hyperlink w:anchor="_Toc229681525" w:history="1">
             <w:r>
               <w:rPr>
                 <w:rStyle w:val="Hipervnculo"/>
@@ -752,10 +1026,40 @@
                 <w:noProof/>
               </w:rPr>
               <w:tab/>
+            </w:r>
+            <w:r>
+              <w:rPr>
+                <w:noProof/>
+              </w:rPr>
               <w:fldChar w:fldCharType="begin"/>
-              <w:instrText xml:space="preserve"> PAGEREF _Toc229165962 \h </w:instrText>
+            </w:r>
+            <w:r>
+              <w:rPr>
+                <w:noProof/>
+              </w:rPr>
+              <w:instrText xml:space="preserve"> PAGEREF _Toc229681525 \h </w:instrText>
+            </w:r>
+            <w:r>
+              <w:rPr>
+                <w:noProof/>
+              </w:rPr>
+            </w:r>
+            <w:r>
+              <w:rPr>
+                <w:noProof/>
+              </w:rPr>
               <w:fldChar w:fldCharType="separate"/>
+            </w:r>
+            <w:r>
+              <w:rPr>
+                <w:noProof/>
+              </w:rPr>
               <w:t>8</w:t>
+            </w:r>
+            <w:r>
+              <w:rPr>
+                <w:noProof/>
+              </w:rPr>
               <w:fldChar w:fldCharType="end"/>
             </w:r>
           </w:hyperlink>
@@ -773,7 +1077,7 @@
               <w14:ligatures w14:val="standardContextual"/>
             </w:rPr>
           </w:pPr>
-          <w:hyperlink w:anchor="_Toc229165963" w:history="1">
+          <w:hyperlink w:anchor="_Toc229681526" w:history="1">
             <w:r>
               <w:rPr>
                 <w:rStyle w:val="Hipervnculo"/>
@@ -786,10 +1090,40 @@
                 <w:noProof/>
               </w:rPr>
               <w:tab/>
+            </w:r>
+            <w:r>
+              <w:rPr>
+                <w:noProof/>
+              </w:rPr>
               <w:fldChar w:fldCharType="begin"/>
-              <w:instrText xml:space="preserve"> PAGEREF _Toc229165963 \h </w:instrText>
+            </w:r>
+            <w:r>
+              <w:rPr>
+                <w:noProof/>
+              </w:rPr>
+              <w:instrText xml:space="preserve"> PAGEREF _Toc229681526 \h </w:instrText>
+            </w:r>
+            <w:r>
+              <w:rPr>
+                <w:noProof/>
+              </w:rPr>
+            </w:r>
+            <w:r>
+              <w:rPr>
+                <w:noProof/>
+              </w:rPr>
               <w:fldChar w:fldCharType="separate"/>
+            </w:r>
+            <w:r>
+              <w:rPr>
+                <w:noProof/>
+              </w:rPr>
               <w:t>8</w:t>
+            </w:r>
+            <w:r>
+              <w:rPr>
+                <w:noProof/>
+              </w:rPr>
               <w:fldChar w:fldCharType="end"/>
             </w:r>
           </w:hyperlink>
@@ -807,7 +1141,7 @@
               <w14:ligatures w14:val="standardContextual"/>
             </w:rPr>
           </w:pPr>
-          <w:hyperlink w:anchor="_Toc229165964" w:history="1">
+          <w:hyperlink w:anchor="_Toc229681527" w:history="1">
             <w:r>
               <w:rPr>
                 <w:rStyle w:val="Hipervnculo"/>
@@ -820,10 +1154,40 @@
                 <w:noProof/>
               </w:rPr>
               <w:tab/>
+            </w:r>
+            <w:r>
+              <w:rPr>
+                <w:noProof/>
+              </w:rPr>
               <w:fldChar w:fldCharType="begin"/>
-              <w:instrText xml:space="preserve"> PAGEREF _Toc229165964 \h </w:instrText>
+            </w:r>
+            <w:r>
+              <w:rPr>
+                <w:noProof/>
+              </w:rPr>
+              <w:instrText xml:space="preserve"> PAGEREF _Toc229681527 \h </w:instrText>
+            </w:r>
+            <w:r>
+              <w:rPr>
+                <w:noProof/>
+              </w:rPr>
+            </w:r>
+            <w:r>
+              <w:rPr>
+                <w:noProof/>
+              </w:rPr>
               <w:fldChar w:fldCharType="separate"/>
+            </w:r>
+            <w:r>
+              <w:rPr>
+                <w:noProof/>
+              </w:rPr>
               <w:t>10</w:t>
+            </w:r>
+            <w:r>
+              <w:rPr>
+                <w:noProof/>
+              </w:rPr>
               <w:fldChar w:fldCharType="end"/>
             </w:r>
           </w:hyperlink>
@@ -841,7 +1205,7 @@
               <w14:ligatures w14:val="standardContextual"/>
             </w:rPr>
           </w:pPr>
-          <w:hyperlink w:anchor="_Toc229165965" w:history="1">
+          <w:hyperlink w:anchor="_Toc229681528" w:history="1">
             <w:r>
               <w:rPr>
                 <w:rStyle w:val="Hipervnculo"/>
@@ -854,10 +1218,40 @@
                 <w:noProof/>
               </w:rPr>
               <w:tab/>
+            </w:r>
+            <w:r>
+              <w:rPr>
+                <w:noProof/>
+              </w:rPr>
               <w:fldChar w:fldCharType="begin"/>
-              <w:instrText xml:space="preserve"> PAGEREF _Toc229165965 \h </w:instrText>
+            </w:r>
+            <w:r>
+              <w:rPr>
+                <w:noProof/>
+              </w:rPr>
+              <w:instrText xml:space="preserve"> PAGEREF _Toc229681528 \h </w:instrText>
+            </w:r>
+            <w:r>
+              <w:rPr>
+                <w:noProof/>
+              </w:rPr>
+            </w:r>
+            <w:r>
+              <w:rPr>
+                <w:noProof/>
+              </w:rPr>
               <w:fldChar w:fldCharType="separate"/>
+            </w:r>
+            <w:r>
+              <w:rPr>
+                <w:noProof/>
+              </w:rPr>
               <w:t>10</w:t>
+            </w:r>
+            <w:r>
+              <w:rPr>
+                <w:noProof/>
+              </w:rPr>
               <w:fldChar w:fldCharType="end"/>
             </w:r>
           </w:hyperlink>
@@ -875,7 +1269,7 @@
               <w14:ligatures w14:val="standardContextual"/>
             </w:rPr>
           </w:pPr>
-          <w:hyperlink w:anchor="_Toc229165966" w:history="1">
+          <w:hyperlink w:anchor="_Toc229681529" w:history="1">
             <w:r>
               <w:rPr>
                 <w:rStyle w:val="Hipervnculo"/>
@@ -888,10 +1282,40 @@
                 <w:noProof/>
               </w:rPr>
               <w:tab/>
+            </w:r>
+            <w:r>
+              <w:rPr>
+                <w:noProof/>
+              </w:rPr>
               <w:fldChar w:fldCharType="begin"/>
-              <w:instrText xml:space="preserve"> PAGEREF _Toc229165966 \h </w:instrText>
+            </w:r>
+            <w:r>
+              <w:rPr>
+                <w:noProof/>
+              </w:rPr>
+              <w:instrText xml:space="preserve"> PAGEREF _Toc229681529 \h </w:instrText>
+            </w:r>
+            <w:r>
+              <w:rPr>
+                <w:noProof/>
+              </w:rPr>
+            </w:r>
+            <w:r>
+              <w:rPr>
+                <w:noProof/>
+              </w:rPr>
               <w:fldChar w:fldCharType="separate"/>
+            </w:r>
+            <w:r>
+              <w:rPr>
+                <w:noProof/>
+              </w:rPr>
               <w:t>10</w:t>
+            </w:r>
+            <w:r>
+              <w:rPr>
+                <w:noProof/>
+              </w:rPr>
               <w:fldChar w:fldCharType="end"/>
             </w:r>
           </w:hyperlink>
@@ -909,7 +1333,7 @@
               <w14:ligatures w14:val="standardContextual"/>
             </w:rPr>
           </w:pPr>
-          <w:hyperlink w:anchor="_Toc229165967" w:history="1">
+          <w:hyperlink w:anchor="_Toc229681530" w:history="1">
             <w:r>
               <w:rPr>
                 <w:rStyle w:val="Hipervnculo"/>
@@ -922,10 +1346,40 @@
                 <w:noProof/>
               </w:rPr>
               <w:tab/>
+            </w:r>
+            <w:r>
+              <w:rPr>
+                <w:noProof/>
+              </w:rPr>
               <w:fldChar w:fldCharType="begin"/>
-              <w:instrText xml:space="preserve"> PAGEREF _Toc229165967 \h </w:instrText>
+            </w:r>
+            <w:r>
+              <w:rPr>
+                <w:noProof/>
+              </w:rPr>
+              <w:instrText xml:space="preserve"> PAGEREF _Toc229681530 \h </w:instrText>
+            </w:r>
+            <w:r>
+              <w:rPr>
+                <w:noProof/>
+              </w:rPr>
+            </w:r>
+            <w:r>
+              <w:rPr>
+                <w:noProof/>
+              </w:rPr>
               <w:fldChar w:fldCharType="separate"/>
+            </w:r>
+            <w:r>
+              <w:rPr>
+                <w:noProof/>
+              </w:rPr>
               <w:t>11</w:t>
+            </w:r>
+            <w:r>
+              <w:rPr>
+                <w:noProof/>
+              </w:rPr>
               <w:fldChar w:fldCharType="end"/>
             </w:r>
           </w:hyperlink>
@@ -943,7 +1397,7 @@
               <w14:ligatures w14:val="standardContextual"/>
             </w:rPr>
           </w:pPr>
-          <w:hyperlink w:anchor="_Toc229165968" w:history="1">
+          <w:hyperlink w:anchor="_Toc229681531" w:history="1">
             <w:r>
               <w:rPr>
                 <w:rStyle w:val="Hipervnculo"/>
@@ -956,10 +1410,40 @@
                 <w:noProof/>
               </w:rPr>
               <w:tab/>
+            </w:r>
+            <w:r>
+              <w:rPr>
+                <w:noProof/>
+              </w:rPr>
               <w:fldChar w:fldCharType="begin"/>
-              <w:instrText xml:space="preserve"> PAGEREF _Toc229165968 \h </w:instrText>
+            </w:r>
+            <w:r>
+              <w:rPr>
+                <w:noProof/>
+              </w:rPr>
+              <w:instrText xml:space="preserve"> PAGEREF _Toc229681531 \h </w:instrText>
+            </w:r>
+            <w:r>
+              <w:rPr>
+                <w:noProof/>
+              </w:rPr>
+            </w:r>
+            <w:r>
+              <w:rPr>
+                <w:noProof/>
+              </w:rPr>
               <w:fldChar w:fldCharType="separate"/>
+            </w:r>
+            <w:r>
+              <w:rPr>
+                <w:noProof/>
+              </w:rPr>
               <w:t>12</w:t>
+            </w:r>
+            <w:r>
+              <w:rPr>
+                <w:noProof/>
+              </w:rPr>
               <w:fldChar w:fldCharType="end"/>
             </w:r>
           </w:hyperlink>
@@ -977,7 +1461,7 @@
               <w14:ligatures w14:val="standardContextual"/>
             </w:rPr>
           </w:pPr>
-          <w:hyperlink w:anchor="_Toc229165969" w:history="1">
+          <w:hyperlink w:anchor="_Toc229681532" w:history="1">
             <w:r>
               <w:rPr>
                 <w:rStyle w:val="Hipervnculo"/>
@@ -990,10 +1474,40 @@
                 <w:noProof/>
               </w:rPr>
               <w:tab/>
+            </w:r>
+            <w:r>
+              <w:rPr>
+                <w:noProof/>
+              </w:rPr>
               <w:fldChar w:fldCharType="begin"/>
-              <w:instrText xml:space="preserve"> PAGEREF _Toc229165969 \h </w:instrText>
+            </w:r>
+            <w:r>
+              <w:rPr>
+                <w:noProof/>
+              </w:rPr>
+              <w:instrText xml:space="preserve"> PAGEREF _Toc229681532 \h </w:instrText>
+            </w:r>
+            <w:r>
+              <w:rPr>
+                <w:noProof/>
+              </w:rPr>
+            </w:r>
+            <w:r>
+              <w:rPr>
+                <w:noProof/>
+              </w:rPr>
               <w:fldChar w:fldCharType="separate"/>
+            </w:r>
+            <w:r>
+              <w:rPr>
+                <w:noProof/>
+              </w:rPr>
               <w:t>13</w:t>
+            </w:r>
+            <w:r>
+              <w:rPr>
+                <w:noProof/>
+              </w:rPr>
               <w:fldChar w:fldCharType="end"/>
             </w:r>
           </w:hyperlink>
@@ -1011,7 +1525,7 @@
               <w14:ligatures w14:val="standardContextual"/>
             </w:rPr>
           </w:pPr>
-          <w:hyperlink w:anchor="_Toc229165970" w:history="1">
+          <w:hyperlink w:anchor="_Toc229681533" w:history="1">
             <w:r>
               <w:rPr>
                 <w:rStyle w:val="Hipervnculo"/>
@@ -1024,10 +1538,40 @@
                 <w:noProof/>
               </w:rPr>
               <w:tab/>
+            </w:r>
+            <w:r>
+              <w:rPr>
+                <w:noProof/>
+              </w:rPr>
               <w:fldChar w:fldCharType="begin"/>
-              <w:instrText xml:space="preserve"> PAGEREF _Toc229165970 \h </w:instrText>
+            </w:r>
+            <w:r>
+              <w:rPr>
+                <w:noProof/>
+              </w:rPr>
+              <w:instrText xml:space="preserve"> PAGEREF _Toc229681533 \h </w:instrText>
+            </w:r>
+            <w:r>
+              <w:rPr>
+                <w:noProof/>
+              </w:rPr>
+            </w:r>
+            <w:r>
+              <w:rPr>
+                <w:noProof/>
+              </w:rPr>
               <w:fldChar w:fldCharType="separate"/>
+            </w:r>
+            <w:r>
+              <w:rPr>
+                <w:noProof/>
+              </w:rPr>
               <w:t>13</w:t>
+            </w:r>
+            <w:r>
+              <w:rPr>
+                <w:noProof/>
+              </w:rPr>
               <w:fldChar w:fldCharType="end"/>
             </w:r>
           </w:hyperlink>
@@ -1045,7 +1589,7 @@
               <w14:ligatures w14:val="standardContextual"/>
             </w:rPr>
           </w:pPr>
-          <w:hyperlink w:anchor="_Toc229165971" w:history="1">
+          <w:hyperlink w:anchor="_Toc229681534" w:history="1">
             <w:r>
               <w:rPr>
                 <w:rStyle w:val="Hipervnculo"/>
@@ -1058,10 +1602,40 @@
                 <w:noProof/>
               </w:rPr>
               <w:tab/>
+            </w:r>
+            <w:r>
+              <w:rPr>
+                <w:noProof/>
+              </w:rPr>
               <w:fldChar w:fldCharType="begin"/>
-              <w:instrText xml:space="preserve"> PAGEREF _Toc229165971 \h </w:instrText>
+            </w:r>
+            <w:r>
+              <w:rPr>
+                <w:noProof/>
+              </w:rPr>
+              <w:instrText xml:space="preserve"> PAGEREF _Toc229681534 \h </w:instrText>
+            </w:r>
+            <w:r>
+              <w:rPr>
+                <w:noProof/>
+              </w:rPr>
+            </w:r>
+            <w:r>
+              <w:rPr>
+                <w:noProof/>
+              </w:rPr>
               <w:fldChar w:fldCharType="separate"/>
+            </w:r>
+            <w:r>
+              <w:rPr>
+                <w:noProof/>
+              </w:rPr>
               <w:t>15</w:t>
+            </w:r>
+            <w:r>
+              <w:rPr>
+                <w:noProof/>
+              </w:rPr>
               <w:fldChar w:fldCharType="end"/>
             </w:r>
           </w:hyperlink>
@@ -1079,7 +1653,7 @@
               <w14:ligatures w14:val="standardContextual"/>
             </w:rPr>
           </w:pPr>
-          <w:hyperlink w:anchor="_Toc229165972" w:history="1">
+          <w:hyperlink w:anchor="_Toc229681535" w:history="1">
             <w:r>
               <w:rPr>
                 <w:rStyle w:val="Hipervnculo"/>
@@ -1092,10 +1666,40 @@
                 <w:noProof/>
               </w:rPr>
               <w:tab/>
+            </w:r>
+            <w:r>
+              <w:rPr>
+                <w:noProof/>
+              </w:rPr>
               <w:fldChar w:fldCharType="begin"/>
-              <w:instrText xml:space="preserve"> PAGEREF _Toc229165972 \h </w:instrText>
+            </w:r>
+            <w:r>
+              <w:rPr>
+                <w:noProof/>
+              </w:rPr>
+              <w:instrText xml:space="preserve"> PAGEREF _Toc229681535 \h </w:instrText>
+            </w:r>
+            <w:r>
+              <w:rPr>
+                <w:noProof/>
+              </w:rPr>
+            </w:r>
+            <w:r>
+              <w:rPr>
+                <w:noProof/>
+              </w:rPr>
               <w:fldChar w:fldCharType="separate"/>
+            </w:r>
+            <w:r>
+              <w:rPr>
+                <w:noProof/>
+              </w:rPr>
               <w:t>16</w:t>
+            </w:r>
+            <w:r>
+              <w:rPr>
+                <w:noProof/>
+              </w:rPr>
               <w:fldChar w:fldCharType="end"/>
             </w:r>
           </w:hyperlink>
@@ -1113,7 +1717,7 @@
               <w14:ligatures w14:val="standardContextual"/>
             </w:rPr>
           </w:pPr>
-          <w:hyperlink w:anchor="_Toc229165973" w:history="1">
+          <w:hyperlink w:anchor="_Toc229681536" w:history="1">
             <w:r>
               <w:rPr>
                 <w:rStyle w:val="Hipervnculo"/>
@@ -1126,10 +1730,40 @@
                 <w:noProof/>
               </w:rPr>
               <w:tab/>
+            </w:r>
+            <w:r>
+              <w:rPr>
+                <w:noProof/>
+              </w:rPr>
               <w:fldChar w:fldCharType="begin"/>
-              <w:instrText xml:space="preserve"> PAGEREF _Toc229165973 \h </w:instrText>
+            </w:r>
+            <w:r>
+              <w:rPr>
+                <w:noProof/>
+              </w:rPr>
+              <w:instrText xml:space="preserve"> PAGEREF _Toc229681536 \h </w:instrText>
+            </w:r>
+            <w:r>
+              <w:rPr>
+                <w:noProof/>
+              </w:rPr>
+            </w:r>
+            <w:r>
+              <w:rPr>
+                <w:noProof/>
+              </w:rPr>
               <w:fldChar w:fldCharType="separate"/>
+            </w:r>
+            <w:r>
+              <w:rPr>
+                <w:noProof/>
+              </w:rPr>
               <w:t>17</w:t>
+            </w:r>
+            <w:r>
+              <w:rPr>
+                <w:noProof/>
+              </w:rPr>
               <w:fldChar w:fldCharType="end"/>
             </w:r>
           </w:hyperlink>
@@ -1147,7 +1781,7 @@
               <w14:ligatures w14:val="standardContextual"/>
             </w:rPr>
           </w:pPr>
-          <w:hyperlink w:anchor="_Toc229165974" w:history="1">
+          <w:hyperlink w:anchor="_Toc229681537" w:history="1">
             <w:r>
               <w:rPr>
                 <w:rStyle w:val="Hipervnculo"/>
@@ -1160,10 +1794,40 @@
                 <w:noProof/>
               </w:rPr>
               <w:tab/>
+            </w:r>
+            <w:r>
+              <w:rPr>
+                <w:noProof/>
+              </w:rPr>
               <w:fldChar w:fldCharType="begin"/>
-              <w:instrText xml:space="preserve"> PAGEREF _Toc229165974 \h </w:instrText>
+            </w:r>
+            <w:r>
+              <w:rPr>
+                <w:noProof/>
+              </w:rPr>
+              <w:instrText xml:space="preserve"> PAGEREF _Toc229681537 \h </w:instrText>
+            </w:r>
+            <w:r>
+              <w:rPr>
+                <w:noProof/>
+              </w:rPr>
+            </w:r>
+            <w:r>
+              <w:rPr>
+                <w:noProof/>
+              </w:rPr>
               <w:fldChar w:fldCharType="separate"/>
+            </w:r>
+            <w:r>
+              <w:rPr>
+                <w:noProof/>
+              </w:rPr>
               <w:t>19</w:t>
+            </w:r>
+            <w:r>
+              <w:rPr>
+                <w:noProof/>
+              </w:rPr>
               <w:fldChar w:fldCharType="end"/>
             </w:r>
           </w:hyperlink>
@@ -1181,7 +1845,7 @@
               <w14:ligatures w14:val="standardContextual"/>
             </w:rPr>
           </w:pPr>
-          <w:hyperlink w:anchor="_Toc229165975" w:history="1">
+          <w:hyperlink w:anchor="_Toc229681538" w:history="1">
             <w:r>
               <w:rPr>
                 <w:rStyle w:val="Hipervnculo"/>
@@ -1194,10 +1858,40 @@
                 <w:noProof/>
               </w:rPr>
               <w:tab/>
+            </w:r>
+            <w:r>
+              <w:rPr>
+                <w:noProof/>
+              </w:rPr>
               <w:fldChar w:fldCharType="begin"/>
-              <w:instrText xml:space="preserve"> PAGEREF _Toc229165975 \h </w:instrText>
+            </w:r>
+            <w:r>
+              <w:rPr>
+                <w:noProof/>
+              </w:rPr>
+              <w:instrText xml:space="preserve"> PAGEREF _Toc229681538 \h </w:instrText>
+            </w:r>
+            <w:r>
+              <w:rPr>
+                <w:noProof/>
+              </w:rPr>
+            </w:r>
+            <w:r>
+              <w:rPr>
+                <w:noProof/>
+              </w:rPr>
               <w:fldChar w:fldCharType="separate"/>
+            </w:r>
+            <w:r>
+              <w:rPr>
+                <w:noProof/>
+              </w:rPr>
               <w:t>19</w:t>
+            </w:r>
+            <w:r>
+              <w:rPr>
+                <w:noProof/>
+              </w:rPr>
               <w:fldChar w:fldCharType="end"/>
             </w:r>
           </w:hyperlink>
@@ -1215,7 +1909,7 @@
               <w14:ligatures w14:val="standardContextual"/>
             </w:rPr>
           </w:pPr>
-          <w:hyperlink w:anchor="_Toc229165976" w:history="1">
+          <w:hyperlink w:anchor="_Toc229681539" w:history="1">
             <w:r>
               <w:rPr>
                 <w:rStyle w:val="Hipervnculo"/>
@@ -1228,10 +1922,40 @@
                 <w:noProof/>
               </w:rPr>
               <w:tab/>
+            </w:r>
+            <w:r>
+              <w:rPr>
+                <w:noProof/>
+              </w:rPr>
               <w:fldChar w:fldCharType="begin"/>
-              <w:instrText xml:space="preserve"> PAGEREF _Toc229165976 \h </w:instrText>
+            </w:r>
+            <w:r>
+              <w:rPr>
+                <w:noProof/>
+              </w:rPr>
+              <w:instrText xml:space="preserve"> PAGEREF _Toc229681539 \h </w:instrText>
+            </w:r>
+            <w:r>
+              <w:rPr>
+                <w:noProof/>
+              </w:rPr>
+            </w:r>
+            <w:r>
+              <w:rPr>
+                <w:noProof/>
+              </w:rPr>
               <w:fldChar w:fldCharType="separate"/>
-              <w:t>19</w:t>
+            </w:r>
+            <w:r>
+              <w:rPr>
+                <w:noProof/>
+              </w:rPr>
+              <w:t>20</w:t>
+            </w:r>
+            <w:r>
+              <w:rPr>
+                <w:noProof/>
+              </w:rPr>
               <w:fldChar w:fldCharType="end"/>
             </w:r>
           </w:hyperlink>
@@ -1249,7 +1973,7 @@
               <w14:ligatures w14:val="standardContextual"/>
             </w:rPr>
           </w:pPr>
-          <w:hyperlink w:anchor="_Toc229165977" w:history="1">
+          <w:hyperlink w:anchor="_Toc229681540" w:history="1">
             <w:r>
               <w:rPr>
                 <w:rStyle w:val="Hipervnculo"/>
@@ -1262,10 +1986,40 @@
                 <w:noProof/>
               </w:rPr>
               <w:tab/>
+            </w:r>
+            <w:r>
+              <w:rPr>
+                <w:noProof/>
+              </w:rPr>
               <w:fldChar w:fldCharType="begin"/>
-              <w:instrText xml:space="preserve"> PAGEREF _Toc229165977 \h </w:instrText>
+            </w:r>
+            <w:r>
+              <w:rPr>
+                <w:noProof/>
+              </w:rPr>
+              <w:instrText xml:space="preserve"> PAGEREF _Toc229681540 \h </w:instrText>
+            </w:r>
+            <w:r>
+              <w:rPr>
+                <w:noProof/>
+              </w:rPr>
+            </w:r>
+            <w:r>
+              <w:rPr>
+                <w:noProof/>
+              </w:rPr>
               <w:fldChar w:fldCharType="separate"/>
-              <w:t>21</w:t>
+            </w:r>
+            <w:r>
+              <w:rPr>
+                <w:noProof/>
+              </w:rPr>
+              <w:t>22</w:t>
+            </w:r>
+            <w:r>
+              <w:rPr>
+                <w:noProof/>
+              </w:rPr>
               <w:fldChar w:fldCharType="end"/>
             </w:r>
           </w:hyperlink>
@@ -1283,7 +2037,7 @@
               <w14:ligatures w14:val="standardContextual"/>
             </w:rPr>
           </w:pPr>
-          <w:hyperlink w:anchor="_Toc229165978" w:history="1">
+          <w:hyperlink w:anchor="_Toc229681541" w:history="1">
             <w:r>
               <w:rPr>
                 <w:rStyle w:val="Hipervnculo"/>
@@ -1296,10 +2050,40 @@
                 <w:noProof/>
               </w:rPr>
               <w:tab/>
+            </w:r>
+            <w:r>
+              <w:rPr>
+                <w:noProof/>
+              </w:rPr>
               <w:fldChar w:fldCharType="begin"/>
-              <w:instrText xml:space="preserve"> PAGEREF _Toc229165978 \h </w:instrText>
+            </w:r>
+            <w:r>
+              <w:rPr>
+                <w:noProof/>
+              </w:rPr>
+              <w:instrText xml:space="preserve"> PAGEREF _Toc229681541 \h </w:instrText>
+            </w:r>
+            <w:r>
+              <w:rPr>
+                <w:noProof/>
+              </w:rPr>
+            </w:r>
+            <w:r>
+              <w:rPr>
+                <w:noProof/>
+              </w:rPr>
               <w:fldChar w:fldCharType="separate"/>
-              <w:t>21</w:t>
+            </w:r>
+            <w:r>
+              <w:rPr>
+                <w:noProof/>
+              </w:rPr>
+              <w:t>22</w:t>
+            </w:r>
+            <w:r>
+              <w:rPr>
+                <w:noProof/>
+              </w:rPr>
               <w:fldChar w:fldCharType="end"/>
             </w:r>
           </w:hyperlink>
@@ -1317,7 +2101,7 @@
               <w14:ligatures w14:val="standardContextual"/>
             </w:rPr>
           </w:pPr>
-          <w:hyperlink w:anchor="_Toc229165979" w:history="1">
+          <w:hyperlink w:anchor="_Toc229681542" w:history="1">
             <w:r>
               <w:rPr>
                 <w:rStyle w:val="Hipervnculo"/>
@@ -1330,10 +2114,40 @@
                 <w:noProof/>
               </w:rPr>
               <w:tab/>
+            </w:r>
+            <w:r>
+              <w:rPr>
+                <w:noProof/>
+              </w:rPr>
               <w:fldChar w:fldCharType="begin"/>
-              <w:instrText xml:space="preserve"> PAGEREF _Toc229165979 \h </w:instrText>
+            </w:r>
+            <w:r>
+              <w:rPr>
+                <w:noProof/>
+              </w:rPr>
+              <w:instrText xml:space="preserve"> PAGEREF _Toc229681542 \h </w:instrText>
+            </w:r>
+            <w:r>
+              <w:rPr>
+                <w:noProof/>
+              </w:rPr>
+            </w:r>
+            <w:r>
+              <w:rPr>
+                <w:noProof/>
+              </w:rPr>
               <w:fldChar w:fldCharType="separate"/>
-              <w:t>23</w:t>
+            </w:r>
+            <w:r>
+              <w:rPr>
+                <w:noProof/>
+              </w:rPr>
+              <w:t>24</w:t>
+            </w:r>
+            <w:r>
+              <w:rPr>
+                <w:noProof/>
+              </w:rPr>
               <w:fldChar w:fldCharType="end"/>
             </w:r>
           </w:hyperlink>
@@ -1351,7 +2165,7 @@
               <w14:ligatures w14:val="standardContextual"/>
             </w:rPr>
           </w:pPr>
-          <w:hyperlink w:anchor="_Toc229165980" w:history="1">
+          <w:hyperlink w:anchor="_Toc229681543" w:history="1">
             <w:r>
               <w:rPr>
                 <w:rStyle w:val="Hipervnculo"/>
@@ -1364,10 +2178,40 @@
                 <w:noProof/>
               </w:rPr>
               <w:tab/>
+            </w:r>
+            <w:r>
+              <w:rPr>
+                <w:noProof/>
+              </w:rPr>
               <w:fldChar w:fldCharType="begin"/>
-              <w:instrText xml:space="preserve"> PAGEREF _Toc229165980 \h </w:instrText>
+            </w:r>
+            <w:r>
+              <w:rPr>
+                <w:noProof/>
+              </w:rPr>
+              <w:instrText xml:space="preserve"> PAGEREF _Toc229681543 \h </w:instrText>
+            </w:r>
+            <w:r>
+              <w:rPr>
+                <w:noProof/>
+              </w:rPr>
+            </w:r>
+            <w:r>
+              <w:rPr>
+                <w:noProof/>
+              </w:rPr>
               <w:fldChar w:fldCharType="separate"/>
-              <w:t>24</w:t>
+            </w:r>
+            <w:r>
+              <w:rPr>
+                <w:noProof/>
+              </w:rPr>
+              <w:t>25</w:t>
+            </w:r>
+            <w:r>
+              <w:rPr>
+                <w:noProof/>
+              </w:rPr>
               <w:fldChar w:fldCharType="end"/>
             </w:r>
           </w:hyperlink>
@@ -1385,7 +2229,7 @@
               <w14:ligatures w14:val="standardContextual"/>
             </w:rPr>
           </w:pPr>
-          <w:hyperlink w:anchor="_Toc229165981" w:history="1">
+          <w:hyperlink w:anchor="_Toc229681544" w:history="1">
             <w:r>
               <w:rPr>
                 <w:rStyle w:val="Hipervnculo"/>
@@ -1398,10 +2242,40 @@
                 <w:noProof/>
               </w:rPr>
               <w:tab/>
+            </w:r>
+            <w:r>
+              <w:rPr>
+                <w:noProof/>
+              </w:rPr>
               <w:fldChar w:fldCharType="begin"/>
-              <w:instrText xml:space="preserve"> PAGEREF _Toc229165981 \h </w:instrText>
+            </w:r>
+            <w:r>
+              <w:rPr>
+                <w:noProof/>
+              </w:rPr>
+              <w:instrText xml:space="preserve"> PAGEREF _Toc229681544 \h </w:instrText>
+            </w:r>
+            <w:r>
+              <w:rPr>
+                <w:noProof/>
+              </w:rPr>
+            </w:r>
+            <w:r>
+              <w:rPr>
+                <w:noProof/>
+              </w:rPr>
               <w:fldChar w:fldCharType="separate"/>
-              <w:t>25</w:t>
+            </w:r>
+            <w:r>
+              <w:rPr>
+                <w:noProof/>
+              </w:rPr>
+              <w:t>26</w:t>
+            </w:r>
+            <w:r>
+              <w:rPr>
+                <w:noProof/>
+              </w:rPr>
               <w:fldChar w:fldCharType="end"/>
             </w:r>
           </w:hyperlink>
@@ -1419,7 +2293,7 @@
               <w14:ligatures w14:val="standardContextual"/>
             </w:rPr>
           </w:pPr>
-          <w:hyperlink w:anchor="_Toc229165982" w:history="1">
+          <w:hyperlink w:anchor="_Toc229681545" w:history="1">
             <w:r>
               <w:rPr>
                 <w:rStyle w:val="Hipervnculo"/>
@@ -1432,10 +2306,40 @@
                 <w:noProof/>
               </w:rPr>
               <w:tab/>
+            </w:r>
+            <w:r>
+              <w:rPr>
+                <w:noProof/>
+              </w:rPr>
               <w:fldChar w:fldCharType="begin"/>
-              <w:instrText xml:space="preserve"> PAGEREF _Toc229165982 \h </w:instrText>
+            </w:r>
+            <w:r>
+              <w:rPr>
+                <w:noProof/>
+              </w:rPr>
+              <w:instrText xml:space="preserve"> PAGEREF _Toc229681545 \h </w:instrText>
+            </w:r>
+            <w:r>
+              <w:rPr>
+                <w:noProof/>
+              </w:rPr>
+            </w:r>
+            <w:r>
+              <w:rPr>
+                <w:noProof/>
+              </w:rPr>
               <w:fldChar w:fldCharType="separate"/>
-              <w:t>26</w:t>
+            </w:r>
+            <w:r>
+              <w:rPr>
+                <w:noProof/>
+              </w:rPr>
+              <w:t>27</w:t>
+            </w:r>
+            <w:r>
+              <w:rPr>
+                <w:noProof/>
+              </w:rPr>
               <w:fldChar w:fldCharType="end"/>
             </w:r>
           </w:hyperlink>
@@ -1453,7 +2357,7 @@
               <w14:ligatures w14:val="standardContextual"/>
             </w:rPr>
           </w:pPr>
-          <w:hyperlink w:anchor="_Toc229165983" w:history="1">
+          <w:hyperlink w:anchor="_Toc229681546" w:history="1">
             <w:r>
               <w:rPr>
                 <w:rStyle w:val="Hipervnculo"/>
@@ -1466,10 +2370,40 @@
                 <w:noProof/>
               </w:rPr>
               <w:tab/>
+            </w:r>
+            <w:r>
+              <w:rPr>
+                <w:noProof/>
+              </w:rPr>
               <w:fldChar w:fldCharType="begin"/>
-              <w:instrText xml:space="preserve"> PAGEREF _Toc229165983 \h </w:instrText>
+            </w:r>
+            <w:r>
+              <w:rPr>
+                <w:noProof/>
+              </w:rPr>
+              <w:instrText xml:space="preserve"> PAGEREF _Toc229681546 \h </w:instrText>
+            </w:r>
+            <w:r>
+              <w:rPr>
+                <w:noProof/>
+              </w:rPr>
+            </w:r>
+            <w:r>
+              <w:rPr>
+                <w:noProof/>
+              </w:rPr>
               <w:fldChar w:fldCharType="separate"/>
-              <w:t>27</w:t>
+            </w:r>
+            <w:r>
+              <w:rPr>
+                <w:noProof/>
+              </w:rPr>
+              <w:t>28</w:t>
+            </w:r>
+            <w:r>
+              <w:rPr>
+                <w:noProof/>
+              </w:rPr>
               <w:fldChar w:fldCharType="end"/>
             </w:r>
           </w:hyperlink>
@@ -1487,7 +2421,7 @@
               <w14:ligatures w14:val="standardContextual"/>
             </w:rPr>
           </w:pPr>
-          <w:hyperlink w:anchor="_Toc229165984" w:history="1">
+          <w:hyperlink w:anchor="_Toc229681547" w:history="1">
             <w:r>
               <w:rPr>
                 <w:rStyle w:val="Hipervnculo"/>
@@ -1500,10 +2434,40 @@
                 <w:noProof/>
               </w:rPr>
               <w:tab/>
+            </w:r>
+            <w:r>
+              <w:rPr>
+                <w:noProof/>
+              </w:rPr>
               <w:fldChar w:fldCharType="begin"/>
-              <w:instrText xml:space="preserve"> PAGEREF _Toc229165984 \h </w:instrText>
+            </w:r>
+            <w:r>
+              <w:rPr>
+                <w:noProof/>
+              </w:rPr>
+              <w:instrText xml:space="preserve"> PAGEREF _Toc229681547 \h </w:instrText>
+            </w:r>
+            <w:r>
+              <w:rPr>
+                <w:noProof/>
+              </w:rPr>
+            </w:r>
+            <w:r>
+              <w:rPr>
+                <w:noProof/>
+              </w:rPr>
               <w:fldChar w:fldCharType="separate"/>
-              <w:t>28</w:t>
+            </w:r>
+            <w:r>
+              <w:rPr>
+                <w:noProof/>
+              </w:rPr>
+              <w:t>29</w:t>
+            </w:r>
+            <w:r>
+              <w:rPr>
+                <w:noProof/>
+              </w:rPr>
               <w:fldChar w:fldCharType="end"/>
             </w:r>
           </w:hyperlink>
@@ -1521,23 +2485,53 @@
               <w14:ligatures w14:val="standardContextual"/>
             </w:rPr>
           </w:pPr>
-          <w:hyperlink w:anchor="_Toc229165985" w:history="1">
+          <w:hyperlink w:anchor="_Toc229681548" w:history="1">
             <w:r>
               <w:rPr>
                 <w:rStyle w:val="Hipervnculo"/>
                 <w:noProof/>
               </w:rPr>
-              <w:t>4.3.8 Sistema de Ligas</w:t>
+              <w:t>4.3.8 Sistema de Ligas y Chat</w:t>
             </w:r>
             <w:r>
               <w:rPr>
                 <w:noProof/>
               </w:rPr>
               <w:tab/>
+            </w:r>
+            <w:r>
+              <w:rPr>
+                <w:noProof/>
+              </w:rPr>
               <w:fldChar w:fldCharType="begin"/>
-              <w:instrText xml:space="preserve"> PAGEREF _Toc229165985 \h </w:instrText>
+            </w:r>
+            <w:r>
+              <w:rPr>
+                <w:noProof/>
+              </w:rPr>
+              <w:instrText xml:space="preserve"> PAGEREF _Toc229681548 \h </w:instrText>
+            </w:r>
+            <w:r>
+              <w:rPr>
+                <w:noProof/>
+              </w:rPr>
+            </w:r>
+            <w:r>
+              <w:rPr>
+                <w:noProof/>
+              </w:rPr>
               <w:fldChar w:fldCharType="separate"/>
-              <w:t>30</w:t>
+            </w:r>
+            <w:r>
+              <w:rPr>
+                <w:noProof/>
+              </w:rPr>
+              <w:t>31</w:t>
+            </w:r>
+            <w:r>
+              <w:rPr>
+                <w:noProof/>
+              </w:rPr>
               <w:fldChar w:fldCharType="end"/>
             </w:r>
           </w:hyperlink>
@@ -1555,7 +2549,7 @@
               <w14:ligatures w14:val="standardContextual"/>
             </w:rPr>
           </w:pPr>
-          <w:hyperlink w:anchor="_Toc229165986" w:history="1">
+          <w:hyperlink w:anchor="_Toc229681549" w:history="1">
             <w:r>
               <w:rPr>
                 <w:rStyle w:val="Hipervnculo"/>
@@ -1568,10 +2562,40 @@
                 <w:noProof/>
               </w:rPr>
               <w:tab/>
+            </w:r>
+            <w:r>
+              <w:rPr>
+                <w:noProof/>
+              </w:rPr>
               <w:fldChar w:fldCharType="begin"/>
-              <w:instrText xml:space="preserve"> PAGEREF _Toc229165986 \h </w:instrText>
+            </w:r>
+            <w:r>
+              <w:rPr>
+                <w:noProof/>
+              </w:rPr>
+              <w:instrText xml:space="preserve"> PAGEREF _Toc229681549 \h </w:instrText>
+            </w:r>
+            <w:r>
+              <w:rPr>
+                <w:noProof/>
+              </w:rPr>
+            </w:r>
+            <w:r>
+              <w:rPr>
+                <w:noProof/>
+              </w:rPr>
               <w:fldChar w:fldCharType="separate"/>
-              <w:t>32</w:t>
+            </w:r>
+            <w:r>
+              <w:rPr>
+                <w:noProof/>
+              </w:rPr>
+              <w:t>34</w:t>
+            </w:r>
+            <w:r>
+              <w:rPr>
+                <w:noProof/>
+              </w:rPr>
               <w:fldChar w:fldCharType="end"/>
             </w:r>
           </w:hyperlink>
@@ -1589,7 +2613,7 @@
               <w14:ligatures w14:val="standardContextual"/>
             </w:rPr>
           </w:pPr>
-          <w:hyperlink w:anchor="_Toc229165987" w:history="1">
+          <w:hyperlink w:anchor="_Toc229681550" w:history="1">
             <w:r>
               <w:rPr>
                 <w:rStyle w:val="Hipervnculo"/>
@@ -1602,10 +2626,40 @@
                 <w:noProof/>
               </w:rPr>
               <w:tab/>
+            </w:r>
+            <w:r>
+              <w:rPr>
+                <w:noProof/>
+              </w:rPr>
               <w:fldChar w:fldCharType="begin"/>
-              <w:instrText xml:space="preserve"> PAGEREF _Toc229165987 \h </w:instrText>
+            </w:r>
+            <w:r>
+              <w:rPr>
+                <w:noProof/>
+              </w:rPr>
+              <w:instrText xml:space="preserve"> PAGEREF _Toc229681550 \h </w:instrText>
+            </w:r>
+            <w:r>
+              <w:rPr>
+                <w:noProof/>
+              </w:rPr>
+            </w:r>
+            <w:r>
+              <w:rPr>
+                <w:noProof/>
+              </w:rPr>
               <w:fldChar w:fldCharType="separate"/>
-              <w:t>33</w:t>
+            </w:r>
+            <w:r>
+              <w:rPr>
+                <w:noProof/>
+              </w:rPr>
+              <w:t>35</w:t>
+            </w:r>
+            <w:r>
+              <w:rPr>
+                <w:noProof/>
+              </w:rPr>
               <w:fldChar w:fldCharType="end"/>
             </w:r>
           </w:hyperlink>
@@ -1623,7 +2677,7 @@
               <w14:ligatures w14:val="standardContextual"/>
             </w:rPr>
           </w:pPr>
-          <w:hyperlink w:anchor="_Toc229165988" w:history="1">
+          <w:hyperlink w:anchor="_Toc229681551" w:history="1">
             <w:r>
               <w:rPr>
                 <w:rStyle w:val="Hipervnculo"/>
@@ -1636,10 +2690,40 @@
                 <w:noProof/>
               </w:rPr>
               <w:tab/>
+            </w:r>
+            <w:r>
+              <w:rPr>
+                <w:noProof/>
+              </w:rPr>
               <w:fldChar w:fldCharType="begin"/>
-              <w:instrText xml:space="preserve"> PAGEREF _Toc229165988 \h </w:instrText>
+            </w:r>
+            <w:r>
+              <w:rPr>
+                <w:noProof/>
+              </w:rPr>
+              <w:instrText xml:space="preserve"> PAGEREF _Toc229681551 \h </w:instrText>
+            </w:r>
+            <w:r>
+              <w:rPr>
+                <w:noProof/>
+              </w:rPr>
+            </w:r>
+            <w:r>
+              <w:rPr>
+                <w:noProof/>
+              </w:rPr>
               <w:fldChar w:fldCharType="separate"/>
-              <w:t>33</w:t>
+            </w:r>
+            <w:r>
+              <w:rPr>
+                <w:noProof/>
+              </w:rPr>
+              <w:t>35</w:t>
+            </w:r>
+            <w:r>
+              <w:rPr>
+                <w:noProof/>
+              </w:rPr>
               <w:fldChar w:fldCharType="end"/>
             </w:r>
           </w:hyperlink>
@@ -1657,7 +2741,7 @@
               <w14:ligatures w14:val="standardContextual"/>
             </w:rPr>
           </w:pPr>
-          <w:hyperlink w:anchor="_Toc229165989" w:history="1">
+          <w:hyperlink w:anchor="_Toc229681552" w:history="1">
             <w:r>
               <w:rPr>
                 <w:rStyle w:val="Hipervnculo"/>
@@ -1670,10 +2754,40 @@
                 <w:noProof/>
               </w:rPr>
               <w:tab/>
+            </w:r>
+            <w:r>
+              <w:rPr>
+                <w:noProof/>
+              </w:rPr>
               <w:fldChar w:fldCharType="begin"/>
-              <w:instrText xml:space="preserve"> PAGEREF _Toc229165989 \h </w:instrText>
+            </w:r>
+            <w:r>
+              <w:rPr>
+                <w:noProof/>
+              </w:rPr>
+              <w:instrText xml:space="preserve"> PAGEREF _Toc229681552 \h </w:instrText>
+            </w:r>
+            <w:r>
+              <w:rPr>
+                <w:noProof/>
+              </w:rPr>
+            </w:r>
+            <w:r>
+              <w:rPr>
+                <w:noProof/>
+              </w:rPr>
               <w:fldChar w:fldCharType="separate"/>
-              <w:t>34</w:t>
+            </w:r>
+            <w:r>
+              <w:rPr>
+                <w:noProof/>
+              </w:rPr>
+              <w:t>36</w:t>
+            </w:r>
+            <w:r>
+              <w:rPr>
+                <w:noProof/>
+              </w:rPr>
               <w:fldChar w:fldCharType="end"/>
             </w:r>
           </w:hyperlink>
@@ -1691,7 +2805,7 @@
               <w14:ligatures w14:val="standardContextual"/>
             </w:rPr>
           </w:pPr>
-          <w:hyperlink w:anchor="_Toc229165990" w:history="1">
+          <w:hyperlink w:anchor="_Toc229681553" w:history="1">
             <w:r>
               <w:rPr>
                 <w:rStyle w:val="Hipervnculo"/>
@@ -1704,10 +2818,40 @@
                 <w:noProof/>
               </w:rPr>
               <w:tab/>
+            </w:r>
+            <w:r>
+              <w:rPr>
+                <w:noProof/>
+              </w:rPr>
               <w:fldChar w:fldCharType="begin"/>
-              <w:instrText xml:space="preserve"> PAGEREF _Toc229165990 \h </w:instrText>
+            </w:r>
+            <w:r>
+              <w:rPr>
+                <w:noProof/>
+              </w:rPr>
+              <w:instrText xml:space="preserve"> PAGEREF _Toc229681553 \h </w:instrText>
+            </w:r>
+            <w:r>
+              <w:rPr>
+                <w:noProof/>
+              </w:rPr>
+            </w:r>
+            <w:r>
+              <w:rPr>
+                <w:noProof/>
+              </w:rPr>
               <w:fldChar w:fldCharType="separate"/>
-              <w:t>34</w:t>
+            </w:r>
+            <w:r>
+              <w:rPr>
+                <w:noProof/>
+              </w:rPr>
+              <w:t>36</w:t>
+            </w:r>
+            <w:r>
+              <w:rPr>
+                <w:noProof/>
+              </w:rPr>
               <w:fldChar w:fldCharType="end"/>
             </w:r>
           </w:hyperlink>
@@ -1725,23 +2869,53 @@
               <w14:ligatures w14:val="standardContextual"/>
             </w:rPr>
           </w:pPr>
-          <w:hyperlink w:anchor="_Toc229165991" w:history="1">
+          <w:hyperlink w:anchor="_Toc229681554" w:history="1">
             <w:r>
               <w:rPr>
                 <w:rStyle w:val="Hipervnculo"/>
                 <w:noProof/>
               </w:rPr>
-              <w:t>5.4 Pruebas del Sistema Social</w:t>
+              <w:t>5.4 Pruebas del Sistema Social y Chat</w:t>
             </w:r>
             <w:r>
               <w:rPr>
                 <w:noProof/>
               </w:rPr>
               <w:tab/>
+            </w:r>
+            <w:r>
+              <w:rPr>
+                <w:noProof/>
+              </w:rPr>
               <w:fldChar w:fldCharType="begin"/>
-              <w:instrText xml:space="preserve"> PAGEREF _Toc229165991 \h </w:instrText>
+            </w:r>
+            <w:r>
+              <w:rPr>
+                <w:noProof/>
+              </w:rPr>
+              <w:instrText xml:space="preserve"> PAGEREF _Toc229681554 \h </w:instrText>
+            </w:r>
+            <w:r>
+              <w:rPr>
+                <w:noProof/>
+              </w:rPr>
+            </w:r>
+            <w:r>
+              <w:rPr>
+                <w:noProof/>
+              </w:rPr>
               <w:fldChar w:fldCharType="separate"/>
-              <w:t>35</w:t>
+            </w:r>
+            <w:r>
+              <w:rPr>
+                <w:noProof/>
+              </w:rPr>
+              <w:t>37</w:t>
+            </w:r>
+            <w:r>
+              <w:rPr>
+                <w:noProof/>
+              </w:rPr>
               <w:fldChar w:fldCharType="end"/>
             </w:r>
           </w:hyperlink>
@@ -1759,7 +2933,7 @@
               <w14:ligatures w14:val="standardContextual"/>
             </w:rPr>
           </w:pPr>
-          <w:hyperlink w:anchor="_Toc229165992" w:history="1">
+          <w:hyperlink w:anchor="_Toc229681555" w:history="1">
             <w:r>
               <w:rPr>
                 <w:rStyle w:val="Hipervnculo"/>
@@ -1772,10 +2946,40 @@
                 <w:noProof/>
               </w:rPr>
               <w:tab/>
+            </w:r>
+            <w:r>
+              <w:rPr>
+                <w:noProof/>
+              </w:rPr>
               <w:fldChar w:fldCharType="begin"/>
-              <w:instrText xml:space="preserve"> PAGEREF _Toc229165992 \h </w:instrText>
+            </w:r>
+            <w:r>
+              <w:rPr>
+                <w:noProof/>
+              </w:rPr>
+              <w:instrText xml:space="preserve"> PAGEREF _Toc229681555 \h </w:instrText>
+            </w:r>
+            <w:r>
+              <w:rPr>
+                <w:noProof/>
+              </w:rPr>
+            </w:r>
+            <w:r>
+              <w:rPr>
+                <w:noProof/>
+              </w:rPr>
               <w:fldChar w:fldCharType="separate"/>
-              <w:t>36</w:t>
+            </w:r>
+            <w:r>
+              <w:rPr>
+                <w:noProof/>
+              </w:rPr>
+              <w:t>38</w:t>
+            </w:r>
+            <w:r>
+              <w:rPr>
+                <w:noProof/>
+              </w:rPr>
               <w:fldChar w:fldCharType="end"/>
             </w:r>
           </w:hyperlink>
@@ -1793,7 +2997,7 @@
               <w14:ligatures w14:val="standardContextual"/>
             </w:rPr>
           </w:pPr>
-          <w:hyperlink w:anchor="_Toc229165993" w:history="1">
+          <w:hyperlink w:anchor="_Toc229681556" w:history="1">
             <w:r>
               <w:rPr>
                 <w:rStyle w:val="Hipervnculo"/>
@@ -1806,10 +3010,40 @@
                 <w:noProof/>
               </w:rPr>
               <w:tab/>
+            </w:r>
+            <w:r>
+              <w:rPr>
+                <w:noProof/>
+              </w:rPr>
               <w:fldChar w:fldCharType="begin"/>
-              <w:instrText xml:space="preserve"> PAGEREF _Toc229165993 \h </w:instrText>
+            </w:r>
+            <w:r>
+              <w:rPr>
+                <w:noProof/>
+              </w:rPr>
+              <w:instrText xml:space="preserve"> PAGEREF _Toc229681556 \h </w:instrText>
+            </w:r>
+            <w:r>
+              <w:rPr>
+                <w:noProof/>
+              </w:rPr>
+            </w:r>
+            <w:r>
+              <w:rPr>
+                <w:noProof/>
+              </w:rPr>
               <w:fldChar w:fldCharType="separate"/>
-              <w:t>37</w:t>
+            </w:r>
+            <w:r>
+              <w:rPr>
+                <w:noProof/>
+              </w:rPr>
+              <w:t>39</w:t>
+            </w:r>
+            <w:r>
+              <w:rPr>
+                <w:noProof/>
+              </w:rPr>
               <w:fldChar w:fldCharType="end"/>
             </w:r>
           </w:hyperlink>
@@ -1827,7 +3061,7 @@
               <w14:ligatures w14:val="standardContextual"/>
             </w:rPr>
           </w:pPr>
-          <w:hyperlink w:anchor="_Toc229165994" w:history="1">
+          <w:hyperlink w:anchor="_Toc229681557" w:history="1">
             <w:r>
               <w:rPr>
                 <w:rStyle w:val="Hipervnculo"/>
@@ -1840,10 +3074,40 @@
                 <w:noProof/>
               </w:rPr>
               <w:tab/>
+            </w:r>
+            <w:r>
+              <w:rPr>
+                <w:noProof/>
+              </w:rPr>
               <w:fldChar w:fldCharType="begin"/>
-              <w:instrText xml:space="preserve"> PAGEREF _Toc229165994 \h </w:instrText>
+            </w:r>
+            <w:r>
+              <w:rPr>
+                <w:noProof/>
+              </w:rPr>
+              <w:instrText xml:space="preserve"> PAGEREF _Toc229681557 \h </w:instrText>
+            </w:r>
+            <w:r>
+              <w:rPr>
+                <w:noProof/>
+              </w:rPr>
+            </w:r>
+            <w:r>
+              <w:rPr>
+                <w:noProof/>
+              </w:rPr>
               <w:fldChar w:fldCharType="separate"/>
-              <w:t>37</w:t>
+            </w:r>
+            <w:r>
+              <w:rPr>
+                <w:noProof/>
+              </w:rPr>
+              <w:t>39</w:t>
+            </w:r>
+            <w:r>
+              <w:rPr>
+                <w:noProof/>
+              </w:rPr>
               <w:fldChar w:fldCharType="end"/>
             </w:r>
           </w:hyperlink>
@@ -1861,7 +3125,7 @@
               <w14:ligatures w14:val="standardContextual"/>
             </w:rPr>
           </w:pPr>
-          <w:hyperlink w:anchor="_Toc229165995" w:history="1">
+          <w:hyperlink w:anchor="_Toc229681558" w:history="1">
             <w:r>
               <w:rPr>
                 <w:rStyle w:val="Hipervnculo"/>
@@ -1874,10 +3138,40 @@
                 <w:noProof/>
               </w:rPr>
               <w:tab/>
+            </w:r>
+            <w:r>
+              <w:rPr>
+                <w:noProof/>
+              </w:rPr>
               <w:fldChar w:fldCharType="begin"/>
-              <w:instrText xml:space="preserve"> PAGEREF _Toc229165995 \h </w:instrText>
+            </w:r>
+            <w:r>
+              <w:rPr>
+                <w:noProof/>
+              </w:rPr>
+              <w:instrText xml:space="preserve"> PAGEREF _Toc229681558 \h </w:instrText>
+            </w:r>
+            <w:r>
+              <w:rPr>
+                <w:noProof/>
+              </w:rPr>
+            </w:r>
+            <w:r>
+              <w:rPr>
+                <w:noProof/>
+              </w:rPr>
               <w:fldChar w:fldCharType="separate"/>
-              <w:t>37</w:t>
+            </w:r>
+            <w:r>
+              <w:rPr>
+                <w:noProof/>
+              </w:rPr>
+              <w:t>39</w:t>
+            </w:r>
+            <w:r>
+              <w:rPr>
+                <w:noProof/>
+              </w:rPr>
               <w:fldChar w:fldCharType="end"/>
             </w:r>
           </w:hyperlink>
@@ -1895,7 +3189,7 @@
               <w14:ligatures w14:val="standardContextual"/>
             </w:rPr>
           </w:pPr>
-          <w:hyperlink w:anchor="_Toc229165996" w:history="1">
+          <w:hyperlink w:anchor="_Toc229681559" w:history="1">
             <w:r>
               <w:rPr>
                 <w:rStyle w:val="Hipervnculo"/>
@@ -1908,10 +3202,40 @@
                 <w:noProof/>
               </w:rPr>
               <w:tab/>
+            </w:r>
+            <w:r>
+              <w:rPr>
+                <w:noProof/>
+              </w:rPr>
               <w:fldChar w:fldCharType="begin"/>
-              <w:instrText xml:space="preserve"> PAGEREF _Toc229165996 \h </w:instrText>
+            </w:r>
+            <w:r>
+              <w:rPr>
+                <w:noProof/>
+              </w:rPr>
+              <w:instrText xml:space="preserve"> PAGEREF _Toc229681559 \h </w:instrText>
+            </w:r>
+            <w:r>
+              <w:rPr>
+                <w:noProof/>
+              </w:rPr>
+            </w:r>
+            <w:r>
+              <w:rPr>
+                <w:noProof/>
+              </w:rPr>
               <w:fldChar w:fldCharType="separate"/>
-              <w:t>38</w:t>
+            </w:r>
+            <w:r>
+              <w:rPr>
+                <w:noProof/>
+              </w:rPr>
+              <w:t>40</w:t>
+            </w:r>
+            <w:r>
+              <w:rPr>
+                <w:noProof/>
+              </w:rPr>
               <w:fldChar w:fldCharType="end"/>
             </w:r>
           </w:hyperlink>
@@ -1929,12 +3253,12 @@
               <w14:ligatures w14:val="standardContextual"/>
             </w:rPr>
           </w:pPr>
-          <w:hyperlink w:anchor="_Toc229165997" w:history="1">
+          <w:hyperlink w:anchor="_Toc229681560" w:history="1">
             <w:r>
               <w:rPr>
                 <w:rStyle w:val="Hipervnculo"/>
                 <w:noProof/>
-                <w:lang w:val="en-GB"/>
+                <w:lang w:val="en-US"/>
               </w:rPr>
               <w:t>Bibliografía</w:t>
             </w:r>
@@ -1943,10 +3267,40 @@
                 <w:noProof/>
               </w:rPr>
               <w:tab/>
+            </w:r>
+            <w:r>
+              <w:rPr>
+                <w:noProof/>
+              </w:rPr>
               <w:fldChar w:fldCharType="begin"/>
-              <w:instrText xml:space="preserve"> PAGEREF _Toc229165997 \h </w:instrText>
+            </w:r>
+            <w:r>
+              <w:rPr>
+                <w:noProof/>
+              </w:rPr>
+              <w:instrText xml:space="preserve"> PAGEREF _Toc229681560 \h </w:instrText>
+            </w:r>
+            <w:r>
+              <w:rPr>
+                <w:noProof/>
+              </w:rPr>
+            </w:r>
+            <w:r>
+              <w:rPr>
+                <w:noProof/>
+              </w:rPr>
               <w:fldChar w:fldCharType="separate"/>
-              <w:t>39</w:t>
+            </w:r>
+            <w:r>
+              <w:rPr>
+                <w:noProof/>
+              </w:rPr>
+              <w:t>41</w:t>
+            </w:r>
+            <w:r>
+              <w:rPr>
+                <w:noProof/>
+              </w:rPr>
               <w:fldChar w:fldCharType="end"/>
             </w:r>
           </w:hyperlink>
@@ -1964,7 +3318,7 @@
               <w14:ligatures w14:val="standardContextual"/>
             </w:rPr>
           </w:pPr>
-          <w:hyperlink w:anchor="_Toc229165998" w:history="1">
+          <w:hyperlink w:anchor="_Toc229681561" w:history="1">
             <w:r>
               <w:rPr>
                 <w:rStyle w:val="Hipervnculo"/>
@@ -1977,10 +3331,40 @@
                 <w:noProof/>
               </w:rPr>
               <w:tab/>
+            </w:r>
+            <w:r>
+              <w:rPr>
+                <w:noProof/>
+              </w:rPr>
               <w:fldChar w:fldCharType="begin"/>
-              <w:instrText xml:space="preserve"> PAGEREF _Toc229165998 \h </w:instrText>
+            </w:r>
+            <w:r>
+              <w:rPr>
+                <w:noProof/>
+              </w:rPr>
+              <w:instrText xml:space="preserve"> PAGEREF _Toc229681561 \h </w:instrText>
+            </w:r>
+            <w:r>
+              <w:rPr>
+                <w:noProof/>
+              </w:rPr>
+            </w:r>
+            <w:r>
+              <w:rPr>
+                <w:noProof/>
+              </w:rPr>
               <w:fldChar w:fldCharType="separate"/>
-              <w:t>40</w:t>
+            </w:r>
+            <w:r>
+              <w:rPr>
+                <w:noProof/>
+              </w:rPr>
+              <w:t>42</w:t>
+            </w:r>
+            <w:r>
+              <w:rPr>
+                <w:noProof/>
+              </w:rPr>
               <w:fldChar w:fldCharType="end"/>
             </w:r>
           </w:hyperlink>
@@ -1998,7 +3382,7 @@
               <w14:ligatures w14:val="standardContextual"/>
             </w:rPr>
           </w:pPr>
-          <w:hyperlink w:anchor="_Toc229165999" w:history="1">
+          <w:hyperlink w:anchor="_Toc229681562" w:history="1">
             <w:r>
               <w:rPr>
                 <w:rStyle w:val="Hipervnculo"/>
@@ -2011,10 +3395,40 @@
                 <w:noProof/>
               </w:rPr>
               <w:tab/>
+            </w:r>
+            <w:r>
+              <w:rPr>
+                <w:noProof/>
+              </w:rPr>
               <w:fldChar w:fldCharType="begin"/>
-              <w:instrText xml:space="preserve"> PAGEREF _Toc229165999 \h </w:instrText>
+            </w:r>
+            <w:r>
+              <w:rPr>
+                <w:noProof/>
+              </w:rPr>
+              <w:instrText xml:space="preserve"> PAGEREF _Toc229681562 \h </w:instrText>
+            </w:r>
+            <w:r>
+              <w:rPr>
+                <w:noProof/>
+              </w:rPr>
+            </w:r>
+            <w:r>
+              <w:rPr>
+                <w:noProof/>
+              </w:rPr>
               <w:fldChar w:fldCharType="separate"/>
-              <w:t>40</w:t>
+            </w:r>
+            <w:r>
+              <w:rPr>
+                <w:noProof/>
+              </w:rPr>
+              <w:t>42</w:t>
+            </w:r>
+            <w:r>
+              <w:rPr>
+                <w:noProof/>
+              </w:rPr>
               <w:fldChar w:fldCharType="end"/>
             </w:r>
           </w:hyperlink>
@@ -2032,7 +3446,7 @@
               <w14:ligatures w14:val="standardContextual"/>
             </w:rPr>
           </w:pPr>
-          <w:hyperlink w:anchor="_Toc229166000" w:history="1">
+          <w:hyperlink w:anchor="_Toc229681563" w:history="1">
             <w:r>
               <w:rPr>
                 <w:rStyle w:val="Hipervnculo"/>
@@ -2045,10 +3459,40 @@
                 <w:noProof/>
               </w:rPr>
               <w:tab/>
+            </w:r>
+            <w:r>
+              <w:rPr>
+                <w:noProof/>
+              </w:rPr>
               <w:fldChar w:fldCharType="begin"/>
-              <w:instrText xml:space="preserve"> PAGEREF _Toc229166000 \h </w:instrText>
+            </w:r>
+            <w:r>
+              <w:rPr>
+                <w:noProof/>
+              </w:rPr>
+              <w:instrText xml:space="preserve"> PAGEREF _Toc229681563 \h </w:instrText>
+            </w:r>
+            <w:r>
+              <w:rPr>
+                <w:noProof/>
+              </w:rPr>
+            </w:r>
+            <w:r>
+              <w:rPr>
+                <w:noProof/>
+              </w:rPr>
               <w:fldChar w:fldCharType="separate"/>
-              <w:t>40</w:t>
+            </w:r>
+            <w:r>
+              <w:rPr>
+                <w:noProof/>
+              </w:rPr>
+              <w:t>42</w:t>
+            </w:r>
+            <w:r>
+              <w:rPr>
+                <w:noProof/>
+              </w:rPr>
               <w:fldChar w:fldCharType="end"/>
             </w:r>
           </w:hyperlink>
@@ -2066,7 +3510,7 @@
               <w14:ligatures w14:val="standardContextual"/>
             </w:rPr>
           </w:pPr>
-          <w:hyperlink w:anchor="_Toc229166001" w:history="1">
+          <w:hyperlink w:anchor="_Toc229681564" w:history="1">
             <w:r>
               <w:rPr>
                 <w:rStyle w:val="Hipervnculo"/>
@@ -2079,10 +3523,40 @@
                 <w:noProof/>
               </w:rPr>
               <w:tab/>
+            </w:r>
+            <w:r>
+              <w:rPr>
+                <w:noProof/>
+              </w:rPr>
               <w:fldChar w:fldCharType="begin"/>
-              <w:instrText xml:space="preserve"> PAGEREF _Toc229166001 \h </w:instrText>
+            </w:r>
+            <w:r>
+              <w:rPr>
+                <w:noProof/>
+              </w:rPr>
+              <w:instrText xml:space="preserve"> PAGEREF _Toc229681564 \h </w:instrText>
+            </w:r>
+            <w:r>
+              <w:rPr>
+                <w:noProof/>
+              </w:rPr>
+            </w:r>
+            <w:r>
+              <w:rPr>
+                <w:noProof/>
+              </w:rPr>
               <w:fldChar w:fldCharType="separate"/>
-              <w:t>40</w:t>
+            </w:r>
+            <w:r>
+              <w:rPr>
+                <w:noProof/>
+              </w:rPr>
+              <w:t>42</w:t>
+            </w:r>
+            <w:r>
+              <w:rPr>
+                <w:noProof/>
+              </w:rPr>
               <w:fldChar w:fldCharType="end"/>
             </w:r>
           </w:hyperlink>
@@ -2100,7 +3574,7 @@
               <w14:ligatures w14:val="standardContextual"/>
             </w:rPr>
           </w:pPr>
-          <w:hyperlink w:anchor="_Toc229166002" w:history="1">
+          <w:hyperlink w:anchor="_Toc229681565" w:history="1">
             <w:r>
               <w:rPr>
                 <w:rStyle w:val="Hipervnculo"/>
@@ -2113,10 +3587,40 @@
                 <w:noProof/>
               </w:rPr>
               <w:tab/>
+            </w:r>
+            <w:r>
+              <w:rPr>
+                <w:noProof/>
+              </w:rPr>
               <w:fldChar w:fldCharType="begin"/>
-              <w:instrText xml:space="preserve"> PAGEREF _Toc229166002 \h </w:instrText>
+            </w:r>
+            <w:r>
+              <w:rPr>
+                <w:noProof/>
+              </w:rPr>
+              <w:instrText xml:space="preserve"> PAGEREF _Toc229681565 \h </w:instrText>
+            </w:r>
+            <w:r>
+              <w:rPr>
+                <w:noProof/>
+              </w:rPr>
+            </w:r>
+            <w:r>
+              <w:rPr>
+                <w:noProof/>
+              </w:rPr>
               <w:fldChar w:fldCharType="separate"/>
-              <w:t>40</w:t>
+            </w:r>
+            <w:r>
+              <w:rPr>
+                <w:noProof/>
+              </w:rPr>
+              <w:t>42</w:t>
+            </w:r>
+            <w:r>
+              <w:rPr>
+                <w:noProof/>
+              </w:rPr>
               <w:fldChar w:fldCharType="end"/>
             </w:r>
           </w:hyperlink>
@@ -2134,7 +3638,7 @@
               <w14:ligatures w14:val="standardContextual"/>
             </w:rPr>
           </w:pPr>
-          <w:hyperlink w:anchor="_Toc229166003" w:history="1">
+          <w:hyperlink w:anchor="_Toc229681566" w:history="1">
             <w:r>
               <w:rPr>
                 <w:rStyle w:val="Hipervnculo"/>
@@ -2147,10 +3651,40 @@
                 <w:noProof/>
               </w:rPr>
               <w:tab/>
+            </w:r>
+            <w:r>
+              <w:rPr>
+                <w:noProof/>
+              </w:rPr>
               <w:fldChar w:fldCharType="begin"/>
-              <w:instrText xml:space="preserve"> PAGEREF _Toc229166003 \h </w:instrText>
+            </w:r>
+            <w:r>
+              <w:rPr>
+                <w:noProof/>
+              </w:rPr>
+              <w:instrText xml:space="preserve"> PAGEREF _Toc229681566 \h </w:instrText>
+            </w:r>
+            <w:r>
+              <w:rPr>
+                <w:noProof/>
+              </w:rPr>
+            </w:r>
+            <w:r>
+              <w:rPr>
+                <w:noProof/>
+              </w:rPr>
               <w:fldChar w:fldCharType="separate"/>
-              <w:t>40</w:t>
+            </w:r>
+            <w:r>
+              <w:rPr>
+                <w:noProof/>
+              </w:rPr>
+              <w:t>42</w:t>
+            </w:r>
+            <w:r>
+              <w:rPr>
+                <w:noProof/>
+              </w:rPr>
               <w:fldChar w:fldCharType="end"/>
             </w:r>
           </w:hyperlink>
@@ -2168,23 +3702,501 @@
               <w14:ligatures w14:val="standardContextual"/>
             </w:rPr>
           </w:pPr>
-          <w:hyperlink w:anchor="_Toc229166004" w:history="1">
+          <w:hyperlink w:anchor="_Toc229681567" w:history="1">
             <w:r>
               <w:rPr>
                 <w:rStyle w:val="Hipervnculo"/>
                 <w:noProof/>
               </w:rPr>
-              <w:t>Anexo II — Declaración de Originalidad</w:t>
+              <w:t>Anexo II — Manual de Instalación y Ejecución</w:t>
             </w:r>
             <w:r>
               <w:rPr>
                 <w:noProof/>
               </w:rPr>
               <w:tab/>
+            </w:r>
+            <w:r>
+              <w:rPr>
+                <w:noProof/>
+              </w:rPr>
               <w:fldChar w:fldCharType="begin"/>
-              <w:instrText xml:space="preserve"> PAGEREF _Toc229166004 \h </w:instrText>
+            </w:r>
+            <w:r>
+              <w:rPr>
+                <w:noProof/>
+              </w:rPr>
+              <w:instrText xml:space="preserve"> PAGEREF _Toc229681567 \h </w:instrText>
+            </w:r>
+            <w:r>
+              <w:rPr>
+                <w:noProof/>
+              </w:rPr>
+            </w:r>
+            <w:r>
+              <w:rPr>
+                <w:noProof/>
+              </w:rPr>
               <w:fldChar w:fldCharType="separate"/>
-              <w:t>41</w:t>
+            </w:r>
+            <w:r>
+              <w:rPr>
+                <w:noProof/>
+              </w:rPr>
+              <w:t>43</w:t>
+            </w:r>
+            <w:r>
+              <w:rPr>
+                <w:noProof/>
+              </w:rPr>
+              <w:fldChar w:fldCharType="end"/>
+            </w:r>
+          </w:hyperlink>
+        </w:p>
+        <w:p>
+          <w:pPr>
+            <w:pStyle w:val="TDC3"/>
+            <w:tabs>
+              <w:tab w:val="right" w:leader="dot" w:pos="8494"/>
+            </w:tabs>
+            <w:rPr>
+              <w:rFonts w:asciiTheme="minorHAnsi" w:eastAsiaTheme="minorEastAsia" w:hAnsiTheme="minorHAnsi" w:cstheme="minorBidi"/>
+              <w:noProof/>
+              <w:kern w:val="2"/>
+              <w14:ligatures w14:val="standardContextual"/>
+            </w:rPr>
+          </w:pPr>
+          <w:hyperlink w:anchor="_Toc229681568" w:history="1">
+            <w:r>
+              <w:rPr>
+                <w:rStyle w:val="Hipervnculo"/>
+                <w:noProof/>
+              </w:rPr>
+              <w:t>A.2.1 Requisitos previos</w:t>
+            </w:r>
+            <w:r>
+              <w:rPr>
+                <w:noProof/>
+              </w:rPr>
+              <w:tab/>
+            </w:r>
+            <w:r>
+              <w:rPr>
+                <w:noProof/>
+              </w:rPr>
+              <w:fldChar w:fldCharType="begin"/>
+            </w:r>
+            <w:r>
+              <w:rPr>
+                <w:noProof/>
+              </w:rPr>
+              <w:instrText xml:space="preserve"> PAGEREF _Toc229681568 \h </w:instrText>
+            </w:r>
+            <w:r>
+              <w:rPr>
+                <w:noProof/>
+              </w:rPr>
+            </w:r>
+            <w:r>
+              <w:rPr>
+                <w:noProof/>
+              </w:rPr>
+              <w:fldChar w:fldCharType="separate"/>
+            </w:r>
+            <w:r>
+              <w:rPr>
+                <w:noProof/>
+              </w:rPr>
+              <w:t>43</w:t>
+            </w:r>
+            <w:r>
+              <w:rPr>
+                <w:noProof/>
+              </w:rPr>
+              <w:fldChar w:fldCharType="end"/>
+            </w:r>
+          </w:hyperlink>
+        </w:p>
+        <w:p>
+          <w:pPr>
+            <w:pStyle w:val="TDC3"/>
+            <w:tabs>
+              <w:tab w:val="right" w:leader="dot" w:pos="8494"/>
+            </w:tabs>
+            <w:rPr>
+              <w:rFonts w:asciiTheme="minorHAnsi" w:eastAsiaTheme="minorEastAsia" w:hAnsiTheme="minorHAnsi" w:cstheme="minorBidi"/>
+              <w:noProof/>
+              <w:kern w:val="2"/>
+              <w14:ligatures w14:val="standardContextual"/>
+            </w:rPr>
+          </w:pPr>
+          <w:hyperlink w:anchor="_Toc229681569" w:history="1">
+            <w:r>
+              <w:rPr>
+                <w:rStyle w:val="Hipervnculo"/>
+                <w:noProof/>
+              </w:rPr>
+              <w:t>A.2.2 Clonado e importación del proyecto</w:t>
+            </w:r>
+            <w:r>
+              <w:rPr>
+                <w:noProof/>
+              </w:rPr>
+              <w:tab/>
+            </w:r>
+            <w:r>
+              <w:rPr>
+                <w:noProof/>
+              </w:rPr>
+              <w:fldChar w:fldCharType="begin"/>
+            </w:r>
+            <w:r>
+              <w:rPr>
+                <w:noProof/>
+              </w:rPr>
+              <w:instrText xml:space="preserve"> PAGEREF _Toc229681569 \h </w:instrText>
+            </w:r>
+            <w:r>
+              <w:rPr>
+                <w:noProof/>
+              </w:rPr>
+            </w:r>
+            <w:r>
+              <w:rPr>
+                <w:noProof/>
+              </w:rPr>
+              <w:fldChar w:fldCharType="separate"/>
+            </w:r>
+            <w:r>
+              <w:rPr>
+                <w:noProof/>
+              </w:rPr>
+              <w:t>43</w:t>
+            </w:r>
+            <w:r>
+              <w:rPr>
+                <w:noProof/>
+              </w:rPr>
+              <w:fldChar w:fldCharType="end"/>
+            </w:r>
+          </w:hyperlink>
+        </w:p>
+        <w:p>
+          <w:pPr>
+            <w:pStyle w:val="TDC3"/>
+            <w:tabs>
+              <w:tab w:val="right" w:leader="dot" w:pos="8494"/>
+            </w:tabs>
+            <w:rPr>
+              <w:rFonts w:asciiTheme="minorHAnsi" w:eastAsiaTheme="minorEastAsia" w:hAnsiTheme="minorHAnsi" w:cstheme="minorBidi"/>
+              <w:noProof/>
+              <w:kern w:val="2"/>
+              <w14:ligatures w14:val="standardContextual"/>
+            </w:rPr>
+          </w:pPr>
+          <w:hyperlink w:anchor="_Toc229681570" w:history="1">
+            <w:r>
+              <w:rPr>
+                <w:rStyle w:val="Hipervnculo"/>
+                <w:noProof/>
+              </w:rPr>
+              <w:t>A.2.3 Configuración de Firebase</w:t>
+            </w:r>
+            <w:r>
+              <w:rPr>
+                <w:noProof/>
+              </w:rPr>
+              <w:tab/>
+            </w:r>
+            <w:r>
+              <w:rPr>
+                <w:noProof/>
+              </w:rPr>
+              <w:fldChar w:fldCharType="begin"/>
+            </w:r>
+            <w:r>
+              <w:rPr>
+                <w:noProof/>
+              </w:rPr>
+              <w:instrText xml:space="preserve"> PAGEREF _Toc229681570 \h </w:instrText>
+            </w:r>
+            <w:r>
+              <w:rPr>
+                <w:noProof/>
+              </w:rPr>
+            </w:r>
+            <w:r>
+              <w:rPr>
+                <w:noProof/>
+              </w:rPr>
+              <w:fldChar w:fldCharType="separate"/>
+            </w:r>
+            <w:r>
+              <w:rPr>
+                <w:noProof/>
+              </w:rPr>
+              <w:t>43</w:t>
+            </w:r>
+            <w:r>
+              <w:rPr>
+                <w:noProof/>
+              </w:rPr>
+              <w:fldChar w:fldCharType="end"/>
+            </w:r>
+          </w:hyperlink>
+        </w:p>
+        <w:p>
+          <w:pPr>
+            <w:pStyle w:val="TDC3"/>
+            <w:tabs>
+              <w:tab w:val="right" w:leader="dot" w:pos="8494"/>
+            </w:tabs>
+            <w:rPr>
+              <w:rFonts w:asciiTheme="minorHAnsi" w:eastAsiaTheme="minorEastAsia" w:hAnsiTheme="minorHAnsi" w:cstheme="minorBidi"/>
+              <w:noProof/>
+              <w:kern w:val="2"/>
+              <w14:ligatures w14:val="standardContextual"/>
+            </w:rPr>
+          </w:pPr>
+          <w:hyperlink w:anchor="_Toc229681571" w:history="1">
+            <w:r>
+              <w:rPr>
+                <w:rStyle w:val="Hipervnculo"/>
+                <w:noProof/>
+              </w:rPr>
+              <w:t>A.2.4 Configuración de la API de Finnhub</w:t>
+            </w:r>
+            <w:r>
+              <w:rPr>
+                <w:noProof/>
+              </w:rPr>
+              <w:tab/>
+            </w:r>
+            <w:r>
+              <w:rPr>
+                <w:noProof/>
+              </w:rPr>
+              <w:fldChar w:fldCharType="begin"/>
+            </w:r>
+            <w:r>
+              <w:rPr>
+                <w:noProof/>
+              </w:rPr>
+              <w:instrText xml:space="preserve"> PAGEREF _Toc229681571 \h </w:instrText>
+            </w:r>
+            <w:r>
+              <w:rPr>
+                <w:noProof/>
+              </w:rPr>
+            </w:r>
+            <w:r>
+              <w:rPr>
+                <w:noProof/>
+              </w:rPr>
+              <w:fldChar w:fldCharType="separate"/>
+            </w:r>
+            <w:r>
+              <w:rPr>
+                <w:noProof/>
+              </w:rPr>
+              <w:t>43</w:t>
+            </w:r>
+            <w:r>
+              <w:rPr>
+                <w:noProof/>
+              </w:rPr>
+              <w:fldChar w:fldCharType="end"/>
+            </w:r>
+          </w:hyperlink>
+        </w:p>
+        <w:p>
+          <w:pPr>
+            <w:pStyle w:val="TDC3"/>
+            <w:tabs>
+              <w:tab w:val="right" w:leader="dot" w:pos="8494"/>
+            </w:tabs>
+            <w:rPr>
+              <w:rFonts w:asciiTheme="minorHAnsi" w:eastAsiaTheme="minorEastAsia" w:hAnsiTheme="minorHAnsi" w:cstheme="minorBidi"/>
+              <w:noProof/>
+              <w:kern w:val="2"/>
+              <w14:ligatures w14:val="standardContextual"/>
+            </w:rPr>
+          </w:pPr>
+          <w:hyperlink w:anchor="_Toc229681572" w:history="1">
+            <w:r>
+              <w:rPr>
+                <w:rStyle w:val="Hipervnculo"/>
+                <w:noProof/>
+              </w:rPr>
+              <w:t>A.2.5 Ejecución</w:t>
+            </w:r>
+            <w:r>
+              <w:rPr>
+                <w:noProof/>
+              </w:rPr>
+              <w:tab/>
+            </w:r>
+            <w:r>
+              <w:rPr>
+                <w:noProof/>
+              </w:rPr>
+              <w:fldChar w:fldCharType="begin"/>
+            </w:r>
+            <w:r>
+              <w:rPr>
+                <w:noProof/>
+              </w:rPr>
+              <w:instrText xml:space="preserve"> PAGEREF _Toc229681572 \h </w:instrText>
+            </w:r>
+            <w:r>
+              <w:rPr>
+                <w:noProof/>
+              </w:rPr>
+            </w:r>
+            <w:r>
+              <w:rPr>
+                <w:noProof/>
+              </w:rPr>
+              <w:fldChar w:fldCharType="separate"/>
+            </w:r>
+            <w:r>
+              <w:rPr>
+                <w:noProof/>
+              </w:rPr>
+              <w:t>44</w:t>
+            </w:r>
+            <w:r>
+              <w:rPr>
+                <w:noProof/>
+              </w:rPr>
+              <w:fldChar w:fldCharType="end"/>
+            </w:r>
+          </w:hyperlink>
+        </w:p>
+        <w:p>
+          <w:pPr>
+            <w:pStyle w:val="TDC3"/>
+            <w:tabs>
+              <w:tab w:val="right" w:leader="dot" w:pos="8494"/>
+            </w:tabs>
+            <w:rPr>
+              <w:rFonts w:asciiTheme="minorHAnsi" w:eastAsiaTheme="minorEastAsia" w:hAnsiTheme="minorHAnsi" w:cstheme="minorBidi"/>
+              <w:noProof/>
+              <w:kern w:val="2"/>
+              <w14:ligatures w14:val="standardContextual"/>
+            </w:rPr>
+          </w:pPr>
+          <w:hyperlink w:anchor="_Toc229681573" w:history="1">
+            <w:r>
+              <w:rPr>
+                <w:rStyle w:val="Hipervnculo"/>
+                <w:noProof/>
+              </w:rPr>
+              <w:t>A.2.6 Instalación mediante APK</w:t>
+            </w:r>
+            <w:r>
+              <w:rPr>
+                <w:noProof/>
+              </w:rPr>
+              <w:tab/>
+            </w:r>
+            <w:r>
+              <w:rPr>
+                <w:noProof/>
+              </w:rPr>
+              <w:fldChar w:fldCharType="begin"/>
+            </w:r>
+            <w:r>
+              <w:rPr>
+                <w:noProof/>
+              </w:rPr>
+              <w:instrText xml:space="preserve"> PAGEREF _Toc229681573 \h </w:instrText>
+            </w:r>
+            <w:r>
+              <w:rPr>
+                <w:noProof/>
+              </w:rPr>
+            </w:r>
+            <w:r>
+              <w:rPr>
+                <w:noProof/>
+              </w:rPr>
+              <w:fldChar w:fldCharType="separate"/>
+            </w:r>
+            <w:r>
+              <w:rPr>
+                <w:noProof/>
+              </w:rPr>
+              <w:t>44</w:t>
+            </w:r>
+            <w:r>
+              <w:rPr>
+                <w:noProof/>
+              </w:rPr>
+              <w:fldChar w:fldCharType="end"/>
+            </w:r>
+          </w:hyperlink>
+        </w:p>
+        <w:p>
+          <w:pPr>
+            <w:pStyle w:val="TDC2"/>
+            <w:tabs>
+              <w:tab w:val="right" w:leader="dot" w:pos="8494"/>
+            </w:tabs>
+            <w:rPr>
+              <w:rFonts w:asciiTheme="minorHAnsi" w:eastAsiaTheme="minorEastAsia" w:hAnsiTheme="minorHAnsi" w:cstheme="minorBidi"/>
+              <w:noProof/>
+              <w:kern w:val="2"/>
+              <w14:ligatures w14:val="standardContextual"/>
+            </w:rPr>
+          </w:pPr>
+          <w:hyperlink w:anchor="_Toc229681574" w:history="1">
+            <w:r>
+              <w:rPr>
+                <w:rStyle w:val="Hipervnculo"/>
+                <w:noProof/>
+              </w:rPr>
+              <w:t>Anexo III — Declaración de Originalidad</w:t>
+            </w:r>
+            <w:r>
+              <w:rPr>
+                <w:noProof/>
+              </w:rPr>
+              <w:tab/>
+            </w:r>
+            <w:r>
+              <w:rPr>
+                <w:noProof/>
+              </w:rPr>
+              <w:fldChar w:fldCharType="begin"/>
+            </w:r>
+            <w:r>
+              <w:rPr>
+                <w:noProof/>
+              </w:rPr>
+              <w:instrText xml:space="preserve"> PAGEREF _Toc229681574 \h </w:instrText>
+            </w:r>
+            <w:r>
+              <w:rPr>
+                <w:noProof/>
+              </w:rPr>
+            </w:r>
+            <w:r>
+              <w:rPr>
+                <w:noProof/>
+              </w:rPr>
+              <w:fldChar w:fldCharType="separate"/>
+            </w:r>
+            <w:r>
+              <w:rPr>
+                <w:noProof/>
+              </w:rPr>
+              <w:t>44</w:t>
+            </w:r>
+            <w:r>
+              <w:rPr>
+                <w:noProof/>
+              </w:rPr>
               <w:fldChar w:fldCharType="end"/>
             </w:r>
           </w:hyperlink>
@@ -2205,7 +4217,7 @@
       <w:pPr>
         <w:pStyle w:val="Ttulo1"/>
       </w:pPr>
-      <w:bookmarkStart w:id="4" w:name="_Toc229165958"/>
+      <w:bookmarkStart w:id="4" w:name="_Toc229681521"/>
       <w:r>
         <w:lastRenderedPageBreak/>
         <w:t>Índice de Figuras y Tablas</w:t>
@@ -2216,227 +4228,227 @@
       <w:pPr>
         <w:pStyle w:val="Ttulo2"/>
       </w:pPr>
-      <w:bookmarkStart w:id="5" w:name="_Toc229165959"/>
+      <w:bookmarkStart w:id="5" w:name="_Toc229681522"/>
       <w:r>
         <w:t>Índice de Figuras</w:t>
       </w:r>
       <w:bookmarkEnd w:id="5"/>
     </w:p>
     <w:p>
-      <w:hyperlink w:anchor="BM_Figura1">
+      <w:hyperlink w:anchor="BM_F1">
         <w:r>
-          <w:t>Figura 1. Pantalla de inicio de sesión (LoginScreen).</w:t>
+          <w:t>Figura 1. Estructura de paquetes del proyecto en Android Studio.</w:t>
         </w:r>
       </w:hyperlink>
     </w:p>
     <w:p>
-      <w:hyperlink w:anchor="BM_Figura2">
+      <w:hyperlink w:anchor="BM_F2">
         <w:r>
-          <w:t>Figura 2. Pantalla de registro (RegistroScreen).</w:t>
+          <w:t>Figura 2. Esquema del modelo de datos en Firestore.</w:t>
         </w:r>
       </w:hyperlink>
     </w:p>
     <w:p>
-      <w:hyperlink w:anchor="BM_Figura3">
+      <w:hyperlink w:anchor="BM_F3">
         <w:r>
-          <w:t>Figura 3. Panel de control del usuario (DashboardScreen).</w:t>
+          <w:t>Figura 3. Pantalla de inicio de sesión (LoginScreen).</w:t>
         </w:r>
       </w:hyperlink>
     </w:p>
     <w:p>
-      <w:hyperlink w:anchor="BM_Figura4">
+      <w:hyperlink w:anchor="BM_F4">
         <w:r>
-          <w:t>Figura 4. Pantalla de mercado con lista de activos (MercadoScreen).</w:t>
+          <w:t>Figura 4. Pantalla de registro (RegistroScreen).</w:t>
         </w:r>
       </w:hyperlink>
     </w:p>
     <w:p>
-      <w:hyperlink w:anchor="BM_Figura5">
+      <w:hyperlink w:anchor="BM_F5">
         <w:r>
-          <w:t>Figura 5. Pantalla de operaciones de compra/venta (OperacionesScreen).</w:t>
+          <w:t>Figura 5. Panel de control del usuario (DashboardScreen).</w:t>
         </w:r>
       </w:hyperlink>
     </w:p>
     <w:p>
-      <w:hyperlink w:anchor="BM_Figura6">
+      <w:hyperlink w:anchor="BM_F6">
         <w:r>
-          <w:t>Figura 6. Pantalla de ranking global (RankingScreen).</w:t>
+          <w:t>Figura 6. Pantalla de mercado con lista de activos (MercadoScreen).</w:t>
         </w:r>
       </w:hyperlink>
     </w:p>
     <w:p>
-      <w:hyperlink w:anchor="BM_Figura7">
+      <w:hyperlink w:anchor="BM_F7">
         <w:r>
-          <w:t>Figura 7. Pantalla de retos diarios (RetosScreen).</w:t>
+          <w:t>Figura 7. Pantalla de operaciones de compra/venta (OperacionesScreen).</w:t>
         </w:r>
       </w:hyperlink>
     </w:p>
     <w:p>
-      <w:hyperlink w:anchor="BM_Figura8">
+      <w:hyperlink w:anchor="BM_F8">
         <w:r>
-          <w:t>Figura 8. Pantalla de amigos — lista y solicitudes (AmigosScreen).</w:t>
+          <w:t>Figura 8. Pantalla de ranking global (RankingScreen).</w:t>
         </w:r>
       </w:hyperlink>
     </w:p>
     <w:p>
-      <w:hyperlink w:anchor="BM_Figura9">
+      <w:hyperlink w:anchor="BM_F9">
         <w:r>
-          <w:t>Figura 9. Pantalla de amigos — búsqueda por código.</w:t>
+          <w:t>Figura 9. Pantalla de retos diarios (RetosScreen).</w:t>
         </w:r>
       </w:hyperlink>
     </w:p>
     <w:p>
-      <w:hyperlink w:anchor="BM_Figura10">
+      <w:hyperlink w:anchor="BM_F10">
         <w:r>
-          <w:t>Figura 10. Pantalla de ligas — lista de ligas.</w:t>
+          <w:t>Figura 10. Pantalla de amigos — lista y solicitudes (AmigosScreen).</w:t>
         </w:r>
       </w:hyperlink>
     </w:p>
     <w:p>
-      <w:hyperlink w:anchor="BM_Figura11">
+      <w:hyperlink w:anchor="BM_F11">
         <w:r>
-          <w:t>Figura 11. Pantalla de ligas — ranking de una liga.</w:t>
+          <w:t>Figura 11. Pantalla de amigos — búsqueda por código.</w:t>
         </w:r>
       </w:hyperlink>
     </w:p>
     <w:p>
-      <w:hyperlink w:anchor="BM_Figura12">
+      <w:hyperlink w:anchor="BM_F12">
         <w:r>
-          <w:t>Figura 12. Diálogo de perfil de usuario (PerfilScreen).</w:t>
+          <w:t>Figura 12. Pantalla de ligas — lista de ligas activas.</w:t>
         </w:r>
       </w:hyperlink>
     </w:p>
     <w:p>
-      <w:hyperlink w:anchor="BM_Figura13">
+      <w:hyperlink w:anchor="BM_F13">
         <w:r>
-          <w:t>Figura 13. Estructura de paquetes del proyecto en Android Studio.</w:t>
+          <w:t>Figura 13. Pantalla de ligas — ranking y chat de una liga.</w:t>
         </w:r>
       </w:hyperlink>
     </w:p>
     <w:p>
-      <w:hyperlink w:anchor="BM_Figura14">
+      <w:hyperlink w:anchor="BM_F14">
         <w:r>
-          <w:t>Figura 14. Esquema del modelo de datos en Firestore.</w:t>
+          <w:t>Figura 14. Diálogo de perfil de usuario (PerfilScreen).</w:t>
         </w:r>
       </w:hyperlink>
     </w:p>
     <w:p>
-      <w:hyperlink w:anchor="BM_Figura15">
+      <w:hyperlink w:anchor="BM_F15">
         <w:r>
-          <w:t>Figura 15. Documento del usuario en Firebase Console.</w:t>
+          <w:t>Figura 15. Documento del usuario en Firebase Console tras el registro.</w:t>
         </w:r>
       </w:hyperlink>
     </w:p>
     <w:p>
       <w:pPr>
-        <w:spacing w:after="240"/>
+        <w:spacing w:after="120"/>
       </w:pPr>
     </w:p>
     <w:p>
       <w:pPr>
         <w:pStyle w:val="Ttulo2"/>
       </w:pPr>
-      <w:bookmarkStart w:id="6" w:name="_Toc229165960"/>
+      <w:bookmarkStart w:id="6" w:name="_Toc229681523"/>
       <w:r>
         <w:t>Índice de Tablas</w:t>
       </w:r>
       <w:bookmarkEnd w:id="6"/>
     </w:p>
     <w:p>
-      <w:hyperlink w:anchor="BM_Tabla1">
+      <w:hyperlink w:anchor="BM_T1">
         <w:r>
-          <w:t>Tabla 1. Tecnologías y herramientas utilizadas en el proyecto.</w:t>
+          <w:t>Tabla 1. Arquitectura MVVM — capas y responsabilidades.</w:t>
         </w:r>
       </w:hyperlink>
     </w:p>
     <w:p>
-      <w:hyperlink w:anchor="BM_Tabla2">
+      <w:hyperlink w:anchor="BM_T2">
         <w:r>
-          <w:t>Tabla 2. Planificación del proyecto por fases.</w:t>
+          <w:t>Tabla 2. Requisitos funcionales del sistema.</w:t>
         </w:r>
       </w:hyperlink>
     </w:p>
     <w:p>
-      <w:hyperlink w:anchor="BM_Tabla3">
+      <w:hyperlink w:anchor="BM_T3">
         <w:r>
-          <w:t>Tabla 3. Requisitos funcionales del sistema.</w:t>
+          <w:t>Tabla 3. Requisitos no funcionales del sistema.</w:t>
         </w:r>
       </w:hyperlink>
     </w:p>
     <w:p>
-      <w:hyperlink w:anchor="BM_Tabla4">
+      <w:hyperlink w:anchor="BM_T4">
         <w:r>
-          <w:t>Tabla 4. Requisitos no funcionales del sistema.</w:t>
+          <w:t>Tabla 4. Caso de uso CU-01: Comprar activo.</w:t>
         </w:r>
       </w:hyperlink>
     </w:p>
     <w:p>
-      <w:hyperlink w:anchor="BM_Tabla5">
+      <w:hyperlink w:anchor="BM_T5">
         <w:r>
-          <w:t>Tabla 5. Caso de uso CU-01: Comprar activo.</w:t>
+          <w:t>Tabla 5. Caso de uso CU-02: Completar reto diario.</w:t>
         </w:r>
       </w:hyperlink>
     </w:p>
     <w:p>
-      <w:hyperlink w:anchor="BM_Tabla6">
+      <w:hyperlink w:anchor="BM_T6">
         <w:r>
-          <w:t>Tabla 6. Caso de uso CU-02: Completar reto diario.</w:t>
+          <w:t>Tabla 6. Caso de uso CU-03: Crear liga.</w:t>
         </w:r>
       </w:hyperlink>
     </w:p>
     <w:p>
-      <w:hyperlink w:anchor="BM_Tabla7">
+      <w:hyperlink w:anchor="BM_T7">
         <w:r>
-          <w:t>Tabla 7. Caso de uso CU-03: Crear liga.</w:t>
+          <w:t>Tabla 7. Diagrama de clases simplificado.</w:t>
         </w:r>
       </w:hyperlink>
     </w:p>
     <w:p>
-      <w:hyperlink w:anchor="BM_Tabla8">
+      <w:hyperlink w:anchor="BM_T8">
         <w:r>
-          <w:t>Tabla 8. Arquitectura MVVM — capas y responsabilidades.</w:t>
+          <w:t>Tabla 8. Tecnologías y herramientas utilizadas en el proyecto.</w:t>
         </w:r>
       </w:hyperlink>
     </w:p>
     <w:p>
-      <w:hyperlink w:anchor="BM_Tabla9">
+      <w:hyperlink w:anchor="BM_T9">
         <w:r>
-          <w:t>Tabla 9. Diagrama de clases simplificado.</w:t>
+          <w:t>Tabla 9. Estructura de paquetes del proyecto.</w:t>
         </w:r>
       </w:hyperlink>
     </w:p>
     <w:p>
-      <w:hyperlink w:anchor="BM_Tabla10">
+      <w:hyperlink w:anchor="BM_T10">
         <w:r>
-          <w:t>Tabla 10. Estructura de paquetes del proyecto.</w:t>
+          <w:t>Tabla 10. Resultados de las pruebas — registro e inicio de sesión.</w:t>
         </w:r>
       </w:hyperlink>
     </w:p>
     <w:p>
-      <w:hyperlink w:anchor="BM_Tabla11">
+      <w:hyperlink w:anchor="BM_T11">
         <w:r>
-          <w:t>Tabla 11. Resultados de las pruebas — registro e inicio de sesión.</w:t>
+          <w:t>Tabla 11. Resultados de las pruebas — compra y venta de activos.</w:t>
         </w:r>
       </w:hyperlink>
     </w:p>
     <w:p>
-      <w:hyperlink w:anchor="BM_Tabla12">
+      <w:hyperlink w:anchor="BM_T12">
         <w:r>
-          <w:t>Tabla 12. Resultados de las pruebas — compra y venta de activos.</w:t>
+          <w:t>Tabla 12. Resultados de las pruebas — sistema de retos.</w:t>
         </w:r>
       </w:hyperlink>
     </w:p>
     <w:p>
-      <w:hyperlink w:anchor="BM_Tabla13">
+      <w:hyperlink w:anchor="BM_T13">
         <w:r>
-          <w:t>Tabla 13. Resultados de las pruebas — sistema de retos.</w:t>
+          <w:t>Tabla 13. Resultados de las pruebas — sistema social y chat.</w:t>
         </w:r>
       </w:hyperlink>
     </w:p>
     <w:p>
-      <w:hyperlink w:anchor="BM_Tabla14">
+      <w:hyperlink w:anchor="BM_T14">
         <w:r>
-          <w:t>Tabla 14. Resultados de las pruebas — sistema social.</w:t>
+          <w:t>Tabla 14. Planificación del proyecto por fases.</w:t>
         </w:r>
       </w:hyperlink>
     </w:p>
@@ -2449,7 +4461,7 @@
       <w:pPr>
         <w:pStyle w:val="Ttulo1"/>
       </w:pPr>
-      <w:bookmarkStart w:id="7" w:name="_Toc229165961"/>
+      <w:bookmarkStart w:id="7" w:name="_Toc229681524"/>
       <w:r>
         <w:lastRenderedPageBreak/>
         <w:t>1. Introducción y Objetivos del Proyecto</w:t>
@@ -2460,7 +4472,7 @@
       <w:pPr>
         <w:pStyle w:val="Ttulo2"/>
       </w:pPr>
-      <w:bookmarkStart w:id="8" w:name="_Toc229165962"/>
+      <w:bookmarkStart w:id="8" w:name="_Toc229681525"/>
       <w:r>
         <w:t>1.1 Motivación</w:t>
       </w:r>
@@ -2473,7 +4485,7 @@
         <w:jc w:val="both"/>
       </w:pPr>
       <w:r>
-        <w:t>La idea de SimuTrade surge de la necesidad de acercar el mundo de las finanzas y la inversión a personas jóvenes que nunca han tenido contacto con la bolsa de valores. Según diversos estudios, el desconocimiento financiero es uno de los principales problemas de la sociedad actual, y el miedo a perder dinero real es la barrera más frecuente que impide a los jóvenes aprender a invertir.</w:t>
+        <w:t>La idea de SimuTrade surge de la necesidad de acercar el mundo de las finanzas y la inversión a personas jóvenes que nunca han tenido contacto con la bolsa de valores. Generalmente, el desconocimiento financiero es uno de los principales problemas de la sociedad actual, y el miedo a perder dinero real es la barrera más frecuente que impide a los jóvenes aprender a invertir.</w:t>
       </w:r>
     </w:p>
     <w:p>
@@ -2493,14 +4505,14 @@
         <w:jc w:val="both"/>
       </w:pPr>
       <w:r>
-        <w:t>SimuTrade pretende resolver estos problemas ofreciendo una experiencia de aprendizaje financiero gamificada, intuitiva y social, donde el usuario aprende mientras se divierte y compite con sus amigos.</w:t>
+        <w:t>SimuTrade pretende resolver estos problemas ofreciendo una experiencia de aprendizaje financiero gamificada, intuitiva y social, donde el usuario aprende mientras se divierte y compite con sus amigos en ligas privadas con chat en tiempo real.</w:t>
       </w:r>
     </w:p>
     <w:p>
       <w:pPr>
         <w:pStyle w:val="Ttulo2"/>
       </w:pPr>
-      <w:bookmarkStart w:id="9" w:name="_Toc229165963"/>
+      <w:bookmarkStart w:id="9" w:name="_Toc229681526"/>
       <w:r>
         <w:t>1.2 Objetivos del Proyecto</w:t>
       </w:r>
@@ -2527,7 +4539,7 @@
         <w:jc w:val="both"/>
       </w:pPr>
       <w:r>
-        <w:t>Desarrollar una aplicación Android completa con arquitectura MVVM y Jetpack Compose que siga las guías de diseño de Material Design 3.</w:t>
+        <w:t>Desarrollar una aplicación Android completa con arquitectura MVVM y Jetpack Compose (Android Developers, 2024) que siga las guías de diseño de Material Design 3.</w:t>
       </w:r>
     </w:p>
     <w:p>
@@ -2541,7 +4553,7 @@
         <w:jc w:val="both"/>
       </w:pPr>
       <w:r>
-        <w:t>Implementar un backend escalable con Firebase Authentication y Cloud Firestore que gestione usuarios, carteras y transacciones en tiempo real.</w:t>
+        <w:t>Implementar un backend escalable con Firebase Authentication y Cloud Firestore (Firebase, 2024) que gestione usuarios, carteras y transacciones en tiempo real.</w:t>
       </w:r>
     </w:p>
     <w:p>
@@ -2555,8 +4567,7 @@
         <w:jc w:val="both"/>
       </w:pPr>
       <w:r>
-        <w:lastRenderedPageBreak/>
-        <w:t>Integrar APIs externas reales (CoinGecko y Finnhub) para obtener precios actualizados de acciones y criptomonedas con gestión adecuada de rate limiting.</w:t>
+        <w:t>Integrar APIs externas reales (CoinGecko, 2024; Finnhub, 2024) para obtener precios actualizados de acciones y criptomonedas con gestión adecuada de rate limiting.</w:t>
       </w:r>
     </w:p>
     <w:p>
@@ -2570,6 +4581,7 @@
         <w:jc w:val="both"/>
       </w:pPr>
       <w:r>
+        <w:lastRenderedPageBreak/>
         <w:t>Diseñar un sistema de rangos basado exclusivamente en el beneficio obtenido por operaciones de trading, independiente de las recompensas por retos.</w:t>
       </w:r>
     </w:p>
@@ -2598,7 +4610,7 @@
         <w:jc w:val="both"/>
       </w:pPr>
       <w:r>
-        <w:t>Crear un sistema social completo con búsqueda de usuarios por código único, solicitudes de amistad y ligas privadas con ranking propio.</w:t>
+        <w:t>Crear un sistema social completo con búsqueda de usuarios por código identificativo generado automáticamente, solicitudes de amistad y ligas privadas con ranking y chat en tiempo real.</w:t>
       </w:r>
     </w:p>
     <w:p>
@@ -2624,7 +4636,7 @@
       <w:pPr>
         <w:pStyle w:val="Ttulo1"/>
       </w:pPr>
-      <w:bookmarkStart w:id="10" w:name="_Toc229165964"/>
+      <w:bookmarkStart w:id="10" w:name="_Toc229681527"/>
       <w:r>
         <w:lastRenderedPageBreak/>
         <w:t>2. Análisis del Problema y Justificación de la Solución</w:t>
@@ -2635,7 +4647,7 @@
       <w:pPr>
         <w:pStyle w:val="Ttulo2"/>
       </w:pPr>
-      <w:bookmarkStart w:id="11" w:name="_Toc229165965"/>
+      <w:bookmarkStart w:id="11" w:name="_Toc229681528"/>
       <w:r>
         <w:t>2.1 Análisis del Problema</w:t>
       </w:r>
@@ -2690,7 +4702,7 @@
         <w:jc w:val="both"/>
       </w:pPr>
       <w:r>
-        <w:t>Falta de funcionalidades sociales como rankings entre amigos o ligas privadas de competición.</w:t>
+        <w:t>Falta de funcionalidades sociales como rankings entre amigos, ligas privadas o chat entre participantes.</w:t>
       </w:r>
     </w:p>
     <w:p>
@@ -2721,7 +4733,7 @@
       <w:pPr>
         <w:pStyle w:val="Ttulo2"/>
       </w:pPr>
-      <w:bookmarkStart w:id="12" w:name="_Toc229165966"/>
+      <w:bookmarkStart w:id="12" w:name="_Toc229681529"/>
       <w:r>
         <w:t>2.2 Justificación de la Solución</w:t>
       </w:r>
@@ -2748,7 +4760,7 @@
         <w:jc w:val="both"/>
       </w:pPr>
       <w:r>
-        <w:t>Firebase Authentication y Cloud Firestore como backend, eliminando la necesidad de un servidor propio y garantizando persistencia, sincronización en tiempo real y escalabilidad.</w:t>
+        <w:t>Firebase Authentication y Cloud Firestore como backend (Firebase, 2024), eliminando la necesidad de un servidor propio y garantizando persistencia, sincronización en tiempo real y escalabilidad.</w:t>
       </w:r>
     </w:p>
     <w:p>
@@ -2776,7 +4788,7 @@
         <w:jc w:val="both"/>
       </w:pPr>
       <w:r>
-        <w:t>APIs reales de CoinGecko y Finnhub para precios actualizados, con gestión de rate limiting para evitar errores 429.</w:t>
+        <w:t>APIs reales de CoinGecko (2024) y Finnhub (2024) para precios actualizados, con gestión de rate limiting para evitar errores 429.</w:t>
       </w:r>
     </w:p>
     <w:p>
@@ -2805,14 +4817,14 @@
         <w:jc w:val="both"/>
       </w:pPr>
       <w:r>
-        <w:t>Código de usuario único #XXXXXXXX para identificar a los usuarios en el sistema social sin exponer datos personales.</w:t>
+        <w:t>Código identificativo generado automáticamente con verificación de unicidad en Firestore para identificar a los usuarios en el sistema social sin exponer datos personales.</w:t>
       </w:r>
     </w:p>
     <w:p>
       <w:pPr>
         <w:pStyle w:val="Ttulo2"/>
       </w:pPr>
-      <w:bookmarkStart w:id="13" w:name="_Toc229165967"/>
+      <w:bookmarkStart w:id="13" w:name="_Toc229681530"/>
       <w:r>
         <w:t>2.3 Requisitos Funcionales</w:t>
       </w:r>
@@ -2820,7 +4832,7 @@
     </w:p>
     <w:p>
       <w:pPr>
-        <w:spacing w:after="240"/>
+        <w:spacing w:after="120"/>
       </w:pPr>
     </w:p>
     <w:p>
@@ -2828,7 +4840,7 @@
         <w:spacing w:before="240" w:after="60"/>
         <w:jc w:val="center"/>
       </w:pPr>
-      <w:bookmarkStart w:id="14" w:name="BM_Tabla3"/>
+      <w:bookmarkStart w:id="14" w:name="BM_T2"/>
       <w:r>
         <w:rPr>
           <w:b/>
@@ -2836,7 +4848,7 @@
           <w:sz w:val="22"/>
           <w:szCs w:val="22"/>
         </w:rPr>
-        <w:t>Tabla 3. Requisitos funcionales del sistema.</w:t>
+        <w:t>Tabla 2. Requisitos funcionales del sistema.</w:t>
       </w:r>
       <w:bookmarkEnd w:id="14"/>
     </w:p>
@@ -3733,7 +5745,7 @@
                 <w:sz w:val="20"/>
                 <w:szCs w:val="20"/>
               </w:rPr>
-              <w:t>El usuario puede buscar otros usuarios por su código único #XXXXXXXX.</w:t>
+              <w:t>El usuario puede buscar otros usuarios por su código identificativo.</w:t>
             </w:r>
           </w:p>
         </w:tc>
@@ -3981,7 +5993,69 @@
                 <w:sz w:val="20"/>
                 <w:szCs w:val="20"/>
               </w:rPr>
-              <w:t>Cada liga muestra su propio ranking entre los miembros aceptados.</w:t>
+              <w:t>Cada liga muestra su propio ranking calculado con los datos reales de Firestore de cada miembro.</w:t>
+            </w:r>
+          </w:p>
+        </w:tc>
+      </w:tr>
+      <w:tr>
+        <w:tc>
+          <w:tcPr>
+            <w:tcW w:w="1000" w:type="dxa"/>
+            <w:tcBorders>
+              <w:top w:val="single" w:sz="1" w:space="0" w:color="CCCCCC"/>
+              <w:left w:val="single" w:sz="1" w:space="0" w:color="CCCCCC"/>
+              <w:bottom w:val="single" w:sz="1" w:space="0" w:color="CCCCCC"/>
+              <w:right w:val="single" w:sz="1" w:space="0" w:color="CCCCCC"/>
+            </w:tcBorders>
+            <w:shd w:val="clear" w:color="auto" w:fill="F8FAFC"/>
+            <w:tcMar>
+              <w:top w:w="80" w:type="dxa"/>
+              <w:left w:w="140" w:type="dxa"/>
+              <w:bottom w:w="80" w:type="dxa"/>
+              <w:right w:w="140" w:type="dxa"/>
+            </w:tcMar>
+          </w:tcPr>
+          <w:p>
+            <w:pPr>
+              <w:jc w:val="both"/>
+            </w:pPr>
+            <w:r>
+              <w:rPr>
+                <w:sz w:val="20"/>
+                <w:szCs w:val="20"/>
+              </w:rPr>
+              <w:t>RF-18</w:t>
+            </w:r>
+          </w:p>
+        </w:tc>
+        <w:tc>
+          <w:tcPr>
+            <w:tcW w:w="7504" w:type="dxa"/>
+            <w:tcBorders>
+              <w:top w:val="single" w:sz="1" w:space="0" w:color="CCCCCC"/>
+              <w:left w:val="single" w:sz="1" w:space="0" w:color="CCCCCC"/>
+              <w:bottom w:val="single" w:sz="1" w:space="0" w:color="CCCCCC"/>
+              <w:right w:val="single" w:sz="1" w:space="0" w:color="CCCCCC"/>
+            </w:tcBorders>
+            <w:shd w:val="clear" w:color="auto" w:fill="F8FAFC"/>
+            <w:tcMar>
+              <w:top w:w="80" w:type="dxa"/>
+              <w:left w:w="140" w:type="dxa"/>
+              <w:bottom w:w="80" w:type="dxa"/>
+              <w:right w:w="140" w:type="dxa"/>
+            </w:tcMar>
+          </w:tcPr>
+          <w:p>
+            <w:pPr>
+              <w:jc w:val="both"/>
+            </w:pPr>
+            <w:r>
+              <w:rPr>
+                <w:sz w:val="20"/>
+                <w:szCs w:val="20"/>
+              </w:rPr>
+              <w:t>El usuario puede enviar y recibir mensajes dentro de las ligas privadas a las que pertenece, mediante un chat en tiempo real asociado a cada liga.</w:t>
             </w:r>
           </w:p>
         </w:tc>
@@ -3989,25 +6063,36 @@
     </w:tbl>
     <w:p>
       <w:pPr>
-        <w:pStyle w:val="Fuerte1"/>
-      </w:pPr>
-    </w:p>
-    <w:p>
-      <w:pPr>
+        <w:spacing w:before="60" w:after="240"/>
         <w:rPr>
-          <w:b/>
-          <w:bCs/>
+          <w:i/>
+          <w:iCs/>
+          <w:color w:val="475569"/>
+          <w:sz w:val="20"/>
+          <w:szCs w:val="20"/>
         </w:rPr>
       </w:pPr>
       <w:r>
-        <w:br w:type="page"/>
-      </w:r>
+        <w:rPr>
+          <w:i/>
+          <w:iCs/>
+          <w:color w:val="475569"/>
+          <w:sz w:val="20"/>
+          <w:szCs w:val="20"/>
+        </w:rPr>
+        <w:t>Nota. Fuente: elaboración propia.</w:t>
+      </w:r>
+    </w:p>
+    <w:p>
+      <w:pPr>
+        <w:spacing w:before="60" w:after="240"/>
+      </w:pPr>
     </w:p>
     <w:p>
       <w:pPr>
         <w:pStyle w:val="Ttulo2"/>
       </w:pPr>
-      <w:bookmarkStart w:id="15" w:name="_Toc229165968"/>
+      <w:bookmarkStart w:id="15" w:name="_Toc229681531"/>
       <w:r>
         <w:lastRenderedPageBreak/>
         <w:t>2.4 Requisitos No Funcionales</w:t>
@@ -4016,7 +6101,7 @@
     </w:p>
     <w:p>
       <w:pPr>
-        <w:spacing w:after="240"/>
+        <w:spacing w:after="120"/>
       </w:pPr>
     </w:p>
     <w:p>
@@ -4024,7 +6109,7 @@
         <w:spacing w:before="240" w:after="60"/>
         <w:jc w:val="center"/>
       </w:pPr>
-      <w:bookmarkStart w:id="16" w:name="BM_Tabla4"/>
+      <w:bookmarkStart w:id="16" w:name="BM_T3"/>
       <w:r>
         <w:rPr>
           <w:b/>
@@ -4032,7 +6117,7 @@
           <w:sz w:val="22"/>
           <w:szCs w:val="22"/>
         </w:rPr>
-        <w:t>Tabla 4. Requisitos no funcionales del sistema.</w:t>
+        <w:t>Tabla 3. Requisitos no funcionales del sistema.</w:t>
       </w:r>
       <w:bookmarkEnd w:id="16"/>
     </w:p>
@@ -4619,13 +6704,90 @@
                 <w:sz w:val="20"/>
                 <w:szCs w:val="20"/>
               </w:rPr>
-              <w:t>El sistema garantiza la consistencia de datos mediante batch writes en operaciones atómicas.</w:t>
+              <w:t>El sistema utiliza batch writes en operaciones que afectan a varios documentos relacionados, especialmente en el sistema social de amigos y ligas, reduciendo el riesgo de inconsistencias en cambios simultáneos.</w:t>
+            </w:r>
+          </w:p>
+        </w:tc>
+      </w:tr>
+      <w:tr>
+        <w:tc>
+          <w:tcPr>
+            <w:tcW w:w="1000" w:type="dxa"/>
+            <w:tcBorders>
+              <w:top w:val="single" w:sz="1" w:space="0" w:color="CCCCCC"/>
+              <w:left w:val="single" w:sz="1" w:space="0" w:color="CCCCCC"/>
+              <w:bottom w:val="single" w:sz="1" w:space="0" w:color="CCCCCC"/>
+              <w:right w:val="single" w:sz="1" w:space="0" w:color="CCCCCC"/>
+            </w:tcBorders>
+            <w:shd w:val="clear" w:color="auto" w:fill="FFFFFF"/>
+            <w:tcMar>
+              <w:top w:w="80" w:type="dxa"/>
+              <w:left w:w="140" w:type="dxa"/>
+              <w:bottom w:w="80" w:type="dxa"/>
+              <w:right w:w="140" w:type="dxa"/>
+            </w:tcMar>
+          </w:tcPr>
+          <w:p>
+            <w:pPr>
+              <w:jc w:val="both"/>
+            </w:pPr>
+            <w:r>
+              <w:rPr>
+                <w:sz w:val="20"/>
+                <w:szCs w:val="20"/>
+              </w:rPr>
+              <w:t>RNF-09</w:t>
+            </w:r>
+          </w:p>
+        </w:tc>
+        <w:tc>
+          <w:tcPr>
+            <w:tcW w:w="7504" w:type="dxa"/>
+            <w:tcBorders>
+              <w:top w:val="single" w:sz="1" w:space="0" w:color="CCCCCC"/>
+              <w:left w:val="single" w:sz="1" w:space="0" w:color="CCCCCC"/>
+              <w:bottom w:val="single" w:sz="1" w:space="0" w:color="CCCCCC"/>
+              <w:right w:val="single" w:sz="1" w:space="0" w:color="CCCCCC"/>
+            </w:tcBorders>
+            <w:shd w:val="clear" w:color="auto" w:fill="FFFFFF"/>
+            <w:tcMar>
+              <w:top w:w="80" w:type="dxa"/>
+              <w:left w:w="140" w:type="dxa"/>
+              <w:bottom w:w="80" w:type="dxa"/>
+              <w:right w:w="140" w:type="dxa"/>
+            </w:tcMar>
+          </w:tcPr>
+          <w:p>
+            <w:pPr>
+              <w:jc w:val="both"/>
+            </w:pPr>
+            <w:r>
+              <w:rPr>
+                <w:sz w:val="20"/>
+                <w:szCs w:val="20"/>
+              </w:rPr>
+              <w:t>Los mensajes del chat de liga se almacenan en Cloud Firestore y se muestran de forma actualizada a todos los miembros de la liga mediante addSnapshotListener.</w:t>
             </w:r>
           </w:p>
         </w:tc>
       </w:tr>
     </w:tbl>
     <w:p>
+      <w:pPr>
+        <w:spacing w:before="60" w:after="240"/>
+      </w:pPr>
+      <w:r>
+        <w:rPr>
+          <w:i/>
+          <w:iCs/>
+          <w:color w:val="475569"/>
+          <w:sz w:val="20"/>
+          <w:szCs w:val="20"/>
+        </w:rPr>
+        <w:t>Nota. Fuente: elaboración propia.</w:t>
+      </w:r>
+    </w:p>
+    <w:p>
       <w:r>
         <w:br w:type="page"/>
       </w:r>
@@ -4634,7 +6796,7 @@
       <w:pPr>
         <w:pStyle w:val="Ttulo1"/>
       </w:pPr>
-      <w:bookmarkStart w:id="17" w:name="_Toc229165969"/>
+      <w:bookmarkStart w:id="17" w:name="_Toc229681532"/>
       <w:r>
         <w:lastRenderedPageBreak/>
         <w:t>3. Diseño del Sistema</w:t>
@@ -4645,7 +6807,7 @@
       <w:pPr>
         <w:pStyle w:val="Ttulo2"/>
       </w:pPr>
-      <w:bookmarkStart w:id="18" w:name="_Toc229165970"/>
+      <w:bookmarkStart w:id="18" w:name="_Toc229681533"/>
       <w:r>
         <w:t>3.1 Arquitectura de la Aplicación</w:t>
       </w:r>
@@ -4658,12 +6820,12 @@
         <w:jc w:val="both"/>
       </w:pPr>
       <w:r>
-        <w:t>SimuTrade sigue el patrón de arquitectura MVVM (Model - View - ViewModel), que es el patrón recomendado por Google para aplicaciones Android con Jetpack Compose. Este patrón separa claramente las responsabilidades de cada capa, facilitando el testing, el mantenimiento y la escalabilidad del código.</w:t>
-      </w:r>
-    </w:p>
-    <w:p>
-      <w:pPr>
-        <w:spacing w:after="240"/>
+        <w:t>SimuTrade sigue el patrón de arquitectura MVVM (Model - View - ViewModel), que es el patrón recomendado por Google para aplicaciones Android con Jetpack Compose (Android Developers, 2024). Este patrón separa claramente las responsabilidades de cada capa, facilitando el testing, el mantenimiento y la escalabilidad del código.</w:t>
+      </w:r>
+    </w:p>
+    <w:p>
+      <w:pPr>
+        <w:spacing w:after="120"/>
       </w:pPr>
     </w:p>
     <w:p>
@@ -4671,7 +6833,7 @@
         <w:spacing w:before="240" w:after="60"/>
         <w:jc w:val="center"/>
       </w:pPr>
-      <w:bookmarkStart w:id="19" w:name="BM_Tabla8"/>
+      <w:bookmarkStart w:id="19" w:name="BM_T1"/>
       <w:r>
         <w:rPr>
           <w:b/>
@@ -4679,7 +6841,7 @@
           <w:sz w:val="22"/>
           <w:szCs w:val="22"/>
         </w:rPr>
-        <w:t>Tabla 8. Arquitectura MVVM — capas y responsabilidades.</w:t>
+        <w:t>Tabla 1. Arquitectura MVVM — capas y responsabilidades.</w:t>
       </w:r>
       <w:bookmarkEnd w:id="19"/>
     </w:p>
@@ -4896,7 +7058,7 @@
                 <w:sz w:val="20"/>
                 <w:szCs w:val="20"/>
               </w:rPr>
-              <w:t>Define las estructuras de datos del dominio: DatosUsuario, Activo, Liga, Reto, etc.</w:t>
+              <w:t>Define las estructuras de datos del dominio: DatosUsuario, Activo, Liga, MensajeChat, Reto, etc.</w:t>
             </w:r>
           </w:p>
         </w:tc>
@@ -4988,7 +7150,7 @@
                 <w:sz w:val="20"/>
                 <w:szCs w:val="20"/>
               </w:rPr>
-              <w:t>Contiene la lógica de negocio y el acceso a Firebase y APIs externas. Separado por dominio.</w:t>
+              <w:t>Contiene la lógica de negocio y el acceso a Firebase y APIs externas. Separado por dominio funcional.</w:t>
             </w:r>
           </w:p>
         </w:tc>
@@ -5179,9 +7341,24 @@
       </w:tr>
     </w:tbl>
     <w:p>
-      <w:r>
-        <w:br w:type="page"/>
-      </w:r>
+      <w:pPr>
+        <w:spacing w:before="60" w:after="240"/>
+      </w:pPr>
+      <w:r>
+        <w:rPr>
+          <w:i/>
+          <w:iCs/>
+          <w:color w:val="475569"/>
+          <w:sz w:val="20"/>
+          <w:szCs w:val="20"/>
+        </w:rPr>
+        <w:t>Nota. Fuente: elaboración propia.</w:t>
+      </w:r>
+    </w:p>
+    <w:p>
+      <w:pPr>
+        <w:spacing w:after="120"/>
+      </w:pPr>
     </w:p>
     <w:p>
       <w:pPr>
@@ -5190,24 +7367,36 @@
         <w:jc w:val="both"/>
       </w:pPr>
       <w:r>
-        <w:lastRenderedPageBreak/>
-        <w:t>Como se muestra en la Figura 13, la estructura de paquetes del proyecto refleja directamente esta separación por capas y por dominio funcional.</w:t>
-      </w:r>
-    </w:p>
-    <w:p>
-      <w:pPr>
-        <w:spacing w:after="240"/>
+        <w:t>Como se muestra en la Figura 1, la estructura de paquetes del proyecto refleja directamente esta separación por capas y por dominio funcional.</w:t>
+      </w:r>
+    </w:p>
+    <w:p>
+      <w:pPr>
+        <w:spacing w:after="120"/>
+      </w:pPr>
+    </w:p>
+    <w:p>
+      <w:pPr>
+        <w:spacing w:before="60" w:after="240"/>
         <w:jc w:val="center"/>
+        <w:rPr>
+          <w:i/>
+          <w:iCs/>
+          <w:color w:val="475569"/>
+          <w:sz w:val="20"/>
+          <w:szCs w:val="20"/>
+        </w:rPr>
       </w:pPr>
       <w:r>
         <w:rPr>
           <w:noProof/>
         </w:rPr>
+        <w:lastRenderedPageBreak/>
         <w:drawing>
-          <wp:inline distT="0" distB="0" distL="0" distR="0" wp14:anchorId="151F5269" wp14:editId="6DA94D2D">
-            <wp:extent cx="3153215" cy="7211431"/>
-            <wp:effectExtent l="0" t="0" r="9525" b="8890"/>
-            <wp:docPr id="1736081999" name="Imagen 1"/>
+          <wp:inline distT="0" distB="0" distL="0" distR="0" wp14:anchorId="4420C7BC" wp14:editId="556A66D5">
+            <wp:extent cx="2536147" cy="6172200"/>
+            <wp:effectExtent l="0" t="0" r="0" b="0"/>
+            <wp:docPr id="1" name="Imagen 1"/>
             <wp:cNvGraphicFramePr>
               <a:graphicFrameLocks xmlns:a="http://schemas.openxmlformats.org/drawingml/2006/main" noChangeAspect="1"/>
             </wp:cNvGraphicFramePr>
@@ -5215,7 +7404,7 @@
               <a:graphicData uri="http://schemas.openxmlformats.org/drawingml/2006/picture">
                 <pic:pic xmlns:pic="http://schemas.openxmlformats.org/drawingml/2006/picture">
                   <pic:nvPicPr>
-                    <pic:cNvPr id="1736081999" name=""/>
+                    <pic:cNvPr id="1" name=""/>
                     <pic:cNvPicPr/>
                   </pic:nvPicPr>
                   <pic:blipFill>
@@ -5227,7 +7416,7 @@
                   <pic:spPr>
                     <a:xfrm>
                       <a:off x="0" y="0"/>
-                      <a:ext cx="3153215" cy="7211431"/>
+                      <a:ext cx="2540445" cy="6182660"/>
                     </a:xfrm>
                     <a:prstGeom prst="rect">
                       <a:avLst/>
@@ -5244,9 +7433,6 @@
       <w:pPr>
         <w:spacing w:before="60" w:after="240"/>
         <w:jc w:val="center"/>
-      </w:pPr>
-      <w:bookmarkStart w:id="20" w:name="BM_Figura13"/>
-      <w:r>
         <w:rPr>
           <w:i/>
           <w:iCs/>
@@ -5254,21 +7440,38 @@
           <w:sz w:val="20"/>
           <w:szCs w:val="20"/>
         </w:rPr>
-        <w:t>Figura 13. Estructura de paquetes del proyecto en Android Studio.</w:t>
+      </w:pPr>
+      <w:bookmarkStart w:id="20" w:name="BM_F1"/>
+      <w:r>
+        <w:rPr>
+          <w:i/>
+          <w:iCs/>
+          <w:color w:val="475569"/>
+          <w:sz w:val="20"/>
+          <w:szCs w:val="20"/>
+        </w:rPr>
+        <w:t>Figura 1. Estructura de paquetes del proyecto en Android Studio. Fuente: captura propia de la aplicación.</w:t>
       </w:r>
       <w:bookmarkEnd w:id="20"/>
     </w:p>
     <w:p>
       <w:pPr>
         <w:rPr>
-          <w:b/>
-          <w:bCs/>
-          <w:color w:val="1E3A8A"/>
-          <w:sz w:val="26"/>
-          <w:szCs w:val="26"/>
+          <w:i/>
+          <w:iCs/>
+          <w:color w:val="475569"/>
+          <w:sz w:val="20"/>
+          <w:szCs w:val="20"/>
         </w:rPr>
       </w:pPr>
       <w:r>
+        <w:rPr>
+          <w:i/>
+          <w:iCs/>
+          <w:color w:val="475569"/>
+          <w:sz w:val="20"/>
+          <w:szCs w:val="20"/>
+        </w:rPr>
         <w:br w:type="page"/>
       </w:r>
     </w:p>
@@ -5276,7 +7479,7 @@
       <w:pPr>
         <w:pStyle w:val="Ttulo2"/>
       </w:pPr>
-      <w:bookmarkStart w:id="21" w:name="_Toc229165971"/>
+      <w:bookmarkStart w:id="21" w:name="_Toc229681534"/>
       <w:r>
         <w:lastRenderedPageBreak/>
         <w:t>3.2 Modelo de Datos — Cloud Firestore</w:t>
@@ -5290,7 +7493,7 @@
         <w:jc w:val="both"/>
       </w:pPr>
       <w:r>
-        <w:t>La base de datos está implementada en Cloud Firestore, una base de datos NoSQL orientada a documentos. Se ha optado por este modelo en lugar de una base de datos relacional por su mayor flexibilidad para almacenar estructuras de datos anidadas, su sincronización en tiempo real y su integración nativa con el ecosistema Firebase.</w:t>
+        <w:t>La base de datos está implementada en Cloud Firestore (Firebase, 2024), una base de datos NoSQL orientada a documentos. Se ha optado por este modelo en lugar de una base de datos relacional por su mayor flexibilidad para almacenar estructuras de datos anidadas, su sincronización en tiempo real y su integración nativa con el ecosistema Firebase.</w:t>
       </w:r>
     </w:p>
     <w:p>
@@ -5300,7 +7503,7 @@
         <w:jc w:val="both"/>
       </w:pPr>
       <w:r>
-        <w:t>La estructura se organiza en dos colecciones raíz: Usuarios y Ligas. Dentro de cada documento de usuario se encuentran las subcolecciones que almacenan la cartera, las transacciones, los datos de retos, los amigos, las solicitudes pendientes y las invitaciones a ligas recibidas.</w:t>
+        <w:t>La estructura se organiza en dos colecciones raíz: Usuarios y Ligas. Dentro de cada documento de usuario se encuentran las subcolecciones que almacenan la cartera, las transacciones, los datos de retos, los amigos, las solicitudes pendientes y las invitaciones a ligas recibidas. Dentro de cada documento de liga se almacena la subcolección miembros con el estado de cada participante, y la subcolección mensajes donde se guardan los mensajes del chat. Cada mensaje contiene el identificador del autor, el nombre del usuario, el texto del mensaje y la fecha de envío.</w:t>
       </w:r>
     </w:p>
     <w:p>
@@ -5310,22 +7513,31 @@
         <w:jc w:val="both"/>
       </w:pPr>
       <w:r>
-        <w:t>Como se ilustra en la Figura 14, el campo saldo_bonus almacena de forma independiente el dinero obtenido mediante retos, lo que permite calcular el beneficio de trading puro restando dicho bonus antes de determinar el rango del usuario.</w:t>
-      </w:r>
-    </w:p>
-    <w:p>
-      <w:pPr>
-        <w:spacing w:after="240"/>
-      </w:pPr>
+        <w:t>Como se ilustra en la Figura 2, el campo saldo_bonus almacena de forma independiente el dinero obtenido mediante retos, lo que permite calcular el beneficio de trading puro restando dicho bonus antes de determinar el rango del usuario.</w:t>
+      </w:r>
+    </w:p>
+    <w:p>
+      <w:pPr>
+        <w:spacing w:before="60" w:after="240"/>
+        <w:jc w:val="center"/>
+        <w:rPr>
+          <w:i/>
+          <w:iCs/>
+          <w:color w:val="475569"/>
+          <w:sz w:val="20"/>
+          <w:szCs w:val="20"/>
+        </w:rPr>
+      </w:pPr>
+      <w:bookmarkStart w:id="22" w:name="BM_F2"/>
       <w:r>
         <w:rPr>
           <w:noProof/>
         </w:rPr>
         <w:drawing>
-          <wp:inline distT="0" distB="0" distL="0" distR="0" wp14:anchorId="3985975F" wp14:editId="142E3CEE">
-            <wp:extent cx="5400040" cy="2780030"/>
-            <wp:effectExtent l="0" t="0" r="0" b="1270"/>
-            <wp:docPr id="528693307" name="Imagen 1"/>
+          <wp:inline distT="0" distB="0" distL="0" distR="0" wp14:anchorId="5302803D" wp14:editId="1CACE258">
+            <wp:extent cx="5400040" cy="2453005"/>
+            <wp:effectExtent l="0" t="0" r="0" b="4445"/>
+            <wp:docPr id="2" name="Imagen 2"/>
             <wp:cNvGraphicFramePr>
               <a:graphicFrameLocks xmlns:a="http://schemas.openxmlformats.org/drawingml/2006/main" noChangeAspect="1"/>
             </wp:cNvGraphicFramePr>
@@ -5333,7 +7545,7 @@
               <a:graphicData uri="http://schemas.openxmlformats.org/drawingml/2006/picture">
                 <pic:pic xmlns:pic="http://schemas.openxmlformats.org/drawingml/2006/picture">
                   <pic:nvPicPr>
-                    <pic:cNvPr id="528693307" name=""/>
+                    <pic:cNvPr id="1" name=""/>
                     <pic:cNvPicPr/>
                   </pic:nvPicPr>
                   <pic:blipFill>
@@ -5345,7 +7557,7 @@
                   <pic:spPr>
                     <a:xfrm>
                       <a:off x="0" y="0"/>
-                      <a:ext cx="5400040" cy="2780030"/>
+                      <a:ext cx="5400040" cy="2453005"/>
                     </a:xfrm>
                     <a:prstGeom prst="rect">
                       <a:avLst/>
@@ -5357,13 +7569,6 @@
           </wp:inline>
         </w:drawing>
       </w:r>
-    </w:p>
-    <w:p>
-      <w:pPr>
-        <w:spacing w:before="60" w:after="240"/>
-        <w:jc w:val="center"/>
-      </w:pPr>
-      <w:bookmarkStart w:id="22" w:name="BM_Figura14"/>
       <w:r>
         <w:rPr>
           <w:i/>
@@ -5372,29 +7577,34 @@
           <w:sz w:val="20"/>
           <w:szCs w:val="20"/>
         </w:rPr>
-        <w:t>Figura 14. Esquema del modelo de datos en Firestore.</w:t>
+        <w:t>Figura 2. Esquema del modelo de datos en Firestore. Fuente: captura propia de la aplicación.</w:t>
       </w:r>
       <w:bookmarkEnd w:id="22"/>
     </w:p>
     <w:p>
       <w:pPr>
+        <w:spacing w:before="60" w:after="240"/>
+        <w:jc w:val="center"/>
         <w:rPr>
-          <w:b/>
-          <w:bCs/>
-          <w:color w:val="1E3A8A"/>
-          <w:sz w:val="26"/>
-          <w:szCs w:val="26"/>
+          <w:i/>
+          <w:iCs/>
+          <w:color w:val="475569"/>
+          <w:sz w:val="20"/>
+          <w:szCs w:val="20"/>
         </w:rPr>
       </w:pPr>
-      <w:r>
-        <w:br w:type="page"/>
-      </w:r>
+    </w:p>
+    <w:p>
+      <w:pPr>
+        <w:spacing w:before="60" w:after="240"/>
+        <w:jc w:val="center"/>
+      </w:pPr>
     </w:p>
     <w:p>
       <w:pPr>
         <w:pStyle w:val="Ttulo2"/>
       </w:pPr>
-      <w:bookmarkStart w:id="23" w:name="_Toc229165972"/>
+      <w:bookmarkStart w:id="23" w:name="_Toc229681535"/>
       <w:r>
         <w:lastRenderedPageBreak/>
         <w:t>3.3 Diagrama de Casos de Uso</w:t>
@@ -5413,7 +7623,7 @@
     </w:p>
     <w:p>
       <w:pPr>
-        <w:spacing w:after="240"/>
+        <w:spacing w:after="120"/>
       </w:pPr>
     </w:p>
     <w:p>
@@ -5421,7 +7631,7 @@
         <w:spacing w:before="240" w:after="60"/>
         <w:jc w:val="center"/>
       </w:pPr>
-      <w:bookmarkStart w:id="24" w:name="BM_Tabla5"/>
+      <w:bookmarkStart w:id="24" w:name="BM_T4"/>
       <w:r>
         <w:rPr>
           <w:b/>
@@ -5429,7 +7639,7 @@
           <w:sz w:val="22"/>
           <w:szCs w:val="22"/>
         </w:rPr>
-        <w:t>Tabla 5. Caso de uso CU-01: Comprar activo.</w:t>
+        <w:t>Tabla 4. Caso de uso CU-01: Comprar activo.</w:t>
       </w:r>
       <w:bookmarkEnd w:id="24"/>
     </w:p>
@@ -5900,7 +8110,22 @@
     </w:tbl>
     <w:p>
       <w:pPr>
-        <w:spacing w:after="240"/>
+        <w:spacing w:before="60" w:after="240"/>
+      </w:pPr>
+      <w:r>
+        <w:rPr>
+          <w:i/>
+          <w:iCs/>
+          <w:color w:val="475569"/>
+          <w:sz w:val="20"/>
+          <w:szCs w:val="20"/>
+        </w:rPr>
+        <w:t>Nota. Fuente: elaboración propia.</w:t>
+      </w:r>
+    </w:p>
+    <w:p>
+      <w:pPr>
+        <w:spacing w:after="120"/>
       </w:pPr>
     </w:p>
     <w:p>
@@ -5908,7 +8133,7 @@
         <w:spacing w:before="240" w:after="60"/>
         <w:jc w:val="center"/>
       </w:pPr>
-      <w:bookmarkStart w:id="25" w:name="BM_Tabla6"/>
+      <w:bookmarkStart w:id="25" w:name="BM_T5"/>
       <w:r>
         <w:rPr>
           <w:b/>
@@ -5916,7 +8141,7 @@
           <w:sz w:val="22"/>
           <w:szCs w:val="22"/>
         </w:rPr>
-        <w:t>Tabla 6. Caso de uso CU-02: Completar reto diario.</w:t>
+        <w:t>Tabla 5. Caso de uso CU-02: Completar reto diario.</w:t>
       </w:r>
       <w:bookmarkEnd w:id="25"/>
     </w:p>
@@ -6255,7 +8480,7 @@
                 <w:sz w:val="20"/>
                 <w:szCs w:val="20"/>
               </w:rPr>
-              <w:t>1. El usuario accede a la pantalla de Retos. 2. Pulsa el botón Completar en un reto. 3. El sistema valida las condiciones consultando Firestore en tiempo real. 4. Si se cumplen, añade la recompensa al saldo bonus y marca el reto como completado. 5. Si se completan todos los retos del día, incrementa la racha.</w:t>
+              <w:t>1. El usuario accede a la pantalla de Retos. 2. Pulsa Completar en un reto. 3. El sistema valida las condiciones consultando Firestore en tiempo real. 4. Si se cumplen, añade la recompensa al saldo bonus y marca el reto. 5. Si se completan todos los retos del día, incrementa la racha.</w:t>
             </w:r>
           </w:p>
         </w:tc>
@@ -6387,22 +8612,32 @@
     </w:tbl>
     <w:p>
       <w:pPr>
-        <w:spacing w:after="240"/>
-      </w:pPr>
-    </w:p>
-    <w:p>
-      <w:pPr>
-        <w:spacing w:after="240"/>
-      </w:pPr>
-    </w:p>
-    <w:p>
-      <w:pPr>
-        <w:spacing w:after="240"/>
-      </w:pPr>
-    </w:p>
-    <w:p>
-      <w:pPr>
-        <w:spacing w:after="240"/>
+        <w:spacing w:before="60" w:after="240"/>
+      </w:pPr>
+      <w:r>
+        <w:rPr>
+          <w:i/>
+          <w:iCs/>
+          <w:color w:val="475569"/>
+          <w:sz w:val="20"/>
+          <w:szCs w:val="20"/>
+        </w:rPr>
+        <w:t>Nota. Fuente: elaboración propia.</w:t>
+      </w:r>
+    </w:p>
+    <w:p>
+      <w:pPr>
+        <w:spacing w:after="120"/>
+      </w:pPr>
+    </w:p>
+    <w:p>
+      <w:pPr>
+        <w:spacing w:after="120"/>
+      </w:pPr>
+    </w:p>
+    <w:p>
+      <w:pPr>
+        <w:spacing w:after="120"/>
       </w:pPr>
     </w:p>
     <w:p>
@@ -6410,7 +8645,7 @@
         <w:spacing w:before="240" w:after="60"/>
         <w:jc w:val="center"/>
       </w:pPr>
-      <w:bookmarkStart w:id="26" w:name="BM_Tabla7"/>
+      <w:bookmarkStart w:id="26" w:name="BM_T6"/>
       <w:r>
         <w:rPr>
           <w:b/>
@@ -6419,7 +8654,7 @@
           <w:szCs w:val="22"/>
         </w:rPr>
         <w:lastRenderedPageBreak/>
-        <w:t>Tabla 7. Caso de uso CU-03: Crear liga.</w:t>
+        <w:t>Tabla 6. Caso de uso CU-03: Crear liga.</w:t>
       </w:r>
       <w:bookmarkEnd w:id="26"/>
     </w:p>
@@ -6696,7 +8931,7 @@
                 <w:sz w:val="20"/>
                 <w:szCs w:val="20"/>
               </w:rPr>
-              <w:t>El usuario está autenticado y puede tener amigos a quien invitar.</w:t>
+              <w:t>El usuario está autenticado.</w:t>
             </w:r>
           </w:p>
         </w:tc>
@@ -6758,7 +8993,7 @@
                 <w:sz w:val="20"/>
                 <w:szCs w:val="20"/>
               </w:rPr>
-              <w:t>1. El usuario accede a la pantalla de Ligas. 2. Pulsa el botón +. 3. Introduce el nombre de la liga. 4. El sistema crea el documento de la liga en Firestore y añade al creador como miembro con estado aceptado. 5. El usuario puede invitar a sus amigos.</w:t>
+              <w:t>1. El usuario accede a la pantalla de Ligas. 2. Pulsa el botón +. 3. Introduce el nombre de la liga. 4. El sistema crea el documento de la liga en Firestore y añade al creador como miembro aceptado. 5. El usuario puede invitar a sus amigos.</w:t>
             </w:r>
           </w:p>
         </w:tc>
@@ -6882,7 +9117,7 @@
                 <w:sz w:val="20"/>
                 <w:szCs w:val="20"/>
               </w:rPr>
-              <w:t>La liga aparece en la lista de ligas del usuario y está disponible para invitar a amigos.</w:t>
+              <w:t>La liga aparece en la lista de ligas del usuario con ranking y chat disponibles.</w:t>
             </w:r>
           </w:p>
         </w:tc>
@@ -6890,9 +9125,24 @@
     </w:tbl>
     <w:p>
       <w:pPr>
+        <w:spacing w:before="60" w:after="240"/>
+      </w:pPr>
+      <w:r>
+        <w:rPr>
+          <w:i/>
+          <w:iCs/>
+          <w:color w:val="475569"/>
+          <w:sz w:val="20"/>
+          <w:szCs w:val="20"/>
+        </w:rPr>
+        <w:t>Nota. Fuente: elaboración propia.</w:t>
+      </w:r>
+    </w:p>
+    <w:p>
+      <w:pPr>
         <w:pStyle w:val="Ttulo2"/>
       </w:pPr>
-      <w:bookmarkStart w:id="27" w:name="_Toc229165973"/>
+      <w:bookmarkStart w:id="27" w:name="_Toc229681536"/>
       <w:r>
         <w:t>3.4 Diagrama de Clases</w:t>
       </w:r>
@@ -6905,7 +9155,7 @@
         <w:jc w:val="both"/>
       </w:pPr>
       <w:r>
-        <w:t>La Tabla 9 muestra las principales clases del sistema y sus atributos más relevantes. Se han utilizado data classes de Kotlin para todos los modelos de datos, garantizando inmutabilidad y facilitando la comparación de estados en los StateFlow del patrón MVVM.</w:t>
+        <w:t>La Tabla 7 muestra las principales clases del sistema y sus atributos más relevantes. Se han utilizado data classes de Kotlin para todos los modelos de datos, garantizando inmutabilidad y facilitando la comparación de estados en los StateFlow del patrón MVVM (Android Developers, 2024).</w:t>
       </w:r>
     </w:p>
     <w:p>
@@ -6918,7 +9168,7 @@
         <w:spacing w:before="240" w:after="60"/>
         <w:jc w:val="center"/>
       </w:pPr>
-      <w:bookmarkStart w:id="28" w:name="BM_Tabla9"/>
+      <w:bookmarkStart w:id="28" w:name="BM_T7"/>
       <w:r>
         <w:rPr>
           <w:b/>
@@ -6927,7 +9177,7 @@
           <w:szCs w:val="22"/>
         </w:rPr>
         <w:lastRenderedPageBreak/>
-        <w:t>Tabla 9. Diagrama de clases simplificado.</w:t>
+        <w:t>Tabla 7. Diagrama de clases simplificado.</w:t>
       </w:r>
       <w:bookmarkEnd w:id="28"/>
     </w:p>
@@ -7512,7 +9762,7 @@
                 <w:sz w:val="20"/>
                 <w:szCs w:val="20"/>
               </w:rPr>
-              <w:t>nombre, beneficioMinimo — 6 rangos: Principiante (0€), Bronce (0€+), Plata (50€+), Oro (150€+), Platino (300€+), Diamante (500€+)</w:t>
+              <w:t>nombre, beneficioMinimo — 6 rangos: Principiante (negativo), Bronce (0 €+), Plata (50 €+), Oro (150 €+), Platino (300 €+), Diamante (500 €+)</w:t>
             </w:r>
           </w:p>
         </w:tc>
@@ -8280,7 +10530,7 @@
                 <w:sz w:val="20"/>
                 <w:szCs w:val="20"/>
               </w:rPr>
-              <w:t>TipoActivo</w:t>
+              <w:t>MensajeChat</w:t>
             </w:r>
           </w:p>
         </w:tc>
@@ -8310,7 +10560,7 @@
                 <w:sz w:val="20"/>
                 <w:szCs w:val="20"/>
               </w:rPr>
-              <w:t>enum</w:t>
+              <w:t>data class</w:t>
             </w:r>
           </w:p>
         </w:tc>
@@ -8340,7 +10590,7 @@
                 <w:sz w:val="20"/>
                 <w:szCs w:val="20"/>
               </w:rPr>
-              <w:t>ACCION, CRIPTO</w:t>
+              <w:t>id, uid, nombreUsuario, texto, enviadoEn</w:t>
             </w:r>
           </w:p>
         </w:tc>
@@ -8372,7 +10622,7 @@
                 <w:sz w:val="20"/>
                 <w:szCs w:val="20"/>
               </w:rPr>
-              <w:t>TipoTransaccion</w:t>
+              <w:t>TipoActivo</w:t>
             </w:r>
           </w:p>
         </w:tc>
@@ -8432,7 +10682,7 @@
                 <w:sz w:val="20"/>
                 <w:szCs w:val="20"/>
               </w:rPr>
-              <w:t>COMPRA, VENTA</w:t>
+              <w:t>ACCION, CRIPTO</w:t>
             </w:r>
           </w:p>
         </w:tc>
@@ -8464,7 +10714,7 @@
                 <w:sz w:val="20"/>
                 <w:szCs w:val="20"/>
               </w:rPr>
-              <w:t>ResultadoOperacion</w:t>
+              <w:t>TipoTransaccion</w:t>
             </w:r>
           </w:p>
         </w:tc>
@@ -8494,7 +10744,7 @@
                 <w:sz w:val="20"/>
                 <w:szCs w:val="20"/>
               </w:rPr>
-              <w:t>sealed class</w:t>
+              <w:t>enum</w:t>
             </w:r>
           </w:p>
         </w:tc>
@@ -8524,7 +10774,7 @@
                 <w:sz w:val="20"/>
                 <w:szCs w:val="20"/>
               </w:rPr>
-              <w:t>Exito(mensaje, usuario), Error(mensaje)</w:t>
+              <w:t>COMPRA, VENTA</w:t>
             </w:r>
           </w:p>
         </w:tc>
@@ -8556,6 +10806,98 @@
                 <w:sz w:val="20"/>
                 <w:szCs w:val="20"/>
               </w:rPr>
+              <w:t>ResultadoOperacion</w:t>
+            </w:r>
+          </w:p>
+        </w:tc>
+        <w:tc>
+          <w:tcPr>
+            <w:tcW w:w="1500" w:type="dxa"/>
+            <w:tcBorders>
+              <w:top w:val="single" w:sz="1" w:space="0" w:color="CCCCCC"/>
+              <w:left w:val="single" w:sz="1" w:space="0" w:color="CCCCCC"/>
+              <w:bottom w:val="single" w:sz="1" w:space="0" w:color="CCCCCC"/>
+              <w:right w:val="single" w:sz="1" w:space="0" w:color="CCCCCC"/>
+            </w:tcBorders>
+            <w:shd w:val="clear" w:color="auto" w:fill="FFFFFF"/>
+            <w:tcMar>
+              <w:top w:w="80" w:type="dxa"/>
+              <w:left w:w="140" w:type="dxa"/>
+              <w:bottom w:w="80" w:type="dxa"/>
+              <w:right w:w="140" w:type="dxa"/>
+            </w:tcMar>
+          </w:tcPr>
+          <w:p>
+            <w:pPr>
+              <w:jc w:val="both"/>
+            </w:pPr>
+            <w:r>
+              <w:rPr>
+                <w:sz w:val="20"/>
+                <w:szCs w:val="20"/>
+              </w:rPr>
+              <w:t>sealed class</w:t>
+            </w:r>
+          </w:p>
+        </w:tc>
+        <w:tc>
+          <w:tcPr>
+            <w:tcW w:w="4504" w:type="dxa"/>
+            <w:tcBorders>
+              <w:top w:val="single" w:sz="1" w:space="0" w:color="CCCCCC"/>
+              <w:left w:val="single" w:sz="1" w:space="0" w:color="CCCCCC"/>
+              <w:bottom w:val="single" w:sz="1" w:space="0" w:color="CCCCCC"/>
+              <w:right w:val="single" w:sz="1" w:space="0" w:color="CCCCCC"/>
+            </w:tcBorders>
+            <w:shd w:val="clear" w:color="auto" w:fill="FFFFFF"/>
+            <w:tcMar>
+              <w:top w:w="80" w:type="dxa"/>
+              <w:left w:w="140" w:type="dxa"/>
+              <w:bottom w:w="80" w:type="dxa"/>
+              <w:right w:w="140" w:type="dxa"/>
+            </w:tcMar>
+          </w:tcPr>
+          <w:p>
+            <w:pPr>
+              <w:jc w:val="both"/>
+            </w:pPr>
+            <w:r>
+              <w:rPr>
+                <w:sz w:val="20"/>
+                <w:szCs w:val="20"/>
+              </w:rPr>
+              <w:t>Exito(mensaje, usuario), Error(mensaje)</w:t>
+            </w:r>
+          </w:p>
+        </w:tc>
+      </w:tr>
+      <w:tr>
+        <w:tc>
+          <w:tcPr>
+            <w:tcW w:w="2500" w:type="dxa"/>
+            <w:tcBorders>
+              <w:top w:val="single" w:sz="1" w:space="0" w:color="CCCCCC"/>
+              <w:left w:val="single" w:sz="1" w:space="0" w:color="CCCCCC"/>
+              <w:bottom w:val="single" w:sz="1" w:space="0" w:color="CCCCCC"/>
+              <w:right w:val="single" w:sz="1" w:space="0" w:color="CCCCCC"/>
+            </w:tcBorders>
+            <w:shd w:val="clear" w:color="auto" w:fill="F8FAFC"/>
+            <w:tcMar>
+              <w:top w:w="80" w:type="dxa"/>
+              <w:left w:w="140" w:type="dxa"/>
+              <w:bottom w:w="80" w:type="dxa"/>
+              <w:right w:w="140" w:type="dxa"/>
+            </w:tcMar>
+          </w:tcPr>
+          <w:p>
+            <w:pPr>
+              <w:jc w:val="both"/>
+            </w:pPr>
+            <w:r>
+              <w:rPr>
+                <w:sz w:val="20"/>
+                <w:szCs w:val="20"/>
+              </w:rPr>
               <w:t>ResultadoAutenticacion</w:t>
             </w:r>
           </w:p>
@@ -8569,7 +10911,7 @@
               <w:bottom w:val="single" w:sz="1" w:space="0" w:color="CCCCCC"/>
               <w:right w:val="single" w:sz="1" w:space="0" w:color="CCCCCC"/>
             </w:tcBorders>
-            <w:shd w:val="clear" w:color="auto" w:fill="FFFFFF"/>
+            <w:shd w:val="clear" w:color="auto" w:fill="F8FAFC"/>
             <w:tcMar>
               <w:top w:w="80" w:type="dxa"/>
               <w:left w:w="140" w:type="dxa"/>
@@ -8599,7 +10941,7 @@
               <w:bottom w:val="single" w:sz="1" w:space="0" w:color="CCCCCC"/>
               <w:right w:val="single" w:sz="1" w:space="0" w:color="CCCCCC"/>
             </w:tcBorders>
-            <w:shd w:val="clear" w:color="auto" w:fill="FFFFFF"/>
+            <w:shd w:val="clear" w:color="auto" w:fill="F8FAFC"/>
             <w:tcMar>
               <w:top w:w="80" w:type="dxa"/>
               <w:left w:w="140" w:type="dxa"/>
@@ -8623,6 +10965,21 @@
       </w:tr>
     </w:tbl>
     <w:p>
+      <w:pPr>
+        <w:spacing w:before="60" w:after="240"/>
+      </w:pPr>
+      <w:r>
+        <w:rPr>
+          <w:i/>
+          <w:iCs/>
+          <w:color w:val="475569"/>
+          <w:sz w:val="20"/>
+          <w:szCs w:val="20"/>
+        </w:rPr>
+        <w:t>Nota. Fuente: elaboración propia.</w:t>
+      </w:r>
+    </w:p>
+    <w:p>
       <w:r>
         <w:br w:type="page"/>
       </w:r>
@@ -8631,7 +10988,7 @@
       <w:pPr>
         <w:pStyle w:val="Ttulo1"/>
       </w:pPr>
-      <w:bookmarkStart w:id="29" w:name="_Toc229165974"/>
+      <w:bookmarkStart w:id="29" w:name="_Toc229681537"/>
       <w:r>
         <w:lastRenderedPageBreak/>
         <w:t>4. Desarrollo del Proyecto</w:t>
@@ -8642,7 +10999,7 @@
       <w:pPr>
         <w:pStyle w:val="Ttulo2"/>
       </w:pPr>
-      <w:bookmarkStart w:id="30" w:name="_Toc229165975"/>
+      <w:bookmarkStart w:id="30" w:name="_Toc229681538"/>
       <w:r>
         <w:t>4.1 Tecnologías y Herramientas Utilizadas</w:t>
       </w:r>
@@ -8660,7 +11017,7 @@
     </w:p>
     <w:p>
       <w:pPr>
-        <w:spacing w:after="240"/>
+        <w:spacing w:after="120"/>
       </w:pPr>
     </w:p>
     <w:p>
@@ -8668,7 +11025,7 @@
         <w:spacing w:before="240" w:after="60"/>
         <w:jc w:val="center"/>
       </w:pPr>
-      <w:bookmarkStart w:id="31" w:name="BM_Tabla1"/>
+      <w:bookmarkStart w:id="31" w:name="BM_T8"/>
       <w:r>
         <w:rPr>
           <w:b/>
@@ -8676,7 +11033,7 @@
           <w:sz w:val="22"/>
           <w:szCs w:val="22"/>
         </w:rPr>
-        <w:t>Tabla 1. Tecnologías y herramientas utilizadas en el proyecto.</w:t>
+        <w:t>Tabla 8. Tecnologías y herramientas utilizadas en el proyecto.</w:t>
       </w:r>
       <w:bookmarkEnd w:id="31"/>
     </w:p>
@@ -8863,7 +11220,7 @@
                 <w:sz w:val="20"/>
                 <w:szCs w:val="20"/>
               </w:rPr>
-              <w:t>2.0+</w:t>
+              <w:t>2.0.21</w:t>
             </w:r>
           </w:p>
         </w:tc>
@@ -9415,7 +11772,7 @@
                 <w:sz w:val="20"/>
                 <w:szCs w:val="20"/>
               </w:rPr>
-              <w:t>2.9+</w:t>
+              <w:t>2.11.0</w:t>
             </w:r>
           </w:p>
         </w:tc>
@@ -9477,7 +11834,7 @@
                 <w:sz w:val="20"/>
                 <w:szCs w:val="20"/>
               </w:rPr>
-              <w:t>Material Design 3</w:t>
+              <w:t>OkHttp</w:t>
             </w:r>
           </w:p>
         </w:tc>
@@ -9507,7 +11864,7 @@
                 <w:sz w:val="20"/>
                 <w:szCs w:val="20"/>
               </w:rPr>
-              <w:t>BOM 2025.04.01</w:t>
+              <w:t>4.12.0</w:t>
             </w:r>
           </w:p>
         </w:tc>
@@ -9537,7 +11894,7 @@
                 <w:sz w:val="20"/>
                 <w:szCs w:val="20"/>
               </w:rPr>
-              <w:t>Sistema de diseño para la interfaz de usuario.</w:t>
+              <w:t>Cliente HTTP subyacente de Retrofit con interceptores.</w:t>
             </w:r>
           </w:p>
         </w:tc>
@@ -9569,7 +11926,7 @@
                 <w:sz w:val="20"/>
                 <w:szCs w:val="20"/>
               </w:rPr>
-              <w:t>Android Studio</w:t>
+              <w:t>Material Design 3</w:t>
             </w:r>
           </w:p>
         </w:tc>
@@ -9599,7 +11956,7 @@
                 <w:sz w:val="20"/>
                 <w:szCs w:val="20"/>
               </w:rPr>
-              <w:t>Hedgehog+</w:t>
+              <w:t>BOM 2025.04.01</w:t>
             </w:r>
           </w:p>
         </w:tc>
@@ -9629,7 +11986,7 @@
                 <w:sz w:val="20"/>
                 <w:szCs w:val="20"/>
               </w:rPr>
-              <w:t>Entorno de desarrollo integrado oficial para Android.</w:t>
+              <w:t>Sistema de diseño para la interfaz de usuario.</w:t>
             </w:r>
           </w:p>
         </w:tc>
@@ -9661,6 +12018,98 @@
                 <w:sz w:val="20"/>
                 <w:szCs w:val="20"/>
               </w:rPr>
+              <w:t>Android Studio</w:t>
+            </w:r>
+          </w:p>
+        </w:tc>
+        <w:tc>
+          <w:tcPr>
+            <w:tcW w:w="1500" w:type="dxa"/>
+            <w:tcBorders>
+              <w:top w:val="single" w:sz="1" w:space="0" w:color="CCCCCC"/>
+              <w:left w:val="single" w:sz="1" w:space="0" w:color="CCCCCC"/>
+              <w:bottom w:val="single" w:sz="1" w:space="0" w:color="CCCCCC"/>
+              <w:right w:val="single" w:sz="1" w:space="0" w:color="CCCCCC"/>
+            </w:tcBorders>
+            <w:shd w:val="clear" w:color="auto" w:fill="F8FAFC"/>
+            <w:tcMar>
+              <w:top w:w="80" w:type="dxa"/>
+              <w:left w:w="140" w:type="dxa"/>
+              <w:bottom w:w="80" w:type="dxa"/>
+              <w:right w:w="140" w:type="dxa"/>
+            </w:tcMar>
+          </w:tcPr>
+          <w:p>
+            <w:pPr>
+              <w:jc w:val="both"/>
+            </w:pPr>
+            <w:r>
+              <w:rPr>
+                <w:sz w:val="20"/>
+                <w:szCs w:val="20"/>
+              </w:rPr>
+              <w:t>Meerkat 2024.3.1</w:t>
+            </w:r>
+          </w:p>
+        </w:tc>
+        <w:tc>
+          <w:tcPr>
+            <w:tcW w:w="4504" w:type="dxa"/>
+            <w:tcBorders>
+              <w:top w:val="single" w:sz="1" w:space="0" w:color="CCCCCC"/>
+              <w:left w:val="single" w:sz="1" w:space="0" w:color="CCCCCC"/>
+              <w:bottom w:val="single" w:sz="1" w:space="0" w:color="CCCCCC"/>
+              <w:right w:val="single" w:sz="1" w:space="0" w:color="CCCCCC"/>
+            </w:tcBorders>
+            <w:shd w:val="clear" w:color="auto" w:fill="F8FAFC"/>
+            <w:tcMar>
+              <w:top w:w="80" w:type="dxa"/>
+              <w:left w:w="140" w:type="dxa"/>
+              <w:bottom w:w="80" w:type="dxa"/>
+              <w:right w:w="140" w:type="dxa"/>
+            </w:tcMar>
+          </w:tcPr>
+          <w:p>
+            <w:pPr>
+              <w:jc w:val="both"/>
+            </w:pPr>
+            <w:r>
+              <w:rPr>
+                <w:sz w:val="20"/>
+                <w:szCs w:val="20"/>
+              </w:rPr>
+              <w:t>Entorno de desarrollo integrado oficial para Android.</w:t>
+            </w:r>
+          </w:p>
+        </w:tc>
+      </w:tr>
+      <w:tr>
+        <w:tc>
+          <w:tcPr>
+            <w:tcW w:w="2500" w:type="dxa"/>
+            <w:tcBorders>
+              <w:top w:val="single" w:sz="1" w:space="0" w:color="CCCCCC"/>
+              <w:left w:val="single" w:sz="1" w:space="0" w:color="CCCCCC"/>
+              <w:bottom w:val="single" w:sz="1" w:space="0" w:color="CCCCCC"/>
+              <w:right w:val="single" w:sz="1" w:space="0" w:color="CCCCCC"/>
+            </w:tcBorders>
+            <w:shd w:val="clear" w:color="auto" w:fill="FFFFFF"/>
+            <w:tcMar>
+              <w:top w:w="80" w:type="dxa"/>
+              <w:left w:w="140" w:type="dxa"/>
+              <w:bottom w:w="80" w:type="dxa"/>
+              <w:right w:w="140" w:type="dxa"/>
+            </w:tcMar>
+          </w:tcPr>
+          <w:p>
+            <w:pPr>
+              <w:jc w:val="both"/>
+            </w:pPr>
+            <w:r>
+              <w:rPr>
+                <w:sz w:val="20"/>
+                <w:szCs w:val="20"/>
+              </w:rPr>
               <w:t>GitHub</w:t>
             </w:r>
           </w:p>
@@ -9674,7 +12123,7 @@
               <w:bottom w:val="single" w:sz="1" w:space="0" w:color="CCCCCC"/>
               <w:right w:val="single" w:sz="1" w:space="0" w:color="CCCCCC"/>
             </w:tcBorders>
-            <w:shd w:val="clear" w:color="auto" w:fill="F8FAFC"/>
+            <w:shd w:val="clear" w:color="auto" w:fill="FFFFFF"/>
             <w:tcMar>
               <w:top w:w="80" w:type="dxa"/>
               <w:left w:w="140" w:type="dxa"/>
@@ -9704,7 +12153,7 @@
               <w:bottom w:val="single" w:sz="1" w:space="0" w:color="CCCCCC"/>
               <w:right w:val="single" w:sz="1" w:space="0" w:color="CCCCCC"/>
             </w:tcBorders>
-            <w:shd w:val="clear" w:color="auto" w:fill="F8FAFC"/>
+            <w:shd w:val="clear" w:color="auto" w:fill="FFFFFF"/>
             <w:tcMar>
               <w:top w:w="80" w:type="dxa"/>
               <w:left w:w="140" w:type="dxa"/>
@@ -9729,10 +12178,54 @@
     </w:tbl>
     <w:p>
       <w:pPr>
+        <w:spacing w:before="60" w:after="240"/>
+        <w:rPr>
+          <w:i/>
+          <w:iCs/>
+          <w:color w:val="475569"/>
+          <w:sz w:val="20"/>
+          <w:szCs w:val="20"/>
+        </w:rPr>
+      </w:pPr>
+      <w:r>
+        <w:rPr>
+          <w:i/>
+          <w:iCs/>
+          <w:color w:val="475569"/>
+          <w:sz w:val="20"/>
+          <w:szCs w:val="20"/>
+        </w:rPr>
+        <w:t>Nota. Fuente: elaboración propia.</w:t>
+      </w:r>
+    </w:p>
+    <w:p>
+      <w:pPr>
+        <w:rPr>
+          <w:i/>
+          <w:iCs/>
+          <w:color w:val="475569"/>
+          <w:sz w:val="20"/>
+          <w:szCs w:val="20"/>
+        </w:rPr>
+      </w:pPr>
+      <w:r>
+        <w:rPr>
+          <w:i/>
+          <w:iCs/>
+          <w:color w:val="475569"/>
+          <w:sz w:val="20"/>
+          <w:szCs w:val="20"/>
+        </w:rPr>
+        <w:br w:type="page"/>
+      </w:r>
+    </w:p>
+    <w:p>
+      <w:pPr>
         <w:pStyle w:val="Ttulo2"/>
       </w:pPr>
-      <w:bookmarkStart w:id="32" w:name="_Toc229165976"/>
-      <w:r>
+      <w:bookmarkStart w:id="32" w:name="_Toc229681539"/>
+      <w:r>
+        <w:lastRenderedPageBreak/>
         <w:t>4.2 Descripción de la Arquitectura</w:t>
       </w:r>
       <w:bookmarkEnd w:id="32"/>
@@ -9749,25 +12242,25 @@
     </w:p>
     <w:p>
       <w:pPr>
-        <w:spacing w:after="240"/>
-      </w:pPr>
-    </w:p>
-    <w:p>
-      <w:pPr>
-        <w:spacing w:after="240"/>
-      </w:pPr>
-    </w:p>
-    <w:p>
-      <w:pPr>
-        <w:spacing w:after="240"/>
-      </w:pPr>
+        <w:spacing w:after="120" w:line="360" w:lineRule="auto"/>
+        <w:ind w:firstLine="709"/>
+        <w:jc w:val="both"/>
+      </w:pPr>
+      <w:r>
+        <w:t>La navegación entre pantallas se gestiona mediante Jetpack Navigation Compose, con un grafo de navegación definido en NavGraph.kt que detecta reactivamente el estado de sesión de Firebase mediante un AuthStateListener. Esto garantiza que el usuario sea redirigido automáticamente a la pantalla de login cuando cierra sesión, y a la pantalla principal cuando la sesión está activa.</w:t>
+      </w:r>
+    </w:p>
+    <w:p>
+      <w:r>
+        <w:br w:type="page"/>
+      </w:r>
     </w:p>
     <w:p>
       <w:pPr>
         <w:spacing w:before="240" w:after="60"/>
         <w:jc w:val="center"/>
       </w:pPr>
-      <w:bookmarkStart w:id="33" w:name="BM_Tabla10"/>
+      <w:bookmarkStart w:id="33" w:name="BM_T9"/>
       <w:r>
         <w:rPr>
           <w:b/>
@@ -9776,7 +12269,7 @@
           <w:szCs w:val="22"/>
         </w:rPr>
         <w:lastRenderedPageBreak/>
-        <w:t>Tabla 10. Estructura de paquetes del proyecto.</w:t>
+        <w:t>Tabla 9. Estructura de paquetes del proyecto.</w:t>
       </w:r>
       <w:bookmarkEnd w:id="33"/>
     </w:p>
@@ -9991,7 +12484,7 @@
                 <w:sz w:val="20"/>
                 <w:szCs w:val="20"/>
               </w:rPr>
-              <w:t>CoinGeckoApi.kt, FinnhubApi.kt — interfaces Retrofit para las APIs externas.</w:t>
+              <w:t>CoinGeckoApi.kt, FinnhubApi.kt — interfaces Retrofit para las APIs externas de precios de mercado.</w:t>
             </w:r>
           </w:p>
         </w:tc>
@@ -10085,7 +12578,7 @@
                 <w:sz w:val="20"/>
                 <w:szCs w:val="20"/>
               </w:rPr>
-              <w:t>ui/autenticacion/</w:t>
+              <w:t>navegacion/</w:t>
             </w:r>
           </w:p>
         </w:tc>
@@ -10115,7 +12608,7 @@
                 <w:sz w:val="20"/>
                 <w:szCs w:val="20"/>
               </w:rPr>
-              <w:t>LoginScreen, RegistroScreen, AutenticacionViewModel.</w:t>
+              <w:t>NavGraph.kt — grafo de navegación con detección reactiva del estado de sesión de Firebase.</w:t>
             </w:r>
           </w:p>
         </w:tc>
@@ -10147,7 +12640,7 @@
                 <w:sz w:val="20"/>
                 <w:szCs w:val="20"/>
               </w:rPr>
-              <w:t>ui/main/</w:t>
+              <w:t>ui/autenticacion/</w:t>
             </w:r>
           </w:p>
         </w:tc>
@@ -10177,7 +12670,7 @@
                 <w:sz w:val="20"/>
                 <w:szCs w:val="20"/>
               </w:rPr>
-              <w:t>MainScreen, MainViewModel, PerfilScreen — navegación principal y perfil.</w:t>
+              <w:t>LoginScreen, RegistroScreen, AutenticacionViewModel.</w:t>
             </w:r>
           </w:p>
         </w:tc>
@@ -10209,7 +12702,7 @@
                 <w:sz w:val="20"/>
                 <w:szCs w:val="20"/>
               </w:rPr>
-              <w:t>ui/dashboard/</w:t>
+              <w:t>ui/main/</w:t>
             </w:r>
           </w:p>
         </w:tc>
@@ -10239,7 +12732,7 @@
                 <w:sz w:val="20"/>
                 <w:szCs w:val="20"/>
               </w:rPr>
-              <w:t>DashboardScreen — resumen de cartera, rango y transacciones.</w:t>
+              <w:t>MainScreen, MainViewModel, PerfilScreen — navegación principal y perfil.</w:t>
             </w:r>
           </w:p>
         </w:tc>
@@ -10271,7 +12764,7 @@
                 <w:sz w:val="20"/>
                 <w:szCs w:val="20"/>
               </w:rPr>
-              <w:t>ui/mercado/</w:t>
+              <w:t>ui/dashboard/</w:t>
             </w:r>
           </w:p>
         </w:tc>
@@ -10301,7 +12794,7 @@
                 <w:sz w:val="20"/>
                 <w:szCs w:val="20"/>
               </w:rPr>
-              <w:t>MercadoScreen, MercadoViewModel — listado de activos con precios reales.</w:t>
+              <w:t>DashboardScreen — resumen de cartera, rango y transacciones.</w:t>
             </w:r>
           </w:p>
         </w:tc>
@@ -10333,7 +12826,7 @@
                 <w:sz w:val="20"/>
                 <w:szCs w:val="20"/>
               </w:rPr>
-              <w:t>ui/operaciones/</w:t>
+              <w:t>ui/mercado/</w:t>
             </w:r>
           </w:p>
         </w:tc>
@@ -10363,7 +12856,7 @@
                 <w:sz w:val="20"/>
                 <w:szCs w:val="20"/>
               </w:rPr>
-              <w:t>OperacionesScreen — compra y venta de activos.</w:t>
+              <w:t>MercadoScreen, MercadoViewModel — listado de activos con precios reales.</w:t>
             </w:r>
           </w:p>
         </w:tc>
@@ -10395,7 +12888,7 @@
                 <w:sz w:val="20"/>
                 <w:szCs w:val="20"/>
               </w:rPr>
-              <w:t>ui/ranking/</w:t>
+              <w:t>ui/operaciones/</w:t>
             </w:r>
           </w:p>
         </w:tc>
@@ -10419,17 +12912,13 @@
           <w:p>
             <w:pPr>
               <w:jc w:val="both"/>
-              <w:rPr>
-                <w:lang w:val="en-GB"/>
-              </w:rPr>
-            </w:pPr>
-            <w:r>
-              <w:rPr>
-                <w:sz w:val="20"/>
-                <w:szCs w:val="20"/>
-                <w:lang w:val="en-GB"/>
-              </w:rPr>
-              <w:t>RankingScreen, RankingViewModel, RankingUtilidades — leaderboard global.</w:t>
+            </w:pPr>
+            <w:r>
+              <w:rPr>
+                <w:sz w:val="20"/>
+                <w:szCs w:val="20"/>
+              </w:rPr>
+              <w:t>OperacionesScreen — compra y venta de activos.</w:t>
             </w:r>
           </w:p>
         </w:tc>
@@ -10461,7 +12950,7 @@
                 <w:sz w:val="20"/>
                 <w:szCs w:val="20"/>
               </w:rPr>
-              <w:t>ui/retos/</w:t>
+              <w:t>ui/ranking/</w:t>
             </w:r>
           </w:p>
         </w:tc>
@@ -10485,13 +12974,17 @@
           <w:p>
             <w:pPr>
               <w:jc w:val="both"/>
-            </w:pPr>
-            <w:r>
-              <w:rPr>
-                <w:sz w:val="20"/>
-                <w:szCs w:val="20"/>
-              </w:rPr>
-              <w:t>RetosScreen, RetosViewModel — retos diarios con racha y recompensas.</w:t>
+              <w:rPr>
+                <w:lang w:val="en-US"/>
+              </w:rPr>
+            </w:pPr>
+            <w:r>
+              <w:rPr>
+                <w:sz w:val="20"/>
+                <w:szCs w:val="20"/>
+                <w:lang w:val="en-US"/>
+              </w:rPr>
+              <w:t>RankingScreen, RankingViewModel, RankingUtilidades — leaderboard global.</w:t>
             </w:r>
           </w:p>
         </w:tc>
@@ -10523,7 +13016,7 @@
                 <w:sz w:val="20"/>
                 <w:szCs w:val="20"/>
               </w:rPr>
-              <w:t>ui/amigos/</w:t>
+              <w:t>ui/retos/</w:t>
             </w:r>
           </w:p>
         </w:tc>
@@ -10553,7 +13046,7 @@
                 <w:sz w:val="20"/>
                 <w:szCs w:val="20"/>
               </w:rPr>
-              <w:t>AmigosScreen, AmigosViewModel — sistema social de amigos.</w:t>
+              <w:t>RetosScreen, RetosViewModel — retos diarios con racha y recompensas.</w:t>
             </w:r>
           </w:p>
         </w:tc>
@@ -10585,7 +13078,7 @@
                 <w:sz w:val="20"/>
                 <w:szCs w:val="20"/>
               </w:rPr>
-              <w:t>ui/ligas/</w:t>
+              <w:t>ui/amigos/</w:t>
             </w:r>
           </w:p>
         </w:tc>
@@ -10615,7 +13108,7 @@
                 <w:sz w:val="20"/>
                 <w:szCs w:val="20"/>
               </w:rPr>
-              <w:t>LigasScreen, LigasViewModel — ligas privadas con ranking propio.</w:t>
+              <w:t>AmigosScreen, AmigosViewModel — sistema social de amigos.</w:t>
             </w:r>
           </w:p>
         </w:tc>
@@ -10647,7 +13140,7 @@
                 <w:sz w:val="20"/>
                 <w:szCs w:val="20"/>
               </w:rPr>
-              <w:t>ui/usuario/</w:t>
+              <w:t>ui/ligas/</w:t>
             </w:r>
           </w:p>
         </w:tc>
@@ -10677,7 +13170,7 @@
                 <w:sz w:val="20"/>
                 <w:szCs w:val="20"/>
               </w:rPr>
-              <w:t>UsuarioViewModel — lógica de trading, cálculo de beneficios y rangos.</w:t>
+              <w:t>LigasScreen, LigasViewModel — ligas privadas con ranking y chat en tiempo real.</w:t>
             </w:r>
           </w:p>
         </w:tc>
@@ -10692,24 +13185,24 @@
               <w:bottom w:val="single" w:sz="1" w:space="0" w:color="CCCCCC"/>
               <w:right w:val="single" w:sz="1" w:space="0" w:color="CCCCCC"/>
             </w:tcBorders>
-            <w:shd w:val="clear" w:color="auto" w:fill="FFFFFF"/>
-            <w:tcMar>
-              <w:top w:w="80" w:type="dxa"/>
-              <w:left w:w="140" w:type="dxa"/>
-              <w:bottom w:w="80" w:type="dxa"/>
-              <w:right w:w="140" w:type="dxa"/>
-            </w:tcMar>
-          </w:tcPr>
-          <w:p>
-            <w:pPr>
-              <w:jc w:val="both"/>
-            </w:pPr>
-            <w:r>
-              <w:rPr>
-                <w:sz w:val="20"/>
-                <w:szCs w:val="20"/>
-              </w:rPr>
-              <w:t>datos/remoto/</w:t>
+            <w:shd w:val="clear" w:color="auto" w:fill="F8FAFC"/>
+            <w:tcMar>
+              <w:top w:w="80" w:type="dxa"/>
+              <w:left w:w="140" w:type="dxa"/>
+              <w:bottom w:w="80" w:type="dxa"/>
+              <w:right w:w="140" w:type="dxa"/>
+            </w:tcMar>
+          </w:tcPr>
+          <w:p>
+            <w:pPr>
+              <w:jc w:val="both"/>
+            </w:pPr>
+            <w:r>
+              <w:rPr>
+                <w:sz w:val="20"/>
+                <w:szCs w:val="20"/>
+              </w:rPr>
+              <w:t>ui/usuario/</w:t>
             </w:r>
           </w:p>
         </w:tc>
@@ -10722,24 +13215,24 @@
               <w:bottom w:val="single" w:sz="1" w:space="0" w:color="CCCCCC"/>
               <w:right w:val="single" w:sz="1" w:space="0" w:color="CCCCCC"/>
             </w:tcBorders>
-            <w:shd w:val="clear" w:color="auto" w:fill="FFFFFF"/>
-            <w:tcMar>
-              <w:top w:w="80" w:type="dxa"/>
-              <w:left w:w="140" w:type="dxa"/>
-              <w:bottom w:w="80" w:type="dxa"/>
-              <w:right w:w="140" w:type="dxa"/>
-            </w:tcMar>
-          </w:tcPr>
-          <w:p>
-            <w:pPr>
-              <w:jc w:val="both"/>
-            </w:pPr>
-            <w:r>
-              <w:rPr>
-                <w:sz w:val="20"/>
-                <w:szCs w:val="20"/>
-              </w:rPr>
-              <w:t>CoinGeckoApi.kt, FinnhubApi.kt — interfaces Retrofit con los endpoints de las APIs externas de precios de mercado.</w:t>
+            <w:shd w:val="clear" w:color="auto" w:fill="F8FAFC"/>
+            <w:tcMar>
+              <w:top w:w="80" w:type="dxa"/>
+              <w:left w:w="140" w:type="dxa"/>
+              <w:bottom w:w="80" w:type="dxa"/>
+              <w:right w:w="140" w:type="dxa"/>
+            </w:tcMar>
+          </w:tcPr>
+          <w:p>
+            <w:pPr>
+              <w:jc w:val="both"/>
+            </w:pPr>
+            <w:r>
+              <w:rPr>
+                <w:sz w:val="20"/>
+                <w:szCs w:val="20"/>
+              </w:rPr>
+              <w:t>UsuarioViewModel — lógica de trading, cálculo de beneficios y rangos.</w:t>
             </w:r>
           </w:p>
         </w:tc>
@@ -10754,24 +13247,24 @@
               <w:bottom w:val="single" w:sz="1" w:space="0" w:color="CCCCCC"/>
               <w:right w:val="single" w:sz="1" w:space="0" w:color="CCCCCC"/>
             </w:tcBorders>
-            <w:shd w:val="clear" w:color="auto" w:fill="F8FAFC"/>
-            <w:tcMar>
-              <w:top w:w="80" w:type="dxa"/>
-              <w:left w:w="140" w:type="dxa"/>
-              <w:bottom w:w="80" w:type="dxa"/>
-              <w:right w:w="140" w:type="dxa"/>
-            </w:tcMar>
-          </w:tcPr>
-          <w:p>
-            <w:pPr>
-              <w:jc w:val="both"/>
-            </w:pPr>
-            <w:r>
-              <w:rPr>
-                <w:sz w:val="20"/>
-                <w:szCs w:val="20"/>
-              </w:rPr>
-              <w:t>navegacion/</w:t>
+            <w:shd w:val="clear" w:color="auto" w:fill="FFFFFF"/>
+            <w:tcMar>
+              <w:top w:w="80" w:type="dxa"/>
+              <w:left w:w="140" w:type="dxa"/>
+              <w:bottom w:w="80" w:type="dxa"/>
+              <w:right w:w="140" w:type="dxa"/>
+            </w:tcMar>
+          </w:tcPr>
+          <w:p>
+            <w:pPr>
+              <w:jc w:val="both"/>
+            </w:pPr>
+            <w:r>
+              <w:rPr>
+                <w:sz w:val="20"/>
+                <w:szCs w:val="20"/>
+              </w:rPr>
+              <w:t>ui/tema/</w:t>
             </w:r>
           </w:p>
         </w:tc>
@@ -10784,24 +13277,24 @@
               <w:bottom w:val="single" w:sz="1" w:space="0" w:color="CCCCCC"/>
               <w:right w:val="single" w:sz="1" w:space="0" w:color="CCCCCC"/>
             </w:tcBorders>
-            <w:shd w:val="clear" w:color="auto" w:fill="F8FAFC"/>
-            <w:tcMar>
-              <w:top w:w="80" w:type="dxa"/>
-              <w:left w:w="140" w:type="dxa"/>
-              <w:bottom w:w="80" w:type="dxa"/>
-              <w:right w:w="140" w:type="dxa"/>
-            </w:tcMar>
-          </w:tcPr>
-          <w:p>
-            <w:pPr>
-              <w:jc w:val="both"/>
-            </w:pPr>
-            <w:r>
-              <w:rPr>
-                <w:sz w:val="20"/>
-                <w:szCs w:val="20"/>
-              </w:rPr>
-              <w:t>NavGraph.kt — grafo de navegación con Jetpack Navigation Compose. Gestiona las rutas entre Login, Registro y la pantalla principal, con detección reactiva del estado de sesión de Firebase.</w:t>
+            <w:shd w:val="clear" w:color="auto" w:fill="FFFFFF"/>
+            <w:tcMar>
+              <w:top w:w="80" w:type="dxa"/>
+              <w:left w:w="140" w:type="dxa"/>
+              <w:bottom w:w="80" w:type="dxa"/>
+              <w:right w:w="140" w:type="dxa"/>
+            </w:tcMar>
+          </w:tcPr>
+          <w:p>
+            <w:pPr>
+              <w:jc w:val="both"/>
+            </w:pPr>
+            <w:r>
+              <w:rPr>
+                <w:sz w:val="20"/>
+                <w:szCs w:val="20"/>
+              </w:rPr>
+              <w:t>Tema.kt, Tipografia.kt — colores, tipografías y extensiones de ColorScheme.</w:t>
             </w:r>
           </w:p>
         </w:tc>
@@ -10816,7 +13309,7 @@
               <w:bottom w:val="single" w:sz="1" w:space="0" w:color="CCCCCC"/>
               <w:right w:val="single" w:sz="1" w:space="0" w:color="CCCCCC"/>
             </w:tcBorders>
-            <w:shd w:val="clear" w:color="auto" w:fill="FFFFFF"/>
+            <w:shd w:val="clear" w:color="auto" w:fill="F8FAFC"/>
             <w:tcMar>
               <w:top w:w="80" w:type="dxa"/>
               <w:left w:w="140" w:type="dxa"/>
@@ -10846,38 +13339,6 @@
               <w:bottom w:val="single" w:sz="1" w:space="0" w:color="CCCCCC"/>
               <w:right w:val="single" w:sz="1" w:space="0" w:color="CCCCCC"/>
             </w:tcBorders>
-            <w:shd w:val="clear" w:color="auto" w:fill="FFFFFF"/>
-            <w:tcMar>
-              <w:top w:w="80" w:type="dxa"/>
-              <w:left w:w="140" w:type="dxa"/>
-              <w:bottom w:w="80" w:type="dxa"/>
-              <w:right w:w="140" w:type="dxa"/>
-            </w:tcMar>
-          </w:tcPr>
-          <w:p>
-            <w:pPr>
-              <w:jc w:val="both"/>
-            </w:pPr>
-            <w:r>
-              <w:rPr>
-                <w:sz w:val="20"/>
-                <w:szCs w:val="20"/>
-              </w:rPr>
-              <w:t>Punto de entrada de la aplicación. Configura el tema visual y lanza el NavGraph con el controlador de navegación.</w:t>
-            </w:r>
-          </w:p>
-        </w:tc>
-      </w:tr>
-      <w:tr>
-        <w:tc>
-          <w:tcPr>
-            <w:tcW w:w="3000" w:type="dxa"/>
-            <w:tcBorders>
-              <w:top w:val="single" w:sz="1" w:space="0" w:color="CCCCCC"/>
-              <w:left w:val="single" w:sz="1" w:space="0" w:color="CCCCCC"/>
-              <w:bottom w:val="single" w:sz="1" w:space="0" w:color="CCCCCC"/>
-              <w:right w:val="single" w:sz="1" w:space="0" w:color="CCCCCC"/>
-            </w:tcBorders>
             <w:shd w:val="clear" w:color="auto" w:fill="F8FAFC"/>
             <w:tcMar>
               <w:top w:w="80" w:type="dxa"/>
@@ -10895,37 +13356,7 @@
                 <w:sz w:val="20"/>
                 <w:szCs w:val="20"/>
               </w:rPr>
-              <w:t>ui/tema/</w:t>
-            </w:r>
-          </w:p>
-        </w:tc>
-        <w:tc>
-          <w:tcPr>
-            <w:tcW w:w="5504" w:type="dxa"/>
-            <w:tcBorders>
-              <w:top w:val="single" w:sz="1" w:space="0" w:color="CCCCCC"/>
-              <w:left w:val="single" w:sz="1" w:space="0" w:color="CCCCCC"/>
-              <w:bottom w:val="single" w:sz="1" w:space="0" w:color="CCCCCC"/>
-              <w:right w:val="single" w:sz="1" w:space="0" w:color="CCCCCC"/>
-            </w:tcBorders>
-            <w:shd w:val="clear" w:color="auto" w:fill="F8FAFC"/>
-            <w:tcMar>
-              <w:top w:w="80" w:type="dxa"/>
-              <w:left w:w="140" w:type="dxa"/>
-              <w:bottom w:w="80" w:type="dxa"/>
-              <w:right w:w="140" w:type="dxa"/>
-            </w:tcMar>
-          </w:tcPr>
-          <w:p>
-            <w:pPr>
-              <w:jc w:val="both"/>
-            </w:pPr>
-            <w:r>
-              <w:rPr>
-                <w:sz w:val="20"/>
-                <w:szCs w:val="20"/>
-              </w:rPr>
-              <w:t>Tema.kt, Tipografia.kt — colores, tipografías y extensiones de ColorScheme.</w:t>
+              <w:t>Punto de entrada de la aplicación. Configura el tema visual y lanza el NavGraph.</w:t>
             </w:r>
           </w:p>
         </w:tc>
@@ -10933,15 +13364,44 @@
     </w:tbl>
     <w:p>
       <w:pPr>
+        <w:spacing w:before="60" w:after="240"/>
         <w:rPr>
-          <w:b/>
-          <w:bCs/>
-          <w:color w:val="1E3A8A"/>
-          <w:sz w:val="26"/>
-          <w:szCs w:val="26"/>
+          <w:i/>
+          <w:iCs/>
+          <w:color w:val="475569"/>
+          <w:sz w:val="20"/>
+          <w:szCs w:val="20"/>
         </w:rPr>
       </w:pPr>
       <w:r>
+        <w:rPr>
+          <w:i/>
+          <w:iCs/>
+          <w:color w:val="475569"/>
+          <w:sz w:val="20"/>
+          <w:szCs w:val="20"/>
+        </w:rPr>
+        <w:t>Nota. Fuente: elaboración propia.</w:t>
+      </w:r>
+    </w:p>
+    <w:p>
+      <w:pPr>
+        <w:rPr>
+          <w:i/>
+          <w:iCs/>
+          <w:color w:val="475569"/>
+          <w:sz w:val="20"/>
+          <w:szCs w:val="20"/>
+        </w:rPr>
+      </w:pPr>
+      <w:r>
+        <w:rPr>
+          <w:i/>
+          <w:iCs/>
+          <w:color w:val="475569"/>
+          <w:sz w:val="20"/>
+          <w:szCs w:val="20"/>
+        </w:rPr>
         <w:br w:type="page"/>
       </w:r>
     </w:p>
@@ -10949,7 +13409,7 @@
       <w:pPr>
         <w:pStyle w:val="Ttulo2"/>
       </w:pPr>
-      <w:bookmarkStart w:id="34" w:name="_Toc229165977"/>
+      <w:bookmarkStart w:id="34" w:name="_Toc229681540"/>
       <w:r>
         <w:lastRenderedPageBreak/>
         <w:t>4.3 Capturas de Pantalla — Descripción de Funcionalidades</w:t>
@@ -10960,7 +13420,7 @@
       <w:pPr>
         <w:pStyle w:val="Ttulo3"/>
       </w:pPr>
-      <w:bookmarkStart w:id="35" w:name="_Toc229165978"/>
+      <w:bookmarkStart w:id="35" w:name="_Toc229681541"/>
       <w:r>
         <w:t>4.3.1 Autenticación</w:t>
       </w:r>
@@ -10971,28 +13431,19 @@
         <w:spacing w:after="120" w:line="360" w:lineRule="auto"/>
         <w:ind w:firstLine="709"/>
         <w:jc w:val="both"/>
-      </w:pPr>
-      <w:r>
-        <w:t>La aplicación cuenta con dos métodos de autenticación: email y contraseña, gestionado por Firebase Authentication, y Google Sign-In mediante GoogleAuthProvider. Al registrarse, el sistema genera automáticamente un código de usuario único de 8 caracteres (letras A-Z y números 0-9) que queda asociado al perfil del usuario y permite identificarlo en el sistema social.</w:t>
-      </w:r>
-    </w:p>
-    <w:p>
-      <w:pPr>
-        <w:spacing w:after="240"/>
-        <w:jc w:val="center"/>
       </w:pPr>
       <w:r>
         <w:rPr>
           <w:noProof/>
         </w:rPr>
         <w:drawing>
-          <wp:anchor distT="0" distB="0" distL="114300" distR="114300" simplePos="0" relativeHeight="251660288" behindDoc="0" locked="0" layoutInCell="1" allowOverlap="1" wp14:anchorId="4C525695" wp14:editId="59E2683C">
+          <wp:anchor distT="0" distB="0" distL="114300" distR="114300" simplePos="0" relativeHeight="251659264" behindDoc="0" locked="0" layoutInCell="1" allowOverlap="1" wp14:anchorId="02720EDB" wp14:editId="6074ED83">
             <wp:simplePos x="0" y="0"/>
-            <wp:positionH relativeFrom="column">
-              <wp:posOffset>1391920</wp:posOffset>
+            <wp:positionH relativeFrom="margin">
+              <wp:align>center</wp:align>
             </wp:positionH>
             <wp:positionV relativeFrom="paragraph">
-              <wp:posOffset>2540</wp:posOffset>
+              <wp:posOffset>1621790</wp:posOffset>
             </wp:positionV>
             <wp:extent cx="2492186" cy="5400000"/>
             <wp:effectExtent l="0" t="0" r="3810" b="0"/>
@@ -11044,13 +13495,21 @@
           </wp:anchor>
         </w:drawing>
       </w:r>
+      <w:r>
+        <w:t>La aplicación cuenta con dos métodos de autenticación: email y contraseña, gestionado por Firebase Authentication, y Google Sign-In mediante GoogleAuthProvider. Al registrarse, el sistema genera automáticamente un código identificativo de 8 caracteres (letras A-Z y números 0-9) con verificación de unicidad en Firestore, que queda asociado al perfil del usuario y permite identificarlo en el sistema social con el formato #XXXXXXXX.</w:t>
+      </w:r>
+    </w:p>
+    <w:p>
+      <w:pPr>
+        <w:spacing w:after="120"/>
+      </w:pPr>
     </w:p>
     <w:p>
       <w:pPr>
         <w:spacing w:before="60" w:after="240"/>
         <w:jc w:val="center"/>
       </w:pPr>
-      <w:bookmarkStart w:id="36" w:name="BM_Figura1"/>
+      <w:bookmarkStart w:id="36" w:name="BM_F3"/>
       <w:r>
         <w:rPr>
           <w:i/>
@@ -11059,15 +13518,21 @@
           <w:sz w:val="20"/>
           <w:szCs w:val="20"/>
         </w:rPr>
-        <w:t>Figura 1. Pantalla de inicio de sesión con email/contraseña y Google Sign-In.</w:t>
-      </w:r>
-      <w:bookmarkStart w:id="37" w:name="BM_Figura2"/>
+        <w:t>Figura 3. Pantalla de inicio de sesión con email/contraseña y Google Sign-In. Fuente: captura propia de la aplicación.</w:t>
+      </w:r>
       <w:bookmarkEnd w:id="36"/>
     </w:p>
     <w:p>
       <w:pPr>
         <w:spacing w:before="60" w:after="240"/>
         <w:jc w:val="center"/>
+        <w:rPr>
+          <w:i/>
+          <w:iCs/>
+          <w:color w:val="475569"/>
+          <w:sz w:val="20"/>
+          <w:szCs w:val="20"/>
+        </w:rPr>
       </w:pPr>
       <w:r>
         <w:rPr>
@@ -11075,7 +13540,7 @@
         </w:rPr>
         <w:lastRenderedPageBreak/>
         <w:drawing>
-          <wp:inline distT="0" distB="0" distL="0" distR="0" wp14:anchorId="178BC6C2" wp14:editId="27A3014E">
+          <wp:inline distT="0" distB="0" distL="0" distR="0" wp14:anchorId="19EBA9B7" wp14:editId="6A31068A">
             <wp:extent cx="2491793" cy="5400000"/>
             <wp:effectExtent l="0" t="0" r="3810" b="0"/>
             <wp:docPr id="360643835" name="Imagen 13"/>
@@ -11121,8 +13586,6 @@
       <w:pPr>
         <w:spacing w:before="60" w:after="240"/>
         <w:jc w:val="center"/>
-      </w:pPr>
-      <w:r>
         <w:rPr>
           <w:i/>
           <w:iCs/>
@@ -11130,19 +13593,38 @@
           <w:sz w:val="20"/>
           <w:szCs w:val="20"/>
         </w:rPr>
-        <w:t>Figura 2. Pantalla de registro con generación automática de código #XXXXXXXX.</w:t>
+      </w:pPr>
+      <w:bookmarkStart w:id="37" w:name="BM_F4"/>
+      <w:r>
+        <w:rPr>
+          <w:i/>
+          <w:iCs/>
+          <w:color w:val="475569"/>
+          <w:sz w:val="20"/>
+          <w:szCs w:val="20"/>
+        </w:rPr>
+        <w:t>Figura 4. Pantalla de registro con generación automática de código identificativo. Fuente: captura propia de la aplicación.</w:t>
       </w:r>
       <w:bookmarkEnd w:id="37"/>
     </w:p>
     <w:p>
       <w:pPr>
         <w:rPr>
-          <w:b/>
-          <w:bCs/>
-          <w:color w:val="1E3A8A"/>
+          <w:i/>
+          <w:iCs/>
+          <w:color w:val="475569"/>
+          <w:sz w:val="20"/>
+          <w:szCs w:val="20"/>
         </w:rPr>
       </w:pPr>
       <w:r>
+        <w:rPr>
+          <w:i/>
+          <w:iCs/>
+          <w:color w:val="475569"/>
+          <w:sz w:val="20"/>
+          <w:szCs w:val="20"/>
+        </w:rPr>
         <w:br w:type="page"/>
       </w:r>
     </w:p>
@@ -11150,7 +13632,7 @@
       <w:pPr>
         <w:pStyle w:val="Ttulo3"/>
       </w:pPr>
-      <w:bookmarkStart w:id="38" w:name="_Toc229165979"/>
+      <w:bookmarkStart w:id="38" w:name="_Toc229681542"/>
       <w:r>
         <w:lastRenderedPageBreak/>
         <w:t>4.3.2 Panel de Control (Dashboard)</w:t>
@@ -11164,20 +13646,27 @@
         <w:jc w:val="both"/>
       </w:pPr>
       <w:r>
-        <w:t>La pantalla principal muestra el resumen completo de la situación financiera del usuario: valor total del portfolio, efectivo disponible, valor de la cartera y rango actual. La barra de progreso hacia el siguiente rango calcula el beneficio de trading descontando el saldo bonus, garantizando que las recompensas de los retos no influyan en el avance del rango. Como se observa en la Figura 3, la lista de activos en cartera muestra el precio actual, la cantidad de unidades, el valor invertido y el beneficio o pérdida de cada posición.</w:t>
-      </w:r>
-    </w:p>
-    <w:p>
-      <w:pPr>
-        <w:spacing w:after="240"/>
+        <w:t>La pantalla principal muestra el resumen completo de la situación financiera del usuario: valor total del portfolio, efectivo disponible, valor de la cartera y rango actual. La barra de progreso hacia el siguiente rango calcula el beneficio de trading descontando el saldo bonus, garantizando que las recompensas de los retos no influyan en el avance del rango. Como se observa en la Figura 5, la lista de activos en cartera muestra el precio actual, la cantidad de unidades, el valor invertido y el beneficio o pérdida de cada posición.</w:t>
+      </w:r>
+    </w:p>
+    <w:p>
+      <w:pPr>
+        <w:spacing w:before="60" w:after="240"/>
         <w:jc w:val="center"/>
+        <w:rPr>
+          <w:i/>
+          <w:iCs/>
+          <w:color w:val="475569"/>
+          <w:sz w:val="20"/>
+          <w:szCs w:val="20"/>
+        </w:rPr>
       </w:pPr>
       <w:r>
         <w:rPr>
           <w:noProof/>
         </w:rPr>
         <w:drawing>
-          <wp:inline distT="0" distB="0" distL="0" distR="0" wp14:anchorId="32C93206" wp14:editId="6F764787">
+          <wp:inline distT="0" distB="0" distL="0" distR="0" wp14:anchorId="0B959A8D" wp14:editId="4A423D28">
             <wp:extent cx="2490611" cy="5400000"/>
             <wp:effectExtent l="0" t="0" r="5080" b="0"/>
             <wp:docPr id="1882258242" name="Imagen 15"/>
@@ -11223,9 +13712,6 @@
       <w:pPr>
         <w:spacing w:before="60" w:after="240"/>
         <w:jc w:val="center"/>
-      </w:pPr>
-      <w:bookmarkStart w:id="39" w:name="BM_Figura3"/>
-      <w:r>
         <w:rPr>
           <w:i/>
           <w:iCs/>
@@ -11233,27 +13719,31 @@
           <w:sz w:val="20"/>
           <w:szCs w:val="20"/>
         </w:rPr>
-        <w:t>Figura 3. Panel de control con tarjetas de resumen, barra de progreso de rango y lista de cartera.</w:t>
+      </w:pPr>
+      <w:bookmarkStart w:id="39" w:name="BM_F5"/>
+      <w:r>
+        <w:rPr>
+          <w:i/>
+          <w:iCs/>
+          <w:color w:val="475569"/>
+          <w:sz w:val="20"/>
+          <w:szCs w:val="20"/>
+        </w:rPr>
+        <w:t>Figura 5. Panel de control con tarjetas de resumen, barra de progreso de rango y lista de cartera. Fuente: captura propia de la aplicación.</w:t>
       </w:r>
       <w:bookmarkEnd w:id="39"/>
     </w:p>
     <w:p>
       <w:pPr>
-        <w:rPr>
-          <w:b/>
-          <w:bCs/>
-          <w:color w:val="1E3A8A"/>
-        </w:rPr>
-      </w:pPr>
-      <w:r>
-        <w:br w:type="page"/>
-      </w:r>
+        <w:spacing w:before="60" w:after="240"/>
+        <w:jc w:val="center"/>
+      </w:pPr>
     </w:p>
     <w:p>
       <w:pPr>
         <w:pStyle w:val="Ttulo3"/>
       </w:pPr>
-      <w:bookmarkStart w:id="40" w:name="_Toc229165980"/>
+      <w:bookmarkStart w:id="40" w:name="_Toc229681543"/>
       <w:r>
         <w:lastRenderedPageBreak/>
         <w:t>4.3.3 Mercado</w:t>
@@ -11276,17 +13766,17 @@
           <w:szCs w:val="20"/>
         </w:rPr>
         <w:drawing>
-          <wp:anchor distT="0" distB="0" distL="114300" distR="114300" simplePos="0" relativeHeight="251659264" behindDoc="0" locked="0" layoutInCell="1" allowOverlap="1" wp14:anchorId="6900BE66" wp14:editId="00343F8A">
+          <wp:anchor distT="0" distB="0" distL="114300" distR="114300" simplePos="0" relativeHeight="251663360" behindDoc="0" locked="0" layoutInCell="1" allowOverlap="1" wp14:anchorId="0F3FE4B6" wp14:editId="452F7FAF">
             <wp:simplePos x="0" y="0"/>
             <wp:positionH relativeFrom="margin">
-              <wp:posOffset>2873375</wp:posOffset>
+              <wp:posOffset>2691765</wp:posOffset>
             </wp:positionH>
             <wp:positionV relativeFrom="paragraph">
-              <wp:posOffset>2007870</wp:posOffset>
+              <wp:posOffset>2129790</wp:posOffset>
             </wp:positionV>
-            <wp:extent cx="2488677" cy="5400000"/>
+            <wp:extent cx="2488565" cy="5399405"/>
             <wp:effectExtent l="0" t="0" r="6985" b="0"/>
-            <wp:wrapTopAndBottom/>
+            <wp:wrapSquare wrapText="bothSides"/>
             <wp:docPr id="1625721209" name="Imagen 19"/>
             <wp:cNvGraphicFramePr>
               <a:graphicFrameLocks xmlns:a="http://schemas.openxmlformats.org/drawingml/2006/main" noChangeAspect="1"/>
@@ -11313,7 +13803,7 @@
                   <pic:spPr>
                     <a:xfrm>
                       <a:off x="0" y="0"/>
-                      <a:ext cx="2488677" cy="5400000"/>
+                      <a:ext cx="2488565" cy="5399405"/>
                     </a:xfrm>
                     <a:prstGeom prst="rect">
                       <a:avLst/>
@@ -11330,14 +13820,24 @@
             </wp14:sizeRelV>
           </wp:anchor>
         </w:drawing>
+      </w:r>
+      <w:r>
+        <w:rPr>
+          <w:i/>
+          <w:iCs/>
+          <w:noProof/>
+          <w:color w:val="475569"/>
+          <w:sz w:val="20"/>
+          <w:szCs w:val="20"/>
+        </w:rPr>
         <w:drawing>
-          <wp:anchor distT="0" distB="0" distL="114300" distR="114300" simplePos="0" relativeHeight="251658240" behindDoc="0" locked="0" layoutInCell="1" allowOverlap="1" wp14:anchorId="0B7B7495" wp14:editId="3D304783">
+          <wp:anchor distT="0" distB="0" distL="114300" distR="114300" simplePos="0" relativeHeight="251661312" behindDoc="0" locked="0" layoutInCell="1" allowOverlap="1" wp14:anchorId="308EF428" wp14:editId="5CC6797C">
             <wp:simplePos x="0" y="0"/>
             <wp:positionH relativeFrom="margin">
-              <wp:posOffset>257175</wp:posOffset>
+              <wp:align>left</wp:align>
             </wp:positionH>
             <wp:positionV relativeFrom="paragraph">
-              <wp:posOffset>1965325</wp:posOffset>
+              <wp:posOffset>2131060</wp:posOffset>
             </wp:positionV>
             <wp:extent cx="2488936" cy="5400000"/>
             <wp:effectExtent l="0" t="0" r="6985" b="0"/>
@@ -11387,8 +13887,68 @@
         </w:drawing>
       </w:r>
       <w:r>
-        <w:t>La pantalla de mercado obtiene los precios de acciones y criptomonedas en tiempo real mediante las APIs de Finnhub y CoinGecko respectivamente, usando Retrofit para las peticiones HTTP. Para respetar el límite de peticiones de CoinGecko en el plan gratuito, se ha implementado un sistema de cooldown de 60 segundos entre actualizaciones manuales y un autorefresh automático cada 2 minutos. En caso de recibir un error 429 (demasiadas peticiones), los datos anteriores se mantienen en pantalla en lugar de mostrar un estado de error.</w:t>
-      </w:r>
+        <w:t>La pantalla de mercado obtiene los precios de acciones y criptomonedas en tiempo real mediante las APIs de Finnhub (2024) y CoinGecko (2024) respectivamente, utilizando Retrofit (Square, 2024) para las peticiones HTTP. Para respetar el límite de peticiones de CoinGecko en el plan gratuito, se ha implementado un sistema de cooldown de 60 segundos entre actualizaciones manuales y un autorefresh automático cada 2 minutos. En caso de recibir un error 429 (demasiadas peticiones), los datos anteriores se mantienen en pantalla en lugar de mostrar un estado de error.</w:t>
+      </w:r>
+      <w:r>
+        <w:rPr>
+          <w:i/>
+          <w:iCs/>
+          <w:noProof/>
+          <w:color w:val="475569"/>
+          <w:sz w:val="20"/>
+          <w:szCs w:val="20"/>
+        </w:rPr>
+        <w:t xml:space="preserve"> </w:t>
+      </w:r>
+    </w:p>
+    <w:p>
+      <w:pPr>
+        <w:spacing w:after="120"/>
+      </w:pPr>
+    </w:p>
+    <w:p>
+      <w:pPr>
+        <w:spacing w:before="60" w:after="240"/>
+        <w:jc w:val="center"/>
+      </w:pPr>
+      <w:bookmarkStart w:id="41" w:name="BM_F6"/>
+      <w:r>
+        <w:rPr>
+          <w:i/>
+          <w:iCs/>
+          <w:color w:val="475569"/>
+          <w:sz w:val="20"/>
+          <w:szCs w:val="20"/>
+        </w:rPr>
+        <w:t>Figura 6. Pantalla de mercado con lista de acciones y criptomonedas, precios reales y filtros. Fuente: captura propia de la aplicación.</w:t>
+      </w:r>
+      <w:bookmarkEnd w:id="41"/>
+    </w:p>
+    <w:p>
+      <w:pPr>
+        <w:pStyle w:val="Ttulo3"/>
+      </w:pPr>
+      <w:bookmarkStart w:id="42" w:name="_Toc229681544"/>
+      <w:r>
+        <w:lastRenderedPageBreak/>
+        <w:t>4.3.4 Operaciones de Trading</w:t>
+      </w:r>
+      <w:bookmarkEnd w:id="42"/>
+    </w:p>
+    <w:p>
+      <w:pPr>
+        <w:spacing w:after="120" w:line="360" w:lineRule="auto"/>
+        <w:ind w:firstLine="709"/>
+        <w:jc w:val="both"/>
+      </w:pPr>
+      <w:r>
+        <w:t>La pantalla de operaciones permite al usuario comprar o vender el activo previamente seleccionado en la pantalla de mercado. Se muestran el precio actual, el saldo disponible y, si el usuario ya posee el activo, la posición actual con el precio promedio de compra. El UsuarioViewModel utiliza un Mutex de Kotlin para prevenir operaciones simultáneas que pudieran causar inconsistencias en el saldo.</w:t>
+      </w:r>
+    </w:p>
+    <w:p>
+      <w:pPr>
+        <w:spacing w:after="120"/>
+      </w:pPr>
     </w:p>
     <w:p>
       <w:pPr>
@@ -11402,69 +13962,12 @@
           <w:szCs w:val="20"/>
         </w:rPr>
       </w:pPr>
-      <w:bookmarkStart w:id="41" w:name="BM_Figura4"/>
-    </w:p>
-    <w:p>
-      <w:pPr>
-        <w:spacing w:before="60" w:after="240"/>
-        <w:jc w:val="center"/>
-      </w:pPr>
-      <w:r>
-        <w:rPr>
-          <w:i/>
-          <w:iCs/>
-          <w:color w:val="475569"/>
-          <w:sz w:val="20"/>
-          <w:szCs w:val="20"/>
-        </w:rPr>
-        <w:t xml:space="preserve">Figura 4. Pantalla de mercado con lista de acciones y criptomonedas, precios reales y filtros. </w:t>
-      </w:r>
-      <w:bookmarkEnd w:id="41"/>
-    </w:p>
-    <w:p>
-      <w:pPr>
-        <w:rPr>
-          <w:b/>
-          <w:bCs/>
-          <w:color w:val="1E3A8A"/>
-        </w:rPr>
-      </w:pPr>
-      <w:r>
-        <w:br w:type="page"/>
-      </w:r>
-    </w:p>
-    <w:p>
-      <w:pPr>
-        <w:pStyle w:val="Ttulo3"/>
-      </w:pPr>
-      <w:bookmarkStart w:id="42" w:name="_Toc229165981"/>
-      <w:r>
-        <w:lastRenderedPageBreak/>
-        <w:t>4.3.4 Operaciones de Trading</w:t>
-      </w:r>
-      <w:bookmarkEnd w:id="42"/>
-    </w:p>
-    <w:p>
-      <w:pPr>
-        <w:spacing w:after="120" w:line="360" w:lineRule="auto"/>
-        <w:ind w:firstLine="709"/>
-        <w:jc w:val="both"/>
-      </w:pPr>
-      <w:r>
-        <w:t>La pantalla de operaciones permite al usuario comprar o vender el activo previamente seleccionado en la pantalla de mercado. Se muestran el precio actual, el saldo disponible y, si el usuario ya posee el activo, la posición actual con el precio promedio de compra. El UsuarioViewModel utiliza un Mutex de Kotlin para prevenir operaciones simultáneas que pudieran causar inconsistencias en el saldo.</w:t>
-      </w:r>
-    </w:p>
-    <w:p>
-      <w:pPr>
-        <w:spacing w:after="240"/>
-        <w:jc w:val="center"/>
-      </w:pPr>
       <w:r>
         <w:rPr>
           <w:noProof/>
         </w:rPr>
         <w:drawing>
-          <wp:inline distT="0" distB="0" distL="0" distR="0" wp14:anchorId="09A2B609" wp14:editId="3F8A717B">
+          <wp:inline distT="0" distB="0" distL="0" distR="0" wp14:anchorId="0AF95A63" wp14:editId="631FF9FE">
             <wp:extent cx="2490612" cy="5400000"/>
             <wp:effectExtent l="0" t="0" r="5080" b="0"/>
             <wp:docPr id="1495750688" name="Imagen 20"/>
@@ -11510,9 +14013,6 @@
       <w:pPr>
         <w:spacing w:before="60" w:after="240"/>
         <w:jc w:val="center"/>
-      </w:pPr>
-      <w:bookmarkStart w:id="43" w:name="BM_Figura5"/>
-      <w:r>
         <w:rPr>
           <w:i/>
           <w:iCs/>
@@ -11520,27 +14020,31 @@
           <w:sz w:val="20"/>
           <w:szCs w:val="20"/>
         </w:rPr>
-        <w:t>Figura 5. Pantalla de operaciones con compra y venta, validaciones de saldo y cantidad.</w:t>
+      </w:pPr>
+      <w:bookmarkStart w:id="43" w:name="BM_F7"/>
+      <w:r>
+        <w:rPr>
+          <w:i/>
+          <w:iCs/>
+          <w:color w:val="475569"/>
+          <w:sz w:val="20"/>
+          <w:szCs w:val="20"/>
+        </w:rPr>
+        <w:t>Figura 7. Pantalla de operaciones con compra y venta, validaciones de saldo y cantidad. Fuente: captura propia de la aplicación.</w:t>
       </w:r>
       <w:bookmarkEnd w:id="43"/>
     </w:p>
     <w:p>
       <w:pPr>
-        <w:rPr>
-          <w:b/>
-          <w:bCs/>
-          <w:color w:val="1E3A8A"/>
-        </w:rPr>
-      </w:pPr>
-      <w:r>
-        <w:br w:type="page"/>
-      </w:r>
+        <w:spacing w:before="60" w:after="240"/>
+        <w:jc w:val="center"/>
+      </w:pPr>
     </w:p>
     <w:p>
       <w:pPr>
         <w:pStyle w:val="Ttulo3"/>
       </w:pPr>
-      <w:bookmarkStart w:id="44" w:name="_Toc229165982"/>
+      <w:bookmarkStart w:id="44" w:name="_Toc229681545"/>
       <w:r>
         <w:lastRenderedPageBreak/>
         <w:t>4.3.5 Ranking Global</w:t>
@@ -11554,20 +14058,27 @@
         <w:jc w:val="both"/>
       </w:pPr>
       <w:r>
-        <w:t>El leaderboard global muestra a todos los usuarios ordenados por su beneficio de trading, que se calcula y almacena en el campo beneficio de Firestore cada vez que el usuario realiza una operación. La tarjeta superior destaca la posición propia del usuario mostrando su beneficio, valor total, efectivo y rango actual. Los beneficios positivos se muestran en verde, los negativos en rojo y el valor cero en negro neutro, como se aprecia en la Figura 6.</w:t>
-      </w:r>
-    </w:p>
-    <w:p>
-      <w:pPr>
-        <w:spacing w:after="240"/>
+        <w:t>El leaderboard global muestra a todos los usuarios ordenados por su beneficio de trading, que se calcula y almacena en el campo beneficio de Firestore cada vez que el usuario realiza una operación. La tarjeta superior destaca la posición propia del usuario mostrando su beneficio, valor total, efectivo y rango actual. Los beneficios positivos se muestran en verde, los negativos en rojo y el valor cero en color neutro, como se aprecia en la Figura 8.</w:t>
+      </w:r>
+    </w:p>
+    <w:p>
+      <w:pPr>
+        <w:spacing w:before="60" w:after="240"/>
         <w:jc w:val="center"/>
+        <w:rPr>
+          <w:i/>
+          <w:iCs/>
+          <w:color w:val="475569"/>
+          <w:sz w:val="20"/>
+          <w:szCs w:val="20"/>
+        </w:rPr>
       </w:pPr>
       <w:r>
         <w:rPr>
           <w:noProof/>
         </w:rPr>
         <w:drawing>
-          <wp:inline distT="0" distB="0" distL="0" distR="0" wp14:anchorId="67875641" wp14:editId="14774B24">
+          <wp:inline distT="0" distB="0" distL="0" distR="0" wp14:anchorId="3A68ADB3" wp14:editId="36DD4EAC">
             <wp:extent cx="2490612" cy="5400000"/>
             <wp:effectExtent l="0" t="0" r="5080" b="0"/>
             <wp:docPr id="296947464" name="Imagen 21"/>
@@ -11613,9 +14124,6 @@
       <w:pPr>
         <w:spacing w:before="60" w:after="240"/>
         <w:jc w:val="center"/>
-      </w:pPr>
-      <w:bookmarkStart w:id="45" w:name="BM_Figura6"/>
-      <w:r>
         <w:rPr>
           <w:i/>
           <w:iCs/>
@@ -11623,27 +14131,44 @@
           <w:sz w:val="20"/>
           <w:szCs w:val="20"/>
         </w:rPr>
-        <w:t>Figura 6. Ranking global con tarjeta de posición propia y lista de inversores ordenados por beneficio.</w:t>
+      </w:pPr>
+      <w:bookmarkStart w:id="45" w:name="BM_F8"/>
+      <w:r>
+        <w:rPr>
+          <w:i/>
+          <w:iCs/>
+          <w:color w:val="475569"/>
+          <w:sz w:val="20"/>
+          <w:szCs w:val="20"/>
+        </w:rPr>
+        <w:t>Figura 8. Ranking global con tarjeta de posición propia y lista de inversores ordenados por beneficio. Fuente: captura propia de la aplicación.</w:t>
       </w:r>
       <w:bookmarkEnd w:id="45"/>
     </w:p>
     <w:p>
       <w:pPr>
+        <w:spacing w:before="60" w:after="240"/>
+        <w:jc w:val="center"/>
         <w:rPr>
-          <w:b/>
-          <w:bCs/>
-          <w:color w:val="1E3A8A"/>
+          <w:i/>
+          <w:iCs/>
+          <w:color w:val="475569"/>
+          <w:sz w:val="20"/>
+          <w:szCs w:val="20"/>
         </w:rPr>
       </w:pPr>
-      <w:r>
-        <w:br w:type="page"/>
-      </w:r>
+    </w:p>
+    <w:p>
+      <w:pPr>
+        <w:spacing w:before="60" w:after="240"/>
+        <w:jc w:val="center"/>
+      </w:pPr>
     </w:p>
     <w:p>
       <w:pPr>
         <w:pStyle w:val="Ttulo3"/>
       </w:pPr>
-      <w:bookmarkStart w:id="46" w:name="_Toc229165983"/>
+      <w:bookmarkStart w:id="46" w:name="_Toc229681546"/>
       <w:r>
         <w:lastRenderedPageBreak/>
         <w:t>4.3.6 Retos Diarios</w:t>
@@ -11657,20 +14182,27 @@
         <w:jc w:val="both"/>
       </w:pPr>
       <w:r>
-        <w:t>El sistema de retos genera 3 retos aleatorios al inicio de cada día a partir de un pool de 5 tipos: realizar una operación, diversificar la cartera, realizar 3 operaciones, tener activos de ambos tipos (acciones y criptos) y estar en beneficio. Al pulsar el botón Completar, el RetosViewModel valida en tiempo real contra Firestore si se cumplen las condiciones. Si se completan todos los retos del día, la racha se incrementa inmediatamente en la base de datos y se muestra un contador regresivo hasta la medianoche.</w:t>
-      </w:r>
-    </w:p>
-    <w:p>
-      <w:pPr>
-        <w:spacing w:after="240"/>
+        <w:t>El sistema de retos genera 3 retos aleatorios al inicio de cada día a partir de un pool de 5 tipos: realizar una operación, diversificar la cartera, realizar 3 operaciones, tener activos de ambos tipos (acciones y criptos) y estar en beneficio. El cálculo de beneficio para este último reto descuenta el saldo bonus, manteniendo la coherencia con el resto del sistema. Al pulsar el botón Completar, el RetosViewModel valida en tiempo real contra Firestore si se cumplen las condiciones. Si se completan todos los retos del día, la racha se incrementa inmediatamente en la base de datos y se muestra un contador regresivo hasta la medianoche.</w:t>
+      </w:r>
+    </w:p>
+    <w:p>
+      <w:pPr>
+        <w:spacing w:before="60" w:after="240"/>
         <w:jc w:val="center"/>
+        <w:rPr>
+          <w:i/>
+          <w:iCs/>
+          <w:color w:val="475569"/>
+          <w:sz w:val="20"/>
+          <w:szCs w:val="20"/>
+        </w:rPr>
       </w:pPr>
       <w:r>
         <w:rPr>
           <w:noProof/>
         </w:rPr>
         <w:drawing>
-          <wp:inline distT="0" distB="0" distL="0" distR="0" wp14:anchorId="38422CBB" wp14:editId="4E04427B">
+          <wp:inline distT="0" distB="0" distL="0" distR="0" wp14:anchorId="38F25B37" wp14:editId="05736459">
             <wp:extent cx="2490612" cy="5400000"/>
             <wp:effectExtent l="0" t="0" r="5080" b="0"/>
             <wp:docPr id="878371091" name="Imagen 23"/>
@@ -11717,7 +14249,7 @@
         <w:spacing w:before="60" w:after="240"/>
         <w:jc w:val="center"/>
       </w:pPr>
-      <w:bookmarkStart w:id="47" w:name="BM_Figura7"/>
+      <w:bookmarkStart w:id="47" w:name="BM_F9"/>
       <w:r>
         <w:rPr>
           <w:i/>
@@ -11726,25 +14258,15 @@
           <w:sz w:val="20"/>
           <w:szCs w:val="20"/>
         </w:rPr>
-        <w:t>Figura 7. Pantalla de retos diarios con racha, barra de progreso y ejemplo de reto completado.</w:t>
+        <w:t>Figura 9. Pantalla de retos diarios con racha, barra de progreso y ejemplo de reto completado. Fuente: captura propia de la aplicación.</w:t>
       </w:r>
       <w:bookmarkEnd w:id="47"/>
     </w:p>
     <w:p>
       <w:pPr>
-        <w:pStyle w:val="Fuerte1"/>
-      </w:pPr>
-    </w:p>
-    <w:p>
-      <w:pPr>
-        <w:pStyle w:val="Fuerte1"/>
-      </w:pPr>
-    </w:p>
-    <w:p>
-      <w:pPr>
         <w:pStyle w:val="Ttulo3"/>
       </w:pPr>
-      <w:bookmarkStart w:id="48" w:name="_Toc229165984"/>
+      <w:bookmarkStart w:id="48" w:name="_Toc229681547"/>
       <w:r>
         <w:lastRenderedPageBreak/>
         <w:t>4.3.7 Sistema de Amigos</w:t>
@@ -11758,20 +14280,27 @@
         <w:jc w:val="both"/>
       </w:pPr>
       <w:r>
-        <w:t>El sistema social permite buscar usuarios mediante su código único #XXXXXXXX. Al encontrar un usuario, se puede enviar una solicitud de amistad que aparece en la pantalla de amigos del destinatario. Cuando el destinatario acepta la solicitud, se ejecuta un batch write en Firestore que añade la relación de amistad en ambos usuarios y elimina la solicitud de forma atómica, garantizando la consistencia de los datos.</w:t>
-      </w:r>
-    </w:p>
-    <w:p>
-      <w:pPr>
-        <w:spacing w:after="240"/>
+        <w:t>El sistema social permite buscar usuarios mediante su código identificativo #XXXXXXXX. Al encontrar un usuario, se puede enviar una solicitud de amistad que aparece en la pantalla de amigos del destinatario. Cuando el destinatario acepta la solicitud, se ejecuta una operación en Firestore que añade la relación de amistad en ambos usuarios y elimina la solicitud de forma atómica, garantizando la consistencia de los datos.</w:t>
+      </w:r>
+    </w:p>
+    <w:p>
+      <w:pPr>
+        <w:spacing w:before="60" w:after="240"/>
         <w:jc w:val="center"/>
+        <w:rPr>
+          <w:i/>
+          <w:iCs/>
+          <w:color w:val="475569"/>
+          <w:sz w:val="20"/>
+          <w:szCs w:val="20"/>
+        </w:rPr>
       </w:pPr>
       <w:r>
         <w:rPr>
           <w:noProof/>
         </w:rPr>
         <w:drawing>
-          <wp:inline distT="0" distB="0" distL="0" distR="0" wp14:anchorId="0A9D85CF" wp14:editId="44F38A0F">
+          <wp:inline distT="0" distB="0" distL="0" distR="0" wp14:anchorId="6B548247" wp14:editId="7EAE72B4">
             <wp:extent cx="2490612" cy="5400000"/>
             <wp:effectExtent l="0" t="0" r="5080" b="0"/>
             <wp:docPr id="149508418" name="Imagen 22"/>
@@ -11818,7 +14347,7 @@
         <w:spacing w:before="60" w:after="240"/>
         <w:jc w:val="center"/>
       </w:pPr>
-      <w:bookmarkStart w:id="49" w:name="BM_Figura8"/>
+      <w:bookmarkStart w:id="49" w:name="BM_F10"/>
       <w:r>
         <w:rPr>
           <w:i/>
@@ -11827,31 +14356,9 @@
           <w:sz w:val="20"/>
           <w:szCs w:val="20"/>
         </w:rPr>
-        <w:t>Figura 8. Pestaña Amigos con lista de amigos actuales y solicitudes pendientes.</w:t>
+        <w:t>Figura 10. Pestaña Amigos con lista de amigos actuales y solicitudes pendientes. Fuente: captura propia de la aplicación.</w:t>
       </w:r>
       <w:bookmarkEnd w:id="49"/>
-    </w:p>
-    <w:p>
-      <w:pPr>
-        <w:rPr>
-          <w:b/>
-          <w:bCs/>
-          <w:color w:val="2563EB"/>
-          <w:sz w:val="22"/>
-          <w:szCs w:val="22"/>
-        </w:rPr>
-      </w:pPr>
-      <w:bookmarkStart w:id="50" w:name="BM_Figura9"/>
-      <w:r>
-        <w:rPr>
-          <w:b/>
-          <w:bCs/>
-          <w:color w:val="2563EB"/>
-          <w:sz w:val="22"/>
-          <w:szCs w:val="22"/>
-        </w:rPr>
-        <w:br w:type="page"/>
-      </w:r>
     </w:p>
     <w:p>
       <w:pPr>
@@ -11876,7 +14383,7 @@
         </w:rPr>
         <w:lastRenderedPageBreak/>
         <w:drawing>
-          <wp:inline distT="0" distB="0" distL="0" distR="0" wp14:anchorId="001BB7F7" wp14:editId="20E1206A">
+          <wp:inline distT="0" distB="0" distL="0" distR="0" wp14:anchorId="39264289" wp14:editId="0BD35E4F">
             <wp:extent cx="2492187" cy="5400000"/>
             <wp:effectExtent l="0" t="0" r="3810" b="0"/>
             <wp:docPr id="976144119" name="Imagen 24"/>
@@ -11922,8 +14429,6 @@
       <w:pPr>
         <w:spacing w:before="60" w:after="240"/>
         <w:jc w:val="center"/>
-      </w:pPr>
-      <w:r>
         <w:rPr>
           <w:i/>
           <w:iCs/>
@@ -11931,9 +14436,8 @@
           <w:sz w:val="20"/>
           <w:szCs w:val="20"/>
         </w:rPr>
-        <w:t>Figura 9. Pestaña Buscar con campo de búsqueda por código y resultado con botón de agregar</w:t>
-      </w:r>
-      <w:bookmarkEnd w:id="50"/>
+      </w:pPr>
+      <w:bookmarkStart w:id="50" w:name="BM_F11"/>
       <w:r>
         <w:rPr>
           <w:i/>
@@ -11942,18 +14446,28 @@
           <w:sz w:val="20"/>
           <w:szCs w:val="20"/>
         </w:rPr>
-        <w:t>.</w:t>
-      </w:r>
+        <w:t>Figura 11. Pestaña Buscar con campo de búsqueda por código y resultado con botón de agregar. Fuente: captura propia de la aplicación.</w:t>
+      </w:r>
+      <w:bookmarkEnd w:id="50"/>
     </w:p>
     <w:p>
       <w:pPr>
         <w:rPr>
-          <w:b/>
-          <w:bCs/>
-          <w:color w:val="1E3A8A"/>
+          <w:i/>
+          <w:iCs/>
+          <w:color w:val="475569"/>
+          <w:sz w:val="20"/>
+          <w:szCs w:val="20"/>
         </w:rPr>
       </w:pPr>
       <w:r>
+        <w:rPr>
+          <w:i/>
+          <w:iCs/>
+          <w:color w:val="475569"/>
+          <w:sz w:val="20"/>
+          <w:szCs w:val="20"/>
+        </w:rPr>
         <w:br w:type="page"/>
       </w:r>
     </w:p>
@@ -11961,10 +14475,10 @@
       <w:pPr>
         <w:pStyle w:val="Ttulo3"/>
       </w:pPr>
-      <w:bookmarkStart w:id="51" w:name="_Toc229165985"/>
+      <w:bookmarkStart w:id="51" w:name="_Toc229681548"/>
       <w:r>
         <w:lastRenderedPageBreak/>
-        <w:t>4.3.8 Sistema de Ligas</w:t>
+        <w:t>4.3.8 Sistema de Ligas y Chat</w:t>
       </w:r>
       <w:bookmarkEnd w:id="51"/>
     </w:p>
@@ -11975,20 +14489,38 @@
         <w:jc w:val="both"/>
       </w:pPr>
       <w:r>
-        <w:t>Las ligas permiten crear grupos privados de competición con nombre personalizado. Cualquier miembro de una liga puede invitar a sus amigos, y los usuarios invitados reciben la invitación en su pantalla de Ligas. Cada liga tiene su propio ranking calculado con los datos reales de Firestore de cada miembro. Los usuarios pueden salir de cualquier liga en cualquier momento sin necesidad de autorización del creador.</w:t>
-      </w:r>
-    </w:p>
-    <w:p>
-      <w:pPr>
-        <w:spacing w:after="240"/>
+        <w:t>Las ligas permiten crear grupos privados de competición con nombre personalizado. Cualquier miembro de una liga puede invitar a sus amigos, y los usuarios invitados reciben la invitación en su pantalla de Ligas. Cada liga tiene su propio ranking calculado con los datos reales de Firestore de cada miembro. Los usuarios pueden salir de cualquier liga en cualquier momento sin necesidad de autorización del creador. Si el último miembro abandona la liga, esta se elimina automáticamente de Firestore.</w:t>
+      </w:r>
+    </w:p>
+    <w:p>
+      <w:pPr>
+        <w:spacing w:after="120" w:line="360" w:lineRule="auto"/>
+        <w:ind w:firstLine="709"/>
+        <w:jc w:val="both"/>
+      </w:pPr>
+      <w:r>
+        <w:t>Además del ranking interno, cada liga incorpora un chat en tiempo real que permite a los miembros comunicarse entre sí. El chat utiliza el mecanismo addSnapshotListener de Firestore, que actualiza la lista de mensajes de forma instantánea sin necesidad de recargar la pantalla. El historial completo de mensajes se almacena de forma permanente en la subcolección mensajes de cada liga. Las burbujas propias se muestran a la derecha en color azul y las ajenas a la izquierda, con el nombre del remitente visible encima de cada mensaje.</w:t>
+      </w:r>
+    </w:p>
+    <w:p>
+      <w:pPr>
+        <w:spacing w:before="60" w:after="240"/>
         <w:jc w:val="center"/>
+        <w:rPr>
+          <w:i/>
+          <w:iCs/>
+          <w:color w:val="475569"/>
+          <w:sz w:val="20"/>
+          <w:szCs w:val="20"/>
+        </w:rPr>
       </w:pPr>
       <w:r>
         <w:rPr>
           <w:noProof/>
         </w:rPr>
+        <w:lastRenderedPageBreak/>
         <w:drawing>
-          <wp:inline distT="0" distB="0" distL="0" distR="0" wp14:anchorId="0D2A70C8" wp14:editId="4C75EEC5">
+          <wp:inline distT="0" distB="0" distL="0" distR="0" wp14:anchorId="4E0A33D6" wp14:editId="787365FD">
             <wp:extent cx="2492187" cy="5400000"/>
             <wp:effectExtent l="0" t="0" r="3810" b="0"/>
             <wp:docPr id="736405898" name="Imagen 25"/>
@@ -12034,6 +14566,9 @@
       <w:pPr>
         <w:spacing w:before="60" w:after="240"/>
         <w:jc w:val="center"/>
+      </w:pPr>
+      <w:bookmarkStart w:id="52" w:name="BM_F12"/>
+      <w:r>
         <w:rPr>
           <w:i/>
           <w:iCs/>
@@ -12041,9 +14576,14 @@
           <w:sz w:val="20"/>
           <w:szCs w:val="20"/>
         </w:rPr>
-      </w:pPr>
-      <w:bookmarkStart w:id="52" w:name="BM_Figura10"/>
-      <w:r>
+        <w:t>Figura 12. Pantalla de ligas con lista de ligas activas e invitaciones pendientes. Fuente: captura propia de la aplicación.</w:t>
+      </w:r>
+      <w:bookmarkEnd w:id="52"/>
+    </w:p>
+    <w:p>
+      <w:pPr>
+        <w:spacing w:before="60" w:after="240"/>
+        <w:jc w:val="center"/>
         <w:rPr>
           <w:i/>
           <w:iCs/>
@@ -12051,35 +14591,6 @@
           <w:sz w:val="20"/>
           <w:szCs w:val="20"/>
         </w:rPr>
-        <w:t>Figura 10. Pantalla de ligas con lista de ligas activas e invitaciones pendientes.</w:t>
-      </w:r>
-      <w:bookmarkEnd w:id="52"/>
-    </w:p>
-    <w:p>
-      <w:pPr>
-        <w:rPr>
-          <w:i/>
-          <w:iCs/>
-          <w:color w:val="475569"/>
-          <w:sz w:val="20"/>
-          <w:szCs w:val="20"/>
-        </w:rPr>
-      </w:pPr>
-      <w:r>
-        <w:rPr>
-          <w:i/>
-          <w:iCs/>
-          <w:color w:val="475569"/>
-          <w:sz w:val="20"/>
-          <w:szCs w:val="20"/>
-        </w:rPr>
-        <w:br w:type="page"/>
-      </w:r>
-    </w:p>
-    <w:p>
-      <w:pPr>
-        <w:spacing w:before="60" w:after="240"/>
-        <w:jc w:val="center"/>
       </w:pPr>
       <w:r>
         <w:rPr>
@@ -12087,7 +14598,7 @@
         </w:rPr>
         <w:lastRenderedPageBreak/>
         <w:drawing>
-          <wp:inline distT="0" distB="0" distL="0" distR="0" wp14:anchorId="4091420F" wp14:editId="71B4ECF6">
+          <wp:inline distT="0" distB="0" distL="0" distR="0" wp14:anchorId="2DF88C6E" wp14:editId="083BF18D">
             <wp:extent cx="2491793" cy="5400000"/>
             <wp:effectExtent l="0" t="0" r="3810" b="0"/>
             <wp:docPr id="489812931" name="Imagen 26"/>
@@ -12133,9 +14644,6 @@
       <w:pPr>
         <w:spacing w:before="60" w:after="240"/>
         <w:jc w:val="center"/>
-      </w:pPr>
-      <w:bookmarkStart w:id="53" w:name="BM_Figura11"/>
-      <w:r>
         <w:rPr>
           <w:i/>
           <w:iCs/>
@@ -12143,19 +14651,38 @@
           <w:sz w:val="20"/>
           <w:szCs w:val="20"/>
         </w:rPr>
-        <w:t>Figura 11. Detalle de una liga con ranking de miembros y opciones de invitar y salir.</w:t>
+      </w:pPr>
+      <w:bookmarkStart w:id="53" w:name="BM_F13"/>
+      <w:r>
+        <w:rPr>
+          <w:i/>
+          <w:iCs/>
+          <w:color w:val="475569"/>
+          <w:sz w:val="20"/>
+          <w:szCs w:val="20"/>
+        </w:rPr>
+        <w:t>Figura 13. Pantalla de detalle de liga con tabs de Ranking y Chat en tiempo real. Fuente: captura propia de la aplicación.</w:t>
       </w:r>
       <w:bookmarkEnd w:id="53"/>
     </w:p>
     <w:p>
       <w:pPr>
         <w:rPr>
-          <w:b/>
-          <w:bCs/>
-          <w:color w:val="1E3A8A"/>
+          <w:i/>
+          <w:iCs/>
+          <w:color w:val="475569"/>
+          <w:sz w:val="20"/>
+          <w:szCs w:val="20"/>
         </w:rPr>
       </w:pPr>
       <w:r>
+        <w:rPr>
+          <w:i/>
+          <w:iCs/>
+          <w:color w:val="475569"/>
+          <w:sz w:val="20"/>
+          <w:szCs w:val="20"/>
+        </w:rPr>
         <w:br w:type="page"/>
       </w:r>
     </w:p>
@@ -12163,7 +14690,7 @@
       <w:pPr>
         <w:pStyle w:val="Ttulo3"/>
       </w:pPr>
-      <w:bookmarkStart w:id="54" w:name="_Toc229165986"/>
+      <w:bookmarkStart w:id="54" w:name="_Toc229681549"/>
       <w:r>
         <w:lastRenderedPageBreak/>
         <w:t>4.3.9 Perfil de Usuario</w:t>
@@ -12177,20 +14704,27 @@
         <w:jc w:val="both"/>
       </w:pPr>
       <w:r>
-        <w:t>El perfil es accesible desde el icono de la barra superior. Muestra el nombre de usuario, el correo electrónico, el código único #XXXXXXXX en color azul para facilitar su identificación, el saldo disponible, el saldo inicial de referencia, el bonus acumulado por retos completados y el rango actual con su color e icono correspondiente. Se incluye un diálogo de confirmación antes de cerrar sesión para evitar cierres accidentales.</w:t>
-      </w:r>
-    </w:p>
-    <w:p>
-      <w:pPr>
-        <w:spacing w:after="240"/>
+        <w:t>El perfil es accesible desde el icono de la barra superior. Muestra el nombre de usuario, el correo electrónico, el código identificativo #XXXXXXXX en color azul para facilitar su identificación, el saldo disponible, el saldo inicial de referencia, el bonus acumulado por retos completados y el rango actual con su color e icono correspondiente. Se incluye un diálogo de confirmación antes de cerrar sesión para evitar cierres accidentales.</w:t>
+      </w:r>
+    </w:p>
+    <w:p>
+      <w:pPr>
+        <w:spacing w:before="60" w:after="240"/>
         <w:jc w:val="center"/>
+        <w:rPr>
+          <w:i/>
+          <w:iCs/>
+          <w:color w:val="475569"/>
+          <w:sz w:val="20"/>
+          <w:szCs w:val="20"/>
+        </w:rPr>
       </w:pPr>
       <w:r>
         <w:rPr>
           <w:noProof/>
         </w:rPr>
         <w:drawing>
-          <wp:inline distT="0" distB="0" distL="0" distR="0" wp14:anchorId="46BE3A19" wp14:editId="406EB224">
+          <wp:inline distT="0" distB="0" distL="0" distR="0" wp14:anchorId="6B4F7614" wp14:editId="51AA2AE2">
             <wp:extent cx="2491793" cy="5400000"/>
             <wp:effectExtent l="0" t="0" r="3810" b="0"/>
             <wp:docPr id="1784580019" name="Imagen 27"/>
@@ -12237,7 +14771,7 @@
         <w:spacing w:before="60" w:after="240"/>
         <w:jc w:val="center"/>
       </w:pPr>
-      <w:bookmarkStart w:id="55" w:name="BM_Figura12"/>
+      <w:bookmarkStart w:id="55" w:name="BM_F14"/>
       <w:r>
         <w:rPr>
           <w:i/>
@@ -12246,7 +14780,7 @@
           <w:sz w:val="20"/>
           <w:szCs w:val="20"/>
         </w:rPr>
-        <w:t>Figura 12. Diálogo de perfil de usuario con datos personales, código único y rango actual.</w:t>
+        <w:t>Figura 14. Diálogo de perfil de usuario con datos personales, código identificativo y rango actual. Fuente: captura propia de la aplicación.</w:t>
       </w:r>
       <w:bookmarkEnd w:id="55"/>
     </w:p>
@@ -12259,7 +14793,7 @@
       <w:pPr>
         <w:pStyle w:val="Ttulo1"/>
       </w:pPr>
-      <w:bookmarkStart w:id="56" w:name="_Toc229165987"/>
+      <w:bookmarkStart w:id="56" w:name="_Toc229681550"/>
       <w:r>
         <w:lastRenderedPageBreak/>
         <w:t>5. Pruebas Realizadas y Validación</w:t>
@@ -12280,7 +14814,7 @@
       <w:pPr>
         <w:pStyle w:val="Ttulo2"/>
       </w:pPr>
-      <w:bookmarkStart w:id="57" w:name="_Toc229165988"/>
+      <w:bookmarkStart w:id="57" w:name="_Toc229681551"/>
       <w:r>
         <w:t>5.1 Pruebas de Autenticación</w:t>
       </w:r>
@@ -12288,7 +14822,7 @@
     </w:p>
     <w:p>
       <w:pPr>
-        <w:spacing w:after="240"/>
+        <w:spacing w:after="120"/>
       </w:pPr>
     </w:p>
     <w:p>
@@ -12296,7 +14830,7 @@
         <w:spacing w:before="240" w:after="60"/>
         <w:jc w:val="center"/>
       </w:pPr>
-      <w:bookmarkStart w:id="58" w:name="BM_Tabla11"/>
+      <w:bookmarkStart w:id="58" w:name="BM_T10"/>
       <w:r>
         <w:rPr>
           <w:b/>
@@ -12304,7 +14838,7 @@
           <w:sz w:val="22"/>
           <w:szCs w:val="22"/>
         </w:rPr>
-        <w:t>Tabla 11. Resultados de las pruebas — registro e inicio de sesión.</w:t>
+        <w:t>Tabla 10. Resultados de las pruebas — registro e inicio de sesión.</w:t>
       </w:r>
       <w:bookmarkEnd w:id="58"/>
     </w:p>
@@ -12897,25 +15431,31 @@
     </w:tbl>
     <w:p>
       <w:pPr>
-        <w:spacing w:after="240"/>
-        <w:jc w:val="center"/>
+        <w:spacing w:before="60" w:after="240"/>
+      </w:pPr>
+      <w:r>
+        <w:rPr>
+          <w:i/>
+          <w:iCs/>
+          <w:color w:val="475569"/>
+          <w:sz w:val="20"/>
+          <w:szCs w:val="20"/>
+        </w:rPr>
+        <w:t>Nota. Fuente: elaboración propia.</w:t>
+      </w:r>
+    </w:p>
+    <w:p>
+      <w:pPr>
+        <w:spacing w:after="120"/>
       </w:pPr>
       <w:r>
         <w:rPr>
           <w:noProof/>
         </w:rPr>
         <w:drawing>
-          <wp:anchor distT="0" distB="0" distL="114300" distR="114300" simplePos="0" relativeHeight="251661312" behindDoc="0" locked="0" layoutInCell="1" allowOverlap="1" wp14:anchorId="54012D9E" wp14:editId="12AED46A">
-            <wp:simplePos x="0" y="0"/>
-            <wp:positionH relativeFrom="column">
-              <wp:posOffset>1567815</wp:posOffset>
-            </wp:positionH>
-            <wp:positionV relativeFrom="paragraph">
-              <wp:posOffset>73025</wp:posOffset>
-            </wp:positionV>
-            <wp:extent cx="2202180" cy="3126979"/>
-            <wp:effectExtent l="0" t="0" r="7620" b="0"/>
-            <wp:wrapSquare wrapText="bothSides"/>
+          <wp:inline distT="0" distB="0" distL="0" distR="0" wp14:anchorId="66A1C9DD" wp14:editId="6A9DA65A">
+            <wp:extent cx="1762125" cy="2502125"/>
+            <wp:effectExtent l="0" t="0" r="0" b="0"/>
             <wp:docPr id="1662943937" name="Imagen 1"/>
             <wp:cNvGraphicFramePr>
               <a:graphicFrameLocks xmlns:a="http://schemas.openxmlformats.org/drawingml/2006/main" noChangeAspect="1"/>
@@ -12942,7 +15482,7 @@
                   <pic:spPr>
                     <a:xfrm>
                       <a:off x="0" y="0"/>
-                      <a:ext cx="2202180" cy="3126979"/>
+                      <a:ext cx="1774923" cy="2520298"/>
                     </a:xfrm>
                     <a:prstGeom prst="rect">
                       <a:avLst/>
@@ -12951,7 +15491,7 @@
                 </pic:pic>
               </a:graphicData>
             </a:graphic>
-          </wp:anchor>
+          </wp:inline>
         </w:drawing>
       </w:r>
     </w:p>
@@ -12967,12 +15507,8 @@
           <w:szCs w:val="20"/>
         </w:rPr>
       </w:pPr>
-      <w:bookmarkStart w:id="59" w:name="BM_Figura15"/>
-    </w:p>
-    <w:p>
-      <w:pPr>
-        <w:spacing w:before="60" w:after="240"/>
-        <w:jc w:val="center"/>
+      <w:bookmarkStart w:id="59" w:name="BM_F15"/>
+      <w:r>
         <w:rPr>
           <w:i/>
           <w:iCs/>
@@ -12980,12 +15516,12 @@
           <w:sz w:val="20"/>
           <w:szCs w:val="20"/>
         </w:rPr>
-      </w:pPr>
-    </w:p>
-    <w:p>
-      <w:pPr>
-        <w:spacing w:before="60" w:after="240"/>
-        <w:jc w:val="center"/>
+        <w:t>Figura 15. Documento del usuario en Firebase Console tras el registro mostrando todos los campos. Fuente: captura propia de la aplicación.</w:t>
+      </w:r>
+      <w:bookmarkEnd w:id="59"/>
+    </w:p>
+    <w:p>
+      <w:pPr>
         <w:rPr>
           <w:i/>
           <w:iCs/>
@@ -12994,11 +15530,7 @@
           <w:szCs w:val="20"/>
         </w:rPr>
       </w:pPr>
-    </w:p>
-    <w:p>
-      <w:pPr>
-        <w:spacing w:before="60" w:after="240"/>
-        <w:jc w:val="center"/>
+      <w:r>
         <w:rPr>
           <w:i/>
           <w:iCs/>
@@ -13006,121 +15538,14 @@
           <w:sz w:val="20"/>
           <w:szCs w:val="20"/>
         </w:rPr>
-      </w:pPr>
-    </w:p>
-    <w:p>
-      <w:pPr>
-        <w:spacing w:before="60" w:after="240"/>
-        <w:jc w:val="center"/>
-        <w:rPr>
-          <w:i/>
-          <w:iCs/>
-          <w:color w:val="475569"/>
-          <w:sz w:val="20"/>
-          <w:szCs w:val="20"/>
-        </w:rPr>
-      </w:pPr>
-    </w:p>
-    <w:p>
-      <w:pPr>
-        <w:spacing w:before="60" w:after="240"/>
-        <w:jc w:val="center"/>
-        <w:rPr>
-          <w:i/>
-          <w:iCs/>
-          <w:color w:val="475569"/>
-          <w:sz w:val="20"/>
-          <w:szCs w:val="20"/>
-        </w:rPr>
-      </w:pPr>
-    </w:p>
-    <w:p>
-      <w:pPr>
-        <w:spacing w:before="60" w:after="240"/>
-        <w:jc w:val="center"/>
-        <w:rPr>
-          <w:i/>
-          <w:iCs/>
-          <w:color w:val="475569"/>
-          <w:sz w:val="20"/>
-          <w:szCs w:val="20"/>
-        </w:rPr>
-      </w:pPr>
-    </w:p>
-    <w:p>
-      <w:pPr>
-        <w:spacing w:before="60" w:after="240"/>
-        <w:jc w:val="center"/>
-        <w:rPr>
-          <w:i/>
-          <w:iCs/>
-          <w:color w:val="475569"/>
-          <w:sz w:val="20"/>
-          <w:szCs w:val="20"/>
-        </w:rPr>
-      </w:pPr>
-    </w:p>
-    <w:p>
-      <w:pPr>
-        <w:spacing w:before="60" w:after="240"/>
-        <w:jc w:val="center"/>
-        <w:rPr>
-          <w:i/>
-          <w:iCs/>
-          <w:color w:val="475569"/>
-          <w:sz w:val="20"/>
-          <w:szCs w:val="20"/>
-        </w:rPr>
-      </w:pPr>
-    </w:p>
-    <w:p>
-      <w:pPr>
-        <w:spacing w:before="60" w:after="240"/>
-        <w:jc w:val="center"/>
-        <w:rPr>
-          <w:i/>
-          <w:iCs/>
-          <w:color w:val="475569"/>
-          <w:sz w:val="20"/>
-          <w:szCs w:val="20"/>
-        </w:rPr>
-      </w:pPr>
-    </w:p>
-    <w:p>
-      <w:pPr>
-        <w:spacing w:before="60" w:after="240"/>
-        <w:jc w:val="center"/>
-        <w:rPr>
-          <w:i/>
-          <w:iCs/>
-          <w:color w:val="475569"/>
-          <w:sz w:val="20"/>
-          <w:szCs w:val="20"/>
-        </w:rPr>
-      </w:pPr>
-      <w:r>
-        <w:rPr>
-          <w:i/>
-          <w:iCs/>
-          <w:color w:val="475569"/>
-          <w:sz w:val="20"/>
-          <w:szCs w:val="20"/>
-        </w:rPr>
-        <w:t>Figura 15. Documento del usuario en Firebase Console tras el registro mostrando todos los campos.</w:t>
-      </w:r>
-      <w:bookmarkEnd w:id="59"/>
-    </w:p>
-    <w:p>
-      <w:pPr>
-        <w:spacing w:before="60" w:after="240"/>
-        <w:jc w:val="center"/>
-      </w:pPr>
+        <w:br w:type="page"/>
+      </w:r>
     </w:p>
     <w:p>
       <w:pPr>
         <w:pStyle w:val="Ttulo2"/>
       </w:pPr>
-      <w:bookmarkStart w:id="60" w:name="_Toc229165989"/>
+      <w:bookmarkStart w:id="60" w:name="_Toc229681552"/>
       <w:r>
         <w:lastRenderedPageBreak/>
         <w:t>5.2 Pruebas de Trading</w:t>
@@ -13129,7 +15554,7 @@
     </w:p>
     <w:p>
       <w:pPr>
-        <w:spacing w:after="240"/>
+        <w:spacing w:after="120"/>
       </w:pPr>
     </w:p>
     <w:p>
@@ -13137,7 +15562,7 @@
         <w:spacing w:before="240" w:after="60"/>
         <w:jc w:val="center"/>
       </w:pPr>
-      <w:bookmarkStart w:id="61" w:name="BM_Tabla12"/>
+      <w:bookmarkStart w:id="61" w:name="BM_T11"/>
       <w:r>
         <w:rPr>
           <w:b/>
@@ -13145,7 +15570,7 @@
           <w:sz w:val="22"/>
           <w:szCs w:val="22"/>
         </w:rPr>
-        <w:t>Tabla 12. Resultados de las pruebas — compra y venta de activos.</w:t>
+        <w:t>Tabla 11. Resultados de las pruebas — compra y venta de activos.</w:t>
       </w:r>
       <w:bookmarkEnd w:id="61"/>
     </w:p>
@@ -13700,7 +16125,7 @@
                 <w:sz w:val="20"/>
                 <w:szCs w:val="20"/>
               </w:rPr>
-              <w:t>La barra de progreso de rango no avanza con bonus.</w:t>
+              <w:t>La barra de progreso de rango no avanza con recompensas de retos.</w:t>
             </w:r>
           </w:p>
         </w:tc>
@@ -13738,9 +16163,24 @@
     </w:tbl>
     <w:p>
       <w:pPr>
+        <w:spacing w:before="60" w:after="240"/>
+      </w:pPr>
+      <w:r>
+        <w:rPr>
+          <w:i/>
+          <w:iCs/>
+          <w:color w:val="475569"/>
+          <w:sz w:val="20"/>
+          <w:szCs w:val="20"/>
+        </w:rPr>
+        <w:t>Nota. Fuente: elaboración propia.</w:t>
+      </w:r>
+    </w:p>
+    <w:p>
+      <w:pPr>
         <w:pStyle w:val="Ttulo2"/>
       </w:pPr>
-      <w:bookmarkStart w:id="62" w:name="_Toc229165990"/>
+      <w:bookmarkStart w:id="62" w:name="_Toc229681553"/>
       <w:r>
         <w:t>5.3 Pruebas del Sistema de Retos</w:t>
       </w:r>
@@ -13748,7 +16188,7 @@
     </w:p>
     <w:p>
       <w:pPr>
-        <w:spacing w:after="240"/>
+        <w:spacing w:after="120"/>
       </w:pPr>
     </w:p>
     <w:p>
@@ -13756,7 +16196,7 @@
         <w:spacing w:before="240" w:after="60"/>
         <w:jc w:val="center"/>
       </w:pPr>
-      <w:bookmarkStart w:id="63" w:name="BM_Tabla13"/>
+      <w:bookmarkStart w:id="63" w:name="BM_T12"/>
       <w:r>
         <w:rPr>
           <w:b/>
@@ -13764,7 +16204,7 @@
           <w:sz w:val="22"/>
           <w:szCs w:val="22"/>
         </w:rPr>
-        <w:t>Tabla 13. Resultados de las pruebas — sistema de retos.</w:t>
+        <w:t>Tabla 12. Resultados de las pruebas — sistema de retos.</w:t>
       </w:r>
       <w:bookmarkEnd w:id="63"/>
     </w:p>
@@ -14354,15 +16794,139 @@
           </w:p>
         </w:tc>
       </w:tr>
+      <w:tr>
+        <w:tc>
+          <w:tcPr>
+            <w:tcW w:w="3000" w:type="dxa"/>
+            <w:tcBorders>
+              <w:top w:val="single" w:sz="1" w:space="0" w:color="CCCCCC"/>
+              <w:left w:val="single" w:sz="1" w:space="0" w:color="CCCCCC"/>
+              <w:bottom w:val="single" w:sz="1" w:space="0" w:color="CCCCCC"/>
+              <w:right w:val="single" w:sz="1" w:space="0" w:color="CCCCCC"/>
+            </w:tcBorders>
+            <w:shd w:val="clear" w:color="auto" w:fill="F8FAFC"/>
+            <w:tcMar>
+              <w:top w:w="80" w:type="dxa"/>
+              <w:left w:w="140" w:type="dxa"/>
+              <w:bottom w:w="80" w:type="dxa"/>
+              <w:right w:w="140" w:type="dxa"/>
+            </w:tcMar>
+          </w:tcPr>
+          <w:p>
+            <w:pPr>
+              <w:jc w:val="both"/>
+            </w:pPr>
+            <w:r>
+              <w:rPr>
+                <w:sz w:val="20"/>
+                <w:szCs w:val="20"/>
+              </w:rPr>
+              <w:t>Reto beneficio descuenta saldo bonus</w:t>
+            </w:r>
+          </w:p>
+        </w:tc>
+        <w:tc>
+          <w:tcPr>
+            <w:tcW w:w="3500" w:type="dxa"/>
+            <w:tcBorders>
+              <w:top w:val="single" w:sz="1" w:space="0" w:color="CCCCCC"/>
+              <w:left w:val="single" w:sz="1" w:space="0" w:color="CCCCCC"/>
+              <w:bottom w:val="single" w:sz="1" w:space="0" w:color="CCCCCC"/>
+              <w:right w:val="single" w:sz="1" w:space="0" w:color="CCCCCC"/>
+            </w:tcBorders>
+            <w:shd w:val="clear" w:color="auto" w:fill="F8FAFC"/>
+            <w:tcMar>
+              <w:top w:w="80" w:type="dxa"/>
+              <w:left w:w="140" w:type="dxa"/>
+              <w:bottom w:w="80" w:type="dxa"/>
+              <w:right w:w="140" w:type="dxa"/>
+            </w:tcMar>
+          </w:tcPr>
+          <w:p>
+            <w:pPr>
+              <w:jc w:val="both"/>
+            </w:pPr>
+            <w:r>
+              <w:rPr>
+                <w:sz w:val="20"/>
+                <w:szCs w:val="20"/>
+              </w:rPr>
+              <w:t>Solo el beneficio de trading real determina si el reto se cumple.</w:t>
+            </w:r>
+          </w:p>
+        </w:tc>
+        <w:tc>
+          <w:tcPr>
+            <w:tcW w:w="2004" w:type="dxa"/>
+            <w:tcBorders>
+              <w:top w:val="single" w:sz="1" w:space="0" w:color="CCCCCC"/>
+              <w:left w:val="single" w:sz="1" w:space="0" w:color="CCCCCC"/>
+              <w:bottom w:val="single" w:sz="1" w:space="0" w:color="CCCCCC"/>
+              <w:right w:val="single" w:sz="1" w:space="0" w:color="CCCCCC"/>
+            </w:tcBorders>
+            <w:shd w:val="clear" w:color="auto" w:fill="F8FAFC"/>
+            <w:tcMar>
+              <w:top w:w="80" w:type="dxa"/>
+              <w:left w:w="140" w:type="dxa"/>
+              <w:bottom w:w="80" w:type="dxa"/>
+              <w:right w:w="140" w:type="dxa"/>
+            </w:tcMar>
+          </w:tcPr>
+          <w:p>
+            <w:pPr>
+              <w:jc w:val="both"/>
+            </w:pPr>
+            <w:r>
+              <w:rPr>
+                <w:sz w:val="20"/>
+                <w:szCs w:val="20"/>
+              </w:rPr>
+              <w:t>Correcto</w:t>
+            </w:r>
+          </w:p>
+        </w:tc>
+      </w:tr>
     </w:tbl>
     <w:p>
       <w:pPr>
+        <w:spacing w:before="60" w:after="240"/>
         <w:rPr>
-          <w:b/>
-          <w:bCs/>
+          <w:i/>
+          <w:iCs/>
+          <w:color w:val="475569"/>
+          <w:sz w:val="20"/>
+          <w:szCs w:val="20"/>
         </w:rPr>
       </w:pPr>
       <w:r>
+        <w:rPr>
+          <w:i/>
+          <w:iCs/>
+          <w:color w:val="475569"/>
+          <w:sz w:val="20"/>
+          <w:szCs w:val="20"/>
+        </w:rPr>
+        <w:t>Nota. Fuente: elaboración propia.</w:t>
+      </w:r>
+    </w:p>
+    <w:p>
+      <w:pPr>
+        <w:rPr>
+          <w:i/>
+          <w:iCs/>
+          <w:color w:val="475569"/>
+          <w:sz w:val="20"/>
+          <w:szCs w:val="20"/>
+        </w:rPr>
+      </w:pPr>
+      <w:r>
+        <w:rPr>
+          <w:i/>
+          <w:iCs/>
+          <w:color w:val="475569"/>
+          <w:sz w:val="20"/>
+          <w:szCs w:val="20"/>
+        </w:rPr>
         <w:br w:type="page"/>
       </w:r>
     </w:p>
@@ -14370,16 +16934,16 @@
       <w:pPr>
         <w:pStyle w:val="Ttulo2"/>
       </w:pPr>
-      <w:bookmarkStart w:id="64" w:name="_Toc229165991"/>
+      <w:bookmarkStart w:id="64" w:name="_Toc229681554"/>
       <w:r>
         <w:lastRenderedPageBreak/>
-        <w:t>5.4 Pruebas del Sistema Social</w:t>
+        <w:t>5.4 Pruebas del Sistema Social y Chat</w:t>
       </w:r>
       <w:bookmarkEnd w:id="64"/>
     </w:p>
     <w:p>
       <w:pPr>
-        <w:spacing w:after="240"/>
+        <w:spacing w:after="120"/>
       </w:pPr>
     </w:p>
     <w:p>
@@ -14387,7 +16951,7 @@
         <w:spacing w:before="240" w:after="60"/>
         <w:jc w:val="center"/>
       </w:pPr>
-      <w:bookmarkStart w:id="65" w:name="BM_Tabla14"/>
+      <w:bookmarkStart w:id="65" w:name="BM_T13"/>
       <w:r>
         <w:rPr>
           <w:b/>
@@ -14395,7 +16959,7 @@
           <w:sz w:val="22"/>
           <w:szCs w:val="22"/>
         </w:rPr>
-        <w:t>Tabla 14. Resultados de las pruebas — sistema de amigos y ligas.</w:t>
+        <w:t>Tabla 13. Resultados de las pruebas — sistema social y chat.</w:t>
       </w:r>
       <w:bookmarkEnd w:id="65"/>
     </w:p>
@@ -15261,8 +17825,299 @@
           </w:p>
         </w:tc>
       </w:tr>
+      <w:tr>
+        <w:tc>
+          <w:tcPr>
+            <w:tcW w:w="3000" w:type="dxa"/>
+            <w:tcBorders>
+              <w:top w:val="single" w:sz="1" w:space="0" w:color="CCCCCC"/>
+              <w:left w:val="single" w:sz="1" w:space="0" w:color="CCCCCC"/>
+              <w:bottom w:val="single" w:sz="1" w:space="0" w:color="CCCCCC"/>
+              <w:right w:val="single" w:sz="1" w:space="0" w:color="CCCCCC"/>
+            </w:tcBorders>
+            <w:shd w:val="clear" w:color="auto" w:fill="FFFFFF"/>
+            <w:tcMar>
+              <w:top w:w="80" w:type="dxa"/>
+              <w:left w:w="140" w:type="dxa"/>
+              <w:bottom w:w="80" w:type="dxa"/>
+              <w:right w:w="140" w:type="dxa"/>
+            </w:tcMar>
+          </w:tcPr>
+          <w:p>
+            <w:pPr>
+              <w:jc w:val="both"/>
+            </w:pPr>
+            <w:r>
+              <w:rPr>
+                <w:sz w:val="20"/>
+                <w:szCs w:val="20"/>
+              </w:rPr>
+              <w:t>Enviar mensaje en el chat de una liga</w:t>
+            </w:r>
+          </w:p>
+        </w:tc>
+        <w:tc>
+          <w:tcPr>
+            <w:tcW w:w="3500" w:type="dxa"/>
+            <w:tcBorders>
+              <w:top w:val="single" w:sz="1" w:space="0" w:color="CCCCCC"/>
+              <w:left w:val="single" w:sz="1" w:space="0" w:color="CCCCCC"/>
+              <w:bottom w:val="single" w:sz="1" w:space="0" w:color="CCCCCC"/>
+              <w:right w:val="single" w:sz="1" w:space="0" w:color="CCCCCC"/>
+            </w:tcBorders>
+            <w:shd w:val="clear" w:color="auto" w:fill="FFFFFF"/>
+            <w:tcMar>
+              <w:top w:w="80" w:type="dxa"/>
+              <w:left w:w="140" w:type="dxa"/>
+              <w:bottom w:w="80" w:type="dxa"/>
+              <w:right w:w="140" w:type="dxa"/>
+            </w:tcMar>
+          </w:tcPr>
+          <w:p>
+            <w:pPr>
+              <w:jc w:val="both"/>
+            </w:pPr>
+            <w:r>
+              <w:rPr>
+                <w:sz w:val="20"/>
+                <w:szCs w:val="20"/>
+              </w:rPr>
+              <w:t>El mensaje aparece en tiempo real en el chat de todos los miembros.</w:t>
+            </w:r>
+          </w:p>
+        </w:tc>
+        <w:tc>
+          <w:tcPr>
+            <w:tcW w:w="2004" w:type="dxa"/>
+            <w:tcBorders>
+              <w:top w:val="single" w:sz="1" w:space="0" w:color="CCCCCC"/>
+              <w:left w:val="single" w:sz="1" w:space="0" w:color="CCCCCC"/>
+              <w:bottom w:val="single" w:sz="1" w:space="0" w:color="CCCCCC"/>
+              <w:right w:val="single" w:sz="1" w:space="0" w:color="CCCCCC"/>
+            </w:tcBorders>
+            <w:shd w:val="clear" w:color="auto" w:fill="FFFFFF"/>
+            <w:tcMar>
+              <w:top w:w="80" w:type="dxa"/>
+              <w:left w:w="140" w:type="dxa"/>
+              <w:bottom w:w="80" w:type="dxa"/>
+              <w:right w:w="140" w:type="dxa"/>
+            </w:tcMar>
+          </w:tcPr>
+          <w:p>
+            <w:pPr>
+              <w:jc w:val="both"/>
+            </w:pPr>
+            <w:r>
+              <w:rPr>
+                <w:sz w:val="20"/>
+                <w:szCs w:val="20"/>
+              </w:rPr>
+              <w:t>Correcto</w:t>
+            </w:r>
+          </w:p>
+        </w:tc>
+      </w:tr>
+      <w:tr>
+        <w:tc>
+          <w:tcPr>
+            <w:tcW w:w="3000" w:type="dxa"/>
+            <w:tcBorders>
+              <w:top w:val="single" w:sz="1" w:space="0" w:color="CCCCCC"/>
+              <w:left w:val="single" w:sz="1" w:space="0" w:color="CCCCCC"/>
+              <w:bottom w:val="single" w:sz="1" w:space="0" w:color="CCCCCC"/>
+              <w:right w:val="single" w:sz="1" w:space="0" w:color="CCCCCC"/>
+            </w:tcBorders>
+            <w:shd w:val="clear" w:color="auto" w:fill="F8FAFC"/>
+            <w:tcMar>
+              <w:top w:w="80" w:type="dxa"/>
+              <w:left w:w="140" w:type="dxa"/>
+              <w:bottom w:w="80" w:type="dxa"/>
+              <w:right w:w="140" w:type="dxa"/>
+            </w:tcMar>
+          </w:tcPr>
+          <w:p>
+            <w:pPr>
+              <w:jc w:val="both"/>
+            </w:pPr>
+            <w:r>
+              <w:rPr>
+                <w:sz w:val="20"/>
+                <w:szCs w:val="20"/>
+              </w:rPr>
+              <w:t>Enviar mensaje vacío</w:t>
+            </w:r>
+          </w:p>
+        </w:tc>
+        <w:tc>
+          <w:tcPr>
+            <w:tcW w:w="3500" w:type="dxa"/>
+            <w:tcBorders>
+              <w:top w:val="single" w:sz="1" w:space="0" w:color="CCCCCC"/>
+              <w:left w:val="single" w:sz="1" w:space="0" w:color="CCCCCC"/>
+              <w:bottom w:val="single" w:sz="1" w:space="0" w:color="CCCCCC"/>
+              <w:right w:val="single" w:sz="1" w:space="0" w:color="CCCCCC"/>
+            </w:tcBorders>
+            <w:shd w:val="clear" w:color="auto" w:fill="F8FAFC"/>
+            <w:tcMar>
+              <w:top w:w="80" w:type="dxa"/>
+              <w:left w:w="140" w:type="dxa"/>
+              <w:bottom w:w="80" w:type="dxa"/>
+              <w:right w:w="140" w:type="dxa"/>
+            </w:tcMar>
+          </w:tcPr>
+          <w:p>
+            <w:pPr>
+              <w:jc w:val="both"/>
+            </w:pPr>
+            <w:r>
+              <w:rPr>
+                <w:sz w:val="20"/>
+                <w:szCs w:val="20"/>
+              </w:rPr>
+              <w:t>El sistema impide el envío, el botón permanece desactivado.</w:t>
+            </w:r>
+          </w:p>
+        </w:tc>
+        <w:tc>
+          <w:tcPr>
+            <w:tcW w:w="2004" w:type="dxa"/>
+            <w:tcBorders>
+              <w:top w:val="single" w:sz="1" w:space="0" w:color="CCCCCC"/>
+              <w:left w:val="single" w:sz="1" w:space="0" w:color="CCCCCC"/>
+              <w:bottom w:val="single" w:sz="1" w:space="0" w:color="CCCCCC"/>
+              <w:right w:val="single" w:sz="1" w:space="0" w:color="CCCCCC"/>
+            </w:tcBorders>
+            <w:shd w:val="clear" w:color="auto" w:fill="F8FAFC"/>
+            <w:tcMar>
+              <w:top w:w="80" w:type="dxa"/>
+              <w:left w:w="140" w:type="dxa"/>
+              <w:bottom w:w="80" w:type="dxa"/>
+              <w:right w:w="140" w:type="dxa"/>
+            </w:tcMar>
+          </w:tcPr>
+          <w:p>
+            <w:pPr>
+              <w:jc w:val="both"/>
+            </w:pPr>
+            <w:r>
+              <w:rPr>
+                <w:sz w:val="20"/>
+                <w:szCs w:val="20"/>
+              </w:rPr>
+              <w:t>Correcto</w:t>
+            </w:r>
+          </w:p>
+        </w:tc>
+      </w:tr>
+      <w:tr>
+        <w:tc>
+          <w:tcPr>
+            <w:tcW w:w="3000" w:type="dxa"/>
+            <w:tcBorders>
+              <w:top w:val="single" w:sz="1" w:space="0" w:color="CCCCCC"/>
+              <w:left w:val="single" w:sz="1" w:space="0" w:color="CCCCCC"/>
+              <w:bottom w:val="single" w:sz="1" w:space="0" w:color="CCCCCC"/>
+              <w:right w:val="single" w:sz="1" w:space="0" w:color="CCCCCC"/>
+            </w:tcBorders>
+            <w:shd w:val="clear" w:color="auto" w:fill="FFFFFF"/>
+            <w:tcMar>
+              <w:top w:w="80" w:type="dxa"/>
+              <w:left w:w="140" w:type="dxa"/>
+              <w:bottom w:w="80" w:type="dxa"/>
+              <w:right w:w="140" w:type="dxa"/>
+            </w:tcMar>
+          </w:tcPr>
+          <w:p>
+            <w:pPr>
+              <w:jc w:val="both"/>
+            </w:pPr>
+            <w:r>
+              <w:rPr>
+                <w:sz w:val="20"/>
+                <w:szCs w:val="20"/>
+              </w:rPr>
+              <w:t>Volver a entrar al chat de una liga</w:t>
+            </w:r>
+          </w:p>
+        </w:tc>
+        <w:tc>
+          <w:tcPr>
+            <w:tcW w:w="3500" w:type="dxa"/>
+            <w:tcBorders>
+              <w:top w:val="single" w:sz="1" w:space="0" w:color="CCCCCC"/>
+              <w:left w:val="single" w:sz="1" w:space="0" w:color="CCCCCC"/>
+              <w:bottom w:val="single" w:sz="1" w:space="0" w:color="CCCCCC"/>
+              <w:right w:val="single" w:sz="1" w:space="0" w:color="CCCCCC"/>
+            </w:tcBorders>
+            <w:shd w:val="clear" w:color="auto" w:fill="FFFFFF"/>
+            <w:tcMar>
+              <w:top w:w="80" w:type="dxa"/>
+              <w:left w:w="140" w:type="dxa"/>
+              <w:bottom w:w="80" w:type="dxa"/>
+              <w:right w:w="140" w:type="dxa"/>
+            </w:tcMar>
+          </w:tcPr>
+          <w:p>
+            <w:pPr>
+              <w:jc w:val="both"/>
+            </w:pPr>
+            <w:r>
+              <w:rPr>
+                <w:sz w:val="20"/>
+                <w:szCs w:val="20"/>
+              </w:rPr>
+              <w:t>Se muestran todos los mensajes anteriores cargados desde Firestore.</w:t>
+            </w:r>
+          </w:p>
+        </w:tc>
+        <w:tc>
+          <w:tcPr>
+            <w:tcW w:w="2004" w:type="dxa"/>
+            <w:tcBorders>
+              <w:top w:val="single" w:sz="1" w:space="0" w:color="CCCCCC"/>
+              <w:left w:val="single" w:sz="1" w:space="0" w:color="CCCCCC"/>
+              <w:bottom w:val="single" w:sz="1" w:space="0" w:color="CCCCCC"/>
+              <w:right w:val="single" w:sz="1" w:space="0" w:color="CCCCCC"/>
+            </w:tcBorders>
+            <w:shd w:val="clear" w:color="auto" w:fill="FFFFFF"/>
+            <w:tcMar>
+              <w:top w:w="80" w:type="dxa"/>
+              <w:left w:w="140" w:type="dxa"/>
+              <w:bottom w:w="80" w:type="dxa"/>
+              <w:right w:w="140" w:type="dxa"/>
+            </w:tcMar>
+          </w:tcPr>
+          <w:p>
+            <w:pPr>
+              <w:jc w:val="both"/>
+            </w:pPr>
+            <w:r>
+              <w:rPr>
+                <w:sz w:val="20"/>
+                <w:szCs w:val="20"/>
+              </w:rPr>
+              <w:t>Correcto</w:t>
+            </w:r>
+          </w:p>
+        </w:tc>
+      </w:tr>
     </w:tbl>
     <w:p>
+      <w:pPr>
+        <w:spacing w:before="60" w:after="240"/>
+      </w:pPr>
+      <w:r>
+        <w:rPr>
+          <w:i/>
+          <w:iCs/>
+          <w:color w:val="475569"/>
+          <w:sz w:val="20"/>
+          <w:szCs w:val="20"/>
+        </w:rPr>
+        <w:t>Nota. Fuente: elaboración propia.</w:t>
+      </w:r>
+    </w:p>
+    <w:p>
       <w:r>
         <w:br w:type="page"/>
       </w:r>
@@ -15271,7 +18126,7 @@
       <w:pPr>
         <w:pStyle w:val="Ttulo1"/>
       </w:pPr>
-      <w:bookmarkStart w:id="66" w:name="_Toc229165992"/>
+      <w:bookmarkStart w:id="66" w:name="_Toc229681555"/>
       <w:r>
         <w:lastRenderedPageBreak/>
         <w:t>6. Planificación del Proyecto</w:t>
@@ -15285,12 +18140,12 @@
         <w:jc w:val="both"/>
       </w:pPr>
       <w:r>
-        <w:t>El desarrollo de SimuTrade se ha llevado a cabo de forma iterativa a lo largo del curso académico 2025/2026. La Tabla 2 resume las fases del proyecto con sus periodos de ejecución y el estado final de cada una.</w:t>
-      </w:r>
-    </w:p>
-    <w:p>
-      <w:pPr>
-        <w:spacing w:after="240"/>
+        <w:t>El desarrollo de SimuTrade se ha llevado a cabo de forma iterativa a lo largo del curso académico 2025/2026. La Tabla 14 resume las fases del proyecto con sus periodos de ejecución y el estado final de cada una.</w:t>
+      </w:r>
+    </w:p>
+    <w:p>
+      <w:pPr>
+        <w:spacing w:after="120"/>
       </w:pPr>
     </w:p>
     <w:p>
@@ -15298,7 +18153,7 @@
         <w:spacing w:before="240" w:after="60"/>
         <w:jc w:val="center"/>
       </w:pPr>
-      <w:bookmarkStart w:id="67" w:name="BM_Tabla2"/>
+      <w:bookmarkStart w:id="67" w:name="BM_T14"/>
       <w:r>
         <w:rPr>
           <w:b/>
@@ -15306,7 +18161,7 @@
           <w:sz w:val="22"/>
           <w:szCs w:val="22"/>
         </w:rPr>
-        <w:t>Tabla 2. Planificación del proyecto por fases.</w:t>
+        <w:t>Tabla 14. Planificación del proyecto por fases.</w:t>
       </w:r>
       <w:bookmarkEnd w:id="67"/>
     </w:p>
@@ -16015,7 +18870,7 @@
                 <w:sz w:val="20"/>
                 <w:szCs w:val="20"/>
               </w:rPr>
-              <w:t>Sistema social: amigos y ligas</w:t>
+              <w:t>Sistema social: amigos, ligas y chat</w:t>
             </w:r>
           </w:p>
         </w:tc>
@@ -16197,13 +19052,28 @@
                 <w:sz w:val="20"/>
                 <w:szCs w:val="20"/>
               </w:rPr>
-              <w:t>En curso</w:t>
+              <w:t>Completado</w:t>
             </w:r>
           </w:p>
         </w:tc>
       </w:tr>
     </w:tbl>
     <w:p>
+      <w:pPr>
+        <w:spacing w:before="60" w:after="240"/>
+      </w:pPr>
+      <w:r>
+        <w:rPr>
+          <w:i/>
+          <w:iCs/>
+          <w:color w:val="475569"/>
+          <w:sz w:val="20"/>
+          <w:szCs w:val="20"/>
+        </w:rPr>
+        <w:t>Nota. Fuente: elaboración propia.</w:t>
+      </w:r>
+    </w:p>
+    <w:p>
       <w:r>
         <w:br w:type="page"/>
       </w:r>
@@ -16212,7 +19082,7 @@
       <w:pPr>
         <w:pStyle w:val="Ttulo1"/>
       </w:pPr>
-      <w:bookmarkStart w:id="68" w:name="_Toc229165993"/>
+      <w:bookmarkStart w:id="68" w:name="_Toc229681556"/>
       <w:r>
         <w:lastRenderedPageBreak/>
         <w:t>7. Conclusiones y Mejoras Futuras</w:t>
@@ -16223,7 +19093,7 @@
       <w:pPr>
         <w:pStyle w:val="Ttulo2"/>
       </w:pPr>
-      <w:bookmarkStart w:id="69" w:name="_Toc229165994"/>
+      <w:bookmarkStart w:id="69" w:name="_Toc229681557"/>
       <w:r>
         <w:t>7.1 Objetivos Alcanzados</w:t>
       </w:r>
@@ -16274,7 +19144,7 @@
         <w:jc w:val="both"/>
       </w:pPr>
       <w:r>
-        <w:t>Se ha integrado un backend completo con Firebase sin necesidad de servidor propio, garantizando persistencia, sincronización en tiempo real y autenticación segura.</w:t>
+        <w:t>Se ha integrado un backend completo con Firebase (2024) sin necesidad de servidor propio, garantizando persistencia, sincronización en tiempo real y autenticación segura.</w:t>
       </w:r>
     </w:p>
     <w:p>
@@ -16302,14 +19172,14 @@
         <w:jc w:val="both"/>
       </w:pPr>
       <w:r>
-        <w:t>Se ha implementado un sistema social completo con amigos y ligas privadas, superando con creces el alcance de proyectos similares de ciclo.</w:t>
+        <w:t>Se ha implementado un sistema social completo con amigos, ligas privadas y chat en tiempo real, superando con creces el alcance de proyectos similares de ciclo.</w:t>
       </w:r>
     </w:p>
     <w:p>
       <w:pPr>
         <w:pStyle w:val="Ttulo2"/>
       </w:pPr>
-      <w:bookmarkStart w:id="70" w:name="_Toc229165995"/>
+      <w:bookmarkStart w:id="70" w:name="_Toc229681558"/>
       <w:r>
         <w:t>7.2 Dificultades Encontradas</w:t>
       </w:r>
@@ -16322,7 +19192,7 @@
         <w:jc w:val="both"/>
       </w:pPr>
       <w:r>
-        <w:t>La principal dificultad técnica encontrada durante el desarrollo ha sido garantizar la consistencia de los datos en Firestore cuando múltiples operaciones deben ejecutarse de forma atómica. Esta problemática se ha resuelto mediante el uso de batch writes de Firestore para operaciones que afectan a múltiples documentos simultáneamente, como la aceptación de solicitudes de amistad, y mediante el uso de un Mutex de Kotlin en el UsuarioViewModel para prevenir operaciones de trading simultáneas.</w:t>
+        <w:t>La principal dificultad técnica encontrada durante el desarrollo ha sido garantizar la consistencia de los datos en Firestore cuando múltiples operaciones deben ejecutarse de forma atómica. Esta problemática se ha resuelto mediante el uso de batch writes de Firestore para operaciones que afectan a varios documentos relacionados simultáneamente, especialmente en el sistema social de amigos y ligas, y mediante el uso de un Mutex de Kotlin en el UsuarioViewModel para prevenir operaciones de trading simultáneas.</w:t>
       </w:r>
     </w:p>
     <w:p>
@@ -16333,14 +19203,14 @@
       </w:pPr>
       <w:r>
         <w:lastRenderedPageBreak/>
-        <w:t>Otra dificultad significativa ha sido la gestión del rate limiting de la API gratuita de CoinGecko, que limita el número de peticiones por minuto. Se ha implementado un sistema de cooldown y caché local que mantiene los datos anteriores en pantalla cuando se produce un error 429, evitando mostrar estados de error al usuario.</w:t>
+        <w:t>Otra dificultad significativa ha sido la gestión del rate limiting de la API gratuita de CoinGecko (2024), que limita el número de peticiones por minuto. Se ha implementado un sistema de cooldown y caché local que mantiene los datos anteriores en pantalla cuando se produce un error 429, evitando mostrar estados de error al usuario.</w:t>
       </w:r>
     </w:p>
     <w:p>
       <w:pPr>
         <w:pStyle w:val="Ttulo2"/>
       </w:pPr>
-      <w:bookmarkStart w:id="71" w:name="_Toc229165996"/>
+      <w:bookmarkStart w:id="71" w:name="_Toc229681559"/>
       <w:r>
         <w:t>7.3 Posibles Mejoras Futuras</w:t>
       </w:r>
@@ -16367,7 +19237,7 @@
         <w:jc w:val="both"/>
       </w:pPr>
       <w:r>
-        <w:t>Implementación de foto de perfil de usuario almacenada en Firebase Storage, con selector de imagen desde la galería del dispositivo. Esta funcionalidad fue considerada durante el desarrollo pero no pudo completarse debido a restricciones en la configuración del bucket de Firebase Storage en el plan gratuito.</w:t>
+        <w:t>Implementación de foto de perfil de usuario almacenada en Firebase Storage, con selector de imagen desde la galería del dispositivo. Esta funcionalidad fue considerada durante el desarrollo, pero no pudo completarse debido a restricciones en la configuración del bucket de Firebase Storage en el plan gratuito.</w:t>
       </w:r>
     </w:p>
     <w:p>
@@ -16381,7 +19251,7 @@
         <w:jc w:val="both"/>
       </w:pPr>
       <w:r>
-        <w:t>Gráficos de evolución de precios de cada activo con selector de periodo (1 hora, 1 día, 7 días, 30 días, 1 año) mediante la librería Vico o MPAndroidChart.</w:t>
+        <w:t>Gráficos de evolución de precios de cada activo con selector de periodo mediante la librería Vico o MPAndroidChart.</w:t>
       </w:r>
     </w:p>
     <w:p>
@@ -16395,7 +19265,7 @@
         <w:jc w:val="both"/>
       </w:pPr>
       <w:r>
-        <w:t>Notificaciones push mediante Firebase Cloud Messaging para alertar al usuario cuando reciba una solicitud de amistad o una invitación a una liga.</w:t>
+        <w:t>Notificaciones push mediante Firebase Cloud Messaging para alertar al usuario cuando reciba una solicitud de amistad, una invitación a una liga o un nuevo mensaje en el chat.</w:t>
       </w:r>
     </w:p>
     <w:p>
@@ -16449,13 +19319,13 @@
       <w:pPr>
         <w:pStyle w:val="Ttulo1"/>
         <w:rPr>
-          <w:lang w:val="en-GB"/>
+          <w:lang w:val="en-US"/>
         </w:rPr>
       </w:pPr>
-      <w:bookmarkStart w:id="72" w:name="_Toc229165997"/>
+      <w:bookmarkStart w:id="72" w:name="_Toc229681560"/>
       <w:r>
         <w:rPr>
-          <w:lang w:val="en-GB"/>
+          <w:lang w:val="en-US"/>
         </w:rPr>
         <w:lastRenderedPageBreak/>
         <w:t>Bibliografía</w:t>
@@ -16467,20 +19337,53 @@
         <w:spacing w:after="120" w:line="360" w:lineRule="auto"/>
         <w:ind w:left="709" w:hanging="709"/>
         <w:rPr>
-          <w:lang w:val="en-GB"/>
+          <w:lang w:val="en-US"/>
         </w:rPr>
       </w:pPr>
       <w:r>
         <w:rPr>
-          <w:lang w:val="en-GB"/>
+          <w:lang w:val="en-US"/>
         </w:rPr>
-        <w:t xml:space="preserve">Android Developers. (2024). Jetpack Compose. Google. </w:t>
+        <w:t xml:space="preserve">Android Developers. (2024a). Guide to app architecture. Google. </w:t>
       </w:r>
       <w:hyperlink r:id="rId23" w:history="1">
         <w:r>
           <w:rPr>
             <w:rStyle w:val="Hipervnculo"/>
-            <w:lang w:val="en-GB"/>
+            <w:lang w:val="en-US"/>
+          </w:rPr>
+          <w:t>https://developer.android.com/topic/architecture</w:t>
+        </w:r>
+      </w:hyperlink>
+    </w:p>
+    <w:p>
+      <w:pPr>
+        <w:spacing w:after="120"/>
+        <w:ind w:left="709" w:hanging="709"/>
+        <w:rPr>
+          <w:lang w:val="en-US"/>
+        </w:rPr>
+      </w:pPr>
+    </w:p>
+    <w:p>
+      <w:pPr>
+        <w:spacing w:after="120" w:line="360" w:lineRule="auto"/>
+        <w:ind w:left="709" w:hanging="709"/>
+        <w:rPr>
+          <w:lang w:val="en-US"/>
+        </w:rPr>
+      </w:pPr>
+      <w:r>
+        <w:rPr>
+          <w:lang w:val="en-US"/>
+        </w:rPr>
+        <w:t xml:space="preserve">Android Developers. (2024b). Jetpack Compose. Google. </w:t>
+      </w:r>
+      <w:hyperlink r:id="rId24" w:history="1">
+        <w:r>
+          <w:rPr>
+            <w:rStyle w:val="Hipervnculo"/>
+            <w:lang w:val="en-US"/>
           </w:rPr>
           <w:t>https://developer.android.com/jetpack/compose</w:t>
         </w:r>
@@ -16488,10 +19391,10 @@
     </w:p>
     <w:p>
       <w:pPr>
-        <w:spacing w:after="240"/>
+        <w:spacing w:after="120"/>
         <w:ind w:left="709" w:hanging="709"/>
         <w:rPr>
-          <w:lang w:val="en-GB"/>
+          <w:lang w:val="en-US"/>
         </w:rPr>
       </w:pPr>
     </w:p>
@@ -16500,53 +19403,20 @@
         <w:spacing w:after="120" w:line="360" w:lineRule="auto"/>
         <w:ind w:left="709" w:hanging="709"/>
         <w:rPr>
-          <w:lang w:val="en-GB"/>
+          <w:lang w:val="en-US"/>
         </w:rPr>
       </w:pPr>
       <w:r>
         <w:rPr>
-          <w:lang w:val="en-GB"/>
+          <w:lang w:val="en-US"/>
         </w:rPr>
-        <w:t xml:space="preserve">Android Developers. (2024). Guide to app architecture. Google. </w:t>
-      </w:r>
-      <w:hyperlink r:id="rId24" w:history="1">
-        <w:r>
-          <w:rPr>
-            <w:rStyle w:val="Hipervnculo"/>
-            <w:lang w:val="en-GB"/>
-          </w:rPr>
-          <w:t>https://developer.android.com/topic/architecture</w:t>
-        </w:r>
-      </w:hyperlink>
-    </w:p>
-    <w:p>
-      <w:pPr>
-        <w:spacing w:after="240"/>
-        <w:ind w:left="709" w:hanging="709"/>
-        <w:rPr>
-          <w:lang w:val="en-GB"/>
-        </w:rPr>
-      </w:pPr>
-    </w:p>
-    <w:p>
-      <w:pPr>
-        <w:spacing w:after="120" w:line="360" w:lineRule="auto"/>
-        <w:ind w:left="709" w:hanging="709"/>
-        <w:rPr>
-          <w:lang w:val="en-GB"/>
-        </w:rPr>
-      </w:pPr>
-      <w:r>
-        <w:rPr>
-          <w:lang w:val="en-GB"/>
-        </w:rPr>
-        <w:t xml:space="preserve">Android Developers. (2024). Kotlin coroutines on Android. Google. </w:t>
+        <w:t xml:space="preserve">Android Developers. (2024c). Kotlin coroutines on Android. Google. </w:t>
       </w:r>
       <w:hyperlink r:id="rId25" w:history="1">
         <w:r>
           <w:rPr>
             <w:rStyle w:val="Hipervnculo"/>
-            <w:lang w:val="en-GB"/>
+            <w:lang w:val="en-US"/>
           </w:rPr>
           <w:t>https://developer.android.com/kotlin/coroutines</w:t>
         </w:r>
@@ -16554,10 +19424,10 @@
     </w:p>
     <w:p>
       <w:pPr>
-        <w:spacing w:after="240"/>
+        <w:spacing w:after="120"/>
         <w:ind w:left="709" w:hanging="709"/>
         <w:rPr>
-          <w:lang w:val="en-GB"/>
+          <w:lang w:val="en-US"/>
         </w:rPr>
       </w:pPr>
     </w:p>
@@ -16566,12 +19436,12 @@
         <w:spacing w:after="120" w:line="360" w:lineRule="auto"/>
         <w:ind w:left="709" w:hanging="709"/>
         <w:rPr>
-          <w:lang w:val="en-GB"/>
+          <w:lang w:val="en-US"/>
         </w:rPr>
       </w:pPr>
       <w:r>
         <w:rPr>
-          <w:lang w:val="en-GB"/>
+          <w:lang w:val="en-US"/>
         </w:rPr>
         <w:t xml:space="preserve">CoinGecko. (2024). CoinGecko API v3 documentation. </w:t>
       </w:r>
@@ -16579,7 +19449,7 @@
         <w:r>
           <w:rPr>
             <w:rStyle w:val="Hipervnculo"/>
-            <w:lang w:val="en-GB"/>
+            <w:lang w:val="en-US"/>
           </w:rPr>
           <w:t>https://docs.coingecko.com</w:t>
         </w:r>
@@ -16587,10 +19457,10 @@
     </w:p>
     <w:p>
       <w:pPr>
-        <w:spacing w:after="240"/>
+        <w:spacing w:after="120"/>
         <w:ind w:left="709" w:hanging="709"/>
         <w:rPr>
-          <w:lang w:val="en-GB"/>
+          <w:lang w:val="en-US"/>
         </w:rPr>
       </w:pPr>
     </w:p>
@@ -16599,20 +19469,82 @@
         <w:spacing w:after="120" w:line="360" w:lineRule="auto"/>
         <w:ind w:left="709" w:hanging="709"/>
         <w:rPr>
-          <w:lang w:val="en-GB"/>
+          <w:lang w:val="en-US"/>
         </w:rPr>
       </w:pPr>
       <w:r>
         <w:rPr>
-          <w:lang w:val="en-GB"/>
+          <w:lang w:val="en-US"/>
         </w:rPr>
-        <w:t xml:space="preserve">Finnhub. (2024). Finnhub Stock API documentation. </w:t>
+        <w:t xml:space="preserve">Firebase. (2024a). Cloud Firestore documentation. Google. </w:t>
       </w:r>
       <w:hyperlink r:id="rId27" w:history="1">
         <w:r>
           <w:rPr>
             <w:rStyle w:val="Hipervnculo"/>
-            <w:lang w:val="en-GB"/>
+            <w:lang w:val="en-US"/>
+          </w:rPr>
+          <w:t>https://firebase.google.com/docs/firestore</w:t>
+        </w:r>
+      </w:hyperlink>
+    </w:p>
+    <w:p>
+      <w:pPr>
+        <w:spacing w:after="120"/>
+        <w:ind w:left="709" w:hanging="709"/>
+        <w:rPr>
+          <w:lang w:val="en-US"/>
+        </w:rPr>
+      </w:pPr>
+    </w:p>
+    <w:p>
+      <w:pPr>
+        <w:spacing w:after="120" w:line="360" w:lineRule="auto"/>
+        <w:ind w:left="709" w:hanging="709"/>
+        <w:rPr>
+          <w:lang w:val="en-US"/>
+        </w:rPr>
+      </w:pPr>
+      <w:r>
+        <w:rPr>
+          <w:lang w:val="en-US"/>
+        </w:rPr>
+        <w:t xml:space="preserve">Firebase. (2024b). Firebase Authentication documentation. Google. </w:t>
+      </w:r>
+      <w:hyperlink r:id="rId28" w:history="1">
+        <w:r>
+          <w:rPr>
+            <w:rStyle w:val="Hipervnculo"/>
+            <w:lang w:val="en-US"/>
+          </w:rPr>
+          <w:t>https://firebase.google.com/docs/auth</w:t>
+        </w:r>
+      </w:hyperlink>
+    </w:p>
+    <w:p>
+      <w:pPr>
+        <w:spacing w:after="120"/>
+        <w:ind w:left="709" w:hanging="709"/>
+        <w:rPr>
+          <w:lang w:val="en-US"/>
+        </w:rPr>
+      </w:pPr>
+    </w:p>
+    <w:p>
+      <w:pPr>
+        <w:spacing w:after="120" w:line="360" w:lineRule="auto"/>
+        <w:ind w:left="709" w:hanging="709"/>
+      </w:pPr>
+      <w:r>
+        <w:rPr>
+          <w:lang w:val="en-US"/>
+        </w:rPr>
+        <w:t xml:space="preserve">Finnhub. (2024). Finnhub Stock API documentation. </w:t>
+      </w:r>
+      <w:hyperlink r:id="rId29" w:history="1">
+        <w:r>
+          <w:rPr>
+            <w:rStyle w:val="Hipervnculo"/>
           </w:rPr>
           <w:t>https://finnhub.io/docs/api</w:t>
         </w:r>
@@ -16620,98 +19552,22 @@
     </w:p>
     <w:p>
       <w:pPr>
-        <w:spacing w:after="240"/>
+        <w:spacing w:after="120"/>
         <w:ind w:left="709" w:hanging="709"/>
-        <w:rPr>
-          <w:lang w:val="en-GB"/>
-        </w:rPr>
       </w:pPr>
     </w:p>
     <w:p>
       <w:pPr>
         <w:spacing w:after="120" w:line="360" w:lineRule="auto"/>
         <w:ind w:left="709" w:hanging="709"/>
-        <w:rPr>
-          <w:lang w:val="en-GB"/>
-        </w:rPr>
-      </w:pPr>
-      <w:r>
-        <w:rPr>
-          <w:lang w:val="en-GB"/>
-        </w:rPr>
-        <w:t xml:space="preserve">Firebase. (2024). Cloud Firestore documentation. Google. </w:t>
-      </w:r>
-      <w:hyperlink r:id="rId28" w:history="1">
-        <w:r>
-          <w:rPr>
-            <w:rStyle w:val="Hipervnculo"/>
-            <w:lang w:val="en-GB"/>
-          </w:rPr>
-          <w:t>https://firebase.google.com/docs/firestore</w:t>
-        </w:r>
-      </w:hyperlink>
-    </w:p>
-    <w:p>
-      <w:pPr>
-        <w:spacing w:after="240"/>
-        <w:ind w:left="709" w:hanging="709"/>
-        <w:rPr>
-          <w:lang w:val="en-GB"/>
-        </w:rPr>
-      </w:pPr>
-    </w:p>
-    <w:p>
-      <w:pPr>
-        <w:spacing w:after="120" w:line="360" w:lineRule="auto"/>
-        <w:ind w:left="709" w:hanging="709"/>
-        <w:rPr>
-          <w:lang w:val="en-GB"/>
-        </w:rPr>
-      </w:pPr>
-      <w:r>
-        <w:rPr>
-          <w:lang w:val="en-GB"/>
-        </w:rPr>
-        <w:t xml:space="preserve">Firebase. (2024). Firebase Authentication documentation. Google. </w:t>
-      </w:r>
-      <w:hyperlink r:id="rId29" w:history="1">
-        <w:r>
-          <w:rPr>
-            <w:rStyle w:val="Hipervnculo"/>
-            <w:lang w:val="en-GB"/>
-          </w:rPr>
-          <w:t>https://firebase.google.com/docs/auth</w:t>
-        </w:r>
-      </w:hyperlink>
-    </w:p>
-    <w:p>
-      <w:pPr>
-        <w:spacing w:after="240"/>
-        <w:ind w:left="709" w:hanging="709"/>
-        <w:rPr>
-          <w:lang w:val="en-GB"/>
-        </w:rPr>
-      </w:pPr>
-    </w:p>
-    <w:p>
-      <w:pPr>
-        <w:spacing w:after="120" w:line="360" w:lineRule="auto"/>
-        <w:ind w:left="709" w:hanging="709"/>
-        <w:rPr>
-          <w:lang w:val="en-GB"/>
-        </w:rPr>
-      </w:pPr>
-      <w:r>
-        <w:rPr>
-          <w:lang w:val="en-GB"/>
-        </w:rPr>
+      </w:pPr>
+      <w:r>
         <w:t xml:space="preserve">Google. (2024). Material Design 3. </w:t>
       </w:r>
       <w:hyperlink r:id="rId30" w:history="1">
         <w:r>
           <w:rPr>
             <w:rStyle w:val="Hipervnculo"/>
-            <w:lang w:val="en-GB"/>
           </w:rPr>
           <w:t>https://m3.material.io</w:t>
         </w:r>
@@ -16719,32 +19575,22 @@
     </w:p>
     <w:p>
       <w:pPr>
-        <w:spacing w:after="240"/>
+        <w:spacing w:after="120"/>
         <w:ind w:left="709" w:hanging="709"/>
-        <w:rPr>
-          <w:lang w:val="en-GB"/>
-        </w:rPr>
       </w:pPr>
     </w:p>
     <w:p>
       <w:pPr>
         <w:spacing w:after="120" w:line="360" w:lineRule="auto"/>
         <w:ind w:left="709" w:hanging="709"/>
-        <w:rPr>
-          <w:lang w:val="en-GB"/>
-        </w:rPr>
-      </w:pPr>
-      <w:r>
-        <w:rPr>
-          <w:lang w:val="en-GB"/>
-        </w:rPr>
+      </w:pPr>
+      <w:r>
         <w:t xml:space="preserve">JetBrains. (2024). Kotlin documentation. </w:t>
       </w:r>
       <w:hyperlink r:id="rId31" w:history="1">
         <w:r>
           <w:rPr>
             <w:rStyle w:val="Hipervnculo"/>
-            <w:lang w:val="en-GB"/>
           </w:rPr>
           <w:t>https://kotlinlang.org/docs/home.html</w:t>
         </w:r>
@@ -16752,24 +19598,18 @@
     </w:p>
     <w:p>
       <w:pPr>
-        <w:spacing w:after="240"/>
+        <w:spacing w:after="120"/>
         <w:ind w:left="709" w:hanging="709"/>
-        <w:rPr>
-          <w:lang w:val="en-GB"/>
-        </w:rPr>
       </w:pPr>
     </w:p>
     <w:p>
       <w:pPr>
         <w:spacing w:after="120" w:line="360" w:lineRule="auto"/>
         <w:ind w:left="709" w:hanging="709"/>
+      </w:pPr>
+      <w:r>
         <w:rPr>
-          <w:lang w:val="en-GB"/>
-        </w:rPr>
-      </w:pPr>
-      <w:r>
-        <w:rPr>
-          <w:lang w:val="en-GB"/>
+          <w:lang w:val="en-US"/>
         </w:rPr>
         <w:t xml:space="preserve">Square. (2024). Retrofit: A type-safe HTTP client for Android and Java. </w:t>
       </w:r>
@@ -16777,17 +19617,21 @@
         <w:r>
           <w:rPr>
             <w:rStyle w:val="Hipervnculo"/>
-            <w:lang w:val="en-GB"/>
           </w:rPr>
           <w:t>https://square.github.io/retrofit</w:t>
         </w:r>
       </w:hyperlink>
     </w:p>
     <w:p>
+      <w:r>
+        <w:br w:type="page"/>
+      </w:r>
+    </w:p>
+    <w:p>
       <w:pPr>
         <w:pStyle w:val="Ttulo1"/>
       </w:pPr>
-      <w:bookmarkStart w:id="73" w:name="_Toc229165998"/>
+      <w:bookmarkStart w:id="73" w:name="_Toc229681561"/>
       <w:r>
         <w:lastRenderedPageBreak/>
         <w:t>Anexos</w:t>
@@ -16798,7 +19642,7 @@
       <w:pPr>
         <w:pStyle w:val="Ttulo2"/>
       </w:pPr>
-      <w:bookmarkStart w:id="74" w:name="_Toc229165999"/>
+      <w:bookmarkStart w:id="74" w:name="_Toc229681562"/>
       <w:r>
         <w:t>Anexo I — Manual de Usuario</w:t>
       </w:r>
@@ -16808,7 +19652,7 @@
       <w:pPr>
         <w:pStyle w:val="Ttulo3"/>
       </w:pPr>
-      <w:bookmarkStart w:id="75" w:name="_Toc229166000"/>
+      <w:bookmarkStart w:id="75" w:name="_Toc229681563"/>
       <w:r>
         <w:t>A.1.1 Registro e inicio de sesión</w:t>
       </w:r>
@@ -16821,14 +19665,14 @@
         <w:jc w:val="both"/>
       </w:pPr>
       <w:r>
-        <w:t>Para utilizar SimuTrade es necesario crear una cuenta. Se puede registrar introduciendo un nombre de usuario, una dirección de correo electrónico y una contraseña de al menos 6 caracteres, o bien utilizando una cuenta de Google pulsando el botón Continuar con Google. Una vez registrado, el sistema asigna automáticamente un código único de 8 caracteres con el formato #XXXXXXXX que puede consultarse en el perfil de usuario.</w:t>
+        <w:t>Para utilizar SimuTrade es necesario crear una cuenta. Es posible registrarse introduciendo un nombre de usuario, una dirección de correo electrónico y una contraseña de al menos 6 caracteres, o bien utilizando una cuenta de Google pulsando el botón Continuar con Google. Una vez registrado, el sistema asigna automáticamente un código identificativo de 8 caracteres con el formato #XXXXXXXX que puede consultarse en el perfil de usuario.</w:t>
       </w:r>
     </w:p>
     <w:p>
       <w:pPr>
         <w:pStyle w:val="Ttulo3"/>
       </w:pPr>
-      <w:bookmarkStart w:id="76" w:name="_Toc229166001"/>
+      <w:bookmarkStart w:id="76" w:name="_Toc229681564"/>
       <w:r>
         <w:t>A.1.2 Operar en el mercado</w:t>
       </w:r>
@@ -16848,7 +19692,7 @@
       <w:pPr>
         <w:pStyle w:val="Ttulo3"/>
       </w:pPr>
-      <w:bookmarkStart w:id="77" w:name="_Toc229166002"/>
+      <w:bookmarkStart w:id="77" w:name="_Toc229681565"/>
       <w:r>
         <w:t>A.1.3 Sistema de retos</w:t>
       </w:r>
@@ -16861,14 +19705,14 @@
         <w:jc w:val="both"/>
       </w:pPr>
       <w:r>
-        <w:t>Cada día se generan 3 retos nuevos que se resetean a medianoche. Para reclamar la recompensa de un reto, es necesario cumplir las condiciones indicadas (por ejemplo, realizar una operación de compra o venta durante el día) y pulsar el botón Completar. Si las condiciones no se cumplen, el sistema indica exactamente qué falta por hacer.</w:t>
+        <w:t>Cada día se generan 3 retos nuevos que se resetean a medianoche. Para reclamar la recompensa de un reto, es necesario cumplir las condiciones indicadas (por ejemplo, realizar una operación de compra o venta durante el día) y pulsar el botón Completar. Si las condiciones no se cumplen, el sistema indica exactamente qué falta por hacer. La recompensa se añade al saldo bonus, que no afecta al rango ni al leaderboard.</w:t>
       </w:r>
     </w:p>
     <w:p>
       <w:pPr>
         <w:pStyle w:val="Ttulo3"/>
       </w:pPr>
-      <w:bookmarkStart w:id="78" w:name="_Toc229166003"/>
+      <w:bookmarkStart w:id="78" w:name="_Toc229681566"/>
       <w:r>
         <w:t>A.1.4 Añadir amigos y crear ligas</w:t>
       </w:r>
@@ -16881,19 +19725,32 @@
         <w:jc w:val="both"/>
       </w:pPr>
       <w:r>
-        <w:t>Para añadir un amigo, se debe acceder a la pestaña Amigos, seleccionar la pestaña Buscar e introducir el código #XXXXXXXX del usuario que se desea agregar. Una vez aceptada la solicitud, ambos usuarios pueden verse mutuamente en su lista de amigos y pueden invitarse a ligas. Para crear una liga, se accede a la pestaña Ligas y se pulsa el botón +. Una vez dentro de una liga, se puede acceder al chat pulsando la pestaña Chat en la parte superior de la pantalla de detalle de la liga.</w:t>
+        <w:t xml:space="preserve">Para añadir un amigo, se debe acceder a la pestaña Amigos, seleccionar la pestaña Buscar e introducir el código #XXXXXXXX del usuario que se desea agregar. Una vez aceptada la solicitud, ambos usuarios pueden verse mutuamente en su lista de amigos y pueden invitarse a ligas. Para crear una liga, se accede a la pestaña Ligas y se pulsa el botón +. Una vez dentro de una liga, </w:t>
+      </w:r>
+      <w:r>
+        <w:lastRenderedPageBreak/>
+        <w:t>es posible acceder al chat pulsando la pestaña Chat en la pantalla de detalle de la liga.</w:t>
       </w:r>
     </w:p>
     <w:p>
       <w:pPr>
         <w:pStyle w:val="Ttulo2"/>
       </w:pPr>
-      <w:bookmarkStart w:id="79" w:name="_Toc229166004"/>
-      <w:r>
-        <w:lastRenderedPageBreak/>
-        <w:t>Anexo II — Declaración de Originalidad</w:t>
+      <w:bookmarkStart w:id="79" w:name="_Toc229681567"/>
+      <w:r>
+        <w:t>Anexo II — Manual de Instalación y Ejecución</w:t>
       </w:r>
       <w:bookmarkEnd w:id="79"/>
+    </w:p>
+    <w:p>
+      <w:pPr>
+        <w:pStyle w:val="Ttulo3"/>
+      </w:pPr>
+      <w:bookmarkStart w:id="80" w:name="_Toc229681568"/>
+      <w:r>
+        <w:t>A.2.1 Requisitos previos</w:t>
+      </w:r>
+      <w:bookmarkEnd w:id="80"/>
     </w:p>
     <w:p>
       <w:pPr>
@@ -16902,13 +19759,18 @@
         <w:jc w:val="both"/>
       </w:pPr>
       <w:r>
-        <w:t>Los autores del presente proyecto, Guillermo Sierra Castejón, Iván Bertolo García y Ximena Meyzen Calderón, declaran que el trabajo presentado es original y ha sido elaborado íntegramente por el equipo durante el curso académico 2025/2026, a excepción de las fuentes y recursos externos debidamente citados en la bibliografía.</w:t>
-      </w:r>
-    </w:p>
-    <w:p>
-      <w:pPr>
-        <w:spacing w:after="240"/>
-      </w:pPr>
+        <w:t>Para compilar y ejecutar SimuTrade es necesario disponer de Android Studio (versión Meerkat 2024.3.1 o superior), JDK 17 o superior, conexión a Internet y un dispositivo Android con API mínima 24 (Android 7.0) o un emulador configurado en Android Studio.</w:t>
+      </w:r>
+    </w:p>
+    <w:p>
+      <w:pPr>
+        <w:pStyle w:val="Ttulo3"/>
+      </w:pPr>
+      <w:bookmarkStart w:id="81" w:name="_Toc229681569"/>
+      <w:r>
+        <w:t>A.2.2 Clonado e importación del proyecto</w:t>
+      </w:r>
+      <w:bookmarkEnd w:id="81"/>
     </w:p>
     <w:p>
       <w:pPr>
@@ -16917,12 +19779,155 @@
         <w:jc w:val="both"/>
       </w:pPr>
       <w:r>
+        <w:t>El proyecto debe clonarse desde el repositorio de GitHub mediante el comando git clone y abrirse en Android Studio con la opción File → Open. A continuación, se debe esperar a que Gradle sincronice todas las dependencias automáticamente.</w:t>
+      </w:r>
+    </w:p>
+    <w:p>
+      <w:pPr>
+        <w:pStyle w:val="Ttulo3"/>
+      </w:pPr>
+      <w:bookmarkStart w:id="82" w:name="_Toc229681570"/>
+      <w:r>
+        <w:t>A.2.3 Configuración de Firebase</w:t>
+      </w:r>
+      <w:bookmarkEnd w:id="82"/>
+    </w:p>
+    <w:p>
+      <w:pPr>
+        <w:spacing w:after="120" w:line="360" w:lineRule="auto"/>
+        <w:ind w:firstLine="709"/>
+        <w:jc w:val="both"/>
+      </w:pPr>
+      <w:r>
+        <w:t>La aplicación requiere un proyecto de Firebase con Firebase Authentication y Cloud Firestore activados. El archivo google-services.json descargado desde Firebase Console debe colocarse en el directorio app/ del proyecto. Para Google Sign-In, es necesario registrar la huella digital SHA-1 del certificado de debug en Firebase Console.</w:t>
+      </w:r>
+    </w:p>
+    <w:p>
+      <w:pPr>
+        <w:pStyle w:val="Ttulo3"/>
+      </w:pPr>
+      <w:bookmarkStart w:id="83" w:name="_Toc229681571"/>
+      <w:r>
+        <w:t>A.2.4 Configuración de la API de Finnhub</w:t>
+      </w:r>
+      <w:bookmarkEnd w:id="83"/>
+    </w:p>
+    <w:p>
+      <w:pPr>
+        <w:spacing w:after="120" w:line="360" w:lineRule="auto"/>
+        <w:ind w:firstLine="709"/>
+        <w:jc w:val="both"/>
+      </w:pPr>
+      <w:r>
+        <w:t xml:space="preserve">La clave de API de Finnhub debe añadirse en el archivo local.properties en la raíz del proyecto con el formato FINNHUB_API_KEY=tu_clave_aqui. Este archivo no se sube al repositorio de control de versiones por motivos de seguridad. Es posible obtener una clave gratuita en </w:t>
+      </w:r>
+      <w:hyperlink r:id="rId33" w:history="1">
+        <w:r>
+          <w:rPr>
+            <w:rStyle w:val="Hipervnculo"/>
+          </w:rPr>
+          <w:t>https://finnhub.io/register</w:t>
+        </w:r>
+      </w:hyperlink>
+      <w:r>
+        <w:t>.</w:t>
+      </w:r>
+    </w:p>
+    <w:p>
+      <w:pPr>
+        <w:spacing w:after="120" w:line="360" w:lineRule="auto"/>
+        <w:ind w:firstLine="709"/>
+        <w:jc w:val="both"/>
+      </w:pPr>
+    </w:p>
+    <w:p>
+      <w:pPr>
+        <w:spacing w:after="120" w:line="360" w:lineRule="auto"/>
+        <w:ind w:firstLine="709"/>
+        <w:jc w:val="both"/>
+      </w:pPr>
+    </w:p>
+    <w:p>
+      <w:pPr>
+        <w:spacing w:after="120" w:line="360" w:lineRule="auto"/>
+        <w:ind w:firstLine="709"/>
+        <w:jc w:val="both"/>
+      </w:pPr>
+    </w:p>
+    <w:p>
+      <w:pPr>
+        <w:pStyle w:val="Ttulo3"/>
+      </w:pPr>
+      <w:bookmarkStart w:id="84" w:name="_Toc229681572"/>
+      <w:r>
+        <w:lastRenderedPageBreak/>
+        <w:t>A.2.5 Ejecución</w:t>
+      </w:r>
+      <w:bookmarkEnd w:id="84"/>
+    </w:p>
+    <w:p>
+      <w:pPr>
+        <w:spacing w:after="120" w:line="360" w:lineRule="auto"/>
+        <w:ind w:firstLine="709"/>
+        <w:jc w:val="both"/>
+      </w:pPr>
+      <w:r>
+        <w:t>Una vez sincronizado el proyecto y configurados los servicios externos, se selecciona un emulador o dispositivo físico en Android Studio y se pulsa el botón Run. La primera compilación puede tardar varios minutos mientras se descargan todas las dependencias.</w:t>
+      </w:r>
+    </w:p>
+    <w:p>
+      <w:pPr>
+        <w:pStyle w:val="Ttulo3"/>
+      </w:pPr>
+      <w:bookmarkStart w:id="85" w:name="_Toc229681573"/>
+      <w:r>
+        <w:t>A.2.6 Instalación mediante APK</w:t>
+      </w:r>
+      <w:bookmarkEnd w:id="85"/>
+    </w:p>
+    <w:p>
+      <w:pPr>
+        <w:spacing w:after="120" w:line="360" w:lineRule="auto"/>
+        <w:ind w:firstLine="709"/>
+        <w:jc w:val="both"/>
+      </w:pPr>
+      <w:r>
+        <w:t>También es posible instalar la aplicación mediante el archivo APK generado con Build → Build APK(s). En el dispositivo destino debe activarse previamente la instalación desde orígenes desconocidos en los ajustes de seguridad del sistema.</w:t>
+      </w:r>
+    </w:p>
+    <w:p>
+      <w:pPr>
+        <w:pStyle w:val="Ttulo2"/>
+      </w:pPr>
+      <w:bookmarkStart w:id="86" w:name="_Toc229681574"/>
+      <w:r>
+        <w:t>Anexo III — Declaración de Originalidad</w:t>
+      </w:r>
+      <w:bookmarkEnd w:id="86"/>
+    </w:p>
+    <w:p>
+      <w:pPr>
+        <w:spacing w:after="120" w:line="360" w:lineRule="auto"/>
+        <w:ind w:firstLine="709"/>
+        <w:jc w:val="both"/>
+      </w:pPr>
+      <w:r>
+        <w:t>Los autores del presente proyecto, Guillermo Sierra Castejón, Iván Bertolo García y Ximena Meyzen Calderón, declaran que el trabajo presentado es original y ha sido elaborado íntegramente por el equipo durante el curso académico 2025/2026, a excepción de las fuentes y recursos externos debidamente citados en la bibliografía.</w:t>
+      </w:r>
+    </w:p>
+    <w:p>
+      <w:pPr>
+        <w:spacing w:after="120" w:line="360" w:lineRule="auto"/>
+        <w:ind w:firstLine="709"/>
+        <w:jc w:val="both"/>
+      </w:pPr>
+      <w:r>
         <w:t>Se declara asimismo que no se ha utilizado código de terceros sin la correspondiente atribución, y que el uso de herramientas de inteligencia artificial ha sido supervisado y verificado por los autores en todo momento.</w:t>
       </w:r>
     </w:p>
     <w:sectPr>
-      <w:headerReference w:type="default" r:id="rId33"/>
-      <w:footerReference w:type="default" r:id="rId34"/>
+      <w:headerReference w:type="default" r:id="rId34"/>
+      <w:footerReference w:type="default" r:id="rId35"/>
       <w:pgSz w:w="11906" w:h="16838"/>
       <w:pgMar w:top="1417" w:right="1701" w:bottom="1701" w:left="1701" w:header="708" w:footer="708" w:gutter="0"/>
       <w:cols w:space="720"/>
@@ -16991,7 +19996,7 @@
         <w:sz w:val="20"/>
         <w:szCs w:val="20"/>
       </w:rPr>
-      <w:t>1</w:t>
+      <w:t>2</w:t>
     </w:r>
     <w:r>
       <w:rPr>
@@ -17034,14 +20039,34 @@
       <w:spacing w:after="120"/>
       <w:jc w:val="right"/>
     </w:pPr>
+    <w:proofErr w:type="spellStart"/>
     <w:r>
       <w:rPr>
         <w:color w:val="475569"/>
         <w:sz w:val="18"/>
         <w:szCs w:val="18"/>
       </w:rPr>
-      <w:t>SimuTrade — Memoria del Proyecto Intermodular</w:t>
+      <w:t>SimuTrade</w:t>
     </w:r>
+    <w:proofErr w:type="spellEnd"/>
+    <w:r>
+      <w:rPr>
+        <w:color w:val="475569"/>
+        <w:sz w:val="18"/>
+        <w:szCs w:val="18"/>
+      </w:rPr>
+      <w:t xml:space="preserve"> — Memoria del Proyecto </w:t>
+    </w:r>
+    <w:proofErr w:type="spellStart"/>
+    <w:r>
+      <w:rPr>
+        <w:color w:val="475569"/>
+        <w:sz w:val="18"/>
+        <w:szCs w:val="18"/>
+      </w:rPr>
+      <w:t>Intermodular</w:t>
+    </w:r>
+    <w:proofErr w:type="spellEnd"/>
   </w:p>
 </w:hdr>
 </file>
@@ -17049,10 +20074,96 @@
 <file path=word/numbering.xml><?xml version="1.0" encoding="utf-8"?>
 <w:numbering xmlns:wpc="http://schemas.microsoft.com/office/word/2010/wordprocessingCanvas" xmlns:cx="http://schemas.microsoft.com/office/drawing/2014/chartex" xmlns:cx1="http://schemas.microsoft.com/office/drawing/2015/9/8/chartex" xmlns:cx2="http://schemas.microsoft.com/office/drawing/2015/10/21/chartex" xmlns:cx3="http://schemas.microsoft.com/office/drawing/2016/5/9/chartex" xmlns:cx4="http://schemas.microsoft.com/office/drawing/2016/5/10/chartex" xmlns:cx5="http://schemas.microsoft.com/office/drawing/2016/5/11/chartex" xmlns:cx6="http://schemas.microsoft.com/office/drawing/2016/5/12/chartex" xmlns:cx7="http://schemas.microsoft.com/office/drawing/2016/5/13/chartex" xmlns:cx8="http://schemas.microsoft.com/office/drawing/2016/5/14/chartex" xmlns:mc="http://schemas.openxmlformats.org/markup-compatibility/2006" xmlns:aink="http://schemas.microsoft.com/office/drawing/2016/ink" xmlns:am3d="http://schemas.microsoft.com/office/drawing/2017/model3d" xmlns:o="urn:schemas-microsoft-com:office:office" xmlns:oel="http://schemas.microsoft.com/office/2019/extlst" xmlns:r="http://schemas.openxmlformats.org/officeDocument/2006/relationships" xmlns:m="http://schemas.openxmlformats.org/officeDocument/2006/math" xmlns:v="urn:schemas-microsoft-com:vml" xmlns:wp14="http://schemas.microsoft.com/office/word/2010/wordprocessingDrawing" xmlns:wp="http://schemas.openxmlformats.org/drawingml/2006/wordprocessingDrawing" xmlns:w10="urn:schemas-microsoft-com:office:word" xmlns:w="http://schemas.openxmlformats.org/wordprocessingml/2006/main" xmlns:w14="http://schemas.microsoft.com/office/word/2010/wordml" xmlns:w15="http://schemas.microsoft.com/office/word/2012/wordml" xmlns:w16cex="http://schemas.microsoft.com/office/word/2018/wordml/cex" xmlns:w16cid="http://schemas.microsoft.com/office/word/2016/wordml/cid" xmlns:w16="http://schemas.microsoft.com/office/word/2018/wordml" xmlns:w16sdtdh="http://schemas.microsoft.com/office/word/2020/wordml/sdtdatahash" xmlns:w16se="http://schemas.microsoft.com/office/word/2015/wordml/symex" xmlns:wpg="http://schemas.microsoft.com/office/word/2010/wordprocessingGroup" xmlns:wpi="http://schemas.microsoft.com/office/word/2010/wordprocessingInk" xmlns:wne="http://schemas.microsoft.com/office/word/2006/wordml" xmlns:wps="http://schemas.microsoft.com/office/word/2010/wordprocessingShape" mc:Ignorable="w14 w15 w16se w16cid w16 w16cex w16sdtdh wp14">
   <w:abstractNum w:abstractNumId="0" w15:restartNumberingAfterBreak="0">
-    <w:nsid w:val="0D081115"/>
+    <w:nsid w:val="248E2669"/>
     <w:multiLevelType w:val="hybridMultilevel"/>
-    <w:tmpl w:val="275690F8"/>
-    <w:lvl w:ilvl="0" w:tplc="DD0A7E9C">
+    <w:tmpl w:val="A9A80548"/>
+    <w:lvl w:ilvl="0" w:tplc="EA36D110">
+      <w:start w:val="1"/>
+      <w:numFmt w:val="bullet"/>
+      <w:lvlText w:val="●"/>
+      <w:lvlJc w:val="left"/>
+      <w:pPr>
+        <w:ind w:left="720" w:hanging="360"/>
+      </w:pPr>
+    </w:lvl>
+    <w:lvl w:ilvl="1" w:tplc="FBEAD8DA">
+      <w:start w:val="1"/>
+      <w:numFmt w:val="bullet"/>
+      <w:lvlText w:val="○"/>
+      <w:lvlJc w:val="left"/>
+      <w:pPr>
+        <w:ind w:left="1440" w:hanging="360"/>
+      </w:pPr>
+    </w:lvl>
+    <w:lvl w:ilvl="2" w:tplc="DED0718A">
+      <w:start w:val="1"/>
+      <w:numFmt w:val="bullet"/>
+      <w:lvlText w:val="■"/>
+      <w:lvlJc w:val="left"/>
+      <w:pPr>
+        <w:ind w:left="2160" w:hanging="360"/>
+      </w:pPr>
+    </w:lvl>
+    <w:lvl w:ilvl="3" w:tplc="15687564">
+      <w:start w:val="1"/>
+      <w:numFmt w:val="bullet"/>
+      <w:lvlText w:val="●"/>
+      <w:lvlJc w:val="left"/>
+      <w:pPr>
+        <w:ind w:left="2880" w:hanging="360"/>
+      </w:pPr>
+    </w:lvl>
+    <w:lvl w:ilvl="4" w:tplc="DEA02F00">
+      <w:start w:val="1"/>
+      <w:numFmt w:val="bullet"/>
+      <w:lvlText w:val="○"/>
+      <w:lvlJc w:val="left"/>
+      <w:pPr>
+        <w:ind w:left="3600" w:hanging="360"/>
+      </w:pPr>
+    </w:lvl>
+    <w:lvl w:ilvl="5" w:tplc="895E3C02">
+      <w:start w:val="1"/>
+      <w:numFmt w:val="bullet"/>
+      <w:lvlText w:val="■"/>
+      <w:lvlJc w:val="left"/>
+      <w:pPr>
+        <w:ind w:left="4320" w:hanging="360"/>
+      </w:pPr>
+    </w:lvl>
+    <w:lvl w:ilvl="6" w:tplc="7DE407D2">
+      <w:start w:val="1"/>
+      <w:numFmt w:val="bullet"/>
+      <w:lvlText w:val="●"/>
+      <w:lvlJc w:val="left"/>
+      <w:pPr>
+        <w:ind w:left="5040" w:hanging="360"/>
+      </w:pPr>
+    </w:lvl>
+    <w:lvl w:ilvl="7" w:tplc="657CAEDA">
+      <w:start w:val="1"/>
+      <w:numFmt w:val="bullet"/>
+      <w:lvlText w:val="●"/>
+      <w:lvlJc w:val="left"/>
+      <w:pPr>
+        <w:ind w:left="5760" w:hanging="360"/>
+      </w:pPr>
+    </w:lvl>
+    <w:lvl w:ilvl="8" w:tplc="86E236A8">
+      <w:start w:val="1"/>
+      <w:numFmt w:val="bullet"/>
+      <w:lvlText w:val="●"/>
+      <w:lvlJc w:val="left"/>
+      <w:pPr>
+        <w:ind w:left="6480" w:hanging="360"/>
+      </w:pPr>
+    </w:lvl>
+  </w:abstractNum>
+  <w:abstractNum w:abstractNumId="1" w15:restartNumberingAfterBreak="0">
+    <w:nsid w:val="25E757F8"/>
+    <w:multiLevelType w:val="hybridMultilevel"/>
+    <w:tmpl w:val="0F326BB0"/>
+    <w:lvl w:ilvl="0" w:tplc="C35A0CEA">
       <w:start w:val="1"/>
       <w:numFmt w:val="bullet"/>
       <w:lvlText w:val="•"/>
@@ -17061,141 +20172,55 @@
         <w:ind w:left="720" w:hanging="360"/>
       </w:pPr>
     </w:lvl>
-    <w:lvl w:ilvl="1" w:tplc="BE6E3A74">
+    <w:lvl w:ilvl="1" w:tplc="CC3EF762">
       <w:numFmt w:val="decimal"/>
       <w:lvlText w:val=""/>
       <w:lvlJc w:val="left"/>
     </w:lvl>
-    <w:lvl w:ilvl="2" w:tplc="BC826DB8">
+    <w:lvl w:ilvl="2" w:tplc="FD344B60">
       <w:numFmt w:val="decimal"/>
       <w:lvlText w:val=""/>
       <w:lvlJc w:val="left"/>
     </w:lvl>
-    <w:lvl w:ilvl="3" w:tplc="AB64D14E">
+    <w:lvl w:ilvl="3" w:tplc="F5BA9630">
       <w:numFmt w:val="decimal"/>
       <w:lvlText w:val=""/>
       <w:lvlJc w:val="left"/>
     </w:lvl>
-    <w:lvl w:ilvl="4" w:tplc="52564672">
+    <w:lvl w:ilvl="4" w:tplc="2AE627D0">
       <w:numFmt w:val="decimal"/>
       <w:lvlText w:val=""/>
       <w:lvlJc w:val="left"/>
     </w:lvl>
-    <w:lvl w:ilvl="5" w:tplc="F63CFB18">
+    <w:lvl w:ilvl="5" w:tplc="B030C968">
       <w:numFmt w:val="decimal"/>
       <w:lvlText w:val=""/>
       <w:lvlJc w:val="left"/>
     </w:lvl>
-    <w:lvl w:ilvl="6" w:tplc="62607BD0">
+    <w:lvl w:ilvl="6" w:tplc="2CFC44FC">
       <w:numFmt w:val="decimal"/>
       <w:lvlText w:val=""/>
       <w:lvlJc w:val="left"/>
     </w:lvl>
-    <w:lvl w:ilvl="7" w:tplc="45843314">
+    <w:lvl w:ilvl="7" w:tplc="FFAC3220">
       <w:numFmt w:val="decimal"/>
       <w:lvlText w:val=""/>
       <w:lvlJc w:val="left"/>
     </w:lvl>
-    <w:lvl w:ilvl="8" w:tplc="E806C942">
+    <w:lvl w:ilvl="8" w:tplc="6C488C26">
       <w:numFmt w:val="decimal"/>
       <w:lvlText w:val=""/>
       <w:lvlJc w:val="left"/>
     </w:lvl>
   </w:abstractNum>
-  <w:abstractNum w:abstractNumId="1" w15:restartNumberingAfterBreak="0">
-    <w:nsid w:val="3A662676"/>
-    <w:multiLevelType w:val="hybridMultilevel"/>
-    <w:tmpl w:val="64C8DE86"/>
-    <w:lvl w:ilvl="0" w:tplc="4EA0A992">
-      <w:start w:val="1"/>
-      <w:numFmt w:val="bullet"/>
-      <w:lvlText w:val="●"/>
-      <w:lvlJc w:val="left"/>
-      <w:pPr>
-        <w:ind w:left="720" w:hanging="360"/>
-      </w:pPr>
-    </w:lvl>
-    <w:lvl w:ilvl="1" w:tplc="DEEA38E8">
-      <w:start w:val="1"/>
-      <w:numFmt w:val="bullet"/>
-      <w:lvlText w:val="○"/>
-      <w:lvlJc w:val="left"/>
-      <w:pPr>
-        <w:ind w:left="1440" w:hanging="360"/>
-      </w:pPr>
-    </w:lvl>
-    <w:lvl w:ilvl="2" w:tplc="8DC0A1DC">
-      <w:start w:val="1"/>
-      <w:numFmt w:val="bullet"/>
-      <w:lvlText w:val="■"/>
-      <w:lvlJc w:val="left"/>
-      <w:pPr>
-        <w:ind w:left="2160" w:hanging="360"/>
-      </w:pPr>
-    </w:lvl>
-    <w:lvl w:ilvl="3" w:tplc="23A27DC0">
-      <w:start w:val="1"/>
-      <w:numFmt w:val="bullet"/>
-      <w:lvlText w:val="●"/>
-      <w:lvlJc w:val="left"/>
-      <w:pPr>
-        <w:ind w:left="2880" w:hanging="360"/>
-      </w:pPr>
-    </w:lvl>
-    <w:lvl w:ilvl="4" w:tplc="B466654E">
-      <w:start w:val="1"/>
-      <w:numFmt w:val="bullet"/>
-      <w:lvlText w:val="○"/>
-      <w:lvlJc w:val="left"/>
-      <w:pPr>
-        <w:ind w:left="3600" w:hanging="360"/>
-      </w:pPr>
-    </w:lvl>
-    <w:lvl w:ilvl="5" w:tplc="FF0E55FC">
-      <w:start w:val="1"/>
-      <w:numFmt w:val="bullet"/>
-      <w:lvlText w:val="■"/>
-      <w:lvlJc w:val="left"/>
-      <w:pPr>
-        <w:ind w:left="4320" w:hanging="360"/>
-      </w:pPr>
-    </w:lvl>
-    <w:lvl w:ilvl="6" w:tplc="26C0D64C">
-      <w:start w:val="1"/>
-      <w:numFmt w:val="bullet"/>
-      <w:lvlText w:val="●"/>
-      <w:lvlJc w:val="left"/>
-      <w:pPr>
-        <w:ind w:left="5040" w:hanging="360"/>
-      </w:pPr>
-    </w:lvl>
-    <w:lvl w:ilvl="7" w:tplc="C41032DE">
-      <w:start w:val="1"/>
-      <w:numFmt w:val="bullet"/>
-      <w:lvlText w:val="●"/>
-      <w:lvlJc w:val="left"/>
-      <w:pPr>
-        <w:ind w:left="5760" w:hanging="360"/>
-      </w:pPr>
-    </w:lvl>
-    <w:lvl w:ilvl="8" w:tplc="BC6274CA">
-      <w:start w:val="1"/>
-      <w:numFmt w:val="bullet"/>
-      <w:lvlText w:val="●"/>
-      <w:lvlJc w:val="left"/>
-      <w:pPr>
-        <w:ind w:left="6480" w:hanging="360"/>
-      </w:pPr>
-    </w:lvl>
-  </w:abstractNum>
-  <w:num w:numId="1" w16cid:durableId="1816872456">
-    <w:abstractNumId w:val="1"/>
+  <w:num w:numId="1" w16cid:durableId="1282110548">
+    <w:abstractNumId w:val="0"/>
     <w:lvlOverride w:ilvl="0">
       <w:startOverride w:val="1"/>
     </w:lvlOverride>
   </w:num>
-  <w:num w:numId="2" w16cid:durableId="1245725812">
-    <w:abstractNumId w:val="0"/>
+  <w:num w:numId="2" w16cid:durableId="1309822999">
+    <w:abstractNumId w:val="1"/>
     <w:lvlOverride w:ilvl="0">
       <w:startOverride w:val="1"/>
     </w:lvlOverride>
@@ -17690,6 +20715,7 @@
   <w:style w:type="character" w:default="1" w:styleId="Fuentedeprrafopredeter">
     <w:name w:val="Default Paragraph Font"/>
     <w:uiPriority w:val="1"/>
+    <w:semiHidden/>
     <w:unhideWhenUsed/>
   </w:style>
   <w:style w:type="table" w:default="1" w:styleId="Tablanormal">
@@ -17722,8 +20748,8 @@
       <w:szCs w:val="56"/>
     </w:rPr>
   </w:style>
-  <w:style w:type="paragraph" w:customStyle="1" w:styleId="Fuerte1">
-    <w:name w:val="Fuerte1"/>
+  <w:style w:type="paragraph" w:customStyle="1" w:styleId="Textoennegrita1">
+    <w:name w:val="Texto en negrita1"/>
     <w:qFormat/>
     <w:rPr>
       <w:b/>
@@ -17812,7 +20838,7 @@
     <w:autoRedefine/>
     <w:uiPriority w:val="39"/>
     <w:unhideWhenUsed/>
-    <w:rsid w:val="00025F29"/>
+    <w:rsid w:val="003D326A"/>
     <w:pPr>
       <w:spacing w:after="100"/>
     </w:pPr>
@@ -17824,7 +20850,7 @@
     <w:autoRedefine/>
     <w:uiPriority w:val="39"/>
     <w:unhideWhenUsed/>
-    <w:rsid w:val="00025F29"/>
+    <w:rsid w:val="003D326A"/>
     <w:pPr>
       <w:spacing w:after="100"/>
       <w:ind w:left="240"/>
@@ -17837,7 +20863,7 @@
     <w:autoRedefine/>
     <w:uiPriority w:val="39"/>
     <w:unhideWhenUsed/>
-    <w:rsid w:val="00025F29"/>
+    <w:rsid w:val="003D326A"/>
     <w:pPr>
       <w:spacing w:after="100"/>
       <w:ind w:left="480"/>
@@ -17849,7 +20875,7 @@
     <w:uiPriority w:val="99"/>
     <w:semiHidden/>
     <w:unhideWhenUsed/>
-    <w:rsid w:val="004B1057"/>
+    <w:rsid w:val="00421643"/>
     <w:rPr>
       <w:color w:val="605E5C"/>
       <w:shd w:val="clear" w:color="auto" w:fill="E1DFDD"/>
@@ -17861,7 +20887,7 @@
     <w:uiPriority w:val="99"/>
     <w:semiHidden/>
     <w:unhideWhenUsed/>
-    <w:rsid w:val="004B1057"/>
+    <w:rsid w:val="00CA6F95"/>
     <w:rPr>
       <w:color w:val="96607D" w:themeColor="followedHyperlink"/>
       <w:u w:val="single"/>
@@ -18076,6 +21102,13 @@
         </a:gradFill>
       </a:fillStyleLst>
       <a:lnStyleLst>
+        <a:ln w="6350" cap="flat" cmpd="sng" algn="ctr">
+          <a:solidFill>
+            <a:schemeClr val="phClr"/>
+          </a:solidFill>
+          <a:prstDash val="solid"/>
+          <a:miter lim="800000"/>
+        </a:ln>
         <a:ln w="12700" cap="flat" cmpd="sng" algn="ctr">
           <a:solidFill>
             <a:schemeClr val="phClr"/>
@@ -18084,13 +21117,6 @@
           <a:miter lim="800000"/>
         </a:ln>
         <a:ln w="19050" cap="flat" cmpd="sng" algn="ctr">
-          <a:solidFill>
-            <a:schemeClr val="phClr"/>
-          </a:solidFill>
-          <a:prstDash val="solid"/>
-          <a:miter lim="800000"/>
-        </a:ln>
-        <a:ln w="25400" cap="flat" cmpd="sng" algn="ctr">
           <a:solidFill>
             <a:schemeClr val="phClr"/>
           </a:solidFill>
@@ -18155,27 +21181,7 @@
       </a:bgFillStyleLst>
     </a:fmtScheme>
   </a:themeElements>
-  <a:objectDefaults>
-    <a:lnDef>
-      <a:spPr/>
-      <a:bodyPr/>
-      <a:lstStyle/>
-      <a:style>
-        <a:lnRef idx="2">
-          <a:schemeClr val="accent1"/>
-        </a:lnRef>
-        <a:fillRef idx="0">
-          <a:schemeClr val="accent1"/>
-        </a:fillRef>
-        <a:effectRef idx="1">
-          <a:schemeClr val="accent1"/>
-        </a:effectRef>
-        <a:fontRef idx="minor">
-          <a:schemeClr val="tx1"/>
-        </a:fontRef>
-      </a:style>
-    </a:lnDef>
-  </a:objectDefaults>
+  <a:objectDefaults/>
   <a:extraClrSchemeLst/>
   <a:extLst>
     <a:ext uri="{05A4C25C-085E-4340-85A3-A5531E510DB2}">
